--- a/AlgorithmsC++Level4.docx
+++ b/AlgorithmsC++Level4.docx
@@ -4,12 +4,5727 @@
   <w:body>
     <w:p>
       <w:r>
-        <w:t xml:space="preserve">#1/4 Number To Text </w:t>
+        <w:t xml:space="preserve">#1/4 Number </w:t>
+      </w:r>
+      <w:proofErr w:type="gramStart"/>
+      <w:r>
+        <w:t>To</w:t>
+      </w:r>
+      <w:proofErr w:type="gramEnd"/>
+      <w:r>
+        <w:t xml:space="preserve"> Text </w:t>
+      </w:r>
+    </w:p>
+    <w:p>
+      <w:pPr>
+        <w:rPr>
+          <w:b/>
+          <w:bCs/>
+          <w:sz w:val="28"/>
+          <w:szCs w:val="28"/>
+        </w:rPr>
+      </w:pPr>
+      <w:r>
+        <w:rPr>
+          <w:rFonts w:ascii="Calibri" w:hAnsi="Calibri" w:cs="Calibri"/>
+          <w:b/>
+          <w:bCs/>
+          <w:sz w:val="28"/>
+          <w:szCs w:val="28"/>
+        </w:rPr>
+        <w:t xml:space="preserve"> </w:t>
+      </w:r>
+      <w:r>
+        <w:rPr>
+          <w:b/>
+          <w:bCs/>
+          <w:sz w:val="28"/>
+          <w:szCs w:val="28"/>
+        </w:rPr>
+        <w:t xml:space="preserve"> Step-by-step thinking process</w:t>
+      </w:r>
+      <w:r>
+        <w:rPr>
+          <w:b/>
+          <w:bCs/>
+          <w:sz w:val="28"/>
+          <w:szCs w:val="28"/>
+        </w:rPr>
+        <w:t>:</w:t>
+      </w:r>
+    </w:p>
+    <w:p>
+      <w:pPr>
+        <w:shd w:val="clear" w:color="auto" w:fill="1E1E1E"/>
+        <w:spacing w:after="0" w:line="285" w:lineRule="atLeast"/>
+        <w:rPr>
+          <w:rFonts w:ascii="Consolas" w:eastAsia="Times New Roman" w:hAnsi="Consolas" w:cs="Times New Roman"/>
+          <w:color w:val="D4D4D4"/>
+          <w:sz w:val="21"/>
+          <w:szCs w:val="21"/>
+        </w:rPr>
+      </w:pPr>
+      <w:r>
+        <w:rPr>
+          <w:rFonts w:ascii="Consolas" w:eastAsia="Times New Roman" w:hAnsi="Consolas" w:cs="Times New Roman"/>
+          <w:color w:val="569CD6"/>
+          <w:sz w:val="21"/>
+          <w:szCs w:val="21"/>
+        </w:rPr>
+        <w:t xml:space="preserve">#include </w:t>
+      </w:r>
+      <w:r>
+        <w:rPr>
+          <w:rFonts w:ascii="Consolas" w:eastAsia="Times New Roman" w:hAnsi="Consolas" w:cs="Times New Roman"/>
+          <w:color w:val="CE9178"/>
+          <w:sz w:val="21"/>
+          <w:szCs w:val="21"/>
+        </w:rPr>
+        <w:t>&lt;</w:t>
+      </w:r>
+      <w:proofErr w:type="spellStart"/>
+      <w:r>
+        <w:rPr>
+          <w:rFonts w:ascii="Consolas" w:eastAsia="Times New Roman" w:hAnsi="Consolas" w:cs="Times New Roman"/>
+          <w:color w:val="CE9178"/>
+          <w:sz w:val="21"/>
+          <w:szCs w:val="21"/>
+        </w:rPr>
+        <w:t>iostream</w:t>
+      </w:r>
+      <w:proofErr w:type="spellEnd"/>
+      <w:r>
+        <w:rPr>
+          <w:rFonts w:ascii="Consolas" w:eastAsia="Times New Roman" w:hAnsi="Consolas" w:cs="Times New Roman"/>
+          <w:color w:val="CE9178"/>
+          <w:sz w:val="21"/>
+          <w:szCs w:val="21"/>
+        </w:rPr>
+        <w:t>&gt;</w:t>
+      </w:r>
+    </w:p>
+    <w:p>
+      <w:pPr>
+        <w:shd w:val="clear" w:color="auto" w:fill="1E1E1E"/>
+        <w:spacing w:after="0" w:line="285" w:lineRule="atLeast"/>
+        <w:rPr>
+          <w:rFonts w:ascii="Consolas" w:eastAsia="Times New Roman" w:hAnsi="Consolas" w:cs="Times New Roman"/>
+          <w:color w:val="D4D4D4"/>
+          <w:sz w:val="21"/>
+          <w:szCs w:val="21"/>
+        </w:rPr>
+      </w:pPr>
+      <w:r>
+        <w:rPr>
+          <w:rFonts w:ascii="Consolas" w:eastAsia="Times New Roman" w:hAnsi="Consolas" w:cs="Times New Roman"/>
+          <w:color w:val="569CD6"/>
+          <w:sz w:val="21"/>
+          <w:szCs w:val="21"/>
+        </w:rPr>
+        <w:t xml:space="preserve">#include </w:t>
+      </w:r>
+      <w:r>
+        <w:rPr>
+          <w:rFonts w:ascii="Consolas" w:eastAsia="Times New Roman" w:hAnsi="Consolas" w:cs="Times New Roman"/>
+          <w:color w:val="CE9178"/>
+          <w:sz w:val="21"/>
+          <w:szCs w:val="21"/>
+        </w:rPr>
+        <w:t>&lt;string&gt;</w:t>
+      </w:r>
+    </w:p>
+    <w:p>
+      <w:pPr>
+        <w:shd w:val="clear" w:color="auto" w:fill="1E1E1E"/>
+        <w:spacing w:after="0" w:line="285" w:lineRule="atLeast"/>
+        <w:rPr>
+          <w:rFonts w:ascii="Consolas" w:eastAsia="Times New Roman" w:hAnsi="Consolas" w:cs="Times New Roman"/>
+          <w:color w:val="D4D4D4"/>
+          <w:sz w:val="21"/>
+          <w:szCs w:val="21"/>
+        </w:rPr>
+      </w:pPr>
+    </w:p>
+    <w:p>
+      <w:pPr>
+        <w:shd w:val="clear" w:color="auto" w:fill="1E1E1E"/>
+        <w:spacing w:after="0" w:line="285" w:lineRule="atLeast"/>
+        <w:rPr>
+          <w:rFonts w:ascii="Consolas" w:eastAsia="Times New Roman" w:hAnsi="Consolas" w:cs="Times New Roman"/>
+          <w:color w:val="D4D4D4"/>
+          <w:sz w:val="21"/>
+          <w:szCs w:val="21"/>
+        </w:rPr>
+      </w:pPr>
+      <w:r>
+        <w:rPr>
+          <w:rFonts w:ascii="Consolas" w:eastAsia="Times New Roman" w:hAnsi="Consolas" w:cs="Times New Roman"/>
+          <w:color w:val="569CD6"/>
+          <w:sz w:val="21"/>
+          <w:szCs w:val="21"/>
+        </w:rPr>
+        <w:t>using</w:t>
+      </w:r>
+      <w:r>
+        <w:rPr>
+          <w:rFonts w:ascii="Consolas" w:eastAsia="Times New Roman" w:hAnsi="Consolas" w:cs="Times New Roman"/>
+          <w:color w:val="D4D4D4"/>
+          <w:sz w:val="21"/>
+          <w:szCs w:val="21"/>
+        </w:rPr>
+        <w:t xml:space="preserve"> </w:t>
+      </w:r>
+      <w:r>
+        <w:rPr>
+          <w:rFonts w:ascii="Consolas" w:eastAsia="Times New Roman" w:hAnsi="Consolas" w:cs="Times New Roman"/>
+          <w:color w:val="569CD6"/>
+          <w:sz w:val="21"/>
+          <w:szCs w:val="21"/>
+        </w:rPr>
+        <w:t>namespace</w:t>
+      </w:r>
+      <w:r>
+        <w:rPr>
+          <w:rFonts w:ascii="Consolas" w:eastAsia="Times New Roman" w:hAnsi="Consolas" w:cs="Times New Roman"/>
+          <w:color w:val="D4D4D4"/>
+          <w:sz w:val="21"/>
+          <w:szCs w:val="21"/>
+        </w:rPr>
+        <w:t xml:space="preserve"> </w:t>
+      </w:r>
+      <w:proofErr w:type="spellStart"/>
+      <w:r>
+        <w:rPr>
+          <w:rFonts w:ascii="Consolas" w:eastAsia="Times New Roman" w:hAnsi="Consolas" w:cs="Times New Roman"/>
+          <w:color w:val="D4D4D4"/>
+          <w:sz w:val="21"/>
+          <w:szCs w:val="21"/>
+        </w:rPr>
+        <w:t>std</w:t>
+      </w:r>
+      <w:proofErr w:type="spellEnd"/>
+      <w:r>
+        <w:rPr>
+          <w:rFonts w:ascii="Consolas" w:eastAsia="Times New Roman" w:hAnsi="Consolas" w:cs="Times New Roman"/>
+          <w:color w:val="D4D4D4"/>
+          <w:sz w:val="21"/>
+          <w:szCs w:val="21"/>
+        </w:rPr>
+        <w:t>;</w:t>
+      </w:r>
+    </w:p>
+    <w:p>
+      <w:pPr>
+        <w:shd w:val="clear" w:color="auto" w:fill="1E1E1E"/>
+        <w:spacing w:after="0" w:line="285" w:lineRule="atLeast"/>
+        <w:rPr>
+          <w:rFonts w:ascii="Consolas" w:eastAsia="Times New Roman" w:hAnsi="Consolas" w:cs="Times New Roman"/>
+          <w:color w:val="D4D4D4"/>
+          <w:sz w:val="21"/>
+          <w:szCs w:val="21"/>
+        </w:rPr>
+      </w:pPr>
+    </w:p>
+    <w:p>
+      <w:pPr>
+        <w:shd w:val="clear" w:color="auto" w:fill="1E1E1E"/>
+        <w:spacing w:after="0" w:line="285" w:lineRule="atLeast"/>
+        <w:rPr>
+          <w:rFonts w:ascii="Consolas" w:eastAsia="Times New Roman" w:hAnsi="Consolas" w:cs="Times New Roman"/>
+          <w:color w:val="D4D4D4"/>
+          <w:sz w:val="21"/>
+          <w:szCs w:val="21"/>
+        </w:rPr>
+      </w:pPr>
+      <w:r>
+        <w:rPr>
+          <w:rFonts w:ascii="Consolas" w:eastAsia="Times New Roman" w:hAnsi="Consolas" w:cs="Times New Roman"/>
+          <w:color w:val="569CD6"/>
+          <w:sz w:val="21"/>
+          <w:szCs w:val="21"/>
+        </w:rPr>
+        <w:t>long</w:t>
+      </w:r>
+      <w:r>
+        <w:rPr>
+          <w:rFonts w:ascii="Consolas" w:eastAsia="Times New Roman" w:hAnsi="Consolas" w:cs="Times New Roman"/>
+          <w:color w:val="D4D4D4"/>
+          <w:sz w:val="21"/>
+          <w:szCs w:val="21"/>
+        </w:rPr>
+        <w:t xml:space="preserve"> </w:t>
+      </w:r>
+      <w:proofErr w:type="spellStart"/>
+      <w:proofErr w:type="gramStart"/>
+      <w:r>
+        <w:rPr>
+          <w:rFonts w:ascii="Consolas" w:eastAsia="Times New Roman" w:hAnsi="Consolas" w:cs="Times New Roman"/>
+          <w:color w:val="D4D4D4"/>
+          <w:sz w:val="21"/>
+          <w:szCs w:val="21"/>
+        </w:rPr>
+        <w:t>ReadNumber</w:t>
+      </w:r>
+      <w:proofErr w:type="spellEnd"/>
+      <w:r>
+        <w:rPr>
+          <w:rFonts w:ascii="Consolas" w:eastAsia="Times New Roman" w:hAnsi="Consolas" w:cs="Times New Roman"/>
+          <w:color w:val="D4D4D4"/>
+          <w:sz w:val="21"/>
+          <w:szCs w:val="21"/>
+        </w:rPr>
+        <w:t>(</w:t>
+      </w:r>
+      <w:proofErr w:type="gramEnd"/>
+      <w:r>
+        <w:rPr>
+          <w:rFonts w:ascii="Consolas" w:eastAsia="Times New Roman" w:hAnsi="Consolas" w:cs="Times New Roman"/>
+          <w:color w:val="D4D4D4"/>
+          <w:sz w:val="21"/>
+          <w:szCs w:val="21"/>
+        </w:rPr>
+        <w:t>)</w:t>
+      </w:r>
+    </w:p>
+    <w:p>
+      <w:pPr>
+        <w:shd w:val="clear" w:color="auto" w:fill="1E1E1E"/>
+        <w:spacing w:after="0" w:line="285" w:lineRule="atLeast"/>
+        <w:rPr>
+          <w:rFonts w:ascii="Consolas" w:eastAsia="Times New Roman" w:hAnsi="Consolas" w:cs="Times New Roman"/>
+          <w:color w:val="D4D4D4"/>
+          <w:sz w:val="21"/>
+          <w:szCs w:val="21"/>
+        </w:rPr>
+      </w:pPr>
+      <w:r>
+        <w:rPr>
+          <w:rFonts w:ascii="Consolas" w:eastAsia="Times New Roman" w:hAnsi="Consolas" w:cs="Times New Roman"/>
+          <w:color w:val="D4D4D4"/>
+          <w:sz w:val="21"/>
+          <w:szCs w:val="21"/>
+        </w:rPr>
+        <w:t>{</w:t>
+      </w:r>
+    </w:p>
+    <w:p>
+      <w:pPr>
+        <w:shd w:val="clear" w:color="auto" w:fill="1E1E1E"/>
+        <w:spacing w:after="0" w:line="285" w:lineRule="atLeast"/>
+        <w:rPr>
+          <w:rFonts w:ascii="Consolas" w:eastAsia="Times New Roman" w:hAnsi="Consolas" w:cs="Times New Roman"/>
+          <w:color w:val="D4D4D4"/>
+          <w:sz w:val="21"/>
+          <w:szCs w:val="21"/>
+        </w:rPr>
+      </w:pPr>
+      <w:r>
+        <w:rPr>
+          <w:rFonts w:ascii="Consolas" w:eastAsia="Times New Roman" w:hAnsi="Consolas" w:cs="Times New Roman"/>
+          <w:color w:val="D4D4D4"/>
+          <w:sz w:val="21"/>
+          <w:szCs w:val="21"/>
+        </w:rPr>
+        <w:t xml:space="preserve">    </w:t>
+      </w:r>
+      <w:r>
+        <w:rPr>
+          <w:rFonts w:ascii="Consolas" w:eastAsia="Times New Roman" w:hAnsi="Consolas" w:cs="Times New Roman"/>
+          <w:color w:val="569CD6"/>
+          <w:sz w:val="21"/>
+          <w:szCs w:val="21"/>
+        </w:rPr>
+        <w:t>long</w:t>
+      </w:r>
+      <w:r>
+        <w:rPr>
+          <w:rFonts w:ascii="Consolas" w:eastAsia="Times New Roman" w:hAnsi="Consolas" w:cs="Times New Roman"/>
+          <w:color w:val="D4D4D4"/>
+          <w:sz w:val="21"/>
+          <w:szCs w:val="21"/>
+        </w:rPr>
+        <w:t xml:space="preserve"> n;</w:t>
+      </w:r>
+    </w:p>
+    <w:p>
+      <w:pPr>
+        <w:shd w:val="clear" w:color="auto" w:fill="1E1E1E"/>
+        <w:spacing w:after="0" w:line="285" w:lineRule="atLeast"/>
+        <w:rPr>
+          <w:rFonts w:ascii="Consolas" w:eastAsia="Times New Roman" w:hAnsi="Consolas" w:cs="Times New Roman"/>
+          <w:color w:val="D4D4D4"/>
+          <w:sz w:val="21"/>
+          <w:szCs w:val="21"/>
+        </w:rPr>
+      </w:pPr>
+      <w:r>
+        <w:rPr>
+          <w:rFonts w:ascii="Consolas" w:eastAsia="Times New Roman" w:hAnsi="Consolas" w:cs="Times New Roman"/>
+          <w:color w:val="D4D4D4"/>
+          <w:sz w:val="21"/>
+          <w:szCs w:val="21"/>
+        </w:rPr>
+        <w:t xml:space="preserve">    </w:t>
+      </w:r>
+      <w:proofErr w:type="spellStart"/>
+      <w:r>
+        <w:rPr>
+          <w:rFonts w:ascii="Consolas" w:eastAsia="Times New Roman" w:hAnsi="Consolas" w:cs="Times New Roman"/>
+          <w:color w:val="D4D4D4"/>
+          <w:sz w:val="21"/>
+          <w:szCs w:val="21"/>
+        </w:rPr>
+        <w:t>cout</w:t>
+      </w:r>
+      <w:proofErr w:type="spellEnd"/>
+      <w:r>
+        <w:rPr>
+          <w:rFonts w:ascii="Consolas" w:eastAsia="Times New Roman" w:hAnsi="Consolas" w:cs="Times New Roman"/>
+          <w:color w:val="D4D4D4"/>
+          <w:sz w:val="21"/>
+          <w:szCs w:val="21"/>
+        </w:rPr>
+        <w:t xml:space="preserve"> &lt;&lt; </w:t>
+      </w:r>
+      <w:r>
+        <w:rPr>
+          <w:rFonts w:ascii="Consolas" w:eastAsia="Times New Roman" w:hAnsi="Consolas" w:cs="Times New Roman"/>
+          <w:color w:val="CE9178"/>
+          <w:sz w:val="21"/>
+          <w:szCs w:val="21"/>
+        </w:rPr>
+        <w:t xml:space="preserve">"Enter </w:t>
+      </w:r>
+      <w:proofErr w:type="gramStart"/>
+      <w:r>
+        <w:rPr>
+          <w:rFonts w:ascii="Consolas" w:eastAsia="Times New Roman" w:hAnsi="Consolas" w:cs="Times New Roman"/>
+          <w:color w:val="CE9178"/>
+          <w:sz w:val="21"/>
+          <w:szCs w:val="21"/>
+        </w:rPr>
+        <w:t>a  number</w:t>
+      </w:r>
+      <w:proofErr w:type="gramEnd"/>
+      <w:r>
+        <w:rPr>
+          <w:rFonts w:ascii="Consolas" w:eastAsia="Times New Roman" w:hAnsi="Consolas" w:cs="Times New Roman"/>
+          <w:color w:val="CE9178"/>
+          <w:sz w:val="21"/>
+          <w:szCs w:val="21"/>
+        </w:rPr>
+        <w:t xml:space="preserve"> ?"</w:t>
+      </w:r>
+      <w:r>
+        <w:rPr>
+          <w:rFonts w:ascii="Consolas" w:eastAsia="Times New Roman" w:hAnsi="Consolas" w:cs="Times New Roman"/>
+          <w:color w:val="D4D4D4"/>
+          <w:sz w:val="21"/>
+          <w:szCs w:val="21"/>
+        </w:rPr>
+        <w:t>;</w:t>
+      </w:r>
+    </w:p>
+    <w:p>
+      <w:pPr>
+        <w:shd w:val="clear" w:color="auto" w:fill="1E1E1E"/>
+        <w:spacing w:after="0" w:line="285" w:lineRule="atLeast"/>
+        <w:rPr>
+          <w:rFonts w:ascii="Consolas" w:eastAsia="Times New Roman" w:hAnsi="Consolas" w:cs="Times New Roman"/>
+          <w:color w:val="D4D4D4"/>
+          <w:sz w:val="21"/>
+          <w:szCs w:val="21"/>
+        </w:rPr>
+      </w:pPr>
+      <w:r>
+        <w:rPr>
+          <w:rFonts w:ascii="Consolas" w:eastAsia="Times New Roman" w:hAnsi="Consolas" w:cs="Times New Roman"/>
+          <w:color w:val="D4D4D4"/>
+          <w:sz w:val="21"/>
+          <w:szCs w:val="21"/>
+        </w:rPr>
+        <w:t xml:space="preserve">    </w:t>
+      </w:r>
+      <w:proofErr w:type="spellStart"/>
+      <w:r>
+        <w:rPr>
+          <w:rFonts w:ascii="Consolas" w:eastAsia="Times New Roman" w:hAnsi="Consolas" w:cs="Times New Roman"/>
+          <w:color w:val="D4D4D4"/>
+          <w:sz w:val="21"/>
+          <w:szCs w:val="21"/>
+        </w:rPr>
+        <w:t>cin</w:t>
+      </w:r>
+      <w:proofErr w:type="spellEnd"/>
+      <w:r>
+        <w:rPr>
+          <w:rFonts w:ascii="Consolas" w:eastAsia="Times New Roman" w:hAnsi="Consolas" w:cs="Times New Roman"/>
+          <w:color w:val="D4D4D4"/>
+          <w:sz w:val="21"/>
+          <w:szCs w:val="21"/>
+        </w:rPr>
+        <w:t xml:space="preserve"> &gt;&gt; n;</w:t>
+      </w:r>
+    </w:p>
+    <w:p>
+      <w:pPr>
+        <w:shd w:val="clear" w:color="auto" w:fill="1E1E1E"/>
+        <w:spacing w:after="0" w:line="285" w:lineRule="atLeast"/>
+        <w:rPr>
+          <w:rFonts w:ascii="Consolas" w:eastAsia="Times New Roman" w:hAnsi="Consolas" w:cs="Times New Roman"/>
+          <w:color w:val="D4D4D4"/>
+          <w:sz w:val="21"/>
+          <w:szCs w:val="21"/>
+        </w:rPr>
+      </w:pPr>
+      <w:r>
+        <w:rPr>
+          <w:rFonts w:ascii="Consolas" w:eastAsia="Times New Roman" w:hAnsi="Consolas" w:cs="Times New Roman"/>
+          <w:color w:val="D4D4D4"/>
+          <w:sz w:val="21"/>
+          <w:szCs w:val="21"/>
+        </w:rPr>
+        <w:t xml:space="preserve">    </w:t>
+      </w:r>
+      <w:proofErr w:type="spellStart"/>
+      <w:proofErr w:type="gramStart"/>
+      <w:r>
+        <w:rPr>
+          <w:rFonts w:ascii="Consolas" w:eastAsia="Times New Roman" w:hAnsi="Consolas" w:cs="Times New Roman"/>
+          <w:color w:val="D4D4D4"/>
+          <w:sz w:val="21"/>
+          <w:szCs w:val="21"/>
+        </w:rPr>
+        <w:t>cin.ignore</w:t>
+      </w:r>
+      <w:proofErr w:type="spellEnd"/>
+      <w:proofErr w:type="gramEnd"/>
+      <w:r>
+        <w:rPr>
+          <w:rFonts w:ascii="Consolas" w:eastAsia="Times New Roman" w:hAnsi="Consolas" w:cs="Times New Roman"/>
+          <w:color w:val="D4D4D4"/>
+          <w:sz w:val="21"/>
+          <w:szCs w:val="21"/>
+        </w:rPr>
+        <w:t>();</w:t>
+      </w:r>
+    </w:p>
+    <w:p>
+      <w:pPr>
+        <w:shd w:val="clear" w:color="auto" w:fill="1E1E1E"/>
+        <w:spacing w:after="0" w:line="285" w:lineRule="atLeast"/>
+        <w:rPr>
+          <w:rFonts w:ascii="Consolas" w:eastAsia="Times New Roman" w:hAnsi="Consolas" w:cs="Times New Roman"/>
+          <w:color w:val="D4D4D4"/>
+          <w:sz w:val="21"/>
+          <w:szCs w:val="21"/>
+        </w:rPr>
+      </w:pPr>
+      <w:r>
+        <w:rPr>
+          <w:rFonts w:ascii="Consolas" w:eastAsia="Times New Roman" w:hAnsi="Consolas" w:cs="Times New Roman"/>
+          <w:color w:val="D4D4D4"/>
+          <w:sz w:val="21"/>
+          <w:szCs w:val="21"/>
+        </w:rPr>
+        <w:t xml:space="preserve">    </w:t>
+      </w:r>
+      <w:r>
+        <w:rPr>
+          <w:rFonts w:ascii="Consolas" w:eastAsia="Times New Roman" w:hAnsi="Consolas" w:cs="Times New Roman"/>
+          <w:color w:val="569CD6"/>
+          <w:sz w:val="21"/>
+          <w:szCs w:val="21"/>
+        </w:rPr>
+        <w:t>return</w:t>
+      </w:r>
+      <w:r>
+        <w:rPr>
+          <w:rFonts w:ascii="Consolas" w:eastAsia="Times New Roman" w:hAnsi="Consolas" w:cs="Times New Roman"/>
+          <w:color w:val="D4D4D4"/>
+          <w:sz w:val="21"/>
+          <w:szCs w:val="21"/>
+        </w:rPr>
+        <w:t xml:space="preserve"> n;</w:t>
+      </w:r>
+    </w:p>
+    <w:p>
+      <w:pPr>
+        <w:shd w:val="clear" w:color="auto" w:fill="1E1E1E"/>
+        <w:spacing w:after="0" w:line="285" w:lineRule="atLeast"/>
+        <w:rPr>
+          <w:rFonts w:ascii="Consolas" w:eastAsia="Times New Roman" w:hAnsi="Consolas" w:cs="Times New Roman"/>
+          <w:color w:val="D4D4D4"/>
+          <w:sz w:val="21"/>
+          <w:szCs w:val="21"/>
+        </w:rPr>
+      </w:pPr>
+      <w:r>
+        <w:rPr>
+          <w:rFonts w:ascii="Consolas" w:eastAsia="Times New Roman" w:hAnsi="Consolas" w:cs="Times New Roman"/>
+          <w:color w:val="D4D4D4"/>
+          <w:sz w:val="21"/>
+          <w:szCs w:val="21"/>
+        </w:rPr>
+        <w:t>}</w:t>
+      </w:r>
+    </w:p>
+    <w:p>
+      <w:pPr>
+        <w:shd w:val="clear" w:color="auto" w:fill="1E1E1E"/>
+        <w:spacing w:after="0" w:line="285" w:lineRule="atLeast"/>
+        <w:rPr>
+          <w:rFonts w:ascii="Consolas" w:eastAsia="Times New Roman" w:hAnsi="Consolas" w:cs="Times New Roman"/>
+          <w:color w:val="D4D4D4"/>
+          <w:sz w:val="21"/>
+          <w:szCs w:val="21"/>
+        </w:rPr>
+      </w:pPr>
+      <w:r>
+        <w:rPr>
+          <w:rFonts w:ascii="Consolas" w:eastAsia="Times New Roman" w:hAnsi="Consolas" w:cs="Times New Roman"/>
+          <w:color w:val="D4D4D4"/>
+          <w:sz w:val="21"/>
+          <w:szCs w:val="21"/>
+        </w:rPr>
+        <w:t xml:space="preserve">string </w:t>
+      </w:r>
+      <w:proofErr w:type="spellStart"/>
+      <w:proofErr w:type="gramStart"/>
+      <w:r>
+        <w:rPr>
+          <w:rFonts w:ascii="Consolas" w:eastAsia="Times New Roman" w:hAnsi="Consolas" w:cs="Times New Roman"/>
+          <w:color w:val="D4D4D4"/>
+          <w:sz w:val="21"/>
+          <w:szCs w:val="21"/>
+        </w:rPr>
+        <w:t>ConvertNumberToText</w:t>
+      </w:r>
+      <w:proofErr w:type="spellEnd"/>
+      <w:r>
+        <w:rPr>
+          <w:rFonts w:ascii="Consolas" w:eastAsia="Times New Roman" w:hAnsi="Consolas" w:cs="Times New Roman"/>
+          <w:color w:val="D4D4D4"/>
+          <w:sz w:val="21"/>
+          <w:szCs w:val="21"/>
+        </w:rPr>
+        <w:t>(</w:t>
+      </w:r>
+      <w:proofErr w:type="gramEnd"/>
+      <w:r>
+        <w:rPr>
+          <w:rFonts w:ascii="Consolas" w:eastAsia="Times New Roman" w:hAnsi="Consolas" w:cs="Times New Roman"/>
+          <w:color w:val="569CD6"/>
+          <w:sz w:val="21"/>
+          <w:szCs w:val="21"/>
+        </w:rPr>
+        <w:t>long</w:t>
+      </w:r>
+      <w:r>
+        <w:rPr>
+          <w:rFonts w:ascii="Consolas" w:eastAsia="Times New Roman" w:hAnsi="Consolas" w:cs="Times New Roman"/>
+          <w:color w:val="D4D4D4"/>
+          <w:sz w:val="21"/>
+          <w:szCs w:val="21"/>
+        </w:rPr>
+        <w:t xml:space="preserve"> n)</w:t>
+      </w:r>
+    </w:p>
+    <w:p>
+      <w:pPr>
+        <w:shd w:val="clear" w:color="auto" w:fill="1E1E1E"/>
+        <w:spacing w:after="0" w:line="285" w:lineRule="atLeast"/>
+        <w:rPr>
+          <w:rFonts w:ascii="Consolas" w:eastAsia="Times New Roman" w:hAnsi="Consolas" w:cs="Times New Roman"/>
+          <w:color w:val="D4D4D4"/>
+          <w:sz w:val="21"/>
+          <w:szCs w:val="21"/>
+        </w:rPr>
+      </w:pPr>
+      <w:r>
+        <w:rPr>
+          <w:rFonts w:ascii="Consolas" w:eastAsia="Times New Roman" w:hAnsi="Consolas" w:cs="Times New Roman"/>
+          <w:color w:val="D4D4D4"/>
+          <w:sz w:val="21"/>
+          <w:szCs w:val="21"/>
+        </w:rPr>
+        <w:t>{</w:t>
+      </w:r>
+    </w:p>
+    <w:p>
+      <w:pPr>
+        <w:shd w:val="clear" w:color="auto" w:fill="1E1E1E"/>
+        <w:spacing w:after="0" w:line="285" w:lineRule="atLeast"/>
+        <w:rPr>
+          <w:rFonts w:ascii="Consolas" w:eastAsia="Times New Roman" w:hAnsi="Consolas" w:cs="Times New Roman"/>
+          <w:color w:val="D4D4D4"/>
+          <w:sz w:val="21"/>
+          <w:szCs w:val="21"/>
+        </w:rPr>
+      </w:pPr>
+      <w:r>
+        <w:rPr>
+          <w:rFonts w:ascii="Consolas" w:eastAsia="Times New Roman" w:hAnsi="Consolas" w:cs="Times New Roman"/>
+          <w:color w:val="D4D4D4"/>
+          <w:sz w:val="21"/>
+          <w:szCs w:val="21"/>
+        </w:rPr>
+        <w:t xml:space="preserve">    </w:t>
+      </w:r>
+      <w:r>
+        <w:rPr>
+          <w:rFonts w:ascii="Consolas" w:eastAsia="Times New Roman" w:hAnsi="Consolas" w:cs="Times New Roman"/>
+          <w:color w:val="569CD6"/>
+          <w:sz w:val="21"/>
+          <w:szCs w:val="21"/>
+        </w:rPr>
+        <w:t>if</w:t>
+      </w:r>
+      <w:r>
+        <w:rPr>
+          <w:rFonts w:ascii="Consolas" w:eastAsia="Times New Roman" w:hAnsi="Consolas" w:cs="Times New Roman"/>
+          <w:color w:val="D4D4D4"/>
+          <w:sz w:val="21"/>
+          <w:szCs w:val="21"/>
+        </w:rPr>
+        <w:t xml:space="preserve"> (n == </w:t>
+      </w:r>
+      <w:r>
+        <w:rPr>
+          <w:rFonts w:ascii="Consolas" w:eastAsia="Times New Roman" w:hAnsi="Consolas" w:cs="Times New Roman"/>
+          <w:color w:val="B5CEA8"/>
+          <w:sz w:val="21"/>
+          <w:szCs w:val="21"/>
+        </w:rPr>
+        <w:t>0</w:t>
+      </w:r>
+      <w:r>
+        <w:rPr>
+          <w:rFonts w:ascii="Consolas" w:eastAsia="Times New Roman" w:hAnsi="Consolas" w:cs="Times New Roman"/>
+          <w:color w:val="D4D4D4"/>
+          <w:sz w:val="21"/>
+          <w:szCs w:val="21"/>
+        </w:rPr>
+        <w:t>)</w:t>
+      </w:r>
+    </w:p>
+    <w:p>
+      <w:pPr>
+        <w:shd w:val="clear" w:color="auto" w:fill="1E1E1E"/>
+        <w:spacing w:after="0" w:line="285" w:lineRule="atLeast"/>
+        <w:rPr>
+          <w:rFonts w:ascii="Consolas" w:eastAsia="Times New Roman" w:hAnsi="Consolas" w:cs="Times New Roman"/>
+          <w:color w:val="D4D4D4"/>
+          <w:sz w:val="21"/>
+          <w:szCs w:val="21"/>
+        </w:rPr>
+      </w:pPr>
+      <w:r>
+        <w:rPr>
+          <w:rFonts w:ascii="Consolas" w:eastAsia="Times New Roman" w:hAnsi="Consolas" w:cs="Times New Roman"/>
+          <w:color w:val="D4D4D4"/>
+          <w:sz w:val="21"/>
+          <w:szCs w:val="21"/>
+        </w:rPr>
+        <w:t>    {</w:t>
+      </w:r>
+    </w:p>
+    <w:p>
+      <w:pPr>
+        <w:shd w:val="clear" w:color="auto" w:fill="1E1E1E"/>
+        <w:spacing w:after="0" w:line="285" w:lineRule="atLeast"/>
+        <w:rPr>
+          <w:rFonts w:ascii="Consolas" w:eastAsia="Times New Roman" w:hAnsi="Consolas" w:cs="Times New Roman"/>
+          <w:color w:val="D4D4D4"/>
+          <w:sz w:val="21"/>
+          <w:szCs w:val="21"/>
+        </w:rPr>
+      </w:pPr>
+      <w:r>
+        <w:rPr>
+          <w:rFonts w:ascii="Consolas" w:eastAsia="Times New Roman" w:hAnsi="Consolas" w:cs="Times New Roman"/>
+          <w:color w:val="D4D4D4"/>
+          <w:sz w:val="21"/>
+          <w:szCs w:val="21"/>
+        </w:rPr>
+        <w:t xml:space="preserve">        </w:t>
+      </w:r>
+      <w:r>
+        <w:rPr>
+          <w:rFonts w:ascii="Consolas" w:eastAsia="Times New Roman" w:hAnsi="Consolas" w:cs="Times New Roman"/>
+          <w:color w:val="569CD6"/>
+          <w:sz w:val="21"/>
+          <w:szCs w:val="21"/>
+        </w:rPr>
+        <w:t>return</w:t>
+      </w:r>
+      <w:r>
+        <w:rPr>
+          <w:rFonts w:ascii="Consolas" w:eastAsia="Times New Roman" w:hAnsi="Consolas" w:cs="Times New Roman"/>
+          <w:color w:val="D4D4D4"/>
+          <w:sz w:val="21"/>
+          <w:szCs w:val="21"/>
+        </w:rPr>
+        <w:t xml:space="preserve"> </w:t>
+      </w:r>
+      <w:r>
+        <w:rPr>
+          <w:rFonts w:ascii="Consolas" w:eastAsia="Times New Roman" w:hAnsi="Consolas" w:cs="Times New Roman"/>
+          <w:color w:val="CE9178"/>
+          <w:sz w:val="21"/>
+          <w:szCs w:val="21"/>
+        </w:rPr>
+        <w:t>""</w:t>
+      </w:r>
+      <w:r>
+        <w:rPr>
+          <w:rFonts w:ascii="Consolas" w:eastAsia="Times New Roman" w:hAnsi="Consolas" w:cs="Times New Roman"/>
+          <w:color w:val="D4D4D4"/>
+          <w:sz w:val="21"/>
+          <w:szCs w:val="21"/>
+        </w:rPr>
+        <w:t>;</w:t>
+      </w:r>
+    </w:p>
+    <w:p>
+      <w:pPr>
+        <w:shd w:val="clear" w:color="auto" w:fill="1E1E1E"/>
+        <w:spacing w:after="0" w:line="285" w:lineRule="atLeast"/>
+        <w:rPr>
+          <w:rFonts w:ascii="Consolas" w:eastAsia="Times New Roman" w:hAnsi="Consolas" w:cs="Times New Roman"/>
+          <w:color w:val="D4D4D4"/>
+          <w:sz w:val="21"/>
+          <w:szCs w:val="21"/>
+        </w:rPr>
+      </w:pPr>
+      <w:r>
+        <w:rPr>
+          <w:rFonts w:ascii="Consolas" w:eastAsia="Times New Roman" w:hAnsi="Consolas" w:cs="Times New Roman"/>
+          <w:color w:val="D4D4D4"/>
+          <w:sz w:val="21"/>
+          <w:szCs w:val="21"/>
+        </w:rPr>
+        <w:t>    }</w:t>
+      </w:r>
+    </w:p>
+    <w:p>
+      <w:pPr>
+        <w:shd w:val="clear" w:color="auto" w:fill="1E1E1E"/>
+        <w:spacing w:after="0" w:line="285" w:lineRule="atLeast"/>
+        <w:rPr>
+          <w:rFonts w:ascii="Consolas" w:eastAsia="Times New Roman" w:hAnsi="Consolas" w:cs="Times New Roman"/>
+          <w:color w:val="D4D4D4"/>
+          <w:sz w:val="21"/>
+          <w:szCs w:val="21"/>
+        </w:rPr>
+      </w:pPr>
+      <w:r>
+        <w:rPr>
+          <w:rFonts w:ascii="Consolas" w:eastAsia="Times New Roman" w:hAnsi="Consolas" w:cs="Times New Roman"/>
+          <w:color w:val="D4D4D4"/>
+          <w:sz w:val="21"/>
+          <w:szCs w:val="21"/>
+        </w:rPr>
+        <w:t xml:space="preserve">    </w:t>
+      </w:r>
+      <w:r>
+        <w:rPr>
+          <w:rFonts w:ascii="Consolas" w:eastAsia="Times New Roman" w:hAnsi="Consolas" w:cs="Times New Roman"/>
+          <w:color w:val="569CD6"/>
+          <w:sz w:val="21"/>
+          <w:szCs w:val="21"/>
+        </w:rPr>
+        <w:t>if</w:t>
+      </w:r>
+      <w:r>
+        <w:rPr>
+          <w:rFonts w:ascii="Consolas" w:eastAsia="Times New Roman" w:hAnsi="Consolas" w:cs="Times New Roman"/>
+          <w:color w:val="D4D4D4"/>
+          <w:sz w:val="21"/>
+          <w:szCs w:val="21"/>
+        </w:rPr>
+        <w:t xml:space="preserve"> (n &gt;= </w:t>
+      </w:r>
+      <w:r>
+        <w:rPr>
+          <w:rFonts w:ascii="Consolas" w:eastAsia="Times New Roman" w:hAnsi="Consolas" w:cs="Times New Roman"/>
+          <w:color w:val="B5CEA8"/>
+          <w:sz w:val="21"/>
+          <w:szCs w:val="21"/>
+        </w:rPr>
+        <w:t>1000000000</w:t>
+      </w:r>
+      <w:r>
+        <w:rPr>
+          <w:rFonts w:ascii="Consolas" w:eastAsia="Times New Roman" w:hAnsi="Consolas" w:cs="Times New Roman"/>
+          <w:color w:val="D4D4D4"/>
+          <w:sz w:val="21"/>
+          <w:szCs w:val="21"/>
+        </w:rPr>
+        <w:t>)</w:t>
+      </w:r>
+    </w:p>
+    <w:p>
+      <w:pPr>
+        <w:shd w:val="clear" w:color="auto" w:fill="1E1E1E"/>
+        <w:spacing w:after="0" w:line="285" w:lineRule="atLeast"/>
+        <w:rPr>
+          <w:rFonts w:ascii="Consolas" w:eastAsia="Times New Roman" w:hAnsi="Consolas" w:cs="Times New Roman"/>
+          <w:color w:val="D4D4D4"/>
+          <w:sz w:val="21"/>
+          <w:szCs w:val="21"/>
+        </w:rPr>
+      </w:pPr>
+      <w:r>
+        <w:rPr>
+          <w:rFonts w:ascii="Consolas" w:eastAsia="Times New Roman" w:hAnsi="Consolas" w:cs="Times New Roman"/>
+          <w:color w:val="D4D4D4"/>
+          <w:sz w:val="21"/>
+          <w:szCs w:val="21"/>
+        </w:rPr>
+        <w:t>    {</w:t>
+      </w:r>
+    </w:p>
+    <w:p>
+      <w:pPr>
+        <w:shd w:val="clear" w:color="auto" w:fill="1E1E1E"/>
+        <w:spacing w:after="0" w:line="285" w:lineRule="atLeast"/>
+        <w:rPr>
+          <w:rFonts w:ascii="Consolas" w:eastAsia="Times New Roman" w:hAnsi="Consolas" w:cs="Times New Roman"/>
+          <w:color w:val="D4D4D4"/>
+          <w:sz w:val="21"/>
+          <w:szCs w:val="21"/>
+        </w:rPr>
+      </w:pPr>
+      <w:r>
+        <w:rPr>
+          <w:rFonts w:ascii="Consolas" w:eastAsia="Times New Roman" w:hAnsi="Consolas" w:cs="Times New Roman"/>
+          <w:color w:val="6A9955"/>
+          <w:sz w:val="21"/>
+          <w:szCs w:val="21"/>
+        </w:rPr>
+        <w:t>        /* code */</w:t>
+      </w:r>
+    </w:p>
+    <w:p>
+      <w:pPr>
+        <w:shd w:val="clear" w:color="auto" w:fill="1E1E1E"/>
+        <w:spacing w:after="0" w:line="285" w:lineRule="atLeast"/>
+        <w:rPr>
+          <w:rFonts w:ascii="Consolas" w:eastAsia="Times New Roman" w:hAnsi="Consolas" w:cs="Times New Roman"/>
+          <w:color w:val="D4D4D4"/>
+          <w:sz w:val="21"/>
+          <w:szCs w:val="21"/>
+        </w:rPr>
+      </w:pPr>
+      <w:r>
+        <w:rPr>
+          <w:rFonts w:ascii="Consolas" w:eastAsia="Times New Roman" w:hAnsi="Consolas" w:cs="Times New Roman"/>
+          <w:color w:val="D4D4D4"/>
+          <w:sz w:val="21"/>
+          <w:szCs w:val="21"/>
+        </w:rPr>
+        <w:t xml:space="preserve">        </w:t>
+      </w:r>
+      <w:r>
+        <w:rPr>
+          <w:rFonts w:ascii="Consolas" w:eastAsia="Times New Roman" w:hAnsi="Consolas" w:cs="Times New Roman"/>
+          <w:color w:val="569CD6"/>
+          <w:sz w:val="21"/>
+          <w:szCs w:val="21"/>
+        </w:rPr>
+        <w:t>return</w:t>
+      </w:r>
+      <w:r>
+        <w:rPr>
+          <w:rFonts w:ascii="Consolas" w:eastAsia="Times New Roman" w:hAnsi="Consolas" w:cs="Times New Roman"/>
+          <w:color w:val="D4D4D4"/>
+          <w:sz w:val="21"/>
+          <w:szCs w:val="21"/>
+        </w:rPr>
+        <w:t xml:space="preserve"> </w:t>
+      </w:r>
+      <w:proofErr w:type="spellStart"/>
+      <w:proofErr w:type="gramStart"/>
+      <w:r>
+        <w:rPr>
+          <w:rFonts w:ascii="Consolas" w:eastAsia="Times New Roman" w:hAnsi="Consolas" w:cs="Times New Roman"/>
+          <w:color w:val="D4D4D4"/>
+          <w:sz w:val="21"/>
+          <w:szCs w:val="21"/>
+        </w:rPr>
+        <w:t>ConvertNumberToText</w:t>
+      </w:r>
+      <w:proofErr w:type="spellEnd"/>
+      <w:r>
+        <w:rPr>
+          <w:rFonts w:ascii="Consolas" w:eastAsia="Times New Roman" w:hAnsi="Consolas" w:cs="Times New Roman"/>
+          <w:color w:val="D4D4D4"/>
+          <w:sz w:val="21"/>
+          <w:szCs w:val="21"/>
+        </w:rPr>
+        <w:t>(</w:t>
+      </w:r>
+      <w:proofErr w:type="gramEnd"/>
+      <w:r>
+        <w:rPr>
+          <w:rFonts w:ascii="Consolas" w:eastAsia="Times New Roman" w:hAnsi="Consolas" w:cs="Times New Roman"/>
+          <w:color w:val="D4D4D4"/>
+          <w:sz w:val="21"/>
+          <w:szCs w:val="21"/>
+        </w:rPr>
+        <w:t xml:space="preserve">n / </w:t>
+      </w:r>
+      <w:r>
+        <w:rPr>
+          <w:rFonts w:ascii="Consolas" w:eastAsia="Times New Roman" w:hAnsi="Consolas" w:cs="Times New Roman"/>
+          <w:color w:val="B5CEA8"/>
+          <w:sz w:val="21"/>
+          <w:szCs w:val="21"/>
+        </w:rPr>
+        <w:t>1000000000</w:t>
+      </w:r>
+      <w:r>
+        <w:rPr>
+          <w:rFonts w:ascii="Consolas" w:eastAsia="Times New Roman" w:hAnsi="Consolas" w:cs="Times New Roman"/>
+          <w:color w:val="D4D4D4"/>
+          <w:sz w:val="21"/>
+          <w:szCs w:val="21"/>
+        </w:rPr>
+        <w:t xml:space="preserve">) + </w:t>
+      </w:r>
+      <w:r>
+        <w:rPr>
+          <w:rFonts w:ascii="Consolas" w:eastAsia="Times New Roman" w:hAnsi="Consolas" w:cs="Times New Roman"/>
+          <w:color w:val="CE9178"/>
+          <w:sz w:val="21"/>
+          <w:szCs w:val="21"/>
+        </w:rPr>
+        <w:t>" "</w:t>
+      </w:r>
+      <w:r>
+        <w:rPr>
+          <w:rFonts w:ascii="Consolas" w:eastAsia="Times New Roman" w:hAnsi="Consolas" w:cs="Times New Roman"/>
+          <w:color w:val="D4D4D4"/>
+          <w:sz w:val="21"/>
+          <w:szCs w:val="21"/>
+        </w:rPr>
+        <w:t xml:space="preserve"> + </w:t>
+      </w:r>
+      <w:r>
+        <w:rPr>
+          <w:rFonts w:ascii="Consolas" w:eastAsia="Times New Roman" w:hAnsi="Consolas" w:cs="Times New Roman"/>
+          <w:color w:val="CE9178"/>
+          <w:sz w:val="21"/>
+          <w:szCs w:val="21"/>
+        </w:rPr>
+        <w:t>"Billion"</w:t>
+      </w:r>
+      <w:r>
+        <w:rPr>
+          <w:rFonts w:ascii="Consolas" w:eastAsia="Times New Roman" w:hAnsi="Consolas" w:cs="Times New Roman"/>
+          <w:color w:val="D4D4D4"/>
+          <w:sz w:val="21"/>
+          <w:szCs w:val="21"/>
+        </w:rPr>
+        <w:t xml:space="preserve"> + </w:t>
+      </w:r>
+      <w:r>
+        <w:rPr>
+          <w:rFonts w:ascii="Consolas" w:eastAsia="Times New Roman" w:hAnsi="Consolas" w:cs="Times New Roman"/>
+          <w:color w:val="CE9178"/>
+          <w:sz w:val="21"/>
+          <w:szCs w:val="21"/>
+        </w:rPr>
+        <w:t>" "</w:t>
+      </w:r>
+      <w:r>
+        <w:rPr>
+          <w:rFonts w:ascii="Consolas" w:eastAsia="Times New Roman" w:hAnsi="Consolas" w:cs="Times New Roman"/>
+          <w:color w:val="D4D4D4"/>
+          <w:sz w:val="21"/>
+          <w:szCs w:val="21"/>
+        </w:rPr>
+        <w:t xml:space="preserve"> + </w:t>
+      </w:r>
+      <w:proofErr w:type="spellStart"/>
+      <w:r>
+        <w:rPr>
+          <w:rFonts w:ascii="Consolas" w:eastAsia="Times New Roman" w:hAnsi="Consolas" w:cs="Times New Roman"/>
+          <w:color w:val="D4D4D4"/>
+          <w:sz w:val="21"/>
+          <w:szCs w:val="21"/>
+        </w:rPr>
+        <w:t>ConvertNumberToText</w:t>
+      </w:r>
+      <w:proofErr w:type="spellEnd"/>
+      <w:r>
+        <w:rPr>
+          <w:rFonts w:ascii="Consolas" w:eastAsia="Times New Roman" w:hAnsi="Consolas" w:cs="Times New Roman"/>
+          <w:color w:val="D4D4D4"/>
+          <w:sz w:val="21"/>
+          <w:szCs w:val="21"/>
+        </w:rPr>
+        <w:t xml:space="preserve">(n % </w:t>
+      </w:r>
+      <w:r>
+        <w:rPr>
+          <w:rFonts w:ascii="Consolas" w:eastAsia="Times New Roman" w:hAnsi="Consolas" w:cs="Times New Roman"/>
+          <w:color w:val="B5CEA8"/>
+          <w:sz w:val="21"/>
+          <w:szCs w:val="21"/>
+        </w:rPr>
+        <w:t>1000000000</w:t>
+      </w:r>
+      <w:r>
+        <w:rPr>
+          <w:rFonts w:ascii="Consolas" w:eastAsia="Times New Roman" w:hAnsi="Consolas" w:cs="Times New Roman"/>
+          <w:color w:val="D4D4D4"/>
+          <w:sz w:val="21"/>
+          <w:szCs w:val="21"/>
+        </w:rPr>
+        <w:t>);</w:t>
+      </w:r>
+    </w:p>
+    <w:p>
+      <w:pPr>
+        <w:shd w:val="clear" w:color="auto" w:fill="1E1E1E"/>
+        <w:spacing w:after="0" w:line="285" w:lineRule="atLeast"/>
+        <w:rPr>
+          <w:rFonts w:ascii="Consolas" w:eastAsia="Times New Roman" w:hAnsi="Consolas" w:cs="Times New Roman"/>
+          <w:color w:val="D4D4D4"/>
+          <w:sz w:val="21"/>
+          <w:szCs w:val="21"/>
+        </w:rPr>
+      </w:pPr>
+      <w:r>
+        <w:rPr>
+          <w:rFonts w:ascii="Consolas" w:eastAsia="Times New Roman" w:hAnsi="Consolas" w:cs="Times New Roman"/>
+          <w:color w:val="D4D4D4"/>
+          <w:sz w:val="21"/>
+          <w:szCs w:val="21"/>
+        </w:rPr>
+        <w:t>    }</w:t>
+      </w:r>
+    </w:p>
+    <w:p>
+      <w:pPr>
+        <w:shd w:val="clear" w:color="auto" w:fill="1E1E1E"/>
+        <w:spacing w:after="0" w:line="285" w:lineRule="atLeast"/>
+        <w:rPr>
+          <w:rFonts w:ascii="Consolas" w:eastAsia="Times New Roman" w:hAnsi="Consolas" w:cs="Times New Roman"/>
+          <w:color w:val="D4D4D4"/>
+          <w:sz w:val="21"/>
+          <w:szCs w:val="21"/>
+        </w:rPr>
+      </w:pPr>
+      <w:r>
+        <w:rPr>
+          <w:rFonts w:ascii="Consolas" w:eastAsia="Times New Roman" w:hAnsi="Consolas" w:cs="Times New Roman"/>
+          <w:color w:val="D4D4D4"/>
+          <w:sz w:val="21"/>
+          <w:szCs w:val="21"/>
+        </w:rPr>
+        <w:t xml:space="preserve">    </w:t>
+      </w:r>
+      <w:r>
+        <w:rPr>
+          <w:rFonts w:ascii="Consolas" w:eastAsia="Times New Roman" w:hAnsi="Consolas" w:cs="Times New Roman"/>
+          <w:color w:val="569CD6"/>
+          <w:sz w:val="21"/>
+          <w:szCs w:val="21"/>
+        </w:rPr>
+        <w:t>if</w:t>
+      </w:r>
+      <w:r>
+        <w:rPr>
+          <w:rFonts w:ascii="Consolas" w:eastAsia="Times New Roman" w:hAnsi="Consolas" w:cs="Times New Roman"/>
+          <w:color w:val="D4D4D4"/>
+          <w:sz w:val="21"/>
+          <w:szCs w:val="21"/>
+        </w:rPr>
+        <w:t xml:space="preserve"> (n &gt;= </w:t>
+      </w:r>
+      <w:r>
+        <w:rPr>
+          <w:rFonts w:ascii="Consolas" w:eastAsia="Times New Roman" w:hAnsi="Consolas" w:cs="Times New Roman"/>
+          <w:color w:val="B5CEA8"/>
+          <w:sz w:val="21"/>
+          <w:szCs w:val="21"/>
+        </w:rPr>
+        <w:t>1000000</w:t>
+      </w:r>
+      <w:r>
+        <w:rPr>
+          <w:rFonts w:ascii="Consolas" w:eastAsia="Times New Roman" w:hAnsi="Consolas" w:cs="Times New Roman"/>
+          <w:color w:val="D4D4D4"/>
+          <w:sz w:val="21"/>
+          <w:szCs w:val="21"/>
+        </w:rPr>
+        <w:t>)</w:t>
+      </w:r>
+    </w:p>
+    <w:p>
+      <w:pPr>
+        <w:shd w:val="clear" w:color="auto" w:fill="1E1E1E"/>
+        <w:spacing w:after="0" w:line="285" w:lineRule="atLeast"/>
+        <w:rPr>
+          <w:rFonts w:ascii="Consolas" w:eastAsia="Times New Roman" w:hAnsi="Consolas" w:cs="Times New Roman"/>
+          <w:color w:val="D4D4D4"/>
+          <w:sz w:val="21"/>
+          <w:szCs w:val="21"/>
+        </w:rPr>
+      </w:pPr>
+      <w:r>
+        <w:rPr>
+          <w:rFonts w:ascii="Consolas" w:eastAsia="Times New Roman" w:hAnsi="Consolas" w:cs="Times New Roman"/>
+          <w:color w:val="D4D4D4"/>
+          <w:sz w:val="21"/>
+          <w:szCs w:val="21"/>
+        </w:rPr>
+        <w:t>    {</w:t>
+      </w:r>
+    </w:p>
+    <w:p>
+      <w:pPr>
+        <w:shd w:val="clear" w:color="auto" w:fill="1E1E1E"/>
+        <w:spacing w:after="0" w:line="285" w:lineRule="atLeast"/>
+        <w:rPr>
+          <w:rFonts w:ascii="Consolas" w:eastAsia="Times New Roman" w:hAnsi="Consolas" w:cs="Times New Roman"/>
+          <w:color w:val="D4D4D4"/>
+          <w:sz w:val="21"/>
+          <w:szCs w:val="21"/>
+        </w:rPr>
+      </w:pPr>
+      <w:r>
+        <w:rPr>
+          <w:rFonts w:ascii="Consolas" w:eastAsia="Times New Roman" w:hAnsi="Consolas" w:cs="Times New Roman"/>
+          <w:color w:val="6A9955"/>
+          <w:sz w:val="21"/>
+          <w:szCs w:val="21"/>
+        </w:rPr>
+        <w:t>        /* code */</w:t>
+      </w:r>
+    </w:p>
+    <w:p>
+      <w:pPr>
+        <w:shd w:val="clear" w:color="auto" w:fill="1E1E1E"/>
+        <w:spacing w:after="0" w:line="285" w:lineRule="atLeast"/>
+        <w:rPr>
+          <w:rFonts w:ascii="Consolas" w:eastAsia="Times New Roman" w:hAnsi="Consolas" w:cs="Times New Roman"/>
+          <w:color w:val="D4D4D4"/>
+          <w:sz w:val="21"/>
+          <w:szCs w:val="21"/>
+        </w:rPr>
+      </w:pPr>
+      <w:r>
+        <w:rPr>
+          <w:rFonts w:ascii="Consolas" w:eastAsia="Times New Roman" w:hAnsi="Consolas" w:cs="Times New Roman"/>
+          <w:color w:val="D4D4D4"/>
+          <w:sz w:val="21"/>
+          <w:szCs w:val="21"/>
+        </w:rPr>
+        <w:t xml:space="preserve">        </w:t>
+      </w:r>
+      <w:r>
+        <w:rPr>
+          <w:rFonts w:ascii="Consolas" w:eastAsia="Times New Roman" w:hAnsi="Consolas" w:cs="Times New Roman"/>
+          <w:color w:val="569CD6"/>
+          <w:sz w:val="21"/>
+          <w:szCs w:val="21"/>
+        </w:rPr>
+        <w:t>return</w:t>
+      </w:r>
+      <w:r>
+        <w:rPr>
+          <w:rFonts w:ascii="Consolas" w:eastAsia="Times New Roman" w:hAnsi="Consolas" w:cs="Times New Roman"/>
+          <w:color w:val="D4D4D4"/>
+          <w:sz w:val="21"/>
+          <w:szCs w:val="21"/>
+        </w:rPr>
+        <w:t xml:space="preserve"> </w:t>
+      </w:r>
+      <w:proofErr w:type="spellStart"/>
+      <w:proofErr w:type="gramStart"/>
+      <w:r>
+        <w:rPr>
+          <w:rFonts w:ascii="Consolas" w:eastAsia="Times New Roman" w:hAnsi="Consolas" w:cs="Times New Roman"/>
+          <w:color w:val="D4D4D4"/>
+          <w:sz w:val="21"/>
+          <w:szCs w:val="21"/>
+        </w:rPr>
+        <w:t>ConvertNumberToText</w:t>
+      </w:r>
+      <w:proofErr w:type="spellEnd"/>
+      <w:r>
+        <w:rPr>
+          <w:rFonts w:ascii="Consolas" w:eastAsia="Times New Roman" w:hAnsi="Consolas" w:cs="Times New Roman"/>
+          <w:color w:val="D4D4D4"/>
+          <w:sz w:val="21"/>
+          <w:szCs w:val="21"/>
+        </w:rPr>
+        <w:t>(</w:t>
+      </w:r>
+      <w:proofErr w:type="gramEnd"/>
+      <w:r>
+        <w:rPr>
+          <w:rFonts w:ascii="Consolas" w:eastAsia="Times New Roman" w:hAnsi="Consolas" w:cs="Times New Roman"/>
+          <w:color w:val="D4D4D4"/>
+          <w:sz w:val="21"/>
+          <w:szCs w:val="21"/>
+        </w:rPr>
+        <w:t xml:space="preserve">n / </w:t>
+      </w:r>
+      <w:r>
+        <w:rPr>
+          <w:rFonts w:ascii="Consolas" w:eastAsia="Times New Roman" w:hAnsi="Consolas" w:cs="Times New Roman"/>
+          <w:color w:val="B5CEA8"/>
+          <w:sz w:val="21"/>
+          <w:szCs w:val="21"/>
+        </w:rPr>
+        <w:t>1000000</w:t>
+      </w:r>
+      <w:r>
+        <w:rPr>
+          <w:rFonts w:ascii="Consolas" w:eastAsia="Times New Roman" w:hAnsi="Consolas" w:cs="Times New Roman"/>
+          <w:color w:val="D4D4D4"/>
+          <w:sz w:val="21"/>
+          <w:szCs w:val="21"/>
+        </w:rPr>
+        <w:t xml:space="preserve">) + </w:t>
+      </w:r>
+      <w:r>
+        <w:rPr>
+          <w:rFonts w:ascii="Consolas" w:eastAsia="Times New Roman" w:hAnsi="Consolas" w:cs="Times New Roman"/>
+          <w:color w:val="CE9178"/>
+          <w:sz w:val="21"/>
+          <w:szCs w:val="21"/>
+        </w:rPr>
+        <w:t>" "</w:t>
+      </w:r>
+      <w:r>
+        <w:rPr>
+          <w:rFonts w:ascii="Consolas" w:eastAsia="Times New Roman" w:hAnsi="Consolas" w:cs="Times New Roman"/>
+          <w:color w:val="D4D4D4"/>
+          <w:sz w:val="21"/>
+          <w:szCs w:val="21"/>
+        </w:rPr>
+        <w:t xml:space="preserve"> + </w:t>
+      </w:r>
+      <w:r>
+        <w:rPr>
+          <w:rFonts w:ascii="Consolas" w:eastAsia="Times New Roman" w:hAnsi="Consolas" w:cs="Times New Roman"/>
+          <w:color w:val="CE9178"/>
+          <w:sz w:val="21"/>
+          <w:szCs w:val="21"/>
+        </w:rPr>
+        <w:t>"Million"</w:t>
+      </w:r>
+      <w:r>
+        <w:rPr>
+          <w:rFonts w:ascii="Consolas" w:eastAsia="Times New Roman" w:hAnsi="Consolas" w:cs="Times New Roman"/>
+          <w:color w:val="D4D4D4"/>
+          <w:sz w:val="21"/>
+          <w:szCs w:val="21"/>
+        </w:rPr>
+        <w:t xml:space="preserve"> + </w:t>
+      </w:r>
+      <w:r>
+        <w:rPr>
+          <w:rFonts w:ascii="Consolas" w:eastAsia="Times New Roman" w:hAnsi="Consolas" w:cs="Times New Roman"/>
+          <w:color w:val="CE9178"/>
+          <w:sz w:val="21"/>
+          <w:szCs w:val="21"/>
+        </w:rPr>
+        <w:t>" "</w:t>
+      </w:r>
+      <w:r>
+        <w:rPr>
+          <w:rFonts w:ascii="Consolas" w:eastAsia="Times New Roman" w:hAnsi="Consolas" w:cs="Times New Roman"/>
+          <w:color w:val="D4D4D4"/>
+          <w:sz w:val="21"/>
+          <w:szCs w:val="21"/>
+        </w:rPr>
+        <w:t xml:space="preserve"> + </w:t>
+      </w:r>
+      <w:proofErr w:type="spellStart"/>
+      <w:r>
+        <w:rPr>
+          <w:rFonts w:ascii="Consolas" w:eastAsia="Times New Roman" w:hAnsi="Consolas" w:cs="Times New Roman"/>
+          <w:color w:val="D4D4D4"/>
+          <w:sz w:val="21"/>
+          <w:szCs w:val="21"/>
+        </w:rPr>
+        <w:t>ConvertNumberToText</w:t>
+      </w:r>
+      <w:proofErr w:type="spellEnd"/>
+      <w:r>
+        <w:rPr>
+          <w:rFonts w:ascii="Consolas" w:eastAsia="Times New Roman" w:hAnsi="Consolas" w:cs="Times New Roman"/>
+          <w:color w:val="D4D4D4"/>
+          <w:sz w:val="21"/>
+          <w:szCs w:val="21"/>
+        </w:rPr>
+        <w:t xml:space="preserve">(n % </w:t>
+      </w:r>
+      <w:r>
+        <w:rPr>
+          <w:rFonts w:ascii="Consolas" w:eastAsia="Times New Roman" w:hAnsi="Consolas" w:cs="Times New Roman"/>
+          <w:color w:val="B5CEA8"/>
+          <w:sz w:val="21"/>
+          <w:szCs w:val="21"/>
+        </w:rPr>
+        <w:t>1000000</w:t>
+      </w:r>
+      <w:r>
+        <w:rPr>
+          <w:rFonts w:ascii="Consolas" w:eastAsia="Times New Roman" w:hAnsi="Consolas" w:cs="Times New Roman"/>
+          <w:color w:val="D4D4D4"/>
+          <w:sz w:val="21"/>
+          <w:szCs w:val="21"/>
+        </w:rPr>
+        <w:t>);</w:t>
+      </w:r>
+    </w:p>
+    <w:p>
+      <w:pPr>
+        <w:shd w:val="clear" w:color="auto" w:fill="1E1E1E"/>
+        <w:spacing w:after="0" w:line="285" w:lineRule="atLeast"/>
+        <w:rPr>
+          <w:rFonts w:ascii="Consolas" w:eastAsia="Times New Roman" w:hAnsi="Consolas" w:cs="Times New Roman"/>
+          <w:color w:val="D4D4D4"/>
+          <w:sz w:val="21"/>
+          <w:szCs w:val="21"/>
+        </w:rPr>
+      </w:pPr>
+      <w:r>
+        <w:rPr>
+          <w:rFonts w:ascii="Consolas" w:eastAsia="Times New Roman" w:hAnsi="Consolas" w:cs="Times New Roman"/>
+          <w:color w:val="D4D4D4"/>
+          <w:sz w:val="21"/>
+          <w:szCs w:val="21"/>
+        </w:rPr>
+        <w:t>    }</w:t>
+      </w:r>
+    </w:p>
+    <w:p>
+      <w:pPr>
+        <w:shd w:val="clear" w:color="auto" w:fill="1E1E1E"/>
+        <w:spacing w:after="0" w:line="285" w:lineRule="atLeast"/>
+        <w:rPr>
+          <w:rFonts w:ascii="Consolas" w:eastAsia="Times New Roman" w:hAnsi="Consolas" w:cs="Times New Roman"/>
+          <w:color w:val="D4D4D4"/>
+          <w:sz w:val="21"/>
+          <w:szCs w:val="21"/>
+        </w:rPr>
+      </w:pPr>
+      <w:r>
+        <w:rPr>
+          <w:rFonts w:ascii="Consolas" w:eastAsia="Times New Roman" w:hAnsi="Consolas" w:cs="Times New Roman"/>
+          <w:color w:val="D4D4D4"/>
+          <w:sz w:val="21"/>
+          <w:szCs w:val="21"/>
+        </w:rPr>
+        <w:t xml:space="preserve">    </w:t>
+      </w:r>
+      <w:r>
+        <w:rPr>
+          <w:rFonts w:ascii="Consolas" w:eastAsia="Times New Roman" w:hAnsi="Consolas" w:cs="Times New Roman"/>
+          <w:color w:val="569CD6"/>
+          <w:sz w:val="21"/>
+          <w:szCs w:val="21"/>
+        </w:rPr>
+        <w:t>if</w:t>
+      </w:r>
+      <w:r>
+        <w:rPr>
+          <w:rFonts w:ascii="Consolas" w:eastAsia="Times New Roman" w:hAnsi="Consolas" w:cs="Times New Roman"/>
+          <w:color w:val="D4D4D4"/>
+          <w:sz w:val="21"/>
+          <w:szCs w:val="21"/>
+        </w:rPr>
+        <w:t xml:space="preserve"> (n &gt;= </w:t>
+      </w:r>
+      <w:r>
+        <w:rPr>
+          <w:rFonts w:ascii="Consolas" w:eastAsia="Times New Roman" w:hAnsi="Consolas" w:cs="Times New Roman"/>
+          <w:color w:val="B5CEA8"/>
+          <w:sz w:val="21"/>
+          <w:szCs w:val="21"/>
+        </w:rPr>
+        <w:t>1000</w:t>
+      </w:r>
+      <w:r>
+        <w:rPr>
+          <w:rFonts w:ascii="Consolas" w:eastAsia="Times New Roman" w:hAnsi="Consolas" w:cs="Times New Roman"/>
+          <w:color w:val="D4D4D4"/>
+          <w:sz w:val="21"/>
+          <w:szCs w:val="21"/>
+        </w:rPr>
+        <w:t>)</w:t>
+      </w:r>
+    </w:p>
+    <w:p>
+      <w:pPr>
+        <w:shd w:val="clear" w:color="auto" w:fill="1E1E1E"/>
+        <w:spacing w:after="0" w:line="285" w:lineRule="atLeast"/>
+        <w:rPr>
+          <w:rFonts w:ascii="Consolas" w:eastAsia="Times New Roman" w:hAnsi="Consolas" w:cs="Times New Roman"/>
+          <w:color w:val="D4D4D4"/>
+          <w:sz w:val="21"/>
+          <w:szCs w:val="21"/>
+        </w:rPr>
+      </w:pPr>
+      <w:r>
+        <w:rPr>
+          <w:rFonts w:ascii="Consolas" w:eastAsia="Times New Roman" w:hAnsi="Consolas" w:cs="Times New Roman"/>
+          <w:color w:val="D4D4D4"/>
+          <w:sz w:val="21"/>
+          <w:szCs w:val="21"/>
+        </w:rPr>
+        <w:t>    {</w:t>
+      </w:r>
+    </w:p>
+    <w:p>
+      <w:pPr>
+        <w:shd w:val="clear" w:color="auto" w:fill="1E1E1E"/>
+        <w:spacing w:after="0" w:line="285" w:lineRule="atLeast"/>
+        <w:rPr>
+          <w:rFonts w:ascii="Consolas" w:eastAsia="Times New Roman" w:hAnsi="Consolas" w:cs="Times New Roman"/>
+          <w:color w:val="D4D4D4"/>
+          <w:sz w:val="21"/>
+          <w:szCs w:val="21"/>
+        </w:rPr>
+      </w:pPr>
+      <w:r>
+        <w:rPr>
+          <w:rFonts w:ascii="Consolas" w:eastAsia="Times New Roman" w:hAnsi="Consolas" w:cs="Times New Roman"/>
+          <w:color w:val="D4D4D4"/>
+          <w:sz w:val="21"/>
+          <w:szCs w:val="21"/>
+        </w:rPr>
+        <w:t xml:space="preserve">        </w:t>
+      </w:r>
+      <w:r>
+        <w:rPr>
+          <w:rFonts w:ascii="Consolas" w:eastAsia="Times New Roman" w:hAnsi="Consolas" w:cs="Times New Roman"/>
+          <w:color w:val="569CD6"/>
+          <w:sz w:val="21"/>
+          <w:szCs w:val="21"/>
+        </w:rPr>
+        <w:t>return</w:t>
+      </w:r>
+      <w:r>
+        <w:rPr>
+          <w:rFonts w:ascii="Consolas" w:eastAsia="Times New Roman" w:hAnsi="Consolas" w:cs="Times New Roman"/>
+          <w:color w:val="D4D4D4"/>
+          <w:sz w:val="21"/>
+          <w:szCs w:val="21"/>
+        </w:rPr>
+        <w:t xml:space="preserve"> </w:t>
+      </w:r>
+      <w:proofErr w:type="spellStart"/>
+      <w:proofErr w:type="gramStart"/>
+      <w:r>
+        <w:rPr>
+          <w:rFonts w:ascii="Consolas" w:eastAsia="Times New Roman" w:hAnsi="Consolas" w:cs="Times New Roman"/>
+          <w:color w:val="D4D4D4"/>
+          <w:sz w:val="21"/>
+          <w:szCs w:val="21"/>
+        </w:rPr>
+        <w:t>ConvertNumberToText</w:t>
+      </w:r>
+      <w:proofErr w:type="spellEnd"/>
+      <w:r>
+        <w:rPr>
+          <w:rFonts w:ascii="Consolas" w:eastAsia="Times New Roman" w:hAnsi="Consolas" w:cs="Times New Roman"/>
+          <w:color w:val="D4D4D4"/>
+          <w:sz w:val="21"/>
+          <w:szCs w:val="21"/>
+        </w:rPr>
+        <w:t>(</w:t>
+      </w:r>
+      <w:proofErr w:type="gramEnd"/>
+      <w:r>
+        <w:rPr>
+          <w:rFonts w:ascii="Consolas" w:eastAsia="Times New Roman" w:hAnsi="Consolas" w:cs="Times New Roman"/>
+          <w:color w:val="D4D4D4"/>
+          <w:sz w:val="21"/>
+          <w:szCs w:val="21"/>
+        </w:rPr>
+        <w:t xml:space="preserve">n / </w:t>
+      </w:r>
+      <w:r>
+        <w:rPr>
+          <w:rFonts w:ascii="Consolas" w:eastAsia="Times New Roman" w:hAnsi="Consolas" w:cs="Times New Roman"/>
+          <w:color w:val="B5CEA8"/>
+          <w:sz w:val="21"/>
+          <w:szCs w:val="21"/>
+        </w:rPr>
+        <w:t>1000</w:t>
+      </w:r>
+      <w:r>
+        <w:rPr>
+          <w:rFonts w:ascii="Consolas" w:eastAsia="Times New Roman" w:hAnsi="Consolas" w:cs="Times New Roman"/>
+          <w:color w:val="D4D4D4"/>
+          <w:sz w:val="21"/>
+          <w:szCs w:val="21"/>
+        </w:rPr>
+        <w:t xml:space="preserve">) + </w:t>
+      </w:r>
+      <w:r>
+        <w:rPr>
+          <w:rFonts w:ascii="Consolas" w:eastAsia="Times New Roman" w:hAnsi="Consolas" w:cs="Times New Roman"/>
+          <w:color w:val="CE9178"/>
+          <w:sz w:val="21"/>
+          <w:szCs w:val="21"/>
+        </w:rPr>
+        <w:t>" "</w:t>
+      </w:r>
+      <w:r>
+        <w:rPr>
+          <w:rFonts w:ascii="Consolas" w:eastAsia="Times New Roman" w:hAnsi="Consolas" w:cs="Times New Roman"/>
+          <w:color w:val="D4D4D4"/>
+          <w:sz w:val="21"/>
+          <w:szCs w:val="21"/>
+        </w:rPr>
+        <w:t xml:space="preserve"> + </w:t>
+      </w:r>
+      <w:r>
+        <w:rPr>
+          <w:rFonts w:ascii="Consolas" w:eastAsia="Times New Roman" w:hAnsi="Consolas" w:cs="Times New Roman"/>
+          <w:color w:val="CE9178"/>
+          <w:sz w:val="21"/>
+          <w:szCs w:val="21"/>
+        </w:rPr>
+        <w:t>"Thousand"</w:t>
+      </w:r>
+      <w:r>
+        <w:rPr>
+          <w:rFonts w:ascii="Consolas" w:eastAsia="Times New Roman" w:hAnsi="Consolas" w:cs="Times New Roman"/>
+          <w:color w:val="D4D4D4"/>
+          <w:sz w:val="21"/>
+          <w:szCs w:val="21"/>
+        </w:rPr>
+        <w:t xml:space="preserve"> + </w:t>
+      </w:r>
+      <w:r>
+        <w:rPr>
+          <w:rFonts w:ascii="Consolas" w:eastAsia="Times New Roman" w:hAnsi="Consolas" w:cs="Times New Roman"/>
+          <w:color w:val="CE9178"/>
+          <w:sz w:val="21"/>
+          <w:szCs w:val="21"/>
+        </w:rPr>
+        <w:t>" "</w:t>
+      </w:r>
+      <w:r>
+        <w:rPr>
+          <w:rFonts w:ascii="Consolas" w:eastAsia="Times New Roman" w:hAnsi="Consolas" w:cs="Times New Roman"/>
+          <w:color w:val="D4D4D4"/>
+          <w:sz w:val="21"/>
+          <w:szCs w:val="21"/>
+        </w:rPr>
+        <w:t xml:space="preserve"> + </w:t>
+      </w:r>
+      <w:proofErr w:type="spellStart"/>
+      <w:r>
+        <w:rPr>
+          <w:rFonts w:ascii="Consolas" w:eastAsia="Times New Roman" w:hAnsi="Consolas" w:cs="Times New Roman"/>
+          <w:color w:val="D4D4D4"/>
+          <w:sz w:val="21"/>
+          <w:szCs w:val="21"/>
+        </w:rPr>
+        <w:t>ConvertNumberToText</w:t>
+      </w:r>
+      <w:proofErr w:type="spellEnd"/>
+      <w:r>
+        <w:rPr>
+          <w:rFonts w:ascii="Consolas" w:eastAsia="Times New Roman" w:hAnsi="Consolas" w:cs="Times New Roman"/>
+          <w:color w:val="D4D4D4"/>
+          <w:sz w:val="21"/>
+          <w:szCs w:val="21"/>
+        </w:rPr>
+        <w:t xml:space="preserve">(n % </w:t>
+      </w:r>
+      <w:r>
+        <w:rPr>
+          <w:rFonts w:ascii="Consolas" w:eastAsia="Times New Roman" w:hAnsi="Consolas" w:cs="Times New Roman"/>
+          <w:color w:val="B5CEA8"/>
+          <w:sz w:val="21"/>
+          <w:szCs w:val="21"/>
+        </w:rPr>
+        <w:t>1000</w:t>
+      </w:r>
+      <w:r>
+        <w:rPr>
+          <w:rFonts w:ascii="Consolas" w:eastAsia="Times New Roman" w:hAnsi="Consolas" w:cs="Times New Roman"/>
+          <w:color w:val="D4D4D4"/>
+          <w:sz w:val="21"/>
+          <w:szCs w:val="21"/>
+        </w:rPr>
+        <w:t>);</w:t>
+      </w:r>
+    </w:p>
+    <w:p>
+      <w:pPr>
+        <w:shd w:val="clear" w:color="auto" w:fill="1E1E1E"/>
+        <w:spacing w:after="0" w:line="285" w:lineRule="atLeast"/>
+        <w:rPr>
+          <w:rFonts w:ascii="Consolas" w:eastAsia="Times New Roman" w:hAnsi="Consolas" w:cs="Times New Roman"/>
+          <w:color w:val="D4D4D4"/>
+          <w:sz w:val="21"/>
+          <w:szCs w:val="21"/>
+        </w:rPr>
+      </w:pPr>
+      <w:r>
+        <w:rPr>
+          <w:rFonts w:ascii="Consolas" w:eastAsia="Times New Roman" w:hAnsi="Consolas" w:cs="Times New Roman"/>
+          <w:color w:val="D4D4D4"/>
+          <w:sz w:val="21"/>
+          <w:szCs w:val="21"/>
+        </w:rPr>
+        <w:t>    }</w:t>
+      </w:r>
+    </w:p>
+    <w:p>
+      <w:pPr>
+        <w:shd w:val="clear" w:color="auto" w:fill="1E1E1E"/>
+        <w:spacing w:after="0" w:line="285" w:lineRule="atLeast"/>
+        <w:rPr>
+          <w:rFonts w:ascii="Consolas" w:eastAsia="Times New Roman" w:hAnsi="Consolas" w:cs="Times New Roman"/>
+          <w:color w:val="D4D4D4"/>
+          <w:sz w:val="21"/>
+          <w:szCs w:val="21"/>
+        </w:rPr>
+      </w:pPr>
+      <w:r>
+        <w:rPr>
+          <w:rFonts w:ascii="Consolas" w:eastAsia="Times New Roman" w:hAnsi="Consolas" w:cs="Times New Roman"/>
+          <w:color w:val="D4D4D4"/>
+          <w:sz w:val="21"/>
+          <w:szCs w:val="21"/>
+        </w:rPr>
+        <w:t xml:space="preserve">    </w:t>
+      </w:r>
+      <w:r>
+        <w:rPr>
+          <w:rFonts w:ascii="Consolas" w:eastAsia="Times New Roman" w:hAnsi="Consolas" w:cs="Times New Roman"/>
+          <w:color w:val="569CD6"/>
+          <w:sz w:val="21"/>
+          <w:szCs w:val="21"/>
+        </w:rPr>
+        <w:t>if</w:t>
+      </w:r>
+      <w:r>
+        <w:rPr>
+          <w:rFonts w:ascii="Consolas" w:eastAsia="Times New Roman" w:hAnsi="Consolas" w:cs="Times New Roman"/>
+          <w:color w:val="D4D4D4"/>
+          <w:sz w:val="21"/>
+          <w:szCs w:val="21"/>
+        </w:rPr>
+        <w:t xml:space="preserve"> (n &gt;= </w:t>
+      </w:r>
+      <w:r>
+        <w:rPr>
+          <w:rFonts w:ascii="Consolas" w:eastAsia="Times New Roman" w:hAnsi="Consolas" w:cs="Times New Roman"/>
+          <w:color w:val="B5CEA8"/>
+          <w:sz w:val="21"/>
+          <w:szCs w:val="21"/>
+        </w:rPr>
+        <w:t>100</w:t>
+      </w:r>
+      <w:r>
+        <w:rPr>
+          <w:rFonts w:ascii="Consolas" w:eastAsia="Times New Roman" w:hAnsi="Consolas" w:cs="Times New Roman"/>
+          <w:color w:val="D4D4D4"/>
+          <w:sz w:val="21"/>
+          <w:szCs w:val="21"/>
+        </w:rPr>
+        <w:t>)</w:t>
+      </w:r>
+    </w:p>
+    <w:p>
+      <w:pPr>
+        <w:shd w:val="clear" w:color="auto" w:fill="1E1E1E"/>
+        <w:spacing w:after="0" w:line="285" w:lineRule="atLeast"/>
+        <w:rPr>
+          <w:rFonts w:ascii="Consolas" w:eastAsia="Times New Roman" w:hAnsi="Consolas" w:cs="Times New Roman"/>
+          <w:color w:val="D4D4D4"/>
+          <w:sz w:val="21"/>
+          <w:szCs w:val="21"/>
+        </w:rPr>
+      </w:pPr>
+      <w:r>
+        <w:rPr>
+          <w:rFonts w:ascii="Consolas" w:eastAsia="Times New Roman" w:hAnsi="Consolas" w:cs="Times New Roman"/>
+          <w:color w:val="D4D4D4"/>
+          <w:sz w:val="21"/>
+          <w:szCs w:val="21"/>
+        </w:rPr>
+        <w:t>    {</w:t>
+      </w:r>
+    </w:p>
+    <w:p>
+      <w:pPr>
+        <w:shd w:val="clear" w:color="auto" w:fill="1E1E1E"/>
+        <w:spacing w:after="0" w:line="285" w:lineRule="atLeast"/>
+        <w:rPr>
+          <w:rFonts w:ascii="Consolas" w:eastAsia="Times New Roman" w:hAnsi="Consolas" w:cs="Times New Roman"/>
+          <w:color w:val="D4D4D4"/>
+          <w:sz w:val="21"/>
+          <w:szCs w:val="21"/>
+        </w:rPr>
+      </w:pPr>
+      <w:r>
+        <w:rPr>
+          <w:rFonts w:ascii="Consolas" w:eastAsia="Times New Roman" w:hAnsi="Consolas" w:cs="Times New Roman"/>
+          <w:color w:val="D4D4D4"/>
+          <w:sz w:val="21"/>
+          <w:szCs w:val="21"/>
+        </w:rPr>
+        <w:t xml:space="preserve">        </w:t>
+      </w:r>
+      <w:r>
+        <w:rPr>
+          <w:rFonts w:ascii="Consolas" w:eastAsia="Times New Roman" w:hAnsi="Consolas" w:cs="Times New Roman"/>
+          <w:color w:val="569CD6"/>
+          <w:sz w:val="21"/>
+          <w:szCs w:val="21"/>
+        </w:rPr>
+        <w:t>return</w:t>
+      </w:r>
+      <w:r>
+        <w:rPr>
+          <w:rFonts w:ascii="Consolas" w:eastAsia="Times New Roman" w:hAnsi="Consolas" w:cs="Times New Roman"/>
+          <w:color w:val="D4D4D4"/>
+          <w:sz w:val="21"/>
+          <w:szCs w:val="21"/>
+        </w:rPr>
+        <w:t xml:space="preserve"> </w:t>
+      </w:r>
+      <w:proofErr w:type="spellStart"/>
+      <w:proofErr w:type="gramStart"/>
+      <w:r>
+        <w:rPr>
+          <w:rFonts w:ascii="Consolas" w:eastAsia="Times New Roman" w:hAnsi="Consolas" w:cs="Times New Roman"/>
+          <w:color w:val="D4D4D4"/>
+          <w:sz w:val="21"/>
+          <w:szCs w:val="21"/>
+        </w:rPr>
+        <w:t>ConvertNumberToText</w:t>
+      </w:r>
+      <w:proofErr w:type="spellEnd"/>
+      <w:r>
+        <w:rPr>
+          <w:rFonts w:ascii="Consolas" w:eastAsia="Times New Roman" w:hAnsi="Consolas" w:cs="Times New Roman"/>
+          <w:color w:val="D4D4D4"/>
+          <w:sz w:val="21"/>
+          <w:szCs w:val="21"/>
+        </w:rPr>
+        <w:t>(</w:t>
+      </w:r>
+      <w:proofErr w:type="gramEnd"/>
+      <w:r>
+        <w:rPr>
+          <w:rFonts w:ascii="Consolas" w:eastAsia="Times New Roman" w:hAnsi="Consolas" w:cs="Times New Roman"/>
+          <w:color w:val="D4D4D4"/>
+          <w:sz w:val="21"/>
+          <w:szCs w:val="21"/>
+        </w:rPr>
+        <w:t xml:space="preserve">n / </w:t>
+      </w:r>
+      <w:r>
+        <w:rPr>
+          <w:rFonts w:ascii="Consolas" w:eastAsia="Times New Roman" w:hAnsi="Consolas" w:cs="Times New Roman"/>
+          <w:color w:val="B5CEA8"/>
+          <w:sz w:val="21"/>
+          <w:szCs w:val="21"/>
+        </w:rPr>
+        <w:t>100</w:t>
+      </w:r>
+      <w:r>
+        <w:rPr>
+          <w:rFonts w:ascii="Consolas" w:eastAsia="Times New Roman" w:hAnsi="Consolas" w:cs="Times New Roman"/>
+          <w:color w:val="D4D4D4"/>
+          <w:sz w:val="21"/>
+          <w:szCs w:val="21"/>
+        </w:rPr>
+        <w:t xml:space="preserve">) + </w:t>
+      </w:r>
+      <w:r>
+        <w:rPr>
+          <w:rFonts w:ascii="Consolas" w:eastAsia="Times New Roman" w:hAnsi="Consolas" w:cs="Times New Roman"/>
+          <w:color w:val="CE9178"/>
+          <w:sz w:val="21"/>
+          <w:szCs w:val="21"/>
+        </w:rPr>
+        <w:t>" "</w:t>
+      </w:r>
+      <w:r>
+        <w:rPr>
+          <w:rFonts w:ascii="Consolas" w:eastAsia="Times New Roman" w:hAnsi="Consolas" w:cs="Times New Roman"/>
+          <w:color w:val="D4D4D4"/>
+          <w:sz w:val="21"/>
+          <w:szCs w:val="21"/>
+        </w:rPr>
+        <w:t xml:space="preserve"> + </w:t>
+      </w:r>
+      <w:r>
+        <w:rPr>
+          <w:rFonts w:ascii="Consolas" w:eastAsia="Times New Roman" w:hAnsi="Consolas" w:cs="Times New Roman"/>
+          <w:color w:val="CE9178"/>
+          <w:sz w:val="21"/>
+          <w:szCs w:val="21"/>
+        </w:rPr>
+        <w:t>"Hundred"</w:t>
+      </w:r>
+      <w:r>
+        <w:rPr>
+          <w:rFonts w:ascii="Consolas" w:eastAsia="Times New Roman" w:hAnsi="Consolas" w:cs="Times New Roman"/>
+          <w:color w:val="D4D4D4"/>
+          <w:sz w:val="21"/>
+          <w:szCs w:val="21"/>
+        </w:rPr>
+        <w:t xml:space="preserve"> + </w:t>
+      </w:r>
+      <w:r>
+        <w:rPr>
+          <w:rFonts w:ascii="Consolas" w:eastAsia="Times New Roman" w:hAnsi="Consolas" w:cs="Times New Roman"/>
+          <w:color w:val="CE9178"/>
+          <w:sz w:val="21"/>
+          <w:szCs w:val="21"/>
+        </w:rPr>
+        <w:t>" "</w:t>
+      </w:r>
+      <w:r>
+        <w:rPr>
+          <w:rFonts w:ascii="Consolas" w:eastAsia="Times New Roman" w:hAnsi="Consolas" w:cs="Times New Roman"/>
+          <w:color w:val="D4D4D4"/>
+          <w:sz w:val="21"/>
+          <w:szCs w:val="21"/>
+        </w:rPr>
+        <w:t xml:space="preserve"> + </w:t>
+      </w:r>
+      <w:proofErr w:type="spellStart"/>
+      <w:r>
+        <w:rPr>
+          <w:rFonts w:ascii="Consolas" w:eastAsia="Times New Roman" w:hAnsi="Consolas" w:cs="Times New Roman"/>
+          <w:color w:val="D4D4D4"/>
+          <w:sz w:val="21"/>
+          <w:szCs w:val="21"/>
+        </w:rPr>
+        <w:t>ConvertNumberToText</w:t>
+      </w:r>
+      <w:proofErr w:type="spellEnd"/>
+      <w:r>
+        <w:rPr>
+          <w:rFonts w:ascii="Consolas" w:eastAsia="Times New Roman" w:hAnsi="Consolas" w:cs="Times New Roman"/>
+          <w:color w:val="D4D4D4"/>
+          <w:sz w:val="21"/>
+          <w:szCs w:val="21"/>
+        </w:rPr>
+        <w:t xml:space="preserve">(n % </w:t>
+      </w:r>
+      <w:r>
+        <w:rPr>
+          <w:rFonts w:ascii="Consolas" w:eastAsia="Times New Roman" w:hAnsi="Consolas" w:cs="Times New Roman"/>
+          <w:color w:val="B5CEA8"/>
+          <w:sz w:val="21"/>
+          <w:szCs w:val="21"/>
+        </w:rPr>
+        <w:t>100</w:t>
+      </w:r>
+      <w:r>
+        <w:rPr>
+          <w:rFonts w:ascii="Consolas" w:eastAsia="Times New Roman" w:hAnsi="Consolas" w:cs="Times New Roman"/>
+          <w:color w:val="D4D4D4"/>
+          <w:sz w:val="21"/>
+          <w:szCs w:val="21"/>
+        </w:rPr>
+        <w:t>);</w:t>
+      </w:r>
+    </w:p>
+    <w:p>
+      <w:pPr>
+        <w:shd w:val="clear" w:color="auto" w:fill="1E1E1E"/>
+        <w:spacing w:after="0" w:line="285" w:lineRule="atLeast"/>
+        <w:rPr>
+          <w:rFonts w:ascii="Consolas" w:eastAsia="Times New Roman" w:hAnsi="Consolas" w:cs="Times New Roman"/>
+          <w:color w:val="D4D4D4"/>
+          <w:sz w:val="21"/>
+          <w:szCs w:val="21"/>
+        </w:rPr>
+      </w:pPr>
+      <w:r>
+        <w:rPr>
+          <w:rFonts w:ascii="Consolas" w:eastAsia="Times New Roman" w:hAnsi="Consolas" w:cs="Times New Roman"/>
+          <w:color w:val="D4D4D4"/>
+          <w:sz w:val="21"/>
+          <w:szCs w:val="21"/>
+        </w:rPr>
+        <w:t>    }</w:t>
+      </w:r>
+    </w:p>
+    <w:p>
+      <w:pPr>
+        <w:shd w:val="clear" w:color="auto" w:fill="1E1E1E"/>
+        <w:spacing w:after="0" w:line="285" w:lineRule="atLeast"/>
+        <w:rPr>
+          <w:rFonts w:ascii="Consolas" w:eastAsia="Times New Roman" w:hAnsi="Consolas" w:cs="Times New Roman"/>
+          <w:color w:val="D4D4D4"/>
+          <w:sz w:val="21"/>
+          <w:szCs w:val="21"/>
+        </w:rPr>
+      </w:pPr>
+      <w:r>
+        <w:rPr>
+          <w:rFonts w:ascii="Consolas" w:eastAsia="Times New Roman" w:hAnsi="Consolas" w:cs="Times New Roman"/>
+          <w:color w:val="D4D4D4"/>
+          <w:sz w:val="21"/>
+          <w:szCs w:val="21"/>
+        </w:rPr>
+        <w:t xml:space="preserve">    </w:t>
+      </w:r>
+      <w:r>
+        <w:rPr>
+          <w:rFonts w:ascii="Consolas" w:eastAsia="Times New Roman" w:hAnsi="Consolas" w:cs="Times New Roman"/>
+          <w:color w:val="569CD6"/>
+          <w:sz w:val="21"/>
+          <w:szCs w:val="21"/>
+        </w:rPr>
+        <w:t>if</w:t>
+      </w:r>
+      <w:r>
+        <w:rPr>
+          <w:rFonts w:ascii="Consolas" w:eastAsia="Times New Roman" w:hAnsi="Consolas" w:cs="Times New Roman"/>
+          <w:color w:val="D4D4D4"/>
+          <w:sz w:val="21"/>
+          <w:szCs w:val="21"/>
+        </w:rPr>
+        <w:t xml:space="preserve"> (n &gt;= </w:t>
+      </w:r>
+      <w:r>
+        <w:rPr>
+          <w:rFonts w:ascii="Consolas" w:eastAsia="Times New Roman" w:hAnsi="Consolas" w:cs="Times New Roman"/>
+          <w:color w:val="B5CEA8"/>
+          <w:sz w:val="21"/>
+          <w:szCs w:val="21"/>
+        </w:rPr>
+        <w:t>20</w:t>
+      </w:r>
+      <w:r>
+        <w:rPr>
+          <w:rFonts w:ascii="Consolas" w:eastAsia="Times New Roman" w:hAnsi="Consolas" w:cs="Times New Roman"/>
+          <w:color w:val="D4D4D4"/>
+          <w:sz w:val="21"/>
+          <w:szCs w:val="21"/>
+        </w:rPr>
+        <w:t xml:space="preserve"> &amp;&amp; n &lt;= </w:t>
+      </w:r>
+      <w:r>
+        <w:rPr>
+          <w:rFonts w:ascii="Consolas" w:eastAsia="Times New Roman" w:hAnsi="Consolas" w:cs="Times New Roman"/>
+          <w:color w:val="B5CEA8"/>
+          <w:sz w:val="21"/>
+          <w:szCs w:val="21"/>
+        </w:rPr>
+        <w:t>99</w:t>
+      </w:r>
+      <w:r>
+        <w:rPr>
+          <w:rFonts w:ascii="Consolas" w:eastAsia="Times New Roman" w:hAnsi="Consolas" w:cs="Times New Roman"/>
+          <w:color w:val="D4D4D4"/>
+          <w:sz w:val="21"/>
+          <w:szCs w:val="21"/>
+        </w:rPr>
+        <w:t>)</w:t>
+      </w:r>
+    </w:p>
+    <w:p>
+      <w:pPr>
+        <w:shd w:val="clear" w:color="auto" w:fill="1E1E1E"/>
+        <w:spacing w:after="0" w:line="285" w:lineRule="atLeast"/>
+        <w:rPr>
+          <w:rFonts w:ascii="Consolas" w:eastAsia="Times New Roman" w:hAnsi="Consolas" w:cs="Times New Roman"/>
+          <w:color w:val="D4D4D4"/>
+          <w:sz w:val="21"/>
+          <w:szCs w:val="21"/>
+        </w:rPr>
+      </w:pPr>
+      <w:r>
+        <w:rPr>
+          <w:rFonts w:ascii="Consolas" w:eastAsia="Times New Roman" w:hAnsi="Consolas" w:cs="Times New Roman"/>
+          <w:color w:val="D4D4D4"/>
+          <w:sz w:val="21"/>
+          <w:szCs w:val="21"/>
+        </w:rPr>
+        <w:lastRenderedPageBreak/>
+        <w:t>    {</w:t>
+      </w:r>
+    </w:p>
+    <w:p>
+      <w:pPr>
+        <w:shd w:val="clear" w:color="auto" w:fill="1E1E1E"/>
+        <w:spacing w:after="0" w:line="285" w:lineRule="atLeast"/>
+        <w:rPr>
+          <w:rFonts w:ascii="Consolas" w:eastAsia="Times New Roman" w:hAnsi="Consolas" w:cs="Times New Roman"/>
+          <w:color w:val="D4D4D4"/>
+          <w:sz w:val="21"/>
+          <w:szCs w:val="21"/>
+        </w:rPr>
+      </w:pPr>
+      <w:r>
+        <w:rPr>
+          <w:rFonts w:ascii="Consolas" w:eastAsia="Times New Roman" w:hAnsi="Consolas" w:cs="Times New Roman"/>
+          <w:color w:val="D4D4D4"/>
+          <w:sz w:val="21"/>
+          <w:szCs w:val="21"/>
+        </w:rPr>
+        <w:t xml:space="preserve">        string </w:t>
+      </w:r>
+      <w:proofErr w:type="spellStart"/>
+      <w:proofErr w:type="gramStart"/>
+      <w:r>
+        <w:rPr>
+          <w:rFonts w:ascii="Consolas" w:eastAsia="Times New Roman" w:hAnsi="Consolas" w:cs="Times New Roman"/>
+          <w:color w:val="D4D4D4"/>
+          <w:sz w:val="21"/>
+          <w:szCs w:val="21"/>
+        </w:rPr>
+        <w:t>arr</w:t>
+      </w:r>
+      <w:proofErr w:type="spellEnd"/>
+      <w:r>
+        <w:rPr>
+          <w:rFonts w:ascii="Consolas" w:eastAsia="Times New Roman" w:hAnsi="Consolas" w:cs="Times New Roman"/>
+          <w:color w:val="D4D4D4"/>
+          <w:sz w:val="21"/>
+          <w:szCs w:val="21"/>
+        </w:rPr>
+        <w:t>[</w:t>
+      </w:r>
+      <w:proofErr w:type="gramEnd"/>
+      <w:r>
+        <w:rPr>
+          <w:rFonts w:ascii="Consolas" w:eastAsia="Times New Roman" w:hAnsi="Consolas" w:cs="Times New Roman"/>
+          <w:color w:val="D4D4D4"/>
+          <w:sz w:val="21"/>
+          <w:szCs w:val="21"/>
+        </w:rPr>
+        <w:t>] = {</w:t>
+      </w:r>
+      <w:r>
+        <w:rPr>
+          <w:rFonts w:ascii="Consolas" w:eastAsia="Times New Roman" w:hAnsi="Consolas" w:cs="Times New Roman"/>
+          <w:color w:val="CE9178"/>
+          <w:sz w:val="21"/>
+          <w:szCs w:val="21"/>
+        </w:rPr>
+        <w:t>""</w:t>
+      </w:r>
+      <w:r>
+        <w:rPr>
+          <w:rFonts w:ascii="Consolas" w:eastAsia="Times New Roman" w:hAnsi="Consolas" w:cs="Times New Roman"/>
+          <w:color w:val="D4D4D4"/>
+          <w:sz w:val="21"/>
+          <w:szCs w:val="21"/>
+        </w:rPr>
+        <w:t xml:space="preserve">, </w:t>
+      </w:r>
+      <w:r>
+        <w:rPr>
+          <w:rFonts w:ascii="Consolas" w:eastAsia="Times New Roman" w:hAnsi="Consolas" w:cs="Times New Roman"/>
+          <w:color w:val="CE9178"/>
+          <w:sz w:val="21"/>
+          <w:szCs w:val="21"/>
+        </w:rPr>
+        <w:t>""</w:t>
+      </w:r>
+      <w:r>
+        <w:rPr>
+          <w:rFonts w:ascii="Consolas" w:eastAsia="Times New Roman" w:hAnsi="Consolas" w:cs="Times New Roman"/>
+          <w:color w:val="D4D4D4"/>
+          <w:sz w:val="21"/>
+          <w:szCs w:val="21"/>
+        </w:rPr>
+        <w:t xml:space="preserve">, </w:t>
+      </w:r>
+      <w:r>
+        <w:rPr>
+          <w:rFonts w:ascii="Consolas" w:eastAsia="Times New Roman" w:hAnsi="Consolas" w:cs="Times New Roman"/>
+          <w:color w:val="CE9178"/>
+          <w:sz w:val="21"/>
+          <w:szCs w:val="21"/>
+        </w:rPr>
+        <w:t>"Twenty"</w:t>
+      </w:r>
+      <w:r>
+        <w:rPr>
+          <w:rFonts w:ascii="Consolas" w:eastAsia="Times New Roman" w:hAnsi="Consolas" w:cs="Times New Roman"/>
+          <w:color w:val="D4D4D4"/>
+          <w:sz w:val="21"/>
+          <w:szCs w:val="21"/>
+        </w:rPr>
+        <w:t xml:space="preserve">, </w:t>
+      </w:r>
+      <w:r>
+        <w:rPr>
+          <w:rFonts w:ascii="Consolas" w:eastAsia="Times New Roman" w:hAnsi="Consolas" w:cs="Times New Roman"/>
+          <w:color w:val="CE9178"/>
+          <w:sz w:val="21"/>
+          <w:szCs w:val="21"/>
+        </w:rPr>
+        <w:t>"Thirty"</w:t>
+      </w:r>
+      <w:r>
+        <w:rPr>
+          <w:rFonts w:ascii="Consolas" w:eastAsia="Times New Roman" w:hAnsi="Consolas" w:cs="Times New Roman"/>
+          <w:color w:val="D4D4D4"/>
+          <w:sz w:val="21"/>
+          <w:szCs w:val="21"/>
+        </w:rPr>
+        <w:t xml:space="preserve">, </w:t>
+      </w:r>
+      <w:r>
+        <w:rPr>
+          <w:rFonts w:ascii="Consolas" w:eastAsia="Times New Roman" w:hAnsi="Consolas" w:cs="Times New Roman"/>
+          <w:color w:val="CE9178"/>
+          <w:sz w:val="21"/>
+          <w:szCs w:val="21"/>
+        </w:rPr>
+        <w:t>"Forty"</w:t>
+      </w:r>
+      <w:r>
+        <w:rPr>
+          <w:rFonts w:ascii="Consolas" w:eastAsia="Times New Roman" w:hAnsi="Consolas" w:cs="Times New Roman"/>
+          <w:color w:val="D4D4D4"/>
+          <w:sz w:val="21"/>
+          <w:szCs w:val="21"/>
+        </w:rPr>
+        <w:t xml:space="preserve">, </w:t>
+      </w:r>
+      <w:r>
+        <w:rPr>
+          <w:rFonts w:ascii="Consolas" w:eastAsia="Times New Roman" w:hAnsi="Consolas" w:cs="Times New Roman"/>
+          <w:color w:val="CE9178"/>
+          <w:sz w:val="21"/>
+          <w:szCs w:val="21"/>
+        </w:rPr>
+        <w:t>"Fifty"</w:t>
+      </w:r>
+      <w:r>
+        <w:rPr>
+          <w:rFonts w:ascii="Consolas" w:eastAsia="Times New Roman" w:hAnsi="Consolas" w:cs="Times New Roman"/>
+          <w:color w:val="D4D4D4"/>
+          <w:sz w:val="21"/>
+          <w:szCs w:val="21"/>
+        </w:rPr>
+        <w:t xml:space="preserve">, </w:t>
+      </w:r>
+      <w:r>
+        <w:rPr>
+          <w:rFonts w:ascii="Consolas" w:eastAsia="Times New Roman" w:hAnsi="Consolas" w:cs="Times New Roman"/>
+          <w:color w:val="CE9178"/>
+          <w:sz w:val="21"/>
+          <w:szCs w:val="21"/>
+        </w:rPr>
+        <w:t>"Sixty"</w:t>
+      </w:r>
+      <w:r>
+        <w:rPr>
+          <w:rFonts w:ascii="Consolas" w:eastAsia="Times New Roman" w:hAnsi="Consolas" w:cs="Times New Roman"/>
+          <w:color w:val="D4D4D4"/>
+          <w:sz w:val="21"/>
+          <w:szCs w:val="21"/>
+        </w:rPr>
+        <w:t xml:space="preserve">, </w:t>
+      </w:r>
+      <w:r>
+        <w:rPr>
+          <w:rFonts w:ascii="Consolas" w:eastAsia="Times New Roman" w:hAnsi="Consolas" w:cs="Times New Roman"/>
+          <w:color w:val="CE9178"/>
+          <w:sz w:val="21"/>
+          <w:szCs w:val="21"/>
+        </w:rPr>
+        <w:t>"Seventy"</w:t>
+      </w:r>
+      <w:r>
+        <w:rPr>
+          <w:rFonts w:ascii="Consolas" w:eastAsia="Times New Roman" w:hAnsi="Consolas" w:cs="Times New Roman"/>
+          <w:color w:val="D4D4D4"/>
+          <w:sz w:val="21"/>
+          <w:szCs w:val="21"/>
+        </w:rPr>
+        <w:t xml:space="preserve">, </w:t>
+      </w:r>
+      <w:r>
+        <w:rPr>
+          <w:rFonts w:ascii="Consolas" w:eastAsia="Times New Roman" w:hAnsi="Consolas" w:cs="Times New Roman"/>
+          <w:color w:val="CE9178"/>
+          <w:sz w:val="21"/>
+          <w:szCs w:val="21"/>
+        </w:rPr>
+        <w:t>"Eighty"</w:t>
+      </w:r>
+      <w:r>
+        <w:rPr>
+          <w:rFonts w:ascii="Consolas" w:eastAsia="Times New Roman" w:hAnsi="Consolas" w:cs="Times New Roman"/>
+          <w:color w:val="D4D4D4"/>
+          <w:sz w:val="21"/>
+          <w:szCs w:val="21"/>
+        </w:rPr>
+        <w:t xml:space="preserve">, </w:t>
+      </w:r>
+      <w:r>
+        <w:rPr>
+          <w:rFonts w:ascii="Consolas" w:eastAsia="Times New Roman" w:hAnsi="Consolas" w:cs="Times New Roman"/>
+          <w:color w:val="CE9178"/>
+          <w:sz w:val="21"/>
+          <w:szCs w:val="21"/>
+        </w:rPr>
+        <w:t>"Ninety"</w:t>
+      </w:r>
+      <w:r>
+        <w:rPr>
+          <w:rFonts w:ascii="Consolas" w:eastAsia="Times New Roman" w:hAnsi="Consolas" w:cs="Times New Roman"/>
+          <w:color w:val="D4D4D4"/>
+          <w:sz w:val="21"/>
+          <w:szCs w:val="21"/>
+        </w:rPr>
+        <w:t>};</w:t>
+      </w:r>
+    </w:p>
+    <w:p>
+      <w:pPr>
+        <w:shd w:val="clear" w:color="auto" w:fill="1E1E1E"/>
+        <w:spacing w:after="0" w:line="285" w:lineRule="atLeast"/>
+        <w:rPr>
+          <w:rFonts w:ascii="Consolas" w:eastAsia="Times New Roman" w:hAnsi="Consolas" w:cs="Times New Roman"/>
+          <w:color w:val="D4D4D4"/>
+          <w:sz w:val="21"/>
+          <w:szCs w:val="21"/>
+        </w:rPr>
+      </w:pPr>
+      <w:r>
+        <w:rPr>
+          <w:rFonts w:ascii="Consolas" w:eastAsia="Times New Roman" w:hAnsi="Consolas" w:cs="Times New Roman"/>
+          <w:color w:val="D4D4D4"/>
+          <w:sz w:val="21"/>
+          <w:szCs w:val="21"/>
+        </w:rPr>
+        <w:t xml:space="preserve">        </w:t>
+      </w:r>
+      <w:r>
+        <w:rPr>
+          <w:rFonts w:ascii="Consolas" w:eastAsia="Times New Roman" w:hAnsi="Consolas" w:cs="Times New Roman"/>
+          <w:color w:val="569CD6"/>
+          <w:sz w:val="21"/>
+          <w:szCs w:val="21"/>
+        </w:rPr>
+        <w:t>return</w:t>
+      </w:r>
+      <w:r>
+        <w:rPr>
+          <w:rFonts w:ascii="Consolas" w:eastAsia="Times New Roman" w:hAnsi="Consolas" w:cs="Times New Roman"/>
+          <w:color w:val="D4D4D4"/>
+          <w:sz w:val="21"/>
+          <w:szCs w:val="21"/>
+        </w:rPr>
+        <w:t xml:space="preserve"> </w:t>
+      </w:r>
+      <w:proofErr w:type="spellStart"/>
+      <w:proofErr w:type="gramStart"/>
+      <w:r>
+        <w:rPr>
+          <w:rFonts w:ascii="Consolas" w:eastAsia="Times New Roman" w:hAnsi="Consolas" w:cs="Times New Roman"/>
+          <w:color w:val="D4D4D4"/>
+          <w:sz w:val="21"/>
+          <w:szCs w:val="21"/>
+        </w:rPr>
+        <w:t>arr</w:t>
+      </w:r>
+      <w:proofErr w:type="spellEnd"/>
+      <w:r>
+        <w:rPr>
+          <w:rFonts w:ascii="Consolas" w:eastAsia="Times New Roman" w:hAnsi="Consolas" w:cs="Times New Roman"/>
+          <w:color w:val="D4D4D4"/>
+          <w:sz w:val="21"/>
+          <w:szCs w:val="21"/>
+        </w:rPr>
+        <w:t>[</w:t>
+      </w:r>
+      <w:proofErr w:type="gramEnd"/>
+      <w:r>
+        <w:rPr>
+          <w:rFonts w:ascii="Consolas" w:eastAsia="Times New Roman" w:hAnsi="Consolas" w:cs="Times New Roman"/>
+          <w:color w:val="D4D4D4"/>
+          <w:sz w:val="21"/>
+          <w:szCs w:val="21"/>
+        </w:rPr>
+        <w:t xml:space="preserve">n / </w:t>
+      </w:r>
+      <w:r>
+        <w:rPr>
+          <w:rFonts w:ascii="Consolas" w:eastAsia="Times New Roman" w:hAnsi="Consolas" w:cs="Times New Roman"/>
+          <w:color w:val="B5CEA8"/>
+          <w:sz w:val="21"/>
+          <w:szCs w:val="21"/>
+        </w:rPr>
+        <w:t>10</w:t>
+      </w:r>
+      <w:r>
+        <w:rPr>
+          <w:rFonts w:ascii="Consolas" w:eastAsia="Times New Roman" w:hAnsi="Consolas" w:cs="Times New Roman"/>
+          <w:color w:val="D4D4D4"/>
+          <w:sz w:val="21"/>
+          <w:szCs w:val="21"/>
+        </w:rPr>
+        <w:t xml:space="preserve">] + </w:t>
+      </w:r>
+      <w:r>
+        <w:rPr>
+          <w:rFonts w:ascii="Consolas" w:eastAsia="Times New Roman" w:hAnsi="Consolas" w:cs="Times New Roman"/>
+          <w:color w:val="CE9178"/>
+          <w:sz w:val="21"/>
+          <w:szCs w:val="21"/>
+        </w:rPr>
+        <w:t>" "</w:t>
+      </w:r>
+      <w:r>
+        <w:rPr>
+          <w:rFonts w:ascii="Consolas" w:eastAsia="Times New Roman" w:hAnsi="Consolas" w:cs="Times New Roman"/>
+          <w:color w:val="D4D4D4"/>
+          <w:sz w:val="21"/>
+          <w:szCs w:val="21"/>
+        </w:rPr>
+        <w:t xml:space="preserve"> + </w:t>
+      </w:r>
+      <w:proofErr w:type="spellStart"/>
+      <w:r>
+        <w:rPr>
+          <w:rFonts w:ascii="Consolas" w:eastAsia="Times New Roman" w:hAnsi="Consolas" w:cs="Times New Roman"/>
+          <w:color w:val="D4D4D4"/>
+          <w:sz w:val="21"/>
+          <w:szCs w:val="21"/>
+        </w:rPr>
+        <w:t>ConvertNumberToText</w:t>
+      </w:r>
+      <w:proofErr w:type="spellEnd"/>
+      <w:r>
+        <w:rPr>
+          <w:rFonts w:ascii="Consolas" w:eastAsia="Times New Roman" w:hAnsi="Consolas" w:cs="Times New Roman"/>
+          <w:color w:val="D4D4D4"/>
+          <w:sz w:val="21"/>
+          <w:szCs w:val="21"/>
+        </w:rPr>
+        <w:t xml:space="preserve">(n % </w:t>
+      </w:r>
+      <w:r>
+        <w:rPr>
+          <w:rFonts w:ascii="Consolas" w:eastAsia="Times New Roman" w:hAnsi="Consolas" w:cs="Times New Roman"/>
+          <w:color w:val="B5CEA8"/>
+          <w:sz w:val="21"/>
+          <w:szCs w:val="21"/>
+        </w:rPr>
+        <w:t>10</w:t>
+      </w:r>
+      <w:r>
+        <w:rPr>
+          <w:rFonts w:ascii="Consolas" w:eastAsia="Times New Roman" w:hAnsi="Consolas" w:cs="Times New Roman"/>
+          <w:color w:val="D4D4D4"/>
+          <w:sz w:val="21"/>
+          <w:szCs w:val="21"/>
+        </w:rPr>
+        <w:t>);</w:t>
+      </w:r>
+    </w:p>
+    <w:p>
+      <w:pPr>
+        <w:shd w:val="clear" w:color="auto" w:fill="1E1E1E"/>
+        <w:spacing w:after="0" w:line="285" w:lineRule="atLeast"/>
+        <w:rPr>
+          <w:rFonts w:ascii="Consolas" w:eastAsia="Times New Roman" w:hAnsi="Consolas" w:cs="Times New Roman"/>
+          <w:color w:val="D4D4D4"/>
+          <w:sz w:val="21"/>
+          <w:szCs w:val="21"/>
+        </w:rPr>
+      </w:pPr>
+      <w:r>
+        <w:rPr>
+          <w:rFonts w:ascii="Consolas" w:eastAsia="Times New Roman" w:hAnsi="Consolas" w:cs="Times New Roman"/>
+          <w:color w:val="D4D4D4"/>
+          <w:sz w:val="21"/>
+          <w:szCs w:val="21"/>
+        </w:rPr>
+        <w:t>    }</w:t>
+      </w:r>
+    </w:p>
+    <w:p>
+      <w:pPr>
+        <w:shd w:val="clear" w:color="auto" w:fill="1E1E1E"/>
+        <w:spacing w:after="0" w:line="285" w:lineRule="atLeast"/>
+        <w:rPr>
+          <w:rFonts w:ascii="Consolas" w:eastAsia="Times New Roman" w:hAnsi="Consolas" w:cs="Times New Roman"/>
+          <w:color w:val="D4D4D4"/>
+          <w:sz w:val="21"/>
+          <w:szCs w:val="21"/>
+        </w:rPr>
+      </w:pPr>
+      <w:r>
+        <w:rPr>
+          <w:rFonts w:ascii="Consolas" w:eastAsia="Times New Roman" w:hAnsi="Consolas" w:cs="Times New Roman"/>
+          <w:color w:val="D4D4D4"/>
+          <w:sz w:val="21"/>
+          <w:szCs w:val="21"/>
+        </w:rPr>
+        <w:t xml:space="preserve">    </w:t>
+      </w:r>
+      <w:r>
+        <w:rPr>
+          <w:rFonts w:ascii="Consolas" w:eastAsia="Times New Roman" w:hAnsi="Consolas" w:cs="Times New Roman"/>
+          <w:color w:val="569CD6"/>
+          <w:sz w:val="21"/>
+          <w:szCs w:val="21"/>
+        </w:rPr>
+        <w:t>if</w:t>
+      </w:r>
+      <w:r>
+        <w:rPr>
+          <w:rFonts w:ascii="Consolas" w:eastAsia="Times New Roman" w:hAnsi="Consolas" w:cs="Times New Roman"/>
+          <w:color w:val="D4D4D4"/>
+          <w:sz w:val="21"/>
+          <w:szCs w:val="21"/>
+        </w:rPr>
+        <w:t xml:space="preserve"> (n &gt;= </w:t>
+      </w:r>
+      <w:r>
+        <w:rPr>
+          <w:rFonts w:ascii="Consolas" w:eastAsia="Times New Roman" w:hAnsi="Consolas" w:cs="Times New Roman"/>
+          <w:color w:val="B5CEA8"/>
+          <w:sz w:val="21"/>
+          <w:szCs w:val="21"/>
+        </w:rPr>
+        <w:t>1</w:t>
+      </w:r>
+      <w:r>
+        <w:rPr>
+          <w:rFonts w:ascii="Consolas" w:eastAsia="Times New Roman" w:hAnsi="Consolas" w:cs="Times New Roman"/>
+          <w:color w:val="D4D4D4"/>
+          <w:sz w:val="21"/>
+          <w:szCs w:val="21"/>
+        </w:rPr>
+        <w:t xml:space="preserve"> &amp;&amp; n &lt;= </w:t>
+      </w:r>
+      <w:r>
+        <w:rPr>
+          <w:rFonts w:ascii="Consolas" w:eastAsia="Times New Roman" w:hAnsi="Consolas" w:cs="Times New Roman"/>
+          <w:color w:val="B5CEA8"/>
+          <w:sz w:val="21"/>
+          <w:szCs w:val="21"/>
+        </w:rPr>
+        <w:t>19</w:t>
+      </w:r>
+      <w:r>
+        <w:rPr>
+          <w:rFonts w:ascii="Consolas" w:eastAsia="Times New Roman" w:hAnsi="Consolas" w:cs="Times New Roman"/>
+          <w:color w:val="D4D4D4"/>
+          <w:sz w:val="21"/>
+          <w:szCs w:val="21"/>
+        </w:rPr>
+        <w:t>)</w:t>
+      </w:r>
+    </w:p>
+    <w:p>
+      <w:pPr>
+        <w:shd w:val="clear" w:color="auto" w:fill="1E1E1E"/>
+        <w:spacing w:after="0" w:line="285" w:lineRule="atLeast"/>
+        <w:rPr>
+          <w:rFonts w:ascii="Consolas" w:eastAsia="Times New Roman" w:hAnsi="Consolas" w:cs="Times New Roman"/>
+          <w:color w:val="D4D4D4"/>
+          <w:sz w:val="21"/>
+          <w:szCs w:val="21"/>
+        </w:rPr>
+      </w:pPr>
+      <w:r>
+        <w:rPr>
+          <w:rFonts w:ascii="Consolas" w:eastAsia="Times New Roman" w:hAnsi="Consolas" w:cs="Times New Roman"/>
+          <w:color w:val="D4D4D4"/>
+          <w:sz w:val="21"/>
+          <w:szCs w:val="21"/>
+        </w:rPr>
+        <w:t>    {</w:t>
+      </w:r>
+    </w:p>
+    <w:p>
+      <w:pPr>
+        <w:shd w:val="clear" w:color="auto" w:fill="1E1E1E"/>
+        <w:spacing w:after="0" w:line="285" w:lineRule="atLeast"/>
+        <w:rPr>
+          <w:rFonts w:ascii="Consolas" w:eastAsia="Times New Roman" w:hAnsi="Consolas" w:cs="Times New Roman"/>
+          <w:color w:val="D4D4D4"/>
+          <w:sz w:val="21"/>
+          <w:szCs w:val="21"/>
+        </w:rPr>
+      </w:pPr>
+      <w:r>
+        <w:rPr>
+          <w:rFonts w:ascii="Consolas" w:eastAsia="Times New Roman" w:hAnsi="Consolas" w:cs="Times New Roman"/>
+          <w:color w:val="D4D4D4"/>
+          <w:sz w:val="21"/>
+          <w:szCs w:val="21"/>
+        </w:rPr>
+        <w:t xml:space="preserve">        string </w:t>
+      </w:r>
+      <w:proofErr w:type="spellStart"/>
+      <w:proofErr w:type="gramStart"/>
+      <w:r>
+        <w:rPr>
+          <w:rFonts w:ascii="Consolas" w:eastAsia="Times New Roman" w:hAnsi="Consolas" w:cs="Times New Roman"/>
+          <w:color w:val="D4D4D4"/>
+          <w:sz w:val="21"/>
+          <w:szCs w:val="21"/>
+        </w:rPr>
+        <w:t>arr</w:t>
+      </w:r>
+      <w:proofErr w:type="spellEnd"/>
+      <w:r>
+        <w:rPr>
+          <w:rFonts w:ascii="Consolas" w:eastAsia="Times New Roman" w:hAnsi="Consolas" w:cs="Times New Roman"/>
+          <w:color w:val="D4D4D4"/>
+          <w:sz w:val="21"/>
+          <w:szCs w:val="21"/>
+        </w:rPr>
+        <w:t>[</w:t>
+      </w:r>
+      <w:proofErr w:type="gramEnd"/>
+      <w:r>
+        <w:rPr>
+          <w:rFonts w:ascii="Consolas" w:eastAsia="Times New Roman" w:hAnsi="Consolas" w:cs="Times New Roman"/>
+          <w:color w:val="D4D4D4"/>
+          <w:sz w:val="21"/>
+          <w:szCs w:val="21"/>
+        </w:rPr>
+        <w:t>] = {</w:t>
+      </w:r>
+    </w:p>
+    <w:p>
+      <w:pPr>
+        <w:shd w:val="clear" w:color="auto" w:fill="1E1E1E"/>
+        <w:spacing w:after="0" w:line="285" w:lineRule="atLeast"/>
+        <w:rPr>
+          <w:rFonts w:ascii="Consolas" w:eastAsia="Times New Roman" w:hAnsi="Consolas" w:cs="Times New Roman"/>
+          <w:color w:val="D4D4D4"/>
+          <w:sz w:val="21"/>
+          <w:szCs w:val="21"/>
+        </w:rPr>
+      </w:pPr>
+      <w:r>
+        <w:rPr>
+          <w:rFonts w:ascii="Consolas" w:eastAsia="Times New Roman" w:hAnsi="Consolas" w:cs="Times New Roman"/>
+          <w:color w:val="D4D4D4"/>
+          <w:sz w:val="21"/>
+          <w:szCs w:val="21"/>
+        </w:rPr>
+        <w:t xml:space="preserve">            </w:t>
+      </w:r>
+      <w:r>
+        <w:rPr>
+          <w:rFonts w:ascii="Consolas" w:eastAsia="Times New Roman" w:hAnsi="Consolas" w:cs="Times New Roman"/>
+          <w:color w:val="CE9178"/>
+          <w:sz w:val="21"/>
+          <w:szCs w:val="21"/>
+        </w:rPr>
+        <w:t>""</w:t>
+      </w:r>
+      <w:r>
+        <w:rPr>
+          <w:rFonts w:ascii="Consolas" w:eastAsia="Times New Roman" w:hAnsi="Consolas" w:cs="Times New Roman"/>
+          <w:color w:val="D4D4D4"/>
+          <w:sz w:val="21"/>
+          <w:szCs w:val="21"/>
+        </w:rPr>
+        <w:t xml:space="preserve">, </w:t>
+      </w:r>
+      <w:r>
+        <w:rPr>
+          <w:rFonts w:ascii="Consolas" w:eastAsia="Times New Roman" w:hAnsi="Consolas" w:cs="Times New Roman"/>
+          <w:color w:val="CE9178"/>
+          <w:sz w:val="21"/>
+          <w:szCs w:val="21"/>
+        </w:rPr>
+        <w:t>"One"</w:t>
+      </w:r>
+      <w:r>
+        <w:rPr>
+          <w:rFonts w:ascii="Consolas" w:eastAsia="Times New Roman" w:hAnsi="Consolas" w:cs="Times New Roman"/>
+          <w:color w:val="D4D4D4"/>
+          <w:sz w:val="21"/>
+          <w:szCs w:val="21"/>
+        </w:rPr>
+        <w:t xml:space="preserve">, </w:t>
+      </w:r>
+      <w:r>
+        <w:rPr>
+          <w:rFonts w:ascii="Consolas" w:eastAsia="Times New Roman" w:hAnsi="Consolas" w:cs="Times New Roman"/>
+          <w:color w:val="CE9178"/>
+          <w:sz w:val="21"/>
+          <w:szCs w:val="21"/>
+        </w:rPr>
+        <w:t>"Two"</w:t>
+      </w:r>
+      <w:r>
+        <w:rPr>
+          <w:rFonts w:ascii="Consolas" w:eastAsia="Times New Roman" w:hAnsi="Consolas" w:cs="Times New Roman"/>
+          <w:color w:val="D4D4D4"/>
+          <w:sz w:val="21"/>
+          <w:szCs w:val="21"/>
+        </w:rPr>
+        <w:t xml:space="preserve">, </w:t>
+      </w:r>
+      <w:r>
+        <w:rPr>
+          <w:rFonts w:ascii="Consolas" w:eastAsia="Times New Roman" w:hAnsi="Consolas" w:cs="Times New Roman"/>
+          <w:color w:val="CE9178"/>
+          <w:sz w:val="21"/>
+          <w:szCs w:val="21"/>
+        </w:rPr>
+        <w:t>"Three"</w:t>
+      </w:r>
+      <w:r>
+        <w:rPr>
+          <w:rFonts w:ascii="Consolas" w:eastAsia="Times New Roman" w:hAnsi="Consolas" w:cs="Times New Roman"/>
+          <w:color w:val="D4D4D4"/>
+          <w:sz w:val="21"/>
+          <w:szCs w:val="21"/>
+        </w:rPr>
+        <w:t xml:space="preserve">, </w:t>
+      </w:r>
+      <w:r>
+        <w:rPr>
+          <w:rFonts w:ascii="Consolas" w:eastAsia="Times New Roman" w:hAnsi="Consolas" w:cs="Times New Roman"/>
+          <w:color w:val="CE9178"/>
+          <w:sz w:val="21"/>
+          <w:szCs w:val="21"/>
+        </w:rPr>
+        <w:t>"Four"</w:t>
+      </w:r>
+      <w:r>
+        <w:rPr>
+          <w:rFonts w:ascii="Consolas" w:eastAsia="Times New Roman" w:hAnsi="Consolas" w:cs="Times New Roman"/>
+          <w:color w:val="D4D4D4"/>
+          <w:sz w:val="21"/>
+          <w:szCs w:val="21"/>
+        </w:rPr>
+        <w:t xml:space="preserve">, </w:t>
+      </w:r>
+      <w:r>
+        <w:rPr>
+          <w:rFonts w:ascii="Consolas" w:eastAsia="Times New Roman" w:hAnsi="Consolas" w:cs="Times New Roman"/>
+          <w:color w:val="CE9178"/>
+          <w:sz w:val="21"/>
+          <w:szCs w:val="21"/>
+        </w:rPr>
+        <w:t>"Five"</w:t>
+      </w:r>
+      <w:r>
+        <w:rPr>
+          <w:rFonts w:ascii="Consolas" w:eastAsia="Times New Roman" w:hAnsi="Consolas" w:cs="Times New Roman"/>
+          <w:color w:val="D4D4D4"/>
+          <w:sz w:val="21"/>
+          <w:szCs w:val="21"/>
+        </w:rPr>
+        <w:t>,</w:t>
+      </w:r>
+    </w:p>
+    <w:p>
+      <w:pPr>
+        <w:shd w:val="clear" w:color="auto" w:fill="1E1E1E"/>
+        <w:spacing w:after="0" w:line="285" w:lineRule="atLeast"/>
+        <w:rPr>
+          <w:rFonts w:ascii="Consolas" w:eastAsia="Times New Roman" w:hAnsi="Consolas" w:cs="Times New Roman"/>
+          <w:color w:val="D4D4D4"/>
+          <w:sz w:val="21"/>
+          <w:szCs w:val="21"/>
+        </w:rPr>
+      </w:pPr>
+      <w:r>
+        <w:rPr>
+          <w:rFonts w:ascii="Consolas" w:eastAsia="Times New Roman" w:hAnsi="Consolas" w:cs="Times New Roman"/>
+          <w:color w:val="D4D4D4"/>
+          <w:sz w:val="21"/>
+          <w:szCs w:val="21"/>
+        </w:rPr>
+        <w:t xml:space="preserve">            </w:t>
+      </w:r>
+      <w:r>
+        <w:rPr>
+          <w:rFonts w:ascii="Consolas" w:eastAsia="Times New Roman" w:hAnsi="Consolas" w:cs="Times New Roman"/>
+          <w:color w:val="CE9178"/>
+          <w:sz w:val="21"/>
+          <w:szCs w:val="21"/>
+        </w:rPr>
+        <w:t>"Six"</w:t>
+      </w:r>
+      <w:r>
+        <w:rPr>
+          <w:rFonts w:ascii="Consolas" w:eastAsia="Times New Roman" w:hAnsi="Consolas" w:cs="Times New Roman"/>
+          <w:color w:val="D4D4D4"/>
+          <w:sz w:val="21"/>
+          <w:szCs w:val="21"/>
+        </w:rPr>
+        <w:t xml:space="preserve">, </w:t>
+      </w:r>
+      <w:r>
+        <w:rPr>
+          <w:rFonts w:ascii="Consolas" w:eastAsia="Times New Roman" w:hAnsi="Consolas" w:cs="Times New Roman"/>
+          <w:color w:val="CE9178"/>
+          <w:sz w:val="21"/>
+          <w:szCs w:val="21"/>
+        </w:rPr>
+        <w:t>"Seven"</w:t>
+      </w:r>
+      <w:r>
+        <w:rPr>
+          <w:rFonts w:ascii="Consolas" w:eastAsia="Times New Roman" w:hAnsi="Consolas" w:cs="Times New Roman"/>
+          <w:color w:val="D4D4D4"/>
+          <w:sz w:val="21"/>
+          <w:szCs w:val="21"/>
+        </w:rPr>
+        <w:t xml:space="preserve">, </w:t>
+      </w:r>
+      <w:r>
+        <w:rPr>
+          <w:rFonts w:ascii="Consolas" w:eastAsia="Times New Roman" w:hAnsi="Consolas" w:cs="Times New Roman"/>
+          <w:color w:val="CE9178"/>
+          <w:sz w:val="21"/>
+          <w:szCs w:val="21"/>
+        </w:rPr>
+        <w:t>"Eight"</w:t>
+      </w:r>
+      <w:r>
+        <w:rPr>
+          <w:rFonts w:ascii="Consolas" w:eastAsia="Times New Roman" w:hAnsi="Consolas" w:cs="Times New Roman"/>
+          <w:color w:val="D4D4D4"/>
+          <w:sz w:val="21"/>
+          <w:szCs w:val="21"/>
+        </w:rPr>
+        <w:t xml:space="preserve">, </w:t>
+      </w:r>
+      <w:r>
+        <w:rPr>
+          <w:rFonts w:ascii="Consolas" w:eastAsia="Times New Roman" w:hAnsi="Consolas" w:cs="Times New Roman"/>
+          <w:color w:val="CE9178"/>
+          <w:sz w:val="21"/>
+          <w:szCs w:val="21"/>
+        </w:rPr>
+        <w:t>"Nine"</w:t>
+      </w:r>
+      <w:r>
+        <w:rPr>
+          <w:rFonts w:ascii="Consolas" w:eastAsia="Times New Roman" w:hAnsi="Consolas" w:cs="Times New Roman"/>
+          <w:color w:val="D4D4D4"/>
+          <w:sz w:val="21"/>
+          <w:szCs w:val="21"/>
+        </w:rPr>
+        <w:t xml:space="preserve">, </w:t>
+      </w:r>
+      <w:r>
+        <w:rPr>
+          <w:rFonts w:ascii="Consolas" w:eastAsia="Times New Roman" w:hAnsi="Consolas" w:cs="Times New Roman"/>
+          <w:color w:val="CE9178"/>
+          <w:sz w:val="21"/>
+          <w:szCs w:val="21"/>
+        </w:rPr>
+        <w:t>"Ten"</w:t>
+      </w:r>
+      <w:r>
+        <w:rPr>
+          <w:rFonts w:ascii="Consolas" w:eastAsia="Times New Roman" w:hAnsi="Consolas" w:cs="Times New Roman"/>
+          <w:color w:val="D4D4D4"/>
+          <w:sz w:val="21"/>
+          <w:szCs w:val="21"/>
+        </w:rPr>
+        <w:t>,</w:t>
+      </w:r>
+    </w:p>
+    <w:p>
+      <w:pPr>
+        <w:shd w:val="clear" w:color="auto" w:fill="1E1E1E"/>
+        <w:spacing w:after="0" w:line="285" w:lineRule="atLeast"/>
+        <w:rPr>
+          <w:rFonts w:ascii="Consolas" w:eastAsia="Times New Roman" w:hAnsi="Consolas" w:cs="Times New Roman"/>
+          <w:color w:val="D4D4D4"/>
+          <w:sz w:val="21"/>
+          <w:szCs w:val="21"/>
+        </w:rPr>
+      </w:pPr>
+      <w:r>
+        <w:rPr>
+          <w:rFonts w:ascii="Consolas" w:eastAsia="Times New Roman" w:hAnsi="Consolas" w:cs="Times New Roman"/>
+          <w:color w:val="D4D4D4"/>
+          <w:sz w:val="21"/>
+          <w:szCs w:val="21"/>
+        </w:rPr>
+        <w:t xml:space="preserve">            </w:t>
+      </w:r>
+      <w:r>
+        <w:rPr>
+          <w:rFonts w:ascii="Consolas" w:eastAsia="Times New Roman" w:hAnsi="Consolas" w:cs="Times New Roman"/>
+          <w:color w:val="CE9178"/>
+          <w:sz w:val="21"/>
+          <w:szCs w:val="21"/>
+        </w:rPr>
+        <w:t>"Eleven"</w:t>
+      </w:r>
+      <w:r>
+        <w:rPr>
+          <w:rFonts w:ascii="Consolas" w:eastAsia="Times New Roman" w:hAnsi="Consolas" w:cs="Times New Roman"/>
+          <w:color w:val="D4D4D4"/>
+          <w:sz w:val="21"/>
+          <w:szCs w:val="21"/>
+        </w:rPr>
+        <w:t xml:space="preserve">, </w:t>
+      </w:r>
+      <w:r>
+        <w:rPr>
+          <w:rFonts w:ascii="Consolas" w:eastAsia="Times New Roman" w:hAnsi="Consolas" w:cs="Times New Roman"/>
+          <w:color w:val="CE9178"/>
+          <w:sz w:val="21"/>
+          <w:szCs w:val="21"/>
+        </w:rPr>
+        <w:t>"Twelve"</w:t>
+      </w:r>
+      <w:r>
+        <w:rPr>
+          <w:rFonts w:ascii="Consolas" w:eastAsia="Times New Roman" w:hAnsi="Consolas" w:cs="Times New Roman"/>
+          <w:color w:val="D4D4D4"/>
+          <w:sz w:val="21"/>
+          <w:szCs w:val="21"/>
+        </w:rPr>
+        <w:t xml:space="preserve">, </w:t>
+      </w:r>
+      <w:r>
+        <w:rPr>
+          <w:rFonts w:ascii="Consolas" w:eastAsia="Times New Roman" w:hAnsi="Consolas" w:cs="Times New Roman"/>
+          <w:color w:val="CE9178"/>
+          <w:sz w:val="21"/>
+          <w:szCs w:val="21"/>
+        </w:rPr>
+        <w:t>"Thirteen"</w:t>
+      </w:r>
+      <w:r>
+        <w:rPr>
+          <w:rFonts w:ascii="Consolas" w:eastAsia="Times New Roman" w:hAnsi="Consolas" w:cs="Times New Roman"/>
+          <w:color w:val="D4D4D4"/>
+          <w:sz w:val="21"/>
+          <w:szCs w:val="21"/>
+        </w:rPr>
+        <w:t xml:space="preserve">, </w:t>
+      </w:r>
+      <w:r>
+        <w:rPr>
+          <w:rFonts w:ascii="Consolas" w:eastAsia="Times New Roman" w:hAnsi="Consolas" w:cs="Times New Roman"/>
+          <w:color w:val="CE9178"/>
+          <w:sz w:val="21"/>
+          <w:szCs w:val="21"/>
+        </w:rPr>
+        <w:t>"Fourteen"</w:t>
+      </w:r>
+      <w:r>
+        <w:rPr>
+          <w:rFonts w:ascii="Consolas" w:eastAsia="Times New Roman" w:hAnsi="Consolas" w:cs="Times New Roman"/>
+          <w:color w:val="D4D4D4"/>
+          <w:sz w:val="21"/>
+          <w:szCs w:val="21"/>
+        </w:rPr>
+        <w:t xml:space="preserve">, </w:t>
+      </w:r>
+      <w:r>
+        <w:rPr>
+          <w:rFonts w:ascii="Consolas" w:eastAsia="Times New Roman" w:hAnsi="Consolas" w:cs="Times New Roman"/>
+          <w:color w:val="CE9178"/>
+          <w:sz w:val="21"/>
+          <w:szCs w:val="21"/>
+        </w:rPr>
+        <w:t>"Fifteen"</w:t>
+      </w:r>
+      <w:r>
+        <w:rPr>
+          <w:rFonts w:ascii="Consolas" w:eastAsia="Times New Roman" w:hAnsi="Consolas" w:cs="Times New Roman"/>
+          <w:color w:val="D4D4D4"/>
+          <w:sz w:val="21"/>
+          <w:szCs w:val="21"/>
+        </w:rPr>
+        <w:t>,</w:t>
+      </w:r>
+    </w:p>
+    <w:p>
+      <w:pPr>
+        <w:shd w:val="clear" w:color="auto" w:fill="1E1E1E"/>
+        <w:spacing w:after="0" w:line="285" w:lineRule="atLeast"/>
+        <w:rPr>
+          <w:rFonts w:ascii="Consolas" w:eastAsia="Times New Roman" w:hAnsi="Consolas" w:cs="Times New Roman"/>
+          <w:color w:val="D4D4D4"/>
+          <w:sz w:val="21"/>
+          <w:szCs w:val="21"/>
+        </w:rPr>
+      </w:pPr>
+      <w:r>
+        <w:rPr>
+          <w:rFonts w:ascii="Consolas" w:eastAsia="Times New Roman" w:hAnsi="Consolas" w:cs="Times New Roman"/>
+          <w:color w:val="D4D4D4"/>
+          <w:sz w:val="21"/>
+          <w:szCs w:val="21"/>
+        </w:rPr>
+        <w:t xml:space="preserve">            </w:t>
+      </w:r>
+      <w:r>
+        <w:rPr>
+          <w:rFonts w:ascii="Consolas" w:eastAsia="Times New Roman" w:hAnsi="Consolas" w:cs="Times New Roman"/>
+          <w:color w:val="CE9178"/>
+          <w:sz w:val="21"/>
+          <w:szCs w:val="21"/>
+        </w:rPr>
+        <w:t>"Sixteen"</w:t>
+      </w:r>
+      <w:r>
+        <w:rPr>
+          <w:rFonts w:ascii="Consolas" w:eastAsia="Times New Roman" w:hAnsi="Consolas" w:cs="Times New Roman"/>
+          <w:color w:val="D4D4D4"/>
+          <w:sz w:val="21"/>
+          <w:szCs w:val="21"/>
+        </w:rPr>
+        <w:t xml:space="preserve">, </w:t>
+      </w:r>
+      <w:r>
+        <w:rPr>
+          <w:rFonts w:ascii="Consolas" w:eastAsia="Times New Roman" w:hAnsi="Consolas" w:cs="Times New Roman"/>
+          <w:color w:val="CE9178"/>
+          <w:sz w:val="21"/>
+          <w:szCs w:val="21"/>
+        </w:rPr>
+        <w:t>"Seventeen"</w:t>
+      </w:r>
+      <w:r>
+        <w:rPr>
+          <w:rFonts w:ascii="Consolas" w:eastAsia="Times New Roman" w:hAnsi="Consolas" w:cs="Times New Roman"/>
+          <w:color w:val="D4D4D4"/>
+          <w:sz w:val="21"/>
+          <w:szCs w:val="21"/>
+        </w:rPr>
+        <w:t xml:space="preserve">, </w:t>
+      </w:r>
+      <w:r>
+        <w:rPr>
+          <w:rFonts w:ascii="Consolas" w:eastAsia="Times New Roman" w:hAnsi="Consolas" w:cs="Times New Roman"/>
+          <w:color w:val="CE9178"/>
+          <w:sz w:val="21"/>
+          <w:szCs w:val="21"/>
+        </w:rPr>
+        <w:t>"Eighteen"</w:t>
+      </w:r>
+      <w:r>
+        <w:rPr>
+          <w:rFonts w:ascii="Consolas" w:eastAsia="Times New Roman" w:hAnsi="Consolas" w:cs="Times New Roman"/>
+          <w:color w:val="D4D4D4"/>
+          <w:sz w:val="21"/>
+          <w:szCs w:val="21"/>
+        </w:rPr>
+        <w:t xml:space="preserve">, </w:t>
+      </w:r>
+      <w:r>
+        <w:rPr>
+          <w:rFonts w:ascii="Consolas" w:eastAsia="Times New Roman" w:hAnsi="Consolas" w:cs="Times New Roman"/>
+          <w:color w:val="CE9178"/>
+          <w:sz w:val="21"/>
+          <w:szCs w:val="21"/>
+        </w:rPr>
+        <w:t>"Nineteen"</w:t>
+      </w:r>
+      <w:r>
+        <w:rPr>
+          <w:rFonts w:ascii="Consolas" w:eastAsia="Times New Roman" w:hAnsi="Consolas" w:cs="Times New Roman"/>
+          <w:color w:val="D4D4D4"/>
+          <w:sz w:val="21"/>
+          <w:szCs w:val="21"/>
+        </w:rPr>
+        <w:t>};</w:t>
+      </w:r>
+    </w:p>
+    <w:p>
+      <w:pPr>
+        <w:shd w:val="clear" w:color="auto" w:fill="1E1E1E"/>
+        <w:spacing w:after="0" w:line="285" w:lineRule="atLeast"/>
+        <w:rPr>
+          <w:rFonts w:ascii="Consolas" w:eastAsia="Times New Roman" w:hAnsi="Consolas" w:cs="Times New Roman"/>
+          <w:color w:val="D4D4D4"/>
+          <w:sz w:val="21"/>
+          <w:szCs w:val="21"/>
+        </w:rPr>
+      </w:pPr>
+    </w:p>
+    <w:p>
+      <w:pPr>
+        <w:shd w:val="clear" w:color="auto" w:fill="1E1E1E"/>
+        <w:spacing w:after="0" w:line="285" w:lineRule="atLeast"/>
+        <w:rPr>
+          <w:rFonts w:ascii="Consolas" w:eastAsia="Times New Roman" w:hAnsi="Consolas" w:cs="Times New Roman"/>
+          <w:color w:val="D4D4D4"/>
+          <w:sz w:val="21"/>
+          <w:szCs w:val="21"/>
+        </w:rPr>
+      </w:pPr>
+      <w:r>
+        <w:rPr>
+          <w:rFonts w:ascii="Consolas" w:eastAsia="Times New Roman" w:hAnsi="Consolas" w:cs="Times New Roman"/>
+          <w:color w:val="D4D4D4"/>
+          <w:sz w:val="21"/>
+          <w:szCs w:val="21"/>
+        </w:rPr>
+        <w:t xml:space="preserve">        </w:t>
+      </w:r>
+      <w:r>
+        <w:rPr>
+          <w:rFonts w:ascii="Consolas" w:eastAsia="Times New Roman" w:hAnsi="Consolas" w:cs="Times New Roman"/>
+          <w:color w:val="569CD6"/>
+          <w:sz w:val="21"/>
+          <w:szCs w:val="21"/>
+        </w:rPr>
+        <w:t>return</w:t>
+      </w:r>
+      <w:r>
+        <w:rPr>
+          <w:rFonts w:ascii="Consolas" w:eastAsia="Times New Roman" w:hAnsi="Consolas" w:cs="Times New Roman"/>
+          <w:color w:val="D4D4D4"/>
+          <w:sz w:val="21"/>
+          <w:szCs w:val="21"/>
+        </w:rPr>
+        <w:t xml:space="preserve"> </w:t>
+      </w:r>
+      <w:proofErr w:type="spellStart"/>
+      <w:r>
+        <w:rPr>
+          <w:rFonts w:ascii="Consolas" w:eastAsia="Times New Roman" w:hAnsi="Consolas" w:cs="Times New Roman"/>
+          <w:color w:val="D4D4D4"/>
+          <w:sz w:val="21"/>
+          <w:szCs w:val="21"/>
+        </w:rPr>
+        <w:t>arr</w:t>
+      </w:r>
+      <w:proofErr w:type="spellEnd"/>
+      <w:r>
+        <w:rPr>
+          <w:rFonts w:ascii="Consolas" w:eastAsia="Times New Roman" w:hAnsi="Consolas" w:cs="Times New Roman"/>
+          <w:color w:val="D4D4D4"/>
+          <w:sz w:val="21"/>
+          <w:szCs w:val="21"/>
+        </w:rPr>
+        <w:t xml:space="preserve">[n] + </w:t>
+      </w:r>
+      <w:r>
+        <w:rPr>
+          <w:rFonts w:ascii="Consolas" w:eastAsia="Times New Roman" w:hAnsi="Consolas" w:cs="Times New Roman"/>
+          <w:color w:val="CE9178"/>
+          <w:sz w:val="21"/>
+          <w:szCs w:val="21"/>
+        </w:rPr>
+        <w:t>" "</w:t>
+      </w:r>
+      <w:r>
+        <w:rPr>
+          <w:rFonts w:ascii="Consolas" w:eastAsia="Times New Roman" w:hAnsi="Consolas" w:cs="Times New Roman"/>
+          <w:color w:val="D4D4D4"/>
+          <w:sz w:val="21"/>
+          <w:szCs w:val="21"/>
+        </w:rPr>
+        <w:t>;</w:t>
+      </w:r>
+    </w:p>
+    <w:p>
+      <w:pPr>
+        <w:shd w:val="clear" w:color="auto" w:fill="1E1E1E"/>
+        <w:spacing w:after="0" w:line="285" w:lineRule="atLeast"/>
+        <w:rPr>
+          <w:rFonts w:ascii="Consolas" w:eastAsia="Times New Roman" w:hAnsi="Consolas" w:cs="Times New Roman"/>
+          <w:color w:val="D4D4D4"/>
+          <w:sz w:val="21"/>
+          <w:szCs w:val="21"/>
+        </w:rPr>
+      </w:pPr>
+      <w:r>
+        <w:rPr>
+          <w:rFonts w:ascii="Consolas" w:eastAsia="Times New Roman" w:hAnsi="Consolas" w:cs="Times New Roman"/>
+          <w:color w:val="D4D4D4"/>
+          <w:sz w:val="21"/>
+          <w:szCs w:val="21"/>
+        </w:rPr>
+        <w:t>    }</w:t>
+      </w:r>
+    </w:p>
+    <w:p>
+      <w:pPr>
+        <w:shd w:val="clear" w:color="auto" w:fill="1E1E1E"/>
+        <w:spacing w:after="0" w:line="285" w:lineRule="atLeast"/>
+        <w:rPr>
+          <w:rFonts w:ascii="Consolas" w:eastAsia="Times New Roman" w:hAnsi="Consolas" w:cs="Times New Roman"/>
+          <w:color w:val="D4D4D4"/>
+          <w:sz w:val="21"/>
+          <w:szCs w:val="21"/>
+        </w:rPr>
+      </w:pPr>
+      <w:r>
+        <w:rPr>
+          <w:rFonts w:ascii="Consolas" w:eastAsia="Times New Roman" w:hAnsi="Consolas" w:cs="Times New Roman"/>
+          <w:color w:val="D4D4D4"/>
+          <w:sz w:val="21"/>
+          <w:szCs w:val="21"/>
+        </w:rPr>
+        <w:t xml:space="preserve">    </w:t>
+      </w:r>
+      <w:r>
+        <w:rPr>
+          <w:rFonts w:ascii="Consolas" w:eastAsia="Times New Roman" w:hAnsi="Consolas" w:cs="Times New Roman"/>
+          <w:color w:val="569CD6"/>
+          <w:sz w:val="21"/>
+          <w:szCs w:val="21"/>
+        </w:rPr>
+        <w:t>return</w:t>
+      </w:r>
+      <w:r>
+        <w:rPr>
+          <w:rFonts w:ascii="Consolas" w:eastAsia="Times New Roman" w:hAnsi="Consolas" w:cs="Times New Roman"/>
+          <w:color w:val="D4D4D4"/>
+          <w:sz w:val="21"/>
+          <w:szCs w:val="21"/>
+        </w:rPr>
+        <w:t xml:space="preserve"> </w:t>
+      </w:r>
+      <w:r>
+        <w:rPr>
+          <w:rFonts w:ascii="Consolas" w:eastAsia="Times New Roman" w:hAnsi="Consolas" w:cs="Times New Roman"/>
+          <w:color w:val="CE9178"/>
+          <w:sz w:val="21"/>
+          <w:szCs w:val="21"/>
+        </w:rPr>
+        <w:t>""</w:t>
+      </w:r>
+      <w:r>
+        <w:rPr>
+          <w:rFonts w:ascii="Consolas" w:eastAsia="Times New Roman" w:hAnsi="Consolas" w:cs="Times New Roman"/>
+          <w:color w:val="D4D4D4"/>
+          <w:sz w:val="21"/>
+          <w:szCs w:val="21"/>
+        </w:rPr>
+        <w:t>;</w:t>
+      </w:r>
+    </w:p>
+    <w:p>
+      <w:pPr>
+        <w:shd w:val="clear" w:color="auto" w:fill="1E1E1E"/>
+        <w:spacing w:after="0" w:line="285" w:lineRule="atLeast"/>
+        <w:rPr>
+          <w:rFonts w:ascii="Consolas" w:eastAsia="Times New Roman" w:hAnsi="Consolas" w:cs="Times New Roman"/>
+          <w:color w:val="D4D4D4"/>
+          <w:sz w:val="21"/>
+          <w:szCs w:val="21"/>
+        </w:rPr>
+      </w:pPr>
+      <w:r>
+        <w:rPr>
+          <w:rFonts w:ascii="Consolas" w:eastAsia="Times New Roman" w:hAnsi="Consolas" w:cs="Times New Roman"/>
+          <w:color w:val="D4D4D4"/>
+          <w:sz w:val="21"/>
+          <w:szCs w:val="21"/>
+        </w:rPr>
+        <w:t>}</w:t>
+      </w:r>
+    </w:p>
+    <w:p>
+      <w:pPr>
+        <w:shd w:val="clear" w:color="auto" w:fill="1E1E1E"/>
+        <w:spacing w:after="0" w:line="285" w:lineRule="atLeast"/>
+        <w:rPr>
+          <w:rFonts w:ascii="Consolas" w:eastAsia="Times New Roman" w:hAnsi="Consolas" w:cs="Times New Roman"/>
+          <w:color w:val="D4D4D4"/>
+          <w:sz w:val="21"/>
+          <w:szCs w:val="21"/>
+        </w:rPr>
+      </w:pPr>
+    </w:p>
+    <w:p>
+      <w:pPr>
+        <w:shd w:val="clear" w:color="auto" w:fill="1E1E1E"/>
+        <w:spacing w:after="0" w:line="285" w:lineRule="atLeast"/>
+        <w:rPr>
+          <w:rFonts w:ascii="Consolas" w:eastAsia="Times New Roman" w:hAnsi="Consolas" w:cs="Times New Roman"/>
+          <w:color w:val="D4D4D4"/>
+          <w:sz w:val="21"/>
+          <w:szCs w:val="21"/>
+        </w:rPr>
+      </w:pPr>
+      <w:proofErr w:type="spellStart"/>
+      <w:r>
+        <w:rPr>
+          <w:rFonts w:ascii="Consolas" w:eastAsia="Times New Roman" w:hAnsi="Consolas" w:cs="Times New Roman"/>
+          <w:color w:val="569CD6"/>
+          <w:sz w:val="21"/>
+          <w:szCs w:val="21"/>
+        </w:rPr>
+        <w:t>int</w:t>
+      </w:r>
+      <w:proofErr w:type="spellEnd"/>
+      <w:r>
+        <w:rPr>
+          <w:rFonts w:ascii="Consolas" w:eastAsia="Times New Roman" w:hAnsi="Consolas" w:cs="Times New Roman"/>
+          <w:color w:val="D4D4D4"/>
+          <w:sz w:val="21"/>
+          <w:szCs w:val="21"/>
+        </w:rPr>
+        <w:t xml:space="preserve"> </w:t>
+      </w:r>
+      <w:proofErr w:type="gramStart"/>
+      <w:r>
+        <w:rPr>
+          <w:rFonts w:ascii="Consolas" w:eastAsia="Times New Roman" w:hAnsi="Consolas" w:cs="Times New Roman"/>
+          <w:color w:val="D4D4D4"/>
+          <w:sz w:val="21"/>
+          <w:szCs w:val="21"/>
+        </w:rPr>
+        <w:t>main(</w:t>
+      </w:r>
+      <w:proofErr w:type="gramEnd"/>
+      <w:r>
+        <w:rPr>
+          <w:rFonts w:ascii="Consolas" w:eastAsia="Times New Roman" w:hAnsi="Consolas" w:cs="Times New Roman"/>
+          <w:color w:val="D4D4D4"/>
+          <w:sz w:val="21"/>
+          <w:szCs w:val="21"/>
+        </w:rPr>
+        <w:t>)</w:t>
+      </w:r>
+    </w:p>
+    <w:p>
+      <w:pPr>
+        <w:shd w:val="clear" w:color="auto" w:fill="1E1E1E"/>
+        <w:spacing w:after="0" w:line="285" w:lineRule="atLeast"/>
+        <w:rPr>
+          <w:rFonts w:ascii="Consolas" w:eastAsia="Times New Roman" w:hAnsi="Consolas" w:cs="Times New Roman"/>
+          <w:color w:val="D4D4D4"/>
+          <w:sz w:val="21"/>
+          <w:szCs w:val="21"/>
+        </w:rPr>
+      </w:pPr>
+      <w:r>
+        <w:rPr>
+          <w:rFonts w:ascii="Consolas" w:eastAsia="Times New Roman" w:hAnsi="Consolas" w:cs="Times New Roman"/>
+          <w:color w:val="D4D4D4"/>
+          <w:sz w:val="21"/>
+          <w:szCs w:val="21"/>
+        </w:rPr>
+        <w:t>{</w:t>
+      </w:r>
+    </w:p>
+    <w:p>
+      <w:pPr>
+        <w:shd w:val="clear" w:color="auto" w:fill="1E1E1E"/>
+        <w:spacing w:after="0" w:line="285" w:lineRule="atLeast"/>
+        <w:rPr>
+          <w:rFonts w:ascii="Consolas" w:eastAsia="Times New Roman" w:hAnsi="Consolas" w:cs="Times New Roman"/>
+          <w:color w:val="D4D4D4"/>
+          <w:sz w:val="21"/>
+          <w:szCs w:val="21"/>
+        </w:rPr>
+      </w:pPr>
+      <w:r>
+        <w:rPr>
+          <w:rFonts w:ascii="Consolas" w:eastAsia="Times New Roman" w:hAnsi="Consolas" w:cs="Times New Roman"/>
+          <w:color w:val="D4D4D4"/>
+          <w:sz w:val="21"/>
+          <w:szCs w:val="21"/>
+        </w:rPr>
+        <w:t xml:space="preserve">    </w:t>
+      </w:r>
+      <w:r>
+        <w:rPr>
+          <w:rFonts w:ascii="Consolas" w:eastAsia="Times New Roman" w:hAnsi="Consolas" w:cs="Times New Roman"/>
+          <w:color w:val="569CD6"/>
+          <w:sz w:val="21"/>
+          <w:szCs w:val="21"/>
+        </w:rPr>
+        <w:t>long</w:t>
+      </w:r>
+      <w:r>
+        <w:rPr>
+          <w:rFonts w:ascii="Consolas" w:eastAsia="Times New Roman" w:hAnsi="Consolas" w:cs="Times New Roman"/>
+          <w:color w:val="D4D4D4"/>
+          <w:sz w:val="21"/>
+          <w:szCs w:val="21"/>
+        </w:rPr>
+        <w:t xml:space="preserve"> number = </w:t>
+      </w:r>
+      <w:proofErr w:type="spellStart"/>
+      <w:proofErr w:type="gramStart"/>
+      <w:r>
+        <w:rPr>
+          <w:rFonts w:ascii="Consolas" w:eastAsia="Times New Roman" w:hAnsi="Consolas" w:cs="Times New Roman"/>
+          <w:color w:val="D4D4D4"/>
+          <w:sz w:val="21"/>
+          <w:szCs w:val="21"/>
+        </w:rPr>
+        <w:t>ReadNumber</w:t>
+      </w:r>
+      <w:proofErr w:type="spellEnd"/>
+      <w:r>
+        <w:rPr>
+          <w:rFonts w:ascii="Consolas" w:eastAsia="Times New Roman" w:hAnsi="Consolas" w:cs="Times New Roman"/>
+          <w:color w:val="D4D4D4"/>
+          <w:sz w:val="21"/>
+          <w:szCs w:val="21"/>
+        </w:rPr>
+        <w:t>(</w:t>
+      </w:r>
+      <w:proofErr w:type="gramEnd"/>
+      <w:r>
+        <w:rPr>
+          <w:rFonts w:ascii="Consolas" w:eastAsia="Times New Roman" w:hAnsi="Consolas" w:cs="Times New Roman"/>
+          <w:color w:val="D4D4D4"/>
+          <w:sz w:val="21"/>
+          <w:szCs w:val="21"/>
+        </w:rPr>
+        <w:t>);</w:t>
+      </w:r>
+    </w:p>
+    <w:p>
+      <w:pPr>
+        <w:shd w:val="clear" w:color="auto" w:fill="1E1E1E"/>
+        <w:spacing w:after="0" w:line="285" w:lineRule="atLeast"/>
+        <w:rPr>
+          <w:rFonts w:ascii="Consolas" w:eastAsia="Times New Roman" w:hAnsi="Consolas" w:cs="Times New Roman"/>
+          <w:color w:val="D4D4D4"/>
+          <w:sz w:val="21"/>
+          <w:szCs w:val="21"/>
+        </w:rPr>
+      </w:pPr>
+      <w:r>
+        <w:rPr>
+          <w:rFonts w:ascii="Consolas" w:eastAsia="Times New Roman" w:hAnsi="Consolas" w:cs="Times New Roman"/>
+          <w:color w:val="D4D4D4"/>
+          <w:sz w:val="21"/>
+          <w:szCs w:val="21"/>
+        </w:rPr>
+        <w:t xml:space="preserve">    </w:t>
+      </w:r>
+      <w:proofErr w:type="spellStart"/>
+      <w:r>
+        <w:rPr>
+          <w:rFonts w:ascii="Consolas" w:eastAsia="Times New Roman" w:hAnsi="Consolas" w:cs="Times New Roman"/>
+          <w:color w:val="D4D4D4"/>
+          <w:sz w:val="21"/>
+          <w:szCs w:val="21"/>
+        </w:rPr>
+        <w:t>cout</w:t>
+      </w:r>
+      <w:proofErr w:type="spellEnd"/>
+      <w:r>
+        <w:rPr>
+          <w:rFonts w:ascii="Consolas" w:eastAsia="Times New Roman" w:hAnsi="Consolas" w:cs="Times New Roman"/>
+          <w:color w:val="D4D4D4"/>
+          <w:sz w:val="21"/>
+          <w:szCs w:val="21"/>
+        </w:rPr>
+        <w:t xml:space="preserve"> &lt;&lt; </w:t>
+      </w:r>
+      <w:proofErr w:type="spellStart"/>
+      <w:r>
+        <w:rPr>
+          <w:rFonts w:ascii="Consolas" w:eastAsia="Times New Roman" w:hAnsi="Consolas" w:cs="Times New Roman"/>
+          <w:color w:val="D4D4D4"/>
+          <w:sz w:val="21"/>
+          <w:szCs w:val="21"/>
+        </w:rPr>
+        <w:t>ConvertNumberToText</w:t>
+      </w:r>
+      <w:proofErr w:type="spellEnd"/>
+      <w:r>
+        <w:rPr>
+          <w:rFonts w:ascii="Consolas" w:eastAsia="Times New Roman" w:hAnsi="Consolas" w:cs="Times New Roman"/>
+          <w:color w:val="D4D4D4"/>
+          <w:sz w:val="21"/>
+          <w:szCs w:val="21"/>
+        </w:rPr>
+        <w:t>(number);</w:t>
+      </w:r>
+    </w:p>
+    <w:p>
+      <w:pPr>
+        <w:shd w:val="clear" w:color="auto" w:fill="1E1E1E"/>
+        <w:spacing w:after="0" w:line="285" w:lineRule="atLeast"/>
+        <w:rPr>
+          <w:rFonts w:ascii="Consolas" w:eastAsia="Times New Roman" w:hAnsi="Consolas" w:cs="Times New Roman"/>
+          <w:color w:val="D4D4D4"/>
+          <w:sz w:val="21"/>
+          <w:szCs w:val="21"/>
+        </w:rPr>
+      </w:pPr>
+    </w:p>
+    <w:p>
+      <w:pPr>
+        <w:shd w:val="clear" w:color="auto" w:fill="1E1E1E"/>
+        <w:spacing w:after="0" w:line="285" w:lineRule="atLeast"/>
+        <w:rPr>
+          <w:rFonts w:ascii="Consolas" w:eastAsia="Times New Roman" w:hAnsi="Consolas" w:cs="Times New Roman"/>
+          <w:color w:val="D4D4D4"/>
+          <w:sz w:val="21"/>
+          <w:szCs w:val="21"/>
+        </w:rPr>
+      </w:pPr>
+      <w:r>
+        <w:rPr>
+          <w:rFonts w:ascii="Consolas" w:eastAsia="Times New Roman" w:hAnsi="Consolas" w:cs="Times New Roman"/>
+          <w:color w:val="D4D4D4"/>
+          <w:sz w:val="21"/>
+          <w:szCs w:val="21"/>
+        </w:rPr>
+        <w:t>    system(</w:t>
+      </w:r>
+      <w:r>
+        <w:rPr>
+          <w:rFonts w:ascii="Consolas" w:eastAsia="Times New Roman" w:hAnsi="Consolas" w:cs="Times New Roman"/>
+          <w:color w:val="CE9178"/>
+          <w:sz w:val="21"/>
+          <w:szCs w:val="21"/>
+        </w:rPr>
+        <w:t>"pause&gt;0"</w:t>
+      </w:r>
+      <w:r>
+        <w:rPr>
+          <w:rFonts w:ascii="Consolas" w:eastAsia="Times New Roman" w:hAnsi="Consolas" w:cs="Times New Roman"/>
+          <w:color w:val="D4D4D4"/>
+          <w:sz w:val="21"/>
+          <w:szCs w:val="21"/>
+        </w:rPr>
+        <w:t>);</w:t>
+      </w:r>
+    </w:p>
+    <w:p>
+      <w:pPr>
+        <w:shd w:val="clear" w:color="auto" w:fill="1E1E1E"/>
+        <w:spacing w:after="0" w:line="285" w:lineRule="atLeast"/>
+        <w:rPr>
+          <w:rFonts w:ascii="Consolas" w:eastAsia="Times New Roman" w:hAnsi="Consolas" w:cs="Times New Roman"/>
+          <w:color w:val="D4D4D4"/>
+          <w:sz w:val="21"/>
+          <w:szCs w:val="21"/>
+        </w:rPr>
+      </w:pPr>
+      <w:r>
+        <w:rPr>
+          <w:rFonts w:ascii="Consolas" w:eastAsia="Times New Roman" w:hAnsi="Consolas" w:cs="Times New Roman"/>
+          <w:color w:val="D4D4D4"/>
+          <w:sz w:val="21"/>
+          <w:szCs w:val="21"/>
+        </w:rPr>
+        <w:t xml:space="preserve">    </w:t>
+      </w:r>
+      <w:r>
+        <w:rPr>
+          <w:rFonts w:ascii="Consolas" w:eastAsia="Times New Roman" w:hAnsi="Consolas" w:cs="Times New Roman"/>
+          <w:color w:val="569CD6"/>
+          <w:sz w:val="21"/>
+          <w:szCs w:val="21"/>
+        </w:rPr>
+        <w:t>return</w:t>
+      </w:r>
+      <w:r>
+        <w:rPr>
+          <w:rFonts w:ascii="Consolas" w:eastAsia="Times New Roman" w:hAnsi="Consolas" w:cs="Times New Roman"/>
+          <w:color w:val="D4D4D4"/>
+          <w:sz w:val="21"/>
+          <w:szCs w:val="21"/>
+        </w:rPr>
+        <w:t xml:space="preserve"> </w:t>
+      </w:r>
+      <w:r>
+        <w:rPr>
+          <w:rFonts w:ascii="Consolas" w:eastAsia="Times New Roman" w:hAnsi="Consolas" w:cs="Times New Roman"/>
+          <w:color w:val="B5CEA8"/>
+          <w:sz w:val="21"/>
+          <w:szCs w:val="21"/>
+        </w:rPr>
+        <w:t>0</w:t>
+      </w:r>
+      <w:r>
+        <w:rPr>
+          <w:rFonts w:ascii="Consolas" w:eastAsia="Times New Roman" w:hAnsi="Consolas" w:cs="Times New Roman"/>
+          <w:color w:val="D4D4D4"/>
+          <w:sz w:val="21"/>
+          <w:szCs w:val="21"/>
+        </w:rPr>
+        <w:t>;</w:t>
+      </w:r>
+    </w:p>
+    <w:p>
+      <w:pPr>
+        <w:shd w:val="clear" w:color="auto" w:fill="1E1E1E"/>
+        <w:spacing w:after="0" w:line="285" w:lineRule="atLeast"/>
+        <w:rPr>
+          <w:rFonts w:ascii="Consolas" w:eastAsia="Times New Roman" w:hAnsi="Consolas" w:cs="Times New Roman"/>
+          <w:color w:val="D4D4D4"/>
+          <w:sz w:val="21"/>
+          <w:szCs w:val="21"/>
+        </w:rPr>
+      </w:pPr>
+      <w:r>
+        <w:rPr>
+          <w:rFonts w:ascii="Consolas" w:eastAsia="Times New Roman" w:hAnsi="Consolas" w:cs="Times New Roman"/>
+          <w:color w:val="D4D4D4"/>
+          <w:sz w:val="21"/>
+          <w:szCs w:val="21"/>
+        </w:rPr>
+        <w:t>}</w:t>
+      </w:r>
+    </w:p>
+    <w:p>
+      <w:pPr>
+        <w:rPr>
+          <w:b/>
+          <w:bCs/>
+          <w:sz w:val="28"/>
+          <w:szCs w:val="28"/>
+        </w:rPr>
+      </w:pPr>
+    </w:p>
+    <w:p/>
+    <w:p>
+      <w:r>
+        <w:t xml:space="preserve">#2/4 Leap Year </w:t>
+      </w:r>
+    </w:p>
+    <w:p>
+      <w:pPr>
+        <w:shd w:val="clear" w:color="auto" w:fill="1E1E1E"/>
+        <w:spacing w:after="0" w:line="285" w:lineRule="atLeast"/>
+        <w:rPr>
+          <w:rFonts w:ascii="Consolas" w:eastAsia="Times New Roman" w:hAnsi="Consolas" w:cs="Times New Roman"/>
+          <w:color w:val="D4D4D4"/>
+          <w:sz w:val="21"/>
+          <w:szCs w:val="21"/>
+        </w:rPr>
+      </w:pPr>
+      <w:proofErr w:type="spellStart"/>
+      <w:r>
+        <w:rPr>
+          <w:rFonts w:ascii="Consolas" w:eastAsia="Times New Roman" w:hAnsi="Consolas" w:cs="Times New Roman"/>
+          <w:color w:val="569CD6"/>
+          <w:sz w:val="21"/>
+          <w:szCs w:val="21"/>
+        </w:rPr>
+        <w:t>int</w:t>
+      </w:r>
+      <w:proofErr w:type="spellEnd"/>
+      <w:r>
+        <w:rPr>
+          <w:rFonts w:ascii="Consolas" w:eastAsia="Times New Roman" w:hAnsi="Consolas" w:cs="Times New Roman"/>
+          <w:color w:val="D4D4D4"/>
+          <w:sz w:val="21"/>
+          <w:szCs w:val="21"/>
+        </w:rPr>
+        <w:t xml:space="preserve"> </w:t>
+      </w:r>
+      <w:proofErr w:type="spellStart"/>
+      <w:proofErr w:type="gramStart"/>
+      <w:r>
+        <w:rPr>
+          <w:rFonts w:ascii="Consolas" w:eastAsia="Times New Roman" w:hAnsi="Consolas" w:cs="Times New Roman"/>
+          <w:color w:val="D4D4D4"/>
+          <w:sz w:val="21"/>
+          <w:szCs w:val="21"/>
+        </w:rPr>
+        <w:t>ReadYear</w:t>
+      </w:r>
+      <w:proofErr w:type="spellEnd"/>
+      <w:r>
+        <w:rPr>
+          <w:rFonts w:ascii="Consolas" w:eastAsia="Times New Roman" w:hAnsi="Consolas" w:cs="Times New Roman"/>
+          <w:color w:val="D4D4D4"/>
+          <w:sz w:val="21"/>
+          <w:szCs w:val="21"/>
+        </w:rPr>
+        <w:t>(</w:t>
+      </w:r>
+      <w:proofErr w:type="gramEnd"/>
+      <w:r>
+        <w:rPr>
+          <w:rFonts w:ascii="Consolas" w:eastAsia="Times New Roman" w:hAnsi="Consolas" w:cs="Times New Roman"/>
+          <w:color w:val="D4D4D4"/>
+          <w:sz w:val="21"/>
+          <w:szCs w:val="21"/>
+        </w:rPr>
+        <w:t>)</w:t>
+      </w:r>
+    </w:p>
+    <w:p>
+      <w:pPr>
+        <w:shd w:val="clear" w:color="auto" w:fill="1E1E1E"/>
+        <w:spacing w:after="0" w:line="285" w:lineRule="atLeast"/>
+        <w:rPr>
+          <w:rFonts w:ascii="Consolas" w:eastAsia="Times New Roman" w:hAnsi="Consolas" w:cs="Times New Roman"/>
+          <w:color w:val="D4D4D4"/>
+          <w:sz w:val="21"/>
+          <w:szCs w:val="21"/>
+        </w:rPr>
+      </w:pPr>
+      <w:r>
+        <w:rPr>
+          <w:rFonts w:ascii="Consolas" w:eastAsia="Times New Roman" w:hAnsi="Consolas" w:cs="Times New Roman"/>
+          <w:color w:val="D4D4D4"/>
+          <w:sz w:val="21"/>
+          <w:szCs w:val="21"/>
+        </w:rPr>
+        <w:t>{</w:t>
+      </w:r>
+    </w:p>
+    <w:p>
+      <w:pPr>
+        <w:shd w:val="clear" w:color="auto" w:fill="1E1E1E"/>
+        <w:spacing w:after="0" w:line="285" w:lineRule="atLeast"/>
+        <w:rPr>
+          <w:rFonts w:ascii="Consolas" w:eastAsia="Times New Roman" w:hAnsi="Consolas" w:cs="Times New Roman"/>
+          <w:color w:val="D4D4D4"/>
+          <w:sz w:val="21"/>
+          <w:szCs w:val="21"/>
+        </w:rPr>
+      </w:pPr>
+      <w:r>
+        <w:rPr>
+          <w:rFonts w:ascii="Consolas" w:eastAsia="Times New Roman" w:hAnsi="Consolas" w:cs="Times New Roman"/>
+          <w:color w:val="D4D4D4"/>
+          <w:sz w:val="21"/>
+          <w:szCs w:val="21"/>
+        </w:rPr>
+        <w:t xml:space="preserve">    </w:t>
+      </w:r>
+      <w:proofErr w:type="spellStart"/>
+      <w:r>
+        <w:rPr>
+          <w:rFonts w:ascii="Consolas" w:eastAsia="Times New Roman" w:hAnsi="Consolas" w:cs="Times New Roman"/>
+          <w:color w:val="569CD6"/>
+          <w:sz w:val="21"/>
+          <w:szCs w:val="21"/>
+        </w:rPr>
+        <w:t>int</w:t>
+      </w:r>
+      <w:proofErr w:type="spellEnd"/>
+      <w:r>
+        <w:rPr>
+          <w:rFonts w:ascii="Consolas" w:eastAsia="Times New Roman" w:hAnsi="Consolas" w:cs="Times New Roman"/>
+          <w:color w:val="D4D4D4"/>
+          <w:sz w:val="21"/>
+          <w:szCs w:val="21"/>
+        </w:rPr>
+        <w:t xml:space="preserve"> n;</w:t>
+      </w:r>
+    </w:p>
+    <w:p>
+      <w:pPr>
+        <w:shd w:val="clear" w:color="auto" w:fill="1E1E1E"/>
+        <w:spacing w:after="0" w:line="285" w:lineRule="atLeast"/>
+        <w:rPr>
+          <w:rFonts w:ascii="Consolas" w:eastAsia="Times New Roman" w:hAnsi="Consolas" w:cs="Times New Roman"/>
+          <w:color w:val="D4D4D4"/>
+          <w:sz w:val="21"/>
+          <w:szCs w:val="21"/>
+        </w:rPr>
+      </w:pPr>
+      <w:r>
+        <w:rPr>
+          <w:rFonts w:ascii="Consolas" w:eastAsia="Times New Roman" w:hAnsi="Consolas" w:cs="Times New Roman"/>
+          <w:color w:val="D4D4D4"/>
+          <w:sz w:val="21"/>
+          <w:szCs w:val="21"/>
+        </w:rPr>
+        <w:t xml:space="preserve">    </w:t>
+      </w:r>
+      <w:proofErr w:type="spellStart"/>
+      <w:r>
+        <w:rPr>
+          <w:rFonts w:ascii="Consolas" w:eastAsia="Times New Roman" w:hAnsi="Consolas" w:cs="Times New Roman"/>
+          <w:color w:val="D4D4D4"/>
+          <w:sz w:val="21"/>
+          <w:szCs w:val="21"/>
+        </w:rPr>
+        <w:t>cout</w:t>
+      </w:r>
+      <w:proofErr w:type="spellEnd"/>
+      <w:r>
+        <w:rPr>
+          <w:rFonts w:ascii="Consolas" w:eastAsia="Times New Roman" w:hAnsi="Consolas" w:cs="Times New Roman"/>
+          <w:color w:val="D4D4D4"/>
+          <w:sz w:val="21"/>
+          <w:szCs w:val="21"/>
+        </w:rPr>
+        <w:t xml:space="preserve"> &lt;&lt; </w:t>
+      </w:r>
+      <w:r>
+        <w:rPr>
+          <w:rFonts w:ascii="Consolas" w:eastAsia="Times New Roman" w:hAnsi="Consolas" w:cs="Times New Roman"/>
+          <w:color w:val="CE9178"/>
+          <w:sz w:val="21"/>
+          <w:szCs w:val="21"/>
+        </w:rPr>
+        <w:t>"\</w:t>
+      </w:r>
+      <w:proofErr w:type="spellStart"/>
+      <w:r>
+        <w:rPr>
+          <w:rFonts w:ascii="Consolas" w:eastAsia="Times New Roman" w:hAnsi="Consolas" w:cs="Times New Roman"/>
+          <w:color w:val="CE9178"/>
+          <w:sz w:val="21"/>
+          <w:szCs w:val="21"/>
+        </w:rPr>
+        <w:t>nEnter</w:t>
+      </w:r>
+      <w:proofErr w:type="spellEnd"/>
+      <w:r>
+        <w:rPr>
+          <w:rFonts w:ascii="Consolas" w:eastAsia="Times New Roman" w:hAnsi="Consolas" w:cs="Times New Roman"/>
+          <w:color w:val="CE9178"/>
+          <w:sz w:val="21"/>
+          <w:szCs w:val="21"/>
+        </w:rPr>
+        <w:t xml:space="preserve"> </w:t>
+      </w:r>
+      <w:proofErr w:type="gramStart"/>
+      <w:r>
+        <w:rPr>
+          <w:rFonts w:ascii="Consolas" w:eastAsia="Times New Roman" w:hAnsi="Consolas" w:cs="Times New Roman"/>
+          <w:color w:val="CE9178"/>
+          <w:sz w:val="21"/>
+          <w:szCs w:val="21"/>
+        </w:rPr>
+        <w:t>a  Year</w:t>
+      </w:r>
+      <w:proofErr w:type="gramEnd"/>
+      <w:r>
+        <w:rPr>
+          <w:rFonts w:ascii="Consolas" w:eastAsia="Times New Roman" w:hAnsi="Consolas" w:cs="Times New Roman"/>
+          <w:color w:val="CE9178"/>
+          <w:sz w:val="21"/>
+          <w:szCs w:val="21"/>
+        </w:rPr>
+        <w:t xml:space="preserve"> ?"</w:t>
+      </w:r>
+      <w:r>
+        <w:rPr>
+          <w:rFonts w:ascii="Consolas" w:eastAsia="Times New Roman" w:hAnsi="Consolas" w:cs="Times New Roman"/>
+          <w:color w:val="D4D4D4"/>
+          <w:sz w:val="21"/>
+          <w:szCs w:val="21"/>
+        </w:rPr>
+        <w:t>;</w:t>
+      </w:r>
+    </w:p>
+    <w:p>
+      <w:pPr>
+        <w:shd w:val="clear" w:color="auto" w:fill="1E1E1E"/>
+        <w:spacing w:after="0" w:line="285" w:lineRule="atLeast"/>
+        <w:rPr>
+          <w:rFonts w:ascii="Consolas" w:eastAsia="Times New Roman" w:hAnsi="Consolas" w:cs="Times New Roman"/>
+          <w:color w:val="D4D4D4"/>
+          <w:sz w:val="21"/>
+          <w:szCs w:val="21"/>
+        </w:rPr>
+      </w:pPr>
+      <w:r>
+        <w:rPr>
+          <w:rFonts w:ascii="Consolas" w:eastAsia="Times New Roman" w:hAnsi="Consolas" w:cs="Times New Roman"/>
+          <w:color w:val="D4D4D4"/>
+          <w:sz w:val="21"/>
+          <w:szCs w:val="21"/>
+        </w:rPr>
+        <w:t xml:space="preserve">    </w:t>
+      </w:r>
+      <w:proofErr w:type="spellStart"/>
+      <w:r>
+        <w:rPr>
+          <w:rFonts w:ascii="Consolas" w:eastAsia="Times New Roman" w:hAnsi="Consolas" w:cs="Times New Roman"/>
+          <w:color w:val="D4D4D4"/>
+          <w:sz w:val="21"/>
+          <w:szCs w:val="21"/>
+        </w:rPr>
+        <w:t>cin</w:t>
+      </w:r>
+      <w:proofErr w:type="spellEnd"/>
+      <w:r>
+        <w:rPr>
+          <w:rFonts w:ascii="Consolas" w:eastAsia="Times New Roman" w:hAnsi="Consolas" w:cs="Times New Roman"/>
+          <w:color w:val="D4D4D4"/>
+          <w:sz w:val="21"/>
+          <w:szCs w:val="21"/>
+        </w:rPr>
+        <w:t xml:space="preserve"> &gt;&gt; n;</w:t>
+      </w:r>
+    </w:p>
+    <w:p>
+      <w:pPr>
+        <w:shd w:val="clear" w:color="auto" w:fill="1E1E1E"/>
+        <w:spacing w:after="0" w:line="285" w:lineRule="atLeast"/>
+        <w:rPr>
+          <w:rFonts w:ascii="Consolas" w:eastAsia="Times New Roman" w:hAnsi="Consolas" w:cs="Times New Roman"/>
+          <w:color w:val="D4D4D4"/>
+          <w:sz w:val="21"/>
+          <w:szCs w:val="21"/>
+        </w:rPr>
+      </w:pPr>
+      <w:r>
+        <w:rPr>
+          <w:rFonts w:ascii="Consolas" w:eastAsia="Times New Roman" w:hAnsi="Consolas" w:cs="Times New Roman"/>
+          <w:color w:val="D4D4D4"/>
+          <w:sz w:val="21"/>
+          <w:szCs w:val="21"/>
+        </w:rPr>
+        <w:t xml:space="preserve">    </w:t>
+      </w:r>
+      <w:proofErr w:type="spellStart"/>
+      <w:proofErr w:type="gramStart"/>
+      <w:r>
+        <w:rPr>
+          <w:rFonts w:ascii="Consolas" w:eastAsia="Times New Roman" w:hAnsi="Consolas" w:cs="Times New Roman"/>
+          <w:color w:val="D4D4D4"/>
+          <w:sz w:val="21"/>
+          <w:szCs w:val="21"/>
+        </w:rPr>
+        <w:t>cin.ignore</w:t>
+      </w:r>
+      <w:proofErr w:type="spellEnd"/>
+      <w:proofErr w:type="gramEnd"/>
+      <w:r>
+        <w:rPr>
+          <w:rFonts w:ascii="Consolas" w:eastAsia="Times New Roman" w:hAnsi="Consolas" w:cs="Times New Roman"/>
+          <w:color w:val="D4D4D4"/>
+          <w:sz w:val="21"/>
+          <w:szCs w:val="21"/>
+        </w:rPr>
+        <w:t>();</w:t>
+      </w:r>
+    </w:p>
+    <w:p>
+      <w:pPr>
+        <w:shd w:val="clear" w:color="auto" w:fill="1E1E1E"/>
+        <w:spacing w:after="0" w:line="285" w:lineRule="atLeast"/>
+        <w:rPr>
+          <w:rFonts w:ascii="Consolas" w:eastAsia="Times New Roman" w:hAnsi="Consolas" w:cs="Times New Roman"/>
+          <w:color w:val="D4D4D4"/>
+          <w:sz w:val="21"/>
+          <w:szCs w:val="21"/>
+        </w:rPr>
+      </w:pPr>
+      <w:r>
+        <w:rPr>
+          <w:rFonts w:ascii="Consolas" w:eastAsia="Times New Roman" w:hAnsi="Consolas" w:cs="Times New Roman"/>
+          <w:color w:val="D4D4D4"/>
+          <w:sz w:val="21"/>
+          <w:szCs w:val="21"/>
+        </w:rPr>
+        <w:t xml:space="preserve">    </w:t>
+      </w:r>
+      <w:r>
+        <w:rPr>
+          <w:rFonts w:ascii="Consolas" w:eastAsia="Times New Roman" w:hAnsi="Consolas" w:cs="Times New Roman"/>
+          <w:color w:val="569CD6"/>
+          <w:sz w:val="21"/>
+          <w:szCs w:val="21"/>
+        </w:rPr>
+        <w:t>return</w:t>
+      </w:r>
+      <w:r>
+        <w:rPr>
+          <w:rFonts w:ascii="Consolas" w:eastAsia="Times New Roman" w:hAnsi="Consolas" w:cs="Times New Roman"/>
+          <w:color w:val="D4D4D4"/>
+          <w:sz w:val="21"/>
+          <w:szCs w:val="21"/>
+        </w:rPr>
+        <w:t xml:space="preserve"> n;</w:t>
+      </w:r>
+    </w:p>
+    <w:p>
+      <w:pPr>
+        <w:shd w:val="clear" w:color="auto" w:fill="1E1E1E"/>
+        <w:spacing w:after="0" w:line="285" w:lineRule="atLeast"/>
+        <w:rPr>
+          <w:rFonts w:ascii="Consolas" w:eastAsia="Times New Roman" w:hAnsi="Consolas" w:cs="Times New Roman"/>
+          <w:color w:val="D4D4D4"/>
+          <w:sz w:val="21"/>
+          <w:szCs w:val="21"/>
+        </w:rPr>
+      </w:pPr>
+      <w:r>
+        <w:rPr>
+          <w:rFonts w:ascii="Consolas" w:eastAsia="Times New Roman" w:hAnsi="Consolas" w:cs="Times New Roman"/>
+          <w:color w:val="D4D4D4"/>
+          <w:sz w:val="21"/>
+          <w:szCs w:val="21"/>
+        </w:rPr>
+        <w:t>}</w:t>
+      </w:r>
+    </w:p>
+    <w:p>
+      <w:pPr>
+        <w:shd w:val="clear" w:color="auto" w:fill="1E1E1E"/>
+        <w:spacing w:after="0" w:line="285" w:lineRule="atLeast"/>
+        <w:rPr>
+          <w:rFonts w:ascii="Consolas" w:eastAsia="Times New Roman" w:hAnsi="Consolas" w:cs="Times New Roman"/>
+          <w:color w:val="D4D4D4"/>
+          <w:sz w:val="21"/>
+          <w:szCs w:val="21"/>
+        </w:rPr>
+      </w:pPr>
+      <w:r>
+        <w:rPr>
+          <w:rFonts w:ascii="Consolas" w:eastAsia="Times New Roman" w:hAnsi="Consolas" w:cs="Times New Roman"/>
+          <w:color w:val="569CD6"/>
+          <w:sz w:val="21"/>
+          <w:szCs w:val="21"/>
+        </w:rPr>
+        <w:t>bool</w:t>
+      </w:r>
+      <w:r>
+        <w:rPr>
+          <w:rFonts w:ascii="Consolas" w:eastAsia="Times New Roman" w:hAnsi="Consolas" w:cs="Times New Roman"/>
+          <w:color w:val="D4D4D4"/>
+          <w:sz w:val="21"/>
+          <w:szCs w:val="21"/>
+        </w:rPr>
+        <w:t xml:space="preserve"> </w:t>
+      </w:r>
+      <w:proofErr w:type="spellStart"/>
+      <w:proofErr w:type="gramStart"/>
+      <w:r>
+        <w:rPr>
+          <w:rFonts w:ascii="Consolas" w:eastAsia="Times New Roman" w:hAnsi="Consolas" w:cs="Times New Roman"/>
+          <w:color w:val="D4D4D4"/>
+          <w:sz w:val="21"/>
+          <w:szCs w:val="21"/>
+        </w:rPr>
+        <w:t>IsLeapYear</w:t>
+      </w:r>
+      <w:proofErr w:type="spellEnd"/>
+      <w:r>
+        <w:rPr>
+          <w:rFonts w:ascii="Consolas" w:eastAsia="Times New Roman" w:hAnsi="Consolas" w:cs="Times New Roman"/>
+          <w:color w:val="D4D4D4"/>
+          <w:sz w:val="21"/>
+          <w:szCs w:val="21"/>
+        </w:rPr>
+        <w:t>(</w:t>
+      </w:r>
+      <w:proofErr w:type="spellStart"/>
+      <w:proofErr w:type="gramEnd"/>
+      <w:r>
+        <w:rPr>
+          <w:rFonts w:ascii="Consolas" w:eastAsia="Times New Roman" w:hAnsi="Consolas" w:cs="Times New Roman"/>
+          <w:color w:val="569CD6"/>
+          <w:sz w:val="21"/>
+          <w:szCs w:val="21"/>
+        </w:rPr>
+        <w:t>int</w:t>
+      </w:r>
+      <w:proofErr w:type="spellEnd"/>
+      <w:r>
+        <w:rPr>
+          <w:rFonts w:ascii="Consolas" w:eastAsia="Times New Roman" w:hAnsi="Consolas" w:cs="Times New Roman"/>
+          <w:color w:val="D4D4D4"/>
+          <w:sz w:val="21"/>
+          <w:szCs w:val="21"/>
+        </w:rPr>
+        <w:t xml:space="preserve"> year)</w:t>
+      </w:r>
+    </w:p>
+    <w:p>
+      <w:pPr>
+        <w:shd w:val="clear" w:color="auto" w:fill="1E1E1E"/>
+        <w:spacing w:after="0" w:line="285" w:lineRule="atLeast"/>
+        <w:rPr>
+          <w:rFonts w:ascii="Consolas" w:eastAsia="Times New Roman" w:hAnsi="Consolas" w:cs="Times New Roman"/>
+          <w:color w:val="D4D4D4"/>
+          <w:sz w:val="21"/>
+          <w:szCs w:val="21"/>
+        </w:rPr>
+      </w:pPr>
+      <w:r>
+        <w:rPr>
+          <w:rFonts w:ascii="Consolas" w:eastAsia="Times New Roman" w:hAnsi="Consolas" w:cs="Times New Roman"/>
+          <w:color w:val="D4D4D4"/>
+          <w:sz w:val="21"/>
+          <w:szCs w:val="21"/>
+        </w:rPr>
+        <w:t>{</w:t>
+      </w:r>
+    </w:p>
+    <w:p>
+      <w:pPr>
+        <w:shd w:val="clear" w:color="auto" w:fill="1E1E1E"/>
+        <w:spacing w:after="0" w:line="285" w:lineRule="atLeast"/>
+        <w:rPr>
+          <w:rFonts w:ascii="Consolas" w:eastAsia="Times New Roman" w:hAnsi="Consolas" w:cs="Times New Roman"/>
+          <w:color w:val="D4D4D4"/>
+          <w:sz w:val="21"/>
+          <w:szCs w:val="21"/>
+        </w:rPr>
+      </w:pPr>
+      <w:r>
+        <w:rPr>
+          <w:rFonts w:ascii="Consolas" w:eastAsia="Times New Roman" w:hAnsi="Consolas" w:cs="Times New Roman"/>
+          <w:color w:val="D4D4D4"/>
+          <w:sz w:val="21"/>
+          <w:szCs w:val="21"/>
+        </w:rPr>
+        <w:t xml:space="preserve">    </w:t>
+      </w:r>
+      <w:r>
+        <w:rPr>
+          <w:rFonts w:ascii="Consolas" w:eastAsia="Times New Roman" w:hAnsi="Consolas" w:cs="Times New Roman"/>
+          <w:color w:val="569CD6"/>
+          <w:sz w:val="21"/>
+          <w:szCs w:val="21"/>
+        </w:rPr>
+        <w:t>if</w:t>
+      </w:r>
+      <w:r>
+        <w:rPr>
+          <w:rFonts w:ascii="Consolas" w:eastAsia="Times New Roman" w:hAnsi="Consolas" w:cs="Times New Roman"/>
+          <w:color w:val="D4D4D4"/>
+          <w:sz w:val="21"/>
+          <w:szCs w:val="21"/>
+        </w:rPr>
+        <w:t xml:space="preserve"> (year % </w:t>
+      </w:r>
+      <w:r>
+        <w:rPr>
+          <w:rFonts w:ascii="Consolas" w:eastAsia="Times New Roman" w:hAnsi="Consolas" w:cs="Times New Roman"/>
+          <w:color w:val="B5CEA8"/>
+          <w:sz w:val="21"/>
+          <w:szCs w:val="21"/>
+        </w:rPr>
+        <w:t>400</w:t>
+      </w:r>
+      <w:r>
+        <w:rPr>
+          <w:rFonts w:ascii="Consolas" w:eastAsia="Times New Roman" w:hAnsi="Consolas" w:cs="Times New Roman"/>
+          <w:color w:val="D4D4D4"/>
+          <w:sz w:val="21"/>
+          <w:szCs w:val="21"/>
+        </w:rPr>
+        <w:t xml:space="preserve"> == </w:t>
+      </w:r>
+      <w:r>
+        <w:rPr>
+          <w:rFonts w:ascii="Consolas" w:eastAsia="Times New Roman" w:hAnsi="Consolas" w:cs="Times New Roman"/>
+          <w:color w:val="B5CEA8"/>
+          <w:sz w:val="21"/>
+          <w:szCs w:val="21"/>
+        </w:rPr>
+        <w:t>0</w:t>
+      </w:r>
+      <w:r>
+        <w:rPr>
+          <w:rFonts w:ascii="Consolas" w:eastAsia="Times New Roman" w:hAnsi="Consolas" w:cs="Times New Roman"/>
+          <w:color w:val="D4D4D4"/>
+          <w:sz w:val="21"/>
+          <w:szCs w:val="21"/>
+        </w:rPr>
+        <w:t>)</w:t>
+      </w:r>
+    </w:p>
+    <w:p>
+      <w:pPr>
+        <w:shd w:val="clear" w:color="auto" w:fill="1E1E1E"/>
+        <w:spacing w:after="0" w:line="285" w:lineRule="atLeast"/>
+        <w:rPr>
+          <w:rFonts w:ascii="Consolas" w:eastAsia="Times New Roman" w:hAnsi="Consolas" w:cs="Times New Roman"/>
+          <w:color w:val="D4D4D4"/>
+          <w:sz w:val="21"/>
+          <w:szCs w:val="21"/>
+        </w:rPr>
+      </w:pPr>
+      <w:r>
+        <w:rPr>
+          <w:rFonts w:ascii="Consolas" w:eastAsia="Times New Roman" w:hAnsi="Consolas" w:cs="Times New Roman"/>
+          <w:color w:val="D4D4D4"/>
+          <w:sz w:val="21"/>
+          <w:szCs w:val="21"/>
+        </w:rPr>
+        <w:t>    {</w:t>
+      </w:r>
+    </w:p>
+    <w:p>
+      <w:pPr>
+        <w:shd w:val="clear" w:color="auto" w:fill="1E1E1E"/>
+        <w:spacing w:after="0" w:line="285" w:lineRule="atLeast"/>
+        <w:rPr>
+          <w:rFonts w:ascii="Consolas" w:eastAsia="Times New Roman" w:hAnsi="Consolas" w:cs="Times New Roman"/>
+          <w:color w:val="D4D4D4"/>
+          <w:sz w:val="21"/>
+          <w:szCs w:val="21"/>
+        </w:rPr>
+      </w:pPr>
+      <w:r>
+        <w:rPr>
+          <w:rFonts w:ascii="Consolas" w:eastAsia="Times New Roman" w:hAnsi="Consolas" w:cs="Times New Roman"/>
+          <w:color w:val="D4D4D4"/>
+          <w:sz w:val="21"/>
+          <w:szCs w:val="21"/>
+        </w:rPr>
+        <w:t xml:space="preserve">        </w:t>
+      </w:r>
+      <w:r>
+        <w:rPr>
+          <w:rFonts w:ascii="Consolas" w:eastAsia="Times New Roman" w:hAnsi="Consolas" w:cs="Times New Roman"/>
+          <w:color w:val="569CD6"/>
+          <w:sz w:val="21"/>
+          <w:szCs w:val="21"/>
+        </w:rPr>
+        <w:t>return</w:t>
+      </w:r>
+      <w:r>
+        <w:rPr>
+          <w:rFonts w:ascii="Consolas" w:eastAsia="Times New Roman" w:hAnsi="Consolas" w:cs="Times New Roman"/>
+          <w:color w:val="D4D4D4"/>
+          <w:sz w:val="21"/>
+          <w:szCs w:val="21"/>
+        </w:rPr>
+        <w:t xml:space="preserve"> </w:t>
+      </w:r>
+      <w:r>
+        <w:rPr>
+          <w:rFonts w:ascii="Consolas" w:eastAsia="Times New Roman" w:hAnsi="Consolas" w:cs="Times New Roman"/>
+          <w:color w:val="569CD6"/>
+          <w:sz w:val="21"/>
+          <w:szCs w:val="21"/>
+        </w:rPr>
+        <w:t>true</w:t>
+      </w:r>
+      <w:r>
+        <w:rPr>
+          <w:rFonts w:ascii="Consolas" w:eastAsia="Times New Roman" w:hAnsi="Consolas" w:cs="Times New Roman"/>
+          <w:color w:val="D4D4D4"/>
+          <w:sz w:val="21"/>
+          <w:szCs w:val="21"/>
+        </w:rPr>
+        <w:t>;</w:t>
+      </w:r>
+    </w:p>
+    <w:p>
+      <w:pPr>
+        <w:shd w:val="clear" w:color="auto" w:fill="1E1E1E"/>
+        <w:spacing w:after="0" w:line="285" w:lineRule="atLeast"/>
+        <w:rPr>
+          <w:rFonts w:ascii="Consolas" w:eastAsia="Times New Roman" w:hAnsi="Consolas" w:cs="Times New Roman"/>
+          <w:color w:val="D4D4D4"/>
+          <w:sz w:val="21"/>
+          <w:szCs w:val="21"/>
+        </w:rPr>
+      </w:pPr>
+      <w:r>
+        <w:rPr>
+          <w:rFonts w:ascii="Consolas" w:eastAsia="Times New Roman" w:hAnsi="Consolas" w:cs="Times New Roman"/>
+          <w:color w:val="D4D4D4"/>
+          <w:sz w:val="21"/>
+          <w:szCs w:val="21"/>
+        </w:rPr>
+        <w:t>    }</w:t>
+      </w:r>
+    </w:p>
+    <w:p>
+      <w:pPr>
+        <w:shd w:val="clear" w:color="auto" w:fill="1E1E1E"/>
+        <w:spacing w:after="0" w:line="285" w:lineRule="atLeast"/>
+        <w:rPr>
+          <w:rFonts w:ascii="Consolas" w:eastAsia="Times New Roman" w:hAnsi="Consolas" w:cs="Times New Roman"/>
+          <w:color w:val="D4D4D4"/>
+          <w:sz w:val="21"/>
+          <w:szCs w:val="21"/>
+        </w:rPr>
+      </w:pPr>
+      <w:r>
+        <w:rPr>
+          <w:rFonts w:ascii="Consolas" w:eastAsia="Times New Roman" w:hAnsi="Consolas" w:cs="Times New Roman"/>
+          <w:color w:val="D4D4D4"/>
+          <w:sz w:val="21"/>
+          <w:szCs w:val="21"/>
+        </w:rPr>
+        <w:lastRenderedPageBreak/>
+        <w:t xml:space="preserve">    </w:t>
+      </w:r>
+      <w:r>
+        <w:rPr>
+          <w:rFonts w:ascii="Consolas" w:eastAsia="Times New Roman" w:hAnsi="Consolas" w:cs="Times New Roman"/>
+          <w:color w:val="569CD6"/>
+          <w:sz w:val="21"/>
+          <w:szCs w:val="21"/>
+        </w:rPr>
+        <w:t>else</w:t>
+      </w:r>
+      <w:r>
+        <w:rPr>
+          <w:rFonts w:ascii="Consolas" w:eastAsia="Times New Roman" w:hAnsi="Consolas" w:cs="Times New Roman"/>
+          <w:color w:val="D4D4D4"/>
+          <w:sz w:val="21"/>
+          <w:szCs w:val="21"/>
+        </w:rPr>
+        <w:t xml:space="preserve"> </w:t>
+      </w:r>
+      <w:r>
+        <w:rPr>
+          <w:rFonts w:ascii="Consolas" w:eastAsia="Times New Roman" w:hAnsi="Consolas" w:cs="Times New Roman"/>
+          <w:color w:val="569CD6"/>
+          <w:sz w:val="21"/>
+          <w:szCs w:val="21"/>
+        </w:rPr>
+        <w:t>if</w:t>
+      </w:r>
+      <w:r>
+        <w:rPr>
+          <w:rFonts w:ascii="Consolas" w:eastAsia="Times New Roman" w:hAnsi="Consolas" w:cs="Times New Roman"/>
+          <w:color w:val="D4D4D4"/>
+          <w:sz w:val="21"/>
+          <w:szCs w:val="21"/>
+        </w:rPr>
+        <w:t xml:space="preserve"> (year % </w:t>
+      </w:r>
+      <w:r>
+        <w:rPr>
+          <w:rFonts w:ascii="Consolas" w:eastAsia="Times New Roman" w:hAnsi="Consolas" w:cs="Times New Roman"/>
+          <w:color w:val="B5CEA8"/>
+          <w:sz w:val="21"/>
+          <w:szCs w:val="21"/>
+        </w:rPr>
+        <w:t>4</w:t>
+      </w:r>
+      <w:r>
+        <w:rPr>
+          <w:rFonts w:ascii="Consolas" w:eastAsia="Times New Roman" w:hAnsi="Consolas" w:cs="Times New Roman"/>
+          <w:color w:val="D4D4D4"/>
+          <w:sz w:val="21"/>
+          <w:szCs w:val="21"/>
+        </w:rPr>
+        <w:t xml:space="preserve"> == </w:t>
+      </w:r>
+      <w:r>
+        <w:rPr>
+          <w:rFonts w:ascii="Consolas" w:eastAsia="Times New Roman" w:hAnsi="Consolas" w:cs="Times New Roman"/>
+          <w:color w:val="B5CEA8"/>
+          <w:sz w:val="21"/>
+          <w:szCs w:val="21"/>
+        </w:rPr>
+        <w:t>0</w:t>
+      </w:r>
+      <w:r>
+        <w:rPr>
+          <w:rFonts w:ascii="Consolas" w:eastAsia="Times New Roman" w:hAnsi="Consolas" w:cs="Times New Roman"/>
+          <w:color w:val="D4D4D4"/>
+          <w:sz w:val="21"/>
+          <w:szCs w:val="21"/>
+        </w:rPr>
+        <w:t xml:space="preserve"> &amp;&amp; year % </w:t>
+      </w:r>
+      <w:proofErr w:type="gramStart"/>
+      <w:r>
+        <w:rPr>
+          <w:rFonts w:ascii="Consolas" w:eastAsia="Times New Roman" w:hAnsi="Consolas" w:cs="Times New Roman"/>
+          <w:color w:val="B5CEA8"/>
+          <w:sz w:val="21"/>
+          <w:szCs w:val="21"/>
+        </w:rPr>
+        <w:t>100</w:t>
+      </w:r>
+      <w:r>
+        <w:rPr>
+          <w:rFonts w:ascii="Consolas" w:eastAsia="Times New Roman" w:hAnsi="Consolas" w:cs="Times New Roman"/>
+          <w:color w:val="D4D4D4"/>
+          <w:sz w:val="21"/>
+          <w:szCs w:val="21"/>
+        </w:rPr>
+        <w:t xml:space="preserve"> !</w:t>
+      </w:r>
+      <w:proofErr w:type="gramEnd"/>
+      <w:r>
+        <w:rPr>
+          <w:rFonts w:ascii="Consolas" w:eastAsia="Times New Roman" w:hAnsi="Consolas" w:cs="Times New Roman"/>
+          <w:color w:val="D4D4D4"/>
+          <w:sz w:val="21"/>
+          <w:szCs w:val="21"/>
+        </w:rPr>
+        <w:t xml:space="preserve">= </w:t>
+      </w:r>
+      <w:r>
+        <w:rPr>
+          <w:rFonts w:ascii="Consolas" w:eastAsia="Times New Roman" w:hAnsi="Consolas" w:cs="Times New Roman"/>
+          <w:color w:val="B5CEA8"/>
+          <w:sz w:val="21"/>
+          <w:szCs w:val="21"/>
+        </w:rPr>
+        <w:t>0</w:t>
+      </w:r>
+      <w:r>
+        <w:rPr>
+          <w:rFonts w:ascii="Consolas" w:eastAsia="Times New Roman" w:hAnsi="Consolas" w:cs="Times New Roman"/>
+          <w:color w:val="D4D4D4"/>
+          <w:sz w:val="21"/>
+          <w:szCs w:val="21"/>
+        </w:rPr>
+        <w:t>)</w:t>
+      </w:r>
+    </w:p>
+    <w:p>
+      <w:pPr>
+        <w:shd w:val="clear" w:color="auto" w:fill="1E1E1E"/>
+        <w:spacing w:after="0" w:line="285" w:lineRule="atLeast"/>
+        <w:rPr>
+          <w:rFonts w:ascii="Consolas" w:eastAsia="Times New Roman" w:hAnsi="Consolas" w:cs="Times New Roman"/>
+          <w:color w:val="D4D4D4"/>
+          <w:sz w:val="21"/>
+          <w:szCs w:val="21"/>
+        </w:rPr>
+      </w:pPr>
+      <w:r>
+        <w:rPr>
+          <w:rFonts w:ascii="Consolas" w:eastAsia="Times New Roman" w:hAnsi="Consolas" w:cs="Times New Roman"/>
+          <w:color w:val="D4D4D4"/>
+          <w:sz w:val="21"/>
+          <w:szCs w:val="21"/>
+        </w:rPr>
+        <w:t>    {</w:t>
+      </w:r>
+    </w:p>
+    <w:p>
+      <w:pPr>
+        <w:shd w:val="clear" w:color="auto" w:fill="1E1E1E"/>
+        <w:spacing w:after="0" w:line="285" w:lineRule="atLeast"/>
+        <w:rPr>
+          <w:rFonts w:ascii="Consolas" w:eastAsia="Times New Roman" w:hAnsi="Consolas" w:cs="Times New Roman"/>
+          <w:color w:val="D4D4D4"/>
+          <w:sz w:val="21"/>
+          <w:szCs w:val="21"/>
+        </w:rPr>
+      </w:pPr>
+      <w:r>
+        <w:rPr>
+          <w:rFonts w:ascii="Consolas" w:eastAsia="Times New Roman" w:hAnsi="Consolas" w:cs="Times New Roman"/>
+          <w:color w:val="D4D4D4"/>
+          <w:sz w:val="21"/>
+          <w:szCs w:val="21"/>
+        </w:rPr>
+        <w:t xml:space="preserve">        </w:t>
+      </w:r>
+      <w:r>
+        <w:rPr>
+          <w:rFonts w:ascii="Consolas" w:eastAsia="Times New Roman" w:hAnsi="Consolas" w:cs="Times New Roman"/>
+          <w:color w:val="569CD6"/>
+          <w:sz w:val="21"/>
+          <w:szCs w:val="21"/>
+        </w:rPr>
+        <w:t>return</w:t>
+      </w:r>
+      <w:r>
+        <w:rPr>
+          <w:rFonts w:ascii="Consolas" w:eastAsia="Times New Roman" w:hAnsi="Consolas" w:cs="Times New Roman"/>
+          <w:color w:val="D4D4D4"/>
+          <w:sz w:val="21"/>
+          <w:szCs w:val="21"/>
+        </w:rPr>
+        <w:t xml:space="preserve"> </w:t>
+      </w:r>
+      <w:r>
+        <w:rPr>
+          <w:rFonts w:ascii="Consolas" w:eastAsia="Times New Roman" w:hAnsi="Consolas" w:cs="Times New Roman"/>
+          <w:color w:val="569CD6"/>
+          <w:sz w:val="21"/>
+          <w:szCs w:val="21"/>
+        </w:rPr>
+        <w:t>true</w:t>
+      </w:r>
+      <w:r>
+        <w:rPr>
+          <w:rFonts w:ascii="Consolas" w:eastAsia="Times New Roman" w:hAnsi="Consolas" w:cs="Times New Roman"/>
+          <w:color w:val="D4D4D4"/>
+          <w:sz w:val="21"/>
+          <w:szCs w:val="21"/>
+        </w:rPr>
+        <w:t>;</w:t>
+      </w:r>
+    </w:p>
+    <w:p>
+      <w:pPr>
+        <w:shd w:val="clear" w:color="auto" w:fill="1E1E1E"/>
+        <w:spacing w:after="0" w:line="285" w:lineRule="atLeast"/>
+        <w:rPr>
+          <w:rFonts w:ascii="Consolas" w:eastAsia="Times New Roman" w:hAnsi="Consolas" w:cs="Times New Roman"/>
+          <w:color w:val="D4D4D4"/>
+          <w:sz w:val="21"/>
+          <w:szCs w:val="21"/>
+        </w:rPr>
+      </w:pPr>
+      <w:r>
+        <w:rPr>
+          <w:rFonts w:ascii="Consolas" w:eastAsia="Times New Roman" w:hAnsi="Consolas" w:cs="Times New Roman"/>
+          <w:color w:val="D4D4D4"/>
+          <w:sz w:val="21"/>
+          <w:szCs w:val="21"/>
+        </w:rPr>
+        <w:t>    }</w:t>
+      </w:r>
+    </w:p>
+    <w:p>
+      <w:pPr>
+        <w:shd w:val="clear" w:color="auto" w:fill="1E1E1E"/>
+        <w:spacing w:after="0" w:line="285" w:lineRule="atLeast"/>
+        <w:rPr>
+          <w:rFonts w:ascii="Consolas" w:eastAsia="Times New Roman" w:hAnsi="Consolas" w:cs="Times New Roman"/>
+          <w:color w:val="D4D4D4"/>
+          <w:sz w:val="21"/>
+          <w:szCs w:val="21"/>
+        </w:rPr>
+      </w:pPr>
+      <w:r>
+        <w:rPr>
+          <w:rFonts w:ascii="Consolas" w:eastAsia="Times New Roman" w:hAnsi="Consolas" w:cs="Times New Roman"/>
+          <w:color w:val="D4D4D4"/>
+          <w:sz w:val="21"/>
+          <w:szCs w:val="21"/>
+        </w:rPr>
+        <w:t xml:space="preserve">    </w:t>
+      </w:r>
+      <w:r>
+        <w:rPr>
+          <w:rFonts w:ascii="Consolas" w:eastAsia="Times New Roman" w:hAnsi="Consolas" w:cs="Times New Roman"/>
+          <w:color w:val="569CD6"/>
+          <w:sz w:val="21"/>
+          <w:szCs w:val="21"/>
+        </w:rPr>
+        <w:t>return</w:t>
+      </w:r>
+      <w:r>
+        <w:rPr>
+          <w:rFonts w:ascii="Consolas" w:eastAsia="Times New Roman" w:hAnsi="Consolas" w:cs="Times New Roman"/>
+          <w:color w:val="D4D4D4"/>
+          <w:sz w:val="21"/>
+          <w:szCs w:val="21"/>
+        </w:rPr>
+        <w:t xml:space="preserve"> </w:t>
+      </w:r>
+      <w:r>
+        <w:rPr>
+          <w:rFonts w:ascii="Consolas" w:eastAsia="Times New Roman" w:hAnsi="Consolas" w:cs="Times New Roman"/>
+          <w:color w:val="569CD6"/>
+          <w:sz w:val="21"/>
+          <w:szCs w:val="21"/>
+        </w:rPr>
+        <w:t>false</w:t>
+      </w:r>
+      <w:r>
+        <w:rPr>
+          <w:rFonts w:ascii="Consolas" w:eastAsia="Times New Roman" w:hAnsi="Consolas" w:cs="Times New Roman"/>
+          <w:color w:val="D4D4D4"/>
+          <w:sz w:val="21"/>
+          <w:szCs w:val="21"/>
+        </w:rPr>
+        <w:t>;</w:t>
+      </w:r>
+    </w:p>
+    <w:p>
+      <w:pPr>
+        <w:shd w:val="clear" w:color="auto" w:fill="1E1E1E"/>
+        <w:spacing w:after="0" w:line="285" w:lineRule="atLeast"/>
+        <w:rPr>
+          <w:rFonts w:ascii="Consolas" w:eastAsia="Times New Roman" w:hAnsi="Consolas" w:cs="Times New Roman"/>
+          <w:color w:val="D4D4D4"/>
+          <w:sz w:val="21"/>
+          <w:szCs w:val="21"/>
+        </w:rPr>
+      </w:pPr>
+      <w:r>
+        <w:rPr>
+          <w:rFonts w:ascii="Consolas" w:eastAsia="Times New Roman" w:hAnsi="Consolas" w:cs="Times New Roman"/>
+          <w:color w:val="D4D4D4"/>
+          <w:sz w:val="21"/>
+          <w:szCs w:val="21"/>
+        </w:rPr>
+        <w:t>}</w:t>
+      </w:r>
+    </w:p>
+    <w:p>
+      <w:pPr>
+        <w:shd w:val="clear" w:color="auto" w:fill="1E1E1E"/>
+        <w:spacing w:after="0" w:line="285" w:lineRule="atLeast"/>
+        <w:rPr>
+          <w:rFonts w:ascii="Consolas" w:eastAsia="Times New Roman" w:hAnsi="Consolas" w:cs="Times New Roman"/>
+          <w:color w:val="D4D4D4"/>
+          <w:sz w:val="21"/>
+          <w:szCs w:val="21"/>
+        </w:rPr>
+      </w:pPr>
+      <w:proofErr w:type="spellStart"/>
+      <w:r>
+        <w:rPr>
+          <w:rFonts w:ascii="Consolas" w:eastAsia="Times New Roman" w:hAnsi="Consolas" w:cs="Times New Roman"/>
+          <w:color w:val="569CD6"/>
+          <w:sz w:val="21"/>
+          <w:szCs w:val="21"/>
+        </w:rPr>
+        <w:t>int</w:t>
+      </w:r>
+      <w:proofErr w:type="spellEnd"/>
+      <w:r>
+        <w:rPr>
+          <w:rFonts w:ascii="Consolas" w:eastAsia="Times New Roman" w:hAnsi="Consolas" w:cs="Times New Roman"/>
+          <w:color w:val="D4D4D4"/>
+          <w:sz w:val="21"/>
+          <w:szCs w:val="21"/>
+        </w:rPr>
+        <w:t xml:space="preserve"> </w:t>
+      </w:r>
+      <w:proofErr w:type="gramStart"/>
+      <w:r>
+        <w:rPr>
+          <w:rFonts w:ascii="Consolas" w:eastAsia="Times New Roman" w:hAnsi="Consolas" w:cs="Times New Roman"/>
+          <w:color w:val="D4D4D4"/>
+          <w:sz w:val="21"/>
+          <w:szCs w:val="21"/>
+        </w:rPr>
+        <w:t>main(</w:t>
+      </w:r>
+      <w:proofErr w:type="gramEnd"/>
+      <w:r>
+        <w:rPr>
+          <w:rFonts w:ascii="Consolas" w:eastAsia="Times New Roman" w:hAnsi="Consolas" w:cs="Times New Roman"/>
+          <w:color w:val="D4D4D4"/>
+          <w:sz w:val="21"/>
+          <w:szCs w:val="21"/>
+        </w:rPr>
+        <w:t>)</w:t>
+      </w:r>
+    </w:p>
+    <w:p>
+      <w:pPr>
+        <w:shd w:val="clear" w:color="auto" w:fill="1E1E1E"/>
+        <w:spacing w:after="0" w:line="285" w:lineRule="atLeast"/>
+        <w:rPr>
+          <w:rFonts w:ascii="Consolas" w:eastAsia="Times New Roman" w:hAnsi="Consolas" w:cs="Times New Roman"/>
+          <w:color w:val="D4D4D4"/>
+          <w:sz w:val="21"/>
+          <w:szCs w:val="21"/>
+        </w:rPr>
+      </w:pPr>
+      <w:r>
+        <w:rPr>
+          <w:rFonts w:ascii="Consolas" w:eastAsia="Times New Roman" w:hAnsi="Consolas" w:cs="Times New Roman"/>
+          <w:color w:val="D4D4D4"/>
+          <w:sz w:val="21"/>
+          <w:szCs w:val="21"/>
+        </w:rPr>
+        <w:t>{</w:t>
+      </w:r>
+    </w:p>
+    <w:p>
+      <w:pPr>
+        <w:shd w:val="clear" w:color="auto" w:fill="1E1E1E"/>
+        <w:spacing w:after="0" w:line="285" w:lineRule="atLeast"/>
+        <w:rPr>
+          <w:rFonts w:ascii="Consolas" w:eastAsia="Times New Roman" w:hAnsi="Consolas" w:cs="Times New Roman"/>
+          <w:color w:val="D4D4D4"/>
+          <w:sz w:val="21"/>
+          <w:szCs w:val="21"/>
+        </w:rPr>
+      </w:pPr>
+      <w:r>
+        <w:rPr>
+          <w:rFonts w:ascii="Consolas" w:eastAsia="Times New Roman" w:hAnsi="Consolas" w:cs="Times New Roman"/>
+          <w:color w:val="6A9955"/>
+          <w:sz w:val="21"/>
+          <w:szCs w:val="21"/>
+        </w:rPr>
+        <w:t>    //1-convert number to text</w:t>
+      </w:r>
+    </w:p>
+    <w:p>
+      <w:pPr>
+        <w:shd w:val="clear" w:color="auto" w:fill="1E1E1E"/>
+        <w:spacing w:after="0" w:line="285" w:lineRule="atLeast"/>
+        <w:rPr>
+          <w:rFonts w:ascii="Consolas" w:eastAsia="Times New Roman" w:hAnsi="Consolas" w:cs="Times New Roman"/>
+          <w:color w:val="D4D4D4"/>
+          <w:sz w:val="21"/>
+          <w:szCs w:val="21"/>
+        </w:rPr>
+      </w:pPr>
+      <w:r>
+        <w:rPr>
+          <w:rFonts w:ascii="Consolas" w:eastAsia="Times New Roman" w:hAnsi="Consolas" w:cs="Times New Roman"/>
+          <w:color w:val="D4D4D4"/>
+          <w:sz w:val="21"/>
+          <w:szCs w:val="21"/>
+        </w:rPr>
+        <w:t xml:space="preserve">    </w:t>
+      </w:r>
+      <w:r>
+        <w:rPr>
+          <w:rFonts w:ascii="Consolas" w:eastAsia="Times New Roman" w:hAnsi="Consolas" w:cs="Times New Roman"/>
+          <w:color w:val="569CD6"/>
+          <w:sz w:val="21"/>
+          <w:szCs w:val="21"/>
+        </w:rPr>
+        <w:t>long</w:t>
+      </w:r>
+      <w:r>
+        <w:rPr>
+          <w:rFonts w:ascii="Consolas" w:eastAsia="Times New Roman" w:hAnsi="Consolas" w:cs="Times New Roman"/>
+          <w:color w:val="D4D4D4"/>
+          <w:sz w:val="21"/>
+          <w:szCs w:val="21"/>
+        </w:rPr>
+        <w:t xml:space="preserve"> number = </w:t>
+      </w:r>
+      <w:proofErr w:type="spellStart"/>
+      <w:proofErr w:type="gramStart"/>
+      <w:r>
+        <w:rPr>
+          <w:rFonts w:ascii="Consolas" w:eastAsia="Times New Roman" w:hAnsi="Consolas" w:cs="Times New Roman"/>
+          <w:color w:val="D4D4D4"/>
+          <w:sz w:val="21"/>
+          <w:szCs w:val="21"/>
+        </w:rPr>
+        <w:t>ReadNumber</w:t>
+      </w:r>
+      <w:proofErr w:type="spellEnd"/>
+      <w:r>
+        <w:rPr>
+          <w:rFonts w:ascii="Consolas" w:eastAsia="Times New Roman" w:hAnsi="Consolas" w:cs="Times New Roman"/>
+          <w:color w:val="D4D4D4"/>
+          <w:sz w:val="21"/>
+          <w:szCs w:val="21"/>
+        </w:rPr>
+        <w:t>(</w:t>
+      </w:r>
+      <w:proofErr w:type="gramEnd"/>
+      <w:r>
+        <w:rPr>
+          <w:rFonts w:ascii="Consolas" w:eastAsia="Times New Roman" w:hAnsi="Consolas" w:cs="Times New Roman"/>
+          <w:color w:val="D4D4D4"/>
+          <w:sz w:val="21"/>
+          <w:szCs w:val="21"/>
+        </w:rPr>
+        <w:t>);</w:t>
+      </w:r>
+    </w:p>
+    <w:p>
+      <w:pPr>
+        <w:shd w:val="clear" w:color="auto" w:fill="1E1E1E"/>
+        <w:spacing w:after="0" w:line="285" w:lineRule="atLeast"/>
+        <w:rPr>
+          <w:rFonts w:ascii="Consolas" w:eastAsia="Times New Roman" w:hAnsi="Consolas" w:cs="Times New Roman"/>
+          <w:color w:val="D4D4D4"/>
+          <w:sz w:val="21"/>
+          <w:szCs w:val="21"/>
+        </w:rPr>
+      </w:pPr>
+      <w:r>
+        <w:rPr>
+          <w:rFonts w:ascii="Consolas" w:eastAsia="Times New Roman" w:hAnsi="Consolas" w:cs="Times New Roman"/>
+          <w:color w:val="D4D4D4"/>
+          <w:sz w:val="21"/>
+          <w:szCs w:val="21"/>
+        </w:rPr>
+        <w:t xml:space="preserve">    </w:t>
+      </w:r>
+      <w:proofErr w:type="spellStart"/>
+      <w:r>
+        <w:rPr>
+          <w:rFonts w:ascii="Consolas" w:eastAsia="Times New Roman" w:hAnsi="Consolas" w:cs="Times New Roman"/>
+          <w:color w:val="D4D4D4"/>
+          <w:sz w:val="21"/>
+          <w:szCs w:val="21"/>
+        </w:rPr>
+        <w:t>cout</w:t>
+      </w:r>
+      <w:proofErr w:type="spellEnd"/>
+      <w:r>
+        <w:rPr>
+          <w:rFonts w:ascii="Consolas" w:eastAsia="Times New Roman" w:hAnsi="Consolas" w:cs="Times New Roman"/>
+          <w:color w:val="D4D4D4"/>
+          <w:sz w:val="21"/>
+          <w:szCs w:val="21"/>
+        </w:rPr>
+        <w:t xml:space="preserve"> &lt;&lt; </w:t>
+      </w:r>
+      <w:proofErr w:type="spellStart"/>
+      <w:r>
+        <w:rPr>
+          <w:rFonts w:ascii="Consolas" w:eastAsia="Times New Roman" w:hAnsi="Consolas" w:cs="Times New Roman"/>
+          <w:color w:val="D4D4D4"/>
+          <w:sz w:val="21"/>
+          <w:szCs w:val="21"/>
+        </w:rPr>
+        <w:t>ConvertNumberToText</w:t>
+      </w:r>
+      <w:proofErr w:type="spellEnd"/>
+      <w:r>
+        <w:rPr>
+          <w:rFonts w:ascii="Consolas" w:eastAsia="Times New Roman" w:hAnsi="Consolas" w:cs="Times New Roman"/>
+          <w:color w:val="D4D4D4"/>
+          <w:sz w:val="21"/>
+          <w:szCs w:val="21"/>
+        </w:rPr>
+        <w:t>(number);</w:t>
+      </w:r>
+    </w:p>
+    <w:p>
+      <w:pPr>
+        <w:shd w:val="clear" w:color="auto" w:fill="1E1E1E"/>
+        <w:spacing w:after="0" w:line="285" w:lineRule="atLeast"/>
+        <w:rPr>
+          <w:rFonts w:ascii="Consolas" w:eastAsia="Times New Roman" w:hAnsi="Consolas" w:cs="Times New Roman"/>
+          <w:color w:val="D4D4D4"/>
+          <w:sz w:val="21"/>
+          <w:szCs w:val="21"/>
+        </w:rPr>
+      </w:pPr>
+    </w:p>
+    <w:p>
+      <w:pPr>
+        <w:shd w:val="clear" w:color="auto" w:fill="1E1E1E"/>
+        <w:spacing w:after="0" w:line="285" w:lineRule="atLeast"/>
+        <w:rPr>
+          <w:rFonts w:ascii="Consolas" w:eastAsia="Times New Roman" w:hAnsi="Consolas" w:cs="Times New Roman"/>
+          <w:color w:val="D4D4D4"/>
+          <w:sz w:val="21"/>
+          <w:szCs w:val="21"/>
+        </w:rPr>
+      </w:pPr>
+      <w:r>
+        <w:rPr>
+          <w:rFonts w:ascii="Consolas" w:eastAsia="Times New Roman" w:hAnsi="Consolas" w:cs="Times New Roman"/>
+          <w:color w:val="6A9955"/>
+          <w:sz w:val="21"/>
+          <w:szCs w:val="21"/>
+        </w:rPr>
+        <w:t>    // 2-leap year</w:t>
+      </w:r>
+    </w:p>
+    <w:p>
+      <w:pPr>
+        <w:shd w:val="clear" w:color="auto" w:fill="1E1E1E"/>
+        <w:spacing w:after="0" w:line="285" w:lineRule="atLeast"/>
+        <w:rPr>
+          <w:rFonts w:ascii="Consolas" w:eastAsia="Times New Roman" w:hAnsi="Consolas" w:cs="Times New Roman"/>
+          <w:color w:val="D4D4D4"/>
+          <w:sz w:val="21"/>
+          <w:szCs w:val="21"/>
+        </w:rPr>
+      </w:pPr>
+      <w:r>
+        <w:rPr>
+          <w:rFonts w:ascii="Consolas" w:eastAsia="Times New Roman" w:hAnsi="Consolas" w:cs="Times New Roman"/>
+          <w:color w:val="D4D4D4"/>
+          <w:sz w:val="21"/>
+          <w:szCs w:val="21"/>
+        </w:rPr>
+        <w:t xml:space="preserve">    </w:t>
+      </w:r>
+      <w:r>
+        <w:rPr>
+          <w:rFonts w:ascii="Consolas" w:eastAsia="Times New Roman" w:hAnsi="Consolas" w:cs="Times New Roman"/>
+          <w:color w:val="569CD6"/>
+          <w:sz w:val="21"/>
+          <w:szCs w:val="21"/>
+        </w:rPr>
+        <w:t>short</w:t>
+      </w:r>
+      <w:r>
+        <w:rPr>
+          <w:rFonts w:ascii="Consolas" w:eastAsia="Times New Roman" w:hAnsi="Consolas" w:cs="Times New Roman"/>
+          <w:color w:val="D4D4D4"/>
+          <w:sz w:val="21"/>
+          <w:szCs w:val="21"/>
+        </w:rPr>
+        <w:t xml:space="preserve"> year = </w:t>
+      </w:r>
+      <w:proofErr w:type="spellStart"/>
+      <w:proofErr w:type="gramStart"/>
+      <w:r>
+        <w:rPr>
+          <w:rFonts w:ascii="Consolas" w:eastAsia="Times New Roman" w:hAnsi="Consolas" w:cs="Times New Roman"/>
+          <w:color w:val="D4D4D4"/>
+          <w:sz w:val="21"/>
+          <w:szCs w:val="21"/>
+        </w:rPr>
+        <w:t>ReadYear</w:t>
+      </w:r>
+      <w:proofErr w:type="spellEnd"/>
+      <w:r>
+        <w:rPr>
+          <w:rFonts w:ascii="Consolas" w:eastAsia="Times New Roman" w:hAnsi="Consolas" w:cs="Times New Roman"/>
+          <w:color w:val="D4D4D4"/>
+          <w:sz w:val="21"/>
+          <w:szCs w:val="21"/>
+        </w:rPr>
+        <w:t>(</w:t>
+      </w:r>
+      <w:proofErr w:type="gramEnd"/>
+      <w:r>
+        <w:rPr>
+          <w:rFonts w:ascii="Consolas" w:eastAsia="Times New Roman" w:hAnsi="Consolas" w:cs="Times New Roman"/>
+          <w:color w:val="D4D4D4"/>
+          <w:sz w:val="21"/>
+          <w:szCs w:val="21"/>
+        </w:rPr>
+        <w:t>);</w:t>
+      </w:r>
+    </w:p>
+    <w:p>
+      <w:pPr>
+        <w:shd w:val="clear" w:color="auto" w:fill="1E1E1E"/>
+        <w:spacing w:after="0" w:line="285" w:lineRule="atLeast"/>
+        <w:rPr>
+          <w:rFonts w:ascii="Consolas" w:eastAsia="Times New Roman" w:hAnsi="Consolas" w:cs="Times New Roman"/>
+          <w:color w:val="D4D4D4"/>
+          <w:sz w:val="21"/>
+          <w:szCs w:val="21"/>
+        </w:rPr>
+      </w:pPr>
+      <w:r>
+        <w:rPr>
+          <w:rFonts w:ascii="Consolas" w:eastAsia="Times New Roman" w:hAnsi="Consolas" w:cs="Times New Roman"/>
+          <w:color w:val="D4D4D4"/>
+          <w:sz w:val="21"/>
+          <w:szCs w:val="21"/>
+        </w:rPr>
+        <w:t xml:space="preserve">    </w:t>
+      </w:r>
+      <w:r>
+        <w:rPr>
+          <w:rFonts w:ascii="Consolas" w:eastAsia="Times New Roman" w:hAnsi="Consolas" w:cs="Times New Roman"/>
+          <w:color w:val="569CD6"/>
+          <w:sz w:val="21"/>
+          <w:szCs w:val="21"/>
+        </w:rPr>
+        <w:t>if</w:t>
+      </w:r>
+      <w:r>
+        <w:rPr>
+          <w:rFonts w:ascii="Consolas" w:eastAsia="Times New Roman" w:hAnsi="Consolas" w:cs="Times New Roman"/>
+          <w:color w:val="D4D4D4"/>
+          <w:sz w:val="21"/>
+          <w:szCs w:val="21"/>
+        </w:rPr>
+        <w:t xml:space="preserve"> (</w:t>
+      </w:r>
+      <w:proofErr w:type="spellStart"/>
+      <w:r>
+        <w:rPr>
+          <w:rFonts w:ascii="Consolas" w:eastAsia="Times New Roman" w:hAnsi="Consolas" w:cs="Times New Roman"/>
+          <w:color w:val="D4D4D4"/>
+          <w:sz w:val="21"/>
+          <w:szCs w:val="21"/>
+        </w:rPr>
+        <w:t>IsLeapYear</w:t>
+      </w:r>
+      <w:proofErr w:type="spellEnd"/>
+      <w:r>
+        <w:rPr>
+          <w:rFonts w:ascii="Consolas" w:eastAsia="Times New Roman" w:hAnsi="Consolas" w:cs="Times New Roman"/>
+          <w:color w:val="D4D4D4"/>
+          <w:sz w:val="21"/>
+          <w:szCs w:val="21"/>
+        </w:rPr>
+        <w:t>(year))</w:t>
+      </w:r>
+    </w:p>
+    <w:p>
+      <w:pPr>
+        <w:shd w:val="clear" w:color="auto" w:fill="1E1E1E"/>
+        <w:spacing w:after="0" w:line="285" w:lineRule="atLeast"/>
+        <w:rPr>
+          <w:rFonts w:ascii="Consolas" w:eastAsia="Times New Roman" w:hAnsi="Consolas" w:cs="Times New Roman"/>
+          <w:color w:val="D4D4D4"/>
+          <w:sz w:val="21"/>
+          <w:szCs w:val="21"/>
+        </w:rPr>
+      </w:pPr>
+      <w:r>
+        <w:rPr>
+          <w:rFonts w:ascii="Consolas" w:eastAsia="Times New Roman" w:hAnsi="Consolas" w:cs="Times New Roman"/>
+          <w:color w:val="D4D4D4"/>
+          <w:sz w:val="21"/>
+          <w:szCs w:val="21"/>
+        </w:rPr>
+        <w:t>    {</w:t>
+      </w:r>
+    </w:p>
+    <w:p>
+      <w:pPr>
+        <w:shd w:val="clear" w:color="auto" w:fill="1E1E1E"/>
+        <w:spacing w:after="0" w:line="285" w:lineRule="atLeast"/>
+        <w:rPr>
+          <w:rFonts w:ascii="Consolas" w:eastAsia="Times New Roman" w:hAnsi="Consolas" w:cs="Times New Roman"/>
+          <w:color w:val="D4D4D4"/>
+          <w:sz w:val="21"/>
+          <w:szCs w:val="21"/>
+        </w:rPr>
+      </w:pPr>
+      <w:r>
+        <w:rPr>
+          <w:rFonts w:ascii="Consolas" w:eastAsia="Times New Roman" w:hAnsi="Consolas" w:cs="Times New Roman"/>
+          <w:color w:val="D4D4D4"/>
+          <w:sz w:val="21"/>
+          <w:szCs w:val="21"/>
+        </w:rPr>
+        <w:t xml:space="preserve">        </w:t>
+      </w:r>
+      <w:proofErr w:type="spellStart"/>
+      <w:r>
+        <w:rPr>
+          <w:rFonts w:ascii="Consolas" w:eastAsia="Times New Roman" w:hAnsi="Consolas" w:cs="Times New Roman"/>
+          <w:color w:val="D4D4D4"/>
+          <w:sz w:val="21"/>
+          <w:szCs w:val="21"/>
+        </w:rPr>
+        <w:t>cout</w:t>
+      </w:r>
+      <w:proofErr w:type="spellEnd"/>
+      <w:r>
+        <w:rPr>
+          <w:rFonts w:ascii="Consolas" w:eastAsia="Times New Roman" w:hAnsi="Consolas" w:cs="Times New Roman"/>
+          <w:color w:val="D4D4D4"/>
+          <w:sz w:val="21"/>
+          <w:szCs w:val="21"/>
+        </w:rPr>
+        <w:t xml:space="preserve"> &lt;&lt; </w:t>
+      </w:r>
+      <w:r>
+        <w:rPr>
+          <w:rFonts w:ascii="Consolas" w:eastAsia="Times New Roman" w:hAnsi="Consolas" w:cs="Times New Roman"/>
+          <w:color w:val="CE9178"/>
+          <w:sz w:val="21"/>
+          <w:szCs w:val="21"/>
+        </w:rPr>
+        <w:t>"\</w:t>
+      </w:r>
+      <w:proofErr w:type="spellStart"/>
+      <w:proofErr w:type="gramStart"/>
+      <w:r>
+        <w:rPr>
+          <w:rFonts w:ascii="Consolas" w:eastAsia="Times New Roman" w:hAnsi="Consolas" w:cs="Times New Roman"/>
+          <w:color w:val="CE9178"/>
+          <w:sz w:val="21"/>
+          <w:szCs w:val="21"/>
+        </w:rPr>
+        <w:t>nYes</w:t>
+      </w:r>
+      <w:proofErr w:type="spellEnd"/>
+      <w:r>
+        <w:rPr>
+          <w:rFonts w:ascii="Consolas" w:eastAsia="Times New Roman" w:hAnsi="Consolas" w:cs="Times New Roman"/>
+          <w:color w:val="CE9178"/>
+          <w:sz w:val="21"/>
+          <w:szCs w:val="21"/>
+        </w:rPr>
+        <w:t xml:space="preserve"> ,</w:t>
+      </w:r>
+      <w:proofErr w:type="gramEnd"/>
+      <w:r>
+        <w:rPr>
+          <w:rFonts w:ascii="Consolas" w:eastAsia="Times New Roman" w:hAnsi="Consolas" w:cs="Times New Roman"/>
+          <w:color w:val="CE9178"/>
+          <w:sz w:val="21"/>
+          <w:szCs w:val="21"/>
+        </w:rPr>
+        <w:t xml:space="preserve"> Year ["</w:t>
+      </w:r>
+      <w:r>
+        <w:rPr>
+          <w:rFonts w:ascii="Consolas" w:eastAsia="Times New Roman" w:hAnsi="Consolas" w:cs="Times New Roman"/>
+          <w:color w:val="D4D4D4"/>
+          <w:sz w:val="21"/>
+          <w:szCs w:val="21"/>
+        </w:rPr>
+        <w:t xml:space="preserve"> &lt;&lt; year &lt;&lt; </w:t>
+      </w:r>
+      <w:r>
+        <w:rPr>
+          <w:rFonts w:ascii="Consolas" w:eastAsia="Times New Roman" w:hAnsi="Consolas" w:cs="Times New Roman"/>
+          <w:color w:val="CE9178"/>
+          <w:sz w:val="21"/>
+          <w:szCs w:val="21"/>
+        </w:rPr>
+        <w:t>"] is a leap year.\n"</w:t>
+      </w:r>
+      <w:r>
+        <w:rPr>
+          <w:rFonts w:ascii="Consolas" w:eastAsia="Times New Roman" w:hAnsi="Consolas" w:cs="Times New Roman"/>
+          <w:color w:val="D4D4D4"/>
+          <w:sz w:val="21"/>
+          <w:szCs w:val="21"/>
+        </w:rPr>
+        <w:t>;</w:t>
+      </w:r>
+    </w:p>
+    <w:p>
+      <w:pPr>
+        <w:shd w:val="clear" w:color="auto" w:fill="1E1E1E"/>
+        <w:spacing w:after="0" w:line="285" w:lineRule="atLeast"/>
+        <w:rPr>
+          <w:rFonts w:ascii="Consolas" w:eastAsia="Times New Roman" w:hAnsi="Consolas" w:cs="Times New Roman"/>
+          <w:color w:val="D4D4D4"/>
+          <w:sz w:val="21"/>
+          <w:szCs w:val="21"/>
+        </w:rPr>
+      </w:pPr>
+      <w:r>
+        <w:rPr>
+          <w:rFonts w:ascii="Consolas" w:eastAsia="Times New Roman" w:hAnsi="Consolas" w:cs="Times New Roman"/>
+          <w:color w:val="D4D4D4"/>
+          <w:sz w:val="21"/>
+          <w:szCs w:val="21"/>
+        </w:rPr>
+        <w:t>    }</w:t>
+      </w:r>
+    </w:p>
+    <w:p>
+      <w:pPr>
+        <w:shd w:val="clear" w:color="auto" w:fill="1E1E1E"/>
+        <w:spacing w:after="0" w:line="285" w:lineRule="atLeast"/>
+        <w:rPr>
+          <w:rFonts w:ascii="Consolas" w:eastAsia="Times New Roman" w:hAnsi="Consolas" w:cs="Times New Roman"/>
+          <w:color w:val="D4D4D4"/>
+          <w:sz w:val="21"/>
+          <w:szCs w:val="21"/>
+        </w:rPr>
+      </w:pPr>
+      <w:r>
+        <w:rPr>
+          <w:rFonts w:ascii="Consolas" w:eastAsia="Times New Roman" w:hAnsi="Consolas" w:cs="Times New Roman"/>
+          <w:color w:val="D4D4D4"/>
+          <w:sz w:val="21"/>
+          <w:szCs w:val="21"/>
+        </w:rPr>
+        <w:t xml:space="preserve">    </w:t>
+      </w:r>
+      <w:r>
+        <w:rPr>
+          <w:rFonts w:ascii="Consolas" w:eastAsia="Times New Roman" w:hAnsi="Consolas" w:cs="Times New Roman"/>
+          <w:color w:val="569CD6"/>
+          <w:sz w:val="21"/>
+          <w:szCs w:val="21"/>
+        </w:rPr>
+        <w:t>else</w:t>
+      </w:r>
+    </w:p>
+    <w:p>
+      <w:pPr>
+        <w:shd w:val="clear" w:color="auto" w:fill="1E1E1E"/>
+        <w:spacing w:after="0" w:line="285" w:lineRule="atLeast"/>
+        <w:rPr>
+          <w:rFonts w:ascii="Consolas" w:eastAsia="Times New Roman" w:hAnsi="Consolas" w:cs="Times New Roman"/>
+          <w:color w:val="D4D4D4"/>
+          <w:sz w:val="21"/>
+          <w:szCs w:val="21"/>
+        </w:rPr>
+      </w:pPr>
+      <w:r>
+        <w:rPr>
+          <w:rFonts w:ascii="Consolas" w:eastAsia="Times New Roman" w:hAnsi="Consolas" w:cs="Times New Roman"/>
+          <w:color w:val="D4D4D4"/>
+          <w:sz w:val="21"/>
+          <w:szCs w:val="21"/>
+        </w:rPr>
+        <w:t>    {</w:t>
+      </w:r>
+    </w:p>
+    <w:p>
+      <w:pPr>
+        <w:shd w:val="clear" w:color="auto" w:fill="1E1E1E"/>
+        <w:spacing w:after="0" w:line="285" w:lineRule="atLeast"/>
+        <w:rPr>
+          <w:rFonts w:ascii="Consolas" w:eastAsia="Times New Roman" w:hAnsi="Consolas" w:cs="Times New Roman"/>
+          <w:color w:val="D4D4D4"/>
+          <w:sz w:val="21"/>
+          <w:szCs w:val="21"/>
+        </w:rPr>
+      </w:pPr>
+      <w:r>
+        <w:rPr>
+          <w:rFonts w:ascii="Consolas" w:eastAsia="Times New Roman" w:hAnsi="Consolas" w:cs="Times New Roman"/>
+          <w:color w:val="D4D4D4"/>
+          <w:sz w:val="21"/>
+          <w:szCs w:val="21"/>
+        </w:rPr>
+        <w:t xml:space="preserve">        </w:t>
+      </w:r>
+      <w:proofErr w:type="spellStart"/>
+      <w:r>
+        <w:rPr>
+          <w:rFonts w:ascii="Consolas" w:eastAsia="Times New Roman" w:hAnsi="Consolas" w:cs="Times New Roman"/>
+          <w:color w:val="D4D4D4"/>
+          <w:sz w:val="21"/>
+          <w:szCs w:val="21"/>
+        </w:rPr>
+        <w:t>cout</w:t>
+      </w:r>
+      <w:proofErr w:type="spellEnd"/>
+      <w:r>
+        <w:rPr>
+          <w:rFonts w:ascii="Consolas" w:eastAsia="Times New Roman" w:hAnsi="Consolas" w:cs="Times New Roman"/>
+          <w:color w:val="D4D4D4"/>
+          <w:sz w:val="21"/>
+          <w:szCs w:val="21"/>
+        </w:rPr>
+        <w:t xml:space="preserve"> &lt;&lt; </w:t>
+      </w:r>
+      <w:r>
+        <w:rPr>
+          <w:rFonts w:ascii="Consolas" w:eastAsia="Times New Roman" w:hAnsi="Consolas" w:cs="Times New Roman"/>
+          <w:color w:val="CE9178"/>
+          <w:sz w:val="21"/>
+          <w:szCs w:val="21"/>
+        </w:rPr>
+        <w:t>"\</w:t>
+      </w:r>
+      <w:proofErr w:type="spellStart"/>
+      <w:proofErr w:type="gramStart"/>
+      <w:r>
+        <w:rPr>
+          <w:rFonts w:ascii="Consolas" w:eastAsia="Times New Roman" w:hAnsi="Consolas" w:cs="Times New Roman"/>
+          <w:color w:val="CE9178"/>
+          <w:sz w:val="21"/>
+          <w:szCs w:val="21"/>
+        </w:rPr>
+        <w:t>nNo</w:t>
+      </w:r>
+      <w:proofErr w:type="spellEnd"/>
+      <w:r>
+        <w:rPr>
+          <w:rFonts w:ascii="Consolas" w:eastAsia="Times New Roman" w:hAnsi="Consolas" w:cs="Times New Roman"/>
+          <w:color w:val="CE9178"/>
+          <w:sz w:val="21"/>
+          <w:szCs w:val="21"/>
+        </w:rPr>
+        <w:t xml:space="preserve"> ,</w:t>
+      </w:r>
+      <w:proofErr w:type="gramEnd"/>
+      <w:r>
+        <w:rPr>
+          <w:rFonts w:ascii="Consolas" w:eastAsia="Times New Roman" w:hAnsi="Consolas" w:cs="Times New Roman"/>
+          <w:color w:val="CE9178"/>
+          <w:sz w:val="21"/>
+          <w:szCs w:val="21"/>
+        </w:rPr>
+        <w:t xml:space="preserve"> Year ["</w:t>
+      </w:r>
+      <w:r>
+        <w:rPr>
+          <w:rFonts w:ascii="Consolas" w:eastAsia="Times New Roman" w:hAnsi="Consolas" w:cs="Times New Roman"/>
+          <w:color w:val="D4D4D4"/>
+          <w:sz w:val="21"/>
+          <w:szCs w:val="21"/>
+        </w:rPr>
+        <w:t xml:space="preserve"> &lt;&lt; year &lt;&lt; </w:t>
+      </w:r>
+      <w:r>
+        <w:rPr>
+          <w:rFonts w:ascii="Consolas" w:eastAsia="Times New Roman" w:hAnsi="Consolas" w:cs="Times New Roman"/>
+          <w:color w:val="CE9178"/>
+          <w:sz w:val="21"/>
+          <w:szCs w:val="21"/>
+        </w:rPr>
+        <w:t>"] isn't  a leap year.\n"</w:t>
+      </w:r>
+      <w:r>
+        <w:rPr>
+          <w:rFonts w:ascii="Consolas" w:eastAsia="Times New Roman" w:hAnsi="Consolas" w:cs="Times New Roman"/>
+          <w:color w:val="D4D4D4"/>
+          <w:sz w:val="21"/>
+          <w:szCs w:val="21"/>
+        </w:rPr>
+        <w:t>;</w:t>
+      </w:r>
+    </w:p>
+    <w:p>
+      <w:pPr>
+        <w:shd w:val="clear" w:color="auto" w:fill="1E1E1E"/>
+        <w:spacing w:after="0" w:line="285" w:lineRule="atLeast"/>
+        <w:rPr>
+          <w:rFonts w:ascii="Consolas" w:eastAsia="Times New Roman" w:hAnsi="Consolas" w:cs="Times New Roman"/>
+          <w:color w:val="D4D4D4"/>
+          <w:sz w:val="21"/>
+          <w:szCs w:val="21"/>
+        </w:rPr>
+      </w:pPr>
+      <w:r>
+        <w:rPr>
+          <w:rFonts w:ascii="Consolas" w:eastAsia="Times New Roman" w:hAnsi="Consolas" w:cs="Times New Roman"/>
+          <w:color w:val="D4D4D4"/>
+          <w:sz w:val="21"/>
+          <w:szCs w:val="21"/>
+        </w:rPr>
+        <w:t>    }</w:t>
+      </w:r>
+    </w:p>
+    <w:p>
+      <w:pPr>
+        <w:shd w:val="clear" w:color="auto" w:fill="1E1E1E"/>
+        <w:spacing w:after="0" w:line="285" w:lineRule="atLeast"/>
+        <w:rPr>
+          <w:rFonts w:ascii="Consolas" w:eastAsia="Times New Roman" w:hAnsi="Consolas" w:cs="Times New Roman"/>
+          <w:color w:val="D4D4D4"/>
+          <w:sz w:val="21"/>
+          <w:szCs w:val="21"/>
+        </w:rPr>
+      </w:pPr>
+      <w:r>
+        <w:rPr>
+          <w:rFonts w:ascii="Consolas" w:eastAsia="Times New Roman" w:hAnsi="Consolas" w:cs="Times New Roman"/>
+          <w:color w:val="D4D4D4"/>
+          <w:sz w:val="21"/>
+          <w:szCs w:val="21"/>
+        </w:rPr>
+        <w:t>    system(</w:t>
+      </w:r>
+      <w:r>
+        <w:rPr>
+          <w:rFonts w:ascii="Consolas" w:eastAsia="Times New Roman" w:hAnsi="Consolas" w:cs="Times New Roman"/>
+          <w:color w:val="CE9178"/>
+          <w:sz w:val="21"/>
+          <w:szCs w:val="21"/>
+        </w:rPr>
+        <w:t>"pause&gt;0"</w:t>
+      </w:r>
+      <w:r>
+        <w:rPr>
+          <w:rFonts w:ascii="Consolas" w:eastAsia="Times New Roman" w:hAnsi="Consolas" w:cs="Times New Roman"/>
+          <w:color w:val="D4D4D4"/>
+          <w:sz w:val="21"/>
+          <w:szCs w:val="21"/>
+        </w:rPr>
+        <w:t>);</w:t>
+      </w:r>
+    </w:p>
+    <w:p>
+      <w:pPr>
+        <w:shd w:val="clear" w:color="auto" w:fill="1E1E1E"/>
+        <w:spacing w:after="0" w:line="285" w:lineRule="atLeast"/>
+        <w:rPr>
+          <w:rFonts w:ascii="Consolas" w:eastAsia="Times New Roman" w:hAnsi="Consolas" w:cs="Times New Roman"/>
+          <w:color w:val="D4D4D4"/>
+          <w:sz w:val="21"/>
+          <w:szCs w:val="21"/>
+        </w:rPr>
+      </w:pPr>
+      <w:r>
+        <w:rPr>
+          <w:rFonts w:ascii="Consolas" w:eastAsia="Times New Roman" w:hAnsi="Consolas" w:cs="Times New Roman"/>
+          <w:color w:val="D4D4D4"/>
+          <w:sz w:val="21"/>
+          <w:szCs w:val="21"/>
+        </w:rPr>
+        <w:t xml:space="preserve">    </w:t>
+      </w:r>
+      <w:r>
+        <w:rPr>
+          <w:rFonts w:ascii="Consolas" w:eastAsia="Times New Roman" w:hAnsi="Consolas" w:cs="Times New Roman"/>
+          <w:color w:val="569CD6"/>
+          <w:sz w:val="21"/>
+          <w:szCs w:val="21"/>
+        </w:rPr>
+        <w:t>return</w:t>
+      </w:r>
+      <w:r>
+        <w:rPr>
+          <w:rFonts w:ascii="Consolas" w:eastAsia="Times New Roman" w:hAnsi="Consolas" w:cs="Times New Roman"/>
+          <w:color w:val="D4D4D4"/>
+          <w:sz w:val="21"/>
+          <w:szCs w:val="21"/>
+        </w:rPr>
+        <w:t xml:space="preserve"> </w:t>
+      </w:r>
+      <w:r>
+        <w:rPr>
+          <w:rFonts w:ascii="Consolas" w:eastAsia="Times New Roman" w:hAnsi="Consolas" w:cs="Times New Roman"/>
+          <w:color w:val="B5CEA8"/>
+          <w:sz w:val="21"/>
+          <w:szCs w:val="21"/>
+        </w:rPr>
+        <w:t>0</w:t>
+      </w:r>
+      <w:r>
+        <w:rPr>
+          <w:rFonts w:ascii="Consolas" w:eastAsia="Times New Roman" w:hAnsi="Consolas" w:cs="Times New Roman"/>
+          <w:color w:val="D4D4D4"/>
+          <w:sz w:val="21"/>
+          <w:szCs w:val="21"/>
+        </w:rPr>
+        <w:t>;</w:t>
+      </w:r>
+    </w:p>
+    <w:p>
+      <w:pPr>
+        <w:shd w:val="clear" w:color="auto" w:fill="1E1E1E"/>
+        <w:spacing w:after="0" w:line="285" w:lineRule="atLeast"/>
+        <w:rPr>
+          <w:rFonts w:ascii="Consolas" w:eastAsia="Times New Roman" w:hAnsi="Consolas" w:cs="Times New Roman"/>
+          <w:color w:val="D4D4D4"/>
+          <w:sz w:val="21"/>
+          <w:szCs w:val="21"/>
+        </w:rPr>
+      </w:pPr>
+      <w:r>
+        <w:rPr>
+          <w:rFonts w:ascii="Consolas" w:eastAsia="Times New Roman" w:hAnsi="Consolas" w:cs="Times New Roman"/>
+          <w:color w:val="D4D4D4"/>
+          <w:sz w:val="21"/>
+          <w:szCs w:val="21"/>
+        </w:rPr>
+        <w:t>}</w:t>
+      </w:r>
+    </w:p>
+    <w:p>
+      <w:pPr>
+        <w:shd w:val="clear" w:color="auto" w:fill="1E1E1E"/>
+        <w:spacing w:after="0" w:line="285" w:lineRule="atLeast"/>
+        <w:rPr>
+          <w:rFonts w:ascii="Consolas" w:eastAsia="Times New Roman" w:hAnsi="Consolas" w:cs="Times New Roman"/>
+          <w:color w:val="D4D4D4"/>
+          <w:sz w:val="21"/>
+          <w:szCs w:val="21"/>
+        </w:rPr>
+      </w:pPr>
+    </w:p>
+    <w:p>
+      <w:pPr>
+        <w:shd w:val="clear" w:color="auto" w:fill="1E1E1E"/>
+        <w:spacing w:after="0" w:line="285" w:lineRule="atLeast"/>
+        <w:rPr>
+          <w:rFonts w:ascii="Consolas" w:eastAsia="Times New Roman" w:hAnsi="Consolas" w:cs="Times New Roman"/>
+          <w:color w:val="D4D4D4"/>
+          <w:sz w:val="21"/>
+          <w:szCs w:val="21"/>
+        </w:rPr>
+      </w:pPr>
+    </w:p>
+    <w:p>
+      <w:pPr>
+        <w:rPr>
+          <w:lang w:bidi="ar-JO"/>
+        </w:rPr>
+      </w:pPr>
+    </w:p>
+    <w:p>
+      <w:r>
+        <w:t>#3</w:t>
+      </w:r>
+      <w:r>
+        <w:t xml:space="preserve">/4 Leap Year </w:t>
+      </w:r>
+      <w:r>
+        <w:t xml:space="preserve">(one line </w:t>
+      </w:r>
+      <w:proofErr w:type="gramStart"/>
+      <w:r>
+        <w:t>of  code</w:t>
+      </w:r>
+      <w:proofErr w:type="gramEnd"/>
+      <w:r>
+        <w:t xml:space="preserve"> =&gt; apply optimization concept)</w:t>
+      </w:r>
+    </w:p>
+    <w:p>
+      <w:pPr>
+        <w:shd w:val="clear" w:color="auto" w:fill="1E1E1E"/>
+        <w:spacing w:after="0" w:line="285" w:lineRule="atLeast"/>
+        <w:rPr>
+          <w:rFonts w:ascii="Consolas" w:eastAsia="Times New Roman" w:hAnsi="Consolas" w:cs="Times New Roman"/>
+          <w:color w:val="D4D4D4"/>
+          <w:sz w:val="21"/>
+          <w:szCs w:val="21"/>
+        </w:rPr>
+      </w:pPr>
+      <w:r>
+        <w:rPr>
+          <w:rFonts w:ascii="Consolas" w:eastAsia="Times New Roman" w:hAnsi="Consolas" w:cs="Times New Roman"/>
+          <w:color w:val="569CD6"/>
+          <w:sz w:val="21"/>
+          <w:szCs w:val="21"/>
+        </w:rPr>
+        <w:t>bool</w:t>
+      </w:r>
+      <w:r>
+        <w:rPr>
+          <w:rFonts w:ascii="Consolas" w:eastAsia="Times New Roman" w:hAnsi="Consolas" w:cs="Times New Roman"/>
+          <w:color w:val="D4D4D4"/>
+          <w:sz w:val="21"/>
+          <w:szCs w:val="21"/>
+        </w:rPr>
+        <w:t xml:space="preserve"> </w:t>
+      </w:r>
+      <w:proofErr w:type="spellStart"/>
+      <w:proofErr w:type="gramStart"/>
+      <w:r>
+        <w:rPr>
+          <w:rFonts w:ascii="Consolas" w:eastAsia="Times New Roman" w:hAnsi="Consolas" w:cs="Times New Roman"/>
+          <w:color w:val="D4D4D4"/>
+          <w:sz w:val="21"/>
+          <w:szCs w:val="21"/>
+        </w:rPr>
+        <w:t>IsLeapYear</w:t>
+      </w:r>
+      <w:proofErr w:type="spellEnd"/>
+      <w:r>
+        <w:rPr>
+          <w:rFonts w:ascii="Consolas" w:eastAsia="Times New Roman" w:hAnsi="Consolas" w:cs="Times New Roman"/>
+          <w:color w:val="D4D4D4"/>
+          <w:sz w:val="21"/>
+          <w:szCs w:val="21"/>
+        </w:rPr>
+        <w:t>(</w:t>
+      </w:r>
+      <w:proofErr w:type="spellStart"/>
+      <w:proofErr w:type="gramEnd"/>
+      <w:r>
+        <w:rPr>
+          <w:rFonts w:ascii="Consolas" w:eastAsia="Times New Roman" w:hAnsi="Consolas" w:cs="Times New Roman"/>
+          <w:color w:val="569CD6"/>
+          <w:sz w:val="21"/>
+          <w:szCs w:val="21"/>
+        </w:rPr>
+        <w:t>int</w:t>
+      </w:r>
+      <w:proofErr w:type="spellEnd"/>
+      <w:r>
+        <w:rPr>
+          <w:rFonts w:ascii="Consolas" w:eastAsia="Times New Roman" w:hAnsi="Consolas" w:cs="Times New Roman"/>
+          <w:color w:val="D4D4D4"/>
+          <w:sz w:val="21"/>
+          <w:szCs w:val="21"/>
+        </w:rPr>
+        <w:t xml:space="preserve"> year)</w:t>
+      </w:r>
+    </w:p>
+    <w:p>
+      <w:pPr>
+        <w:shd w:val="clear" w:color="auto" w:fill="1E1E1E"/>
+        <w:spacing w:after="0" w:line="285" w:lineRule="atLeast"/>
+        <w:rPr>
+          <w:rFonts w:ascii="Consolas" w:eastAsia="Times New Roman" w:hAnsi="Consolas" w:cs="Times New Roman"/>
+          <w:color w:val="D4D4D4"/>
+          <w:sz w:val="21"/>
+          <w:szCs w:val="21"/>
+        </w:rPr>
+      </w:pPr>
+      <w:r>
+        <w:rPr>
+          <w:rFonts w:ascii="Consolas" w:eastAsia="Times New Roman" w:hAnsi="Consolas" w:cs="Times New Roman"/>
+          <w:color w:val="D4D4D4"/>
+          <w:sz w:val="21"/>
+          <w:szCs w:val="21"/>
+        </w:rPr>
+        <w:t>{</w:t>
+      </w:r>
+    </w:p>
+    <w:p>
+      <w:pPr>
+        <w:shd w:val="clear" w:color="auto" w:fill="1E1E1E"/>
+        <w:spacing w:after="0" w:line="285" w:lineRule="atLeast"/>
+        <w:rPr>
+          <w:rFonts w:ascii="Consolas" w:eastAsia="Times New Roman" w:hAnsi="Consolas" w:cs="Times New Roman"/>
+          <w:color w:val="D4D4D4"/>
+          <w:sz w:val="21"/>
+          <w:szCs w:val="21"/>
+        </w:rPr>
+      </w:pPr>
+      <w:r>
+        <w:rPr>
+          <w:rFonts w:ascii="Consolas" w:eastAsia="Times New Roman" w:hAnsi="Consolas" w:cs="Times New Roman"/>
+          <w:color w:val="D4D4D4"/>
+          <w:sz w:val="21"/>
+          <w:szCs w:val="21"/>
+        </w:rPr>
+        <w:t xml:space="preserve">    </w:t>
+      </w:r>
+      <w:r>
+        <w:rPr>
+          <w:rFonts w:ascii="Consolas" w:eastAsia="Times New Roman" w:hAnsi="Consolas" w:cs="Times New Roman"/>
+          <w:color w:val="569CD6"/>
+          <w:sz w:val="21"/>
+          <w:szCs w:val="21"/>
+        </w:rPr>
+        <w:t>return</w:t>
+      </w:r>
+      <w:r>
+        <w:rPr>
+          <w:rFonts w:ascii="Consolas" w:eastAsia="Times New Roman" w:hAnsi="Consolas" w:cs="Times New Roman"/>
+          <w:color w:val="D4D4D4"/>
+          <w:sz w:val="21"/>
+          <w:szCs w:val="21"/>
+        </w:rPr>
+        <w:t xml:space="preserve"> ((year % </w:t>
+      </w:r>
+      <w:r>
+        <w:rPr>
+          <w:rFonts w:ascii="Consolas" w:eastAsia="Times New Roman" w:hAnsi="Consolas" w:cs="Times New Roman"/>
+          <w:color w:val="B5CEA8"/>
+          <w:sz w:val="21"/>
+          <w:szCs w:val="21"/>
+        </w:rPr>
+        <w:t>400</w:t>
+      </w:r>
+      <w:r>
+        <w:rPr>
+          <w:rFonts w:ascii="Consolas" w:eastAsia="Times New Roman" w:hAnsi="Consolas" w:cs="Times New Roman"/>
+          <w:color w:val="D4D4D4"/>
+          <w:sz w:val="21"/>
+          <w:szCs w:val="21"/>
+        </w:rPr>
+        <w:t xml:space="preserve"> == </w:t>
+      </w:r>
+      <w:r>
+        <w:rPr>
+          <w:rFonts w:ascii="Consolas" w:eastAsia="Times New Roman" w:hAnsi="Consolas" w:cs="Times New Roman"/>
+          <w:color w:val="B5CEA8"/>
+          <w:sz w:val="21"/>
+          <w:szCs w:val="21"/>
+        </w:rPr>
+        <w:t>0</w:t>
+      </w:r>
+      <w:r>
+        <w:rPr>
+          <w:rFonts w:ascii="Consolas" w:eastAsia="Times New Roman" w:hAnsi="Consolas" w:cs="Times New Roman"/>
+          <w:color w:val="D4D4D4"/>
+          <w:sz w:val="21"/>
+          <w:szCs w:val="21"/>
+        </w:rPr>
+        <w:t xml:space="preserve">) || (year % </w:t>
+      </w:r>
+      <w:r>
+        <w:rPr>
+          <w:rFonts w:ascii="Consolas" w:eastAsia="Times New Roman" w:hAnsi="Consolas" w:cs="Times New Roman"/>
+          <w:color w:val="B5CEA8"/>
+          <w:sz w:val="21"/>
+          <w:szCs w:val="21"/>
+        </w:rPr>
+        <w:t>4</w:t>
+      </w:r>
+      <w:r>
+        <w:rPr>
+          <w:rFonts w:ascii="Consolas" w:eastAsia="Times New Roman" w:hAnsi="Consolas" w:cs="Times New Roman"/>
+          <w:color w:val="D4D4D4"/>
+          <w:sz w:val="21"/>
+          <w:szCs w:val="21"/>
+        </w:rPr>
+        <w:t xml:space="preserve"> == </w:t>
+      </w:r>
+      <w:r>
+        <w:rPr>
+          <w:rFonts w:ascii="Consolas" w:eastAsia="Times New Roman" w:hAnsi="Consolas" w:cs="Times New Roman"/>
+          <w:color w:val="B5CEA8"/>
+          <w:sz w:val="21"/>
+          <w:szCs w:val="21"/>
+        </w:rPr>
+        <w:t>0</w:t>
+      </w:r>
+      <w:r>
+        <w:rPr>
+          <w:rFonts w:ascii="Consolas" w:eastAsia="Times New Roman" w:hAnsi="Consolas" w:cs="Times New Roman"/>
+          <w:color w:val="D4D4D4"/>
+          <w:sz w:val="21"/>
+          <w:szCs w:val="21"/>
+        </w:rPr>
+        <w:t xml:space="preserve"> &amp;&amp; year % </w:t>
+      </w:r>
+      <w:proofErr w:type="gramStart"/>
+      <w:r>
+        <w:rPr>
+          <w:rFonts w:ascii="Consolas" w:eastAsia="Times New Roman" w:hAnsi="Consolas" w:cs="Times New Roman"/>
+          <w:color w:val="B5CEA8"/>
+          <w:sz w:val="21"/>
+          <w:szCs w:val="21"/>
+        </w:rPr>
+        <w:t>100</w:t>
+      </w:r>
+      <w:r>
+        <w:rPr>
+          <w:rFonts w:ascii="Consolas" w:eastAsia="Times New Roman" w:hAnsi="Consolas" w:cs="Times New Roman"/>
+          <w:color w:val="D4D4D4"/>
+          <w:sz w:val="21"/>
+          <w:szCs w:val="21"/>
+        </w:rPr>
+        <w:t xml:space="preserve"> !</w:t>
+      </w:r>
+      <w:proofErr w:type="gramEnd"/>
+      <w:r>
+        <w:rPr>
+          <w:rFonts w:ascii="Consolas" w:eastAsia="Times New Roman" w:hAnsi="Consolas" w:cs="Times New Roman"/>
+          <w:color w:val="D4D4D4"/>
+          <w:sz w:val="21"/>
+          <w:szCs w:val="21"/>
+        </w:rPr>
+        <w:t xml:space="preserve">= </w:t>
+      </w:r>
+      <w:r>
+        <w:rPr>
+          <w:rFonts w:ascii="Consolas" w:eastAsia="Times New Roman" w:hAnsi="Consolas" w:cs="Times New Roman"/>
+          <w:color w:val="B5CEA8"/>
+          <w:sz w:val="21"/>
+          <w:szCs w:val="21"/>
+        </w:rPr>
+        <w:t>0</w:t>
+      </w:r>
+      <w:r>
+        <w:rPr>
+          <w:rFonts w:ascii="Consolas" w:eastAsia="Times New Roman" w:hAnsi="Consolas" w:cs="Times New Roman"/>
+          <w:color w:val="D4D4D4"/>
+          <w:sz w:val="21"/>
+          <w:szCs w:val="21"/>
+        </w:rPr>
+        <w:t>));</w:t>
+      </w:r>
+    </w:p>
+    <w:p>
+      <w:pPr>
+        <w:shd w:val="clear" w:color="auto" w:fill="1E1E1E"/>
+        <w:spacing w:after="0" w:line="285" w:lineRule="atLeast"/>
+        <w:rPr>
+          <w:rFonts w:ascii="Consolas" w:eastAsia="Times New Roman" w:hAnsi="Consolas" w:cs="Times New Roman"/>
+          <w:color w:val="D4D4D4"/>
+          <w:sz w:val="21"/>
+          <w:szCs w:val="21"/>
+        </w:rPr>
+      </w:pPr>
+      <w:r>
+        <w:rPr>
+          <w:rFonts w:ascii="Consolas" w:eastAsia="Times New Roman" w:hAnsi="Consolas" w:cs="Times New Roman"/>
+          <w:color w:val="D4D4D4"/>
+          <w:sz w:val="21"/>
+          <w:szCs w:val="21"/>
+        </w:rPr>
+        <w:t>}</w:t>
+      </w:r>
+    </w:p>
+    <w:p/>
+    <w:p>
+      <w:pPr>
+        <w:rPr>
+          <w:lang w:bidi="ar-JO"/>
+        </w:rPr>
+      </w:pPr>
+      <w:r>
+        <w:rPr>
+          <w:lang w:bidi="ar-JO"/>
+        </w:rPr>
+        <w:t xml:space="preserve">#4/4 </w:t>
       </w:r>
       <w:bookmarkStart w:id="0" w:name="_GoBack"/>
       <w:bookmarkEnd w:id="0"/>
     </w:p>
-    <w:p/>
     <w:sectPr>
       <w:pgSz w:w="12240" w:h="15840"/>
       <w:pgMar w:top="1440" w:right="1440" w:bottom="1440" w:left="1440" w:header="708" w:footer="708" w:gutter="0"/>
@@ -413,6 +6128,7 @@
   <w:style w:type="paragraph" w:default="1" w:styleId="Normal">
     <w:name w:val="Normal"/>
     <w:qFormat/>
+    <w:rsid w:val="00D86A77"/>
   </w:style>
   <w:style w:type="character" w:default="1" w:styleId="DefaultParagraphFont">
     <w:name w:val="Default Paragraph Font"/>

--- a/AlgorithmsC++Level4.docx
+++ b/AlgorithmsC++Level4.docx
@@ -5722,8 +5722,7568 @@
         </w:rPr>
         <w:t xml:space="preserve">#4/4 </w:t>
       </w:r>
+      <w:proofErr w:type="gramStart"/>
+      <w:r>
+        <w:rPr>
+          <w:lang w:bidi="ar-JO"/>
+        </w:rPr>
+        <w:t>Number  of</w:t>
+      </w:r>
+      <w:proofErr w:type="gramEnd"/>
+      <w:r>
+        <w:rPr>
+          <w:lang w:bidi="ar-JO"/>
+        </w:rPr>
+        <w:t xml:space="preserve"> Days-Hours-Minutes-Seconds in a year </w:t>
+      </w:r>
+    </w:p>
+    <w:p>
+      <w:pPr>
+        <w:rPr>
+          <w:lang w:bidi="ar-JO"/>
+        </w:rPr>
+      </w:pPr>
+    </w:p>
+    <w:p>
+      <w:pPr>
+        <w:rPr>
+          <w:lang w:bidi="ar-JO"/>
+        </w:rPr>
+      </w:pPr>
+      <w:proofErr w:type="gramStart"/>
+      <w:r>
+        <w:rPr>
+          <w:highlight w:val="green"/>
+          <w:lang w:bidi="ar-JO"/>
+        </w:rPr>
+        <w:t>Note :leap</w:t>
+      </w:r>
+      <w:proofErr w:type="gramEnd"/>
+      <w:r>
+        <w:rPr>
+          <w:highlight w:val="green"/>
+          <w:lang w:bidi="ar-JO"/>
+        </w:rPr>
+        <w:t xml:space="preserve"> year is 366 but not leap year  is 365</w:t>
+      </w:r>
+      <w:r>
+        <w:rPr>
+          <w:lang w:bidi="ar-JO"/>
+        </w:rPr>
+        <w:t xml:space="preserve"> </w:t>
+      </w:r>
+    </w:p>
+    <w:p>
+      <w:pPr>
+        <w:shd w:val="clear" w:color="auto" w:fill="1E1E1E"/>
+        <w:spacing w:after="0" w:line="285" w:lineRule="atLeast"/>
+        <w:rPr>
+          <w:rFonts w:ascii="Consolas" w:eastAsia="Times New Roman" w:hAnsi="Consolas" w:cs="Times New Roman"/>
+          <w:color w:val="D4D4D4"/>
+          <w:sz w:val="21"/>
+          <w:szCs w:val="21"/>
+        </w:rPr>
+      </w:pPr>
+      <w:r>
+        <w:rPr>
+          <w:rFonts w:ascii="Consolas" w:eastAsia="Times New Roman" w:hAnsi="Consolas" w:cs="Times New Roman"/>
+          <w:color w:val="569CD6"/>
+          <w:sz w:val="21"/>
+          <w:szCs w:val="21"/>
+        </w:rPr>
+        <w:t>short</w:t>
+      </w:r>
+      <w:r>
+        <w:rPr>
+          <w:rFonts w:ascii="Consolas" w:eastAsia="Times New Roman" w:hAnsi="Consolas" w:cs="Times New Roman"/>
+          <w:color w:val="D4D4D4"/>
+          <w:sz w:val="21"/>
+          <w:szCs w:val="21"/>
+        </w:rPr>
+        <w:t xml:space="preserve"> </w:t>
+      </w:r>
+      <w:proofErr w:type="spellStart"/>
+      <w:proofErr w:type="gramStart"/>
+      <w:r>
+        <w:rPr>
+          <w:rFonts w:ascii="Consolas" w:eastAsia="Times New Roman" w:hAnsi="Consolas" w:cs="Times New Roman"/>
+          <w:color w:val="D4D4D4"/>
+          <w:sz w:val="21"/>
+          <w:szCs w:val="21"/>
+        </w:rPr>
+        <w:t>ReadYear</w:t>
+      </w:r>
+      <w:proofErr w:type="spellEnd"/>
+      <w:r>
+        <w:rPr>
+          <w:rFonts w:ascii="Consolas" w:eastAsia="Times New Roman" w:hAnsi="Consolas" w:cs="Times New Roman"/>
+          <w:color w:val="D4D4D4"/>
+          <w:sz w:val="21"/>
+          <w:szCs w:val="21"/>
+        </w:rPr>
+        <w:t>(</w:t>
+      </w:r>
+      <w:proofErr w:type="gramEnd"/>
+      <w:r>
+        <w:rPr>
+          <w:rFonts w:ascii="Consolas" w:eastAsia="Times New Roman" w:hAnsi="Consolas" w:cs="Times New Roman"/>
+          <w:color w:val="D4D4D4"/>
+          <w:sz w:val="21"/>
+          <w:szCs w:val="21"/>
+        </w:rPr>
+        <w:t>)</w:t>
+      </w:r>
+    </w:p>
+    <w:p>
+      <w:pPr>
+        <w:shd w:val="clear" w:color="auto" w:fill="1E1E1E"/>
+        <w:spacing w:after="0" w:line="285" w:lineRule="atLeast"/>
+        <w:rPr>
+          <w:rFonts w:ascii="Consolas" w:eastAsia="Times New Roman" w:hAnsi="Consolas" w:cs="Times New Roman"/>
+          <w:color w:val="D4D4D4"/>
+          <w:sz w:val="21"/>
+          <w:szCs w:val="21"/>
+        </w:rPr>
+      </w:pPr>
+      <w:r>
+        <w:rPr>
+          <w:rFonts w:ascii="Consolas" w:eastAsia="Times New Roman" w:hAnsi="Consolas" w:cs="Times New Roman"/>
+          <w:color w:val="D4D4D4"/>
+          <w:sz w:val="21"/>
+          <w:szCs w:val="21"/>
+        </w:rPr>
+        <w:t>{</w:t>
+      </w:r>
+    </w:p>
+    <w:p>
+      <w:pPr>
+        <w:shd w:val="clear" w:color="auto" w:fill="1E1E1E"/>
+        <w:spacing w:after="0" w:line="285" w:lineRule="atLeast"/>
+        <w:rPr>
+          <w:rFonts w:ascii="Consolas" w:eastAsia="Times New Roman" w:hAnsi="Consolas" w:cs="Times New Roman"/>
+          <w:color w:val="D4D4D4"/>
+          <w:sz w:val="21"/>
+          <w:szCs w:val="21"/>
+        </w:rPr>
+      </w:pPr>
+      <w:r>
+        <w:rPr>
+          <w:rFonts w:ascii="Consolas" w:eastAsia="Times New Roman" w:hAnsi="Consolas" w:cs="Times New Roman"/>
+          <w:color w:val="D4D4D4"/>
+          <w:sz w:val="21"/>
+          <w:szCs w:val="21"/>
+        </w:rPr>
+        <w:t xml:space="preserve">    </w:t>
+      </w:r>
+      <w:r>
+        <w:rPr>
+          <w:rFonts w:ascii="Consolas" w:eastAsia="Times New Roman" w:hAnsi="Consolas" w:cs="Times New Roman"/>
+          <w:color w:val="569CD6"/>
+          <w:sz w:val="21"/>
+          <w:szCs w:val="21"/>
+        </w:rPr>
+        <w:t>short</w:t>
+      </w:r>
+      <w:r>
+        <w:rPr>
+          <w:rFonts w:ascii="Consolas" w:eastAsia="Times New Roman" w:hAnsi="Consolas" w:cs="Times New Roman"/>
+          <w:color w:val="D4D4D4"/>
+          <w:sz w:val="21"/>
+          <w:szCs w:val="21"/>
+        </w:rPr>
+        <w:t xml:space="preserve"> year;</w:t>
+      </w:r>
+    </w:p>
+    <w:p>
+      <w:pPr>
+        <w:shd w:val="clear" w:color="auto" w:fill="1E1E1E"/>
+        <w:spacing w:after="0" w:line="285" w:lineRule="atLeast"/>
+        <w:rPr>
+          <w:rFonts w:ascii="Consolas" w:eastAsia="Times New Roman" w:hAnsi="Consolas" w:cs="Times New Roman"/>
+          <w:color w:val="D4D4D4"/>
+          <w:sz w:val="21"/>
+          <w:szCs w:val="21"/>
+        </w:rPr>
+      </w:pPr>
+      <w:r>
+        <w:rPr>
+          <w:rFonts w:ascii="Consolas" w:eastAsia="Times New Roman" w:hAnsi="Consolas" w:cs="Times New Roman"/>
+          <w:color w:val="D4D4D4"/>
+          <w:sz w:val="21"/>
+          <w:szCs w:val="21"/>
+        </w:rPr>
+        <w:t xml:space="preserve">    </w:t>
+      </w:r>
+      <w:proofErr w:type="spellStart"/>
+      <w:r>
+        <w:rPr>
+          <w:rFonts w:ascii="Consolas" w:eastAsia="Times New Roman" w:hAnsi="Consolas" w:cs="Times New Roman"/>
+          <w:color w:val="D4D4D4"/>
+          <w:sz w:val="21"/>
+          <w:szCs w:val="21"/>
+        </w:rPr>
+        <w:t>cout</w:t>
+      </w:r>
+      <w:proofErr w:type="spellEnd"/>
+      <w:r>
+        <w:rPr>
+          <w:rFonts w:ascii="Consolas" w:eastAsia="Times New Roman" w:hAnsi="Consolas" w:cs="Times New Roman"/>
+          <w:color w:val="D4D4D4"/>
+          <w:sz w:val="21"/>
+          <w:szCs w:val="21"/>
+        </w:rPr>
+        <w:t xml:space="preserve"> &lt;&lt; </w:t>
+      </w:r>
+      <w:r>
+        <w:rPr>
+          <w:rFonts w:ascii="Consolas" w:eastAsia="Times New Roman" w:hAnsi="Consolas" w:cs="Times New Roman"/>
+          <w:color w:val="CE9178"/>
+          <w:sz w:val="21"/>
+          <w:szCs w:val="21"/>
+        </w:rPr>
+        <w:t>"\</w:t>
+      </w:r>
+      <w:proofErr w:type="spellStart"/>
+      <w:r>
+        <w:rPr>
+          <w:rFonts w:ascii="Consolas" w:eastAsia="Times New Roman" w:hAnsi="Consolas" w:cs="Times New Roman"/>
+          <w:color w:val="CE9178"/>
+          <w:sz w:val="21"/>
+          <w:szCs w:val="21"/>
+        </w:rPr>
+        <w:t>nEnter</w:t>
+      </w:r>
+      <w:proofErr w:type="spellEnd"/>
+      <w:r>
+        <w:rPr>
+          <w:rFonts w:ascii="Consolas" w:eastAsia="Times New Roman" w:hAnsi="Consolas" w:cs="Times New Roman"/>
+          <w:color w:val="CE9178"/>
+          <w:sz w:val="21"/>
+          <w:szCs w:val="21"/>
+        </w:rPr>
+        <w:t xml:space="preserve"> </w:t>
+      </w:r>
+      <w:proofErr w:type="gramStart"/>
+      <w:r>
+        <w:rPr>
+          <w:rFonts w:ascii="Consolas" w:eastAsia="Times New Roman" w:hAnsi="Consolas" w:cs="Times New Roman"/>
+          <w:color w:val="CE9178"/>
+          <w:sz w:val="21"/>
+          <w:szCs w:val="21"/>
+        </w:rPr>
+        <w:t>a  Year</w:t>
+      </w:r>
+      <w:proofErr w:type="gramEnd"/>
+      <w:r>
+        <w:rPr>
+          <w:rFonts w:ascii="Consolas" w:eastAsia="Times New Roman" w:hAnsi="Consolas" w:cs="Times New Roman"/>
+          <w:color w:val="CE9178"/>
+          <w:sz w:val="21"/>
+          <w:szCs w:val="21"/>
+        </w:rPr>
+        <w:t xml:space="preserve"> to check  ?"</w:t>
+      </w:r>
+      <w:r>
+        <w:rPr>
+          <w:rFonts w:ascii="Consolas" w:eastAsia="Times New Roman" w:hAnsi="Consolas" w:cs="Times New Roman"/>
+          <w:color w:val="D4D4D4"/>
+          <w:sz w:val="21"/>
+          <w:szCs w:val="21"/>
+        </w:rPr>
+        <w:t>;</w:t>
+      </w:r>
+    </w:p>
+    <w:p>
+      <w:pPr>
+        <w:shd w:val="clear" w:color="auto" w:fill="1E1E1E"/>
+        <w:spacing w:after="0" w:line="285" w:lineRule="atLeast"/>
+        <w:rPr>
+          <w:rFonts w:ascii="Consolas" w:eastAsia="Times New Roman" w:hAnsi="Consolas" w:cs="Times New Roman"/>
+          <w:color w:val="D4D4D4"/>
+          <w:sz w:val="21"/>
+          <w:szCs w:val="21"/>
+        </w:rPr>
+      </w:pPr>
+      <w:r>
+        <w:rPr>
+          <w:rFonts w:ascii="Consolas" w:eastAsia="Times New Roman" w:hAnsi="Consolas" w:cs="Times New Roman"/>
+          <w:color w:val="D4D4D4"/>
+          <w:sz w:val="21"/>
+          <w:szCs w:val="21"/>
+        </w:rPr>
+        <w:t xml:space="preserve">    </w:t>
+      </w:r>
+      <w:proofErr w:type="spellStart"/>
+      <w:r>
+        <w:rPr>
+          <w:rFonts w:ascii="Consolas" w:eastAsia="Times New Roman" w:hAnsi="Consolas" w:cs="Times New Roman"/>
+          <w:color w:val="D4D4D4"/>
+          <w:sz w:val="21"/>
+          <w:szCs w:val="21"/>
+        </w:rPr>
+        <w:t>cin</w:t>
+      </w:r>
+      <w:proofErr w:type="spellEnd"/>
+      <w:r>
+        <w:rPr>
+          <w:rFonts w:ascii="Consolas" w:eastAsia="Times New Roman" w:hAnsi="Consolas" w:cs="Times New Roman"/>
+          <w:color w:val="D4D4D4"/>
+          <w:sz w:val="21"/>
+          <w:szCs w:val="21"/>
+        </w:rPr>
+        <w:t xml:space="preserve"> &gt;&gt; year;</w:t>
+      </w:r>
+    </w:p>
+    <w:p>
+      <w:pPr>
+        <w:shd w:val="clear" w:color="auto" w:fill="1E1E1E"/>
+        <w:spacing w:after="0" w:line="285" w:lineRule="atLeast"/>
+        <w:rPr>
+          <w:rFonts w:ascii="Consolas" w:eastAsia="Times New Roman" w:hAnsi="Consolas" w:cs="Times New Roman"/>
+          <w:color w:val="D4D4D4"/>
+          <w:sz w:val="21"/>
+          <w:szCs w:val="21"/>
+        </w:rPr>
+      </w:pPr>
+      <w:r>
+        <w:rPr>
+          <w:rFonts w:ascii="Consolas" w:eastAsia="Times New Roman" w:hAnsi="Consolas" w:cs="Times New Roman"/>
+          <w:color w:val="D4D4D4"/>
+          <w:sz w:val="21"/>
+          <w:szCs w:val="21"/>
+        </w:rPr>
+        <w:lastRenderedPageBreak/>
+        <w:t xml:space="preserve">    </w:t>
+      </w:r>
+      <w:proofErr w:type="spellStart"/>
+      <w:proofErr w:type="gramStart"/>
+      <w:r>
+        <w:rPr>
+          <w:rFonts w:ascii="Consolas" w:eastAsia="Times New Roman" w:hAnsi="Consolas" w:cs="Times New Roman"/>
+          <w:color w:val="D4D4D4"/>
+          <w:sz w:val="21"/>
+          <w:szCs w:val="21"/>
+        </w:rPr>
+        <w:t>cin.ignore</w:t>
+      </w:r>
+      <w:proofErr w:type="spellEnd"/>
+      <w:proofErr w:type="gramEnd"/>
+      <w:r>
+        <w:rPr>
+          <w:rFonts w:ascii="Consolas" w:eastAsia="Times New Roman" w:hAnsi="Consolas" w:cs="Times New Roman"/>
+          <w:color w:val="D4D4D4"/>
+          <w:sz w:val="21"/>
+          <w:szCs w:val="21"/>
+        </w:rPr>
+        <w:t>();</w:t>
+      </w:r>
+    </w:p>
+    <w:p>
+      <w:pPr>
+        <w:shd w:val="clear" w:color="auto" w:fill="1E1E1E"/>
+        <w:spacing w:after="0" w:line="285" w:lineRule="atLeast"/>
+        <w:rPr>
+          <w:rFonts w:ascii="Consolas" w:eastAsia="Times New Roman" w:hAnsi="Consolas" w:cs="Times New Roman"/>
+          <w:color w:val="D4D4D4"/>
+          <w:sz w:val="21"/>
+          <w:szCs w:val="21"/>
+        </w:rPr>
+      </w:pPr>
+      <w:r>
+        <w:rPr>
+          <w:rFonts w:ascii="Consolas" w:eastAsia="Times New Roman" w:hAnsi="Consolas" w:cs="Times New Roman"/>
+          <w:color w:val="D4D4D4"/>
+          <w:sz w:val="21"/>
+          <w:szCs w:val="21"/>
+        </w:rPr>
+        <w:t xml:space="preserve">    </w:t>
+      </w:r>
+      <w:r>
+        <w:rPr>
+          <w:rFonts w:ascii="Consolas" w:eastAsia="Times New Roman" w:hAnsi="Consolas" w:cs="Times New Roman"/>
+          <w:color w:val="569CD6"/>
+          <w:sz w:val="21"/>
+          <w:szCs w:val="21"/>
+        </w:rPr>
+        <w:t>return</w:t>
+      </w:r>
+      <w:r>
+        <w:rPr>
+          <w:rFonts w:ascii="Consolas" w:eastAsia="Times New Roman" w:hAnsi="Consolas" w:cs="Times New Roman"/>
+          <w:color w:val="D4D4D4"/>
+          <w:sz w:val="21"/>
+          <w:szCs w:val="21"/>
+        </w:rPr>
+        <w:t xml:space="preserve"> year;</w:t>
+      </w:r>
+    </w:p>
+    <w:p>
+      <w:pPr>
+        <w:shd w:val="clear" w:color="auto" w:fill="1E1E1E"/>
+        <w:spacing w:after="0" w:line="285" w:lineRule="atLeast"/>
+        <w:rPr>
+          <w:rFonts w:ascii="Consolas" w:eastAsia="Times New Roman" w:hAnsi="Consolas" w:cs="Times New Roman"/>
+          <w:color w:val="D4D4D4"/>
+          <w:sz w:val="21"/>
+          <w:szCs w:val="21"/>
+        </w:rPr>
+      </w:pPr>
+      <w:r>
+        <w:rPr>
+          <w:rFonts w:ascii="Consolas" w:eastAsia="Times New Roman" w:hAnsi="Consolas" w:cs="Times New Roman"/>
+          <w:color w:val="D4D4D4"/>
+          <w:sz w:val="21"/>
+          <w:szCs w:val="21"/>
+        </w:rPr>
+        <w:t>}</w:t>
+      </w:r>
+    </w:p>
+    <w:p>
+      <w:pPr>
+        <w:shd w:val="clear" w:color="auto" w:fill="1E1E1E"/>
+        <w:spacing w:after="0" w:line="285" w:lineRule="atLeast"/>
+        <w:rPr>
+          <w:rFonts w:ascii="Consolas" w:eastAsia="Times New Roman" w:hAnsi="Consolas" w:cs="Times New Roman"/>
+          <w:color w:val="D4D4D4"/>
+          <w:sz w:val="21"/>
+          <w:szCs w:val="21"/>
+        </w:rPr>
+      </w:pPr>
+      <w:r>
+        <w:rPr>
+          <w:rFonts w:ascii="Consolas" w:eastAsia="Times New Roman" w:hAnsi="Consolas" w:cs="Times New Roman"/>
+          <w:color w:val="569CD6"/>
+          <w:sz w:val="21"/>
+          <w:szCs w:val="21"/>
+        </w:rPr>
+        <w:t>bool</w:t>
+      </w:r>
+      <w:r>
+        <w:rPr>
+          <w:rFonts w:ascii="Consolas" w:eastAsia="Times New Roman" w:hAnsi="Consolas" w:cs="Times New Roman"/>
+          <w:color w:val="D4D4D4"/>
+          <w:sz w:val="21"/>
+          <w:szCs w:val="21"/>
+        </w:rPr>
+        <w:t xml:space="preserve"> </w:t>
+      </w:r>
+      <w:proofErr w:type="spellStart"/>
+      <w:proofErr w:type="gramStart"/>
+      <w:r>
+        <w:rPr>
+          <w:rFonts w:ascii="Consolas" w:eastAsia="Times New Roman" w:hAnsi="Consolas" w:cs="Times New Roman"/>
+          <w:color w:val="D4D4D4"/>
+          <w:sz w:val="21"/>
+          <w:szCs w:val="21"/>
+        </w:rPr>
+        <w:t>IsLeapYear</w:t>
+      </w:r>
+      <w:proofErr w:type="spellEnd"/>
+      <w:r>
+        <w:rPr>
+          <w:rFonts w:ascii="Consolas" w:eastAsia="Times New Roman" w:hAnsi="Consolas" w:cs="Times New Roman"/>
+          <w:color w:val="D4D4D4"/>
+          <w:sz w:val="21"/>
+          <w:szCs w:val="21"/>
+        </w:rPr>
+        <w:t>(</w:t>
+      </w:r>
+      <w:proofErr w:type="gramEnd"/>
+      <w:r>
+        <w:rPr>
+          <w:rFonts w:ascii="Consolas" w:eastAsia="Times New Roman" w:hAnsi="Consolas" w:cs="Times New Roman"/>
+          <w:color w:val="569CD6"/>
+          <w:sz w:val="21"/>
+          <w:szCs w:val="21"/>
+        </w:rPr>
+        <w:t>short</w:t>
+      </w:r>
+      <w:r>
+        <w:rPr>
+          <w:rFonts w:ascii="Consolas" w:eastAsia="Times New Roman" w:hAnsi="Consolas" w:cs="Times New Roman"/>
+          <w:color w:val="D4D4D4"/>
+          <w:sz w:val="21"/>
+          <w:szCs w:val="21"/>
+        </w:rPr>
+        <w:t xml:space="preserve"> year)</w:t>
+      </w:r>
+    </w:p>
+    <w:p>
+      <w:pPr>
+        <w:shd w:val="clear" w:color="auto" w:fill="1E1E1E"/>
+        <w:spacing w:after="0" w:line="285" w:lineRule="atLeast"/>
+        <w:rPr>
+          <w:rFonts w:ascii="Consolas" w:eastAsia="Times New Roman" w:hAnsi="Consolas" w:cs="Times New Roman"/>
+          <w:color w:val="D4D4D4"/>
+          <w:sz w:val="21"/>
+          <w:szCs w:val="21"/>
+        </w:rPr>
+      </w:pPr>
+      <w:r>
+        <w:rPr>
+          <w:rFonts w:ascii="Consolas" w:eastAsia="Times New Roman" w:hAnsi="Consolas" w:cs="Times New Roman"/>
+          <w:color w:val="D4D4D4"/>
+          <w:sz w:val="21"/>
+          <w:szCs w:val="21"/>
+        </w:rPr>
+        <w:t>{</w:t>
+      </w:r>
+    </w:p>
+    <w:p>
+      <w:pPr>
+        <w:shd w:val="clear" w:color="auto" w:fill="1E1E1E"/>
+        <w:spacing w:after="0" w:line="285" w:lineRule="atLeast"/>
+        <w:rPr>
+          <w:rFonts w:ascii="Consolas" w:eastAsia="Times New Roman" w:hAnsi="Consolas" w:cs="Times New Roman"/>
+          <w:color w:val="D4D4D4"/>
+          <w:sz w:val="21"/>
+          <w:szCs w:val="21"/>
+        </w:rPr>
+      </w:pPr>
+      <w:r>
+        <w:rPr>
+          <w:rFonts w:ascii="Consolas" w:eastAsia="Times New Roman" w:hAnsi="Consolas" w:cs="Times New Roman"/>
+          <w:color w:val="D4D4D4"/>
+          <w:sz w:val="21"/>
+          <w:szCs w:val="21"/>
+        </w:rPr>
+        <w:t xml:space="preserve">    </w:t>
+      </w:r>
+      <w:r>
+        <w:rPr>
+          <w:rFonts w:ascii="Consolas" w:eastAsia="Times New Roman" w:hAnsi="Consolas" w:cs="Times New Roman"/>
+          <w:color w:val="569CD6"/>
+          <w:sz w:val="21"/>
+          <w:szCs w:val="21"/>
+        </w:rPr>
+        <w:t>return</w:t>
+      </w:r>
+      <w:r>
+        <w:rPr>
+          <w:rFonts w:ascii="Consolas" w:eastAsia="Times New Roman" w:hAnsi="Consolas" w:cs="Times New Roman"/>
+          <w:color w:val="D4D4D4"/>
+          <w:sz w:val="21"/>
+          <w:szCs w:val="21"/>
+        </w:rPr>
+        <w:t xml:space="preserve"> ((year % </w:t>
+      </w:r>
+      <w:r>
+        <w:rPr>
+          <w:rFonts w:ascii="Consolas" w:eastAsia="Times New Roman" w:hAnsi="Consolas" w:cs="Times New Roman"/>
+          <w:color w:val="B5CEA8"/>
+          <w:sz w:val="21"/>
+          <w:szCs w:val="21"/>
+        </w:rPr>
+        <w:t>400</w:t>
+      </w:r>
+      <w:r>
+        <w:rPr>
+          <w:rFonts w:ascii="Consolas" w:eastAsia="Times New Roman" w:hAnsi="Consolas" w:cs="Times New Roman"/>
+          <w:color w:val="D4D4D4"/>
+          <w:sz w:val="21"/>
+          <w:szCs w:val="21"/>
+        </w:rPr>
+        <w:t xml:space="preserve"> == </w:t>
+      </w:r>
+      <w:r>
+        <w:rPr>
+          <w:rFonts w:ascii="Consolas" w:eastAsia="Times New Roman" w:hAnsi="Consolas" w:cs="Times New Roman"/>
+          <w:color w:val="B5CEA8"/>
+          <w:sz w:val="21"/>
+          <w:szCs w:val="21"/>
+        </w:rPr>
+        <w:t>0</w:t>
+      </w:r>
+      <w:r>
+        <w:rPr>
+          <w:rFonts w:ascii="Consolas" w:eastAsia="Times New Roman" w:hAnsi="Consolas" w:cs="Times New Roman"/>
+          <w:color w:val="D4D4D4"/>
+          <w:sz w:val="21"/>
+          <w:szCs w:val="21"/>
+        </w:rPr>
+        <w:t xml:space="preserve">) || (year % </w:t>
+      </w:r>
+      <w:r>
+        <w:rPr>
+          <w:rFonts w:ascii="Consolas" w:eastAsia="Times New Roman" w:hAnsi="Consolas" w:cs="Times New Roman"/>
+          <w:color w:val="B5CEA8"/>
+          <w:sz w:val="21"/>
+          <w:szCs w:val="21"/>
+        </w:rPr>
+        <w:t>4</w:t>
+      </w:r>
+      <w:r>
+        <w:rPr>
+          <w:rFonts w:ascii="Consolas" w:eastAsia="Times New Roman" w:hAnsi="Consolas" w:cs="Times New Roman"/>
+          <w:color w:val="D4D4D4"/>
+          <w:sz w:val="21"/>
+          <w:szCs w:val="21"/>
+        </w:rPr>
+        <w:t xml:space="preserve"> == </w:t>
+      </w:r>
+      <w:r>
+        <w:rPr>
+          <w:rFonts w:ascii="Consolas" w:eastAsia="Times New Roman" w:hAnsi="Consolas" w:cs="Times New Roman"/>
+          <w:color w:val="B5CEA8"/>
+          <w:sz w:val="21"/>
+          <w:szCs w:val="21"/>
+        </w:rPr>
+        <w:t>0</w:t>
+      </w:r>
+      <w:r>
+        <w:rPr>
+          <w:rFonts w:ascii="Consolas" w:eastAsia="Times New Roman" w:hAnsi="Consolas" w:cs="Times New Roman"/>
+          <w:color w:val="D4D4D4"/>
+          <w:sz w:val="21"/>
+          <w:szCs w:val="21"/>
+        </w:rPr>
+        <w:t xml:space="preserve"> &amp;&amp; year % </w:t>
+      </w:r>
+      <w:proofErr w:type="gramStart"/>
+      <w:r>
+        <w:rPr>
+          <w:rFonts w:ascii="Consolas" w:eastAsia="Times New Roman" w:hAnsi="Consolas" w:cs="Times New Roman"/>
+          <w:color w:val="B5CEA8"/>
+          <w:sz w:val="21"/>
+          <w:szCs w:val="21"/>
+        </w:rPr>
+        <w:t>100</w:t>
+      </w:r>
+      <w:r>
+        <w:rPr>
+          <w:rFonts w:ascii="Consolas" w:eastAsia="Times New Roman" w:hAnsi="Consolas" w:cs="Times New Roman"/>
+          <w:color w:val="D4D4D4"/>
+          <w:sz w:val="21"/>
+          <w:szCs w:val="21"/>
+        </w:rPr>
+        <w:t xml:space="preserve"> !</w:t>
+      </w:r>
+      <w:proofErr w:type="gramEnd"/>
+      <w:r>
+        <w:rPr>
+          <w:rFonts w:ascii="Consolas" w:eastAsia="Times New Roman" w:hAnsi="Consolas" w:cs="Times New Roman"/>
+          <w:color w:val="D4D4D4"/>
+          <w:sz w:val="21"/>
+          <w:szCs w:val="21"/>
+        </w:rPr>
+        <w:t xml:space="preserve">= </w:t>
+      </w:r>
+      <w:r>
+        <w:rPr>
+          <w:rFonts w:ascii="Consolas" w:eastAsia="Times New Roman" w:hAnsi="Consolas" w:cs="Times New Roman"/>
+          <w:color w:val="B5CEA8"/>
+          <w:sz w:val="21"/>
+          <w:szCs w:val="21"/>
+        </w:rPr>
+        <w:t>0</w:t>
+      </w:r>
+      <w:r>
+        <w:rPr>
+          <w:rFonts w:ascii="Consolas" w:eastAsia="Times New Roman" w:hAnsi="Consolas" w:cs="Times New Roman"/>
+          <w:color w:val="D4D4D4"/>
+          <w:sz w:val="21"/>
+          <w:szCs w:val="21"/>
+        </w:rPr>
+        <w:t>));</w:t>
+      </w:r>
+    </w:p>
+    <w:p>
+      <w:pPr>
+        <w:shd w:val="clear" w:color="auto" w:fill="1E1E1E"/>
+        <w:spacing w:after="0" w:line="285" w:lineRule="atLeast"/>
+        <w:rPr>
+          <w:rFonts w:ascii="Consolas" w:eastAsia="Times New Roman" w:hAnsi="Consolas" w:cs="Times New Roman"/>
+          <w:color w:val="D4D4D4"/>
+          <w:sz w:val="21"/>
+          <w:szCs w:val="21"/>
+        </w:rPr>
+      </w:pPr>
+      <w:r>
+        <w:rPr>
+          <w:rFonts w:ascii="Consolas" w:eastAsia="Times New Roman" w:hAnsi="Consolas" w:cs="Times New Roman"/>
+          <w:color w:val="D4D4D4"/>
+          <w:sz w:val="21"/>
+          <w:szCs w:val="21"/>
+        </w:rPr>
+        <w:t>}</w:t>
+      </w:r>
+    </w:p>
+    <w:p>
+      <w:pPr>
+        <w:shd w:val="clear" w:color="auto" w:fill="1E1E1E"/>
+        <w:spacing w:after="0" w:line="285" w:lineRule="atLeast"/>
+        <w:rPr>
+          <w:rFonts w:ascii="Consolas" w:eastAsia="Times New Roman" w:hAnsi="Consolas" w:cs="Times New Roman"/>
+          <w:color w:val="D4D4D4"/>
+          <w:sz w:val="21"/>
+          <w:szCs w:val="21"/>
+        </w:rPr>
+      </w:pPr>
+    </w:p>
+    <w:p>
+      <w:pPr>
+        <w:shd w:val="clear" w:color="auto" w:fill="1E1E1E"/>
+        <w:spacing w:after="0" w:line="285" w:lineRule="atLeast"/>
+        <w:rPr>
+          <w:rFonts w:ascii="Consolas" w:eastAsia="Times New Roman" w:hAnsi="Consolas" w:cs="Times New Roman"/>
+          <w:color w:val="D4D4D4"/>
+          <w:sz w:val="21"/>
+          <w:szCs w:val="21"/>
+        </w:rPr>
+      </w:pPr>
+      <w:r>
+        <w:rPr>
+          <w:rFonts w:ascii="Consolas" w:eastAsia="Times New Roman" w:hAnsi="Consolas" w:cs="Times New Roman"/>
+          <w:color w:val="569CD6"/>
+          <w:sz w:val="21"/>
+          <w:szCs w:val="21"/>
+        </w:rPr>
+        <w:t>short</w:t>
+      </w:r>
+      <w:r>
+        <w:rPr>
+          <w:rFonts w:ascii="Consolas" w:eastAsia="Times New Roman" w:hAnsi="Consolas" w:cs="Times New Roman"/>
+          <w:color w:val="D4D4D4"/>
+          <w:sz w:val="21"/>
+          <w:szCs w:val="21"/>
+        </w:rPr>
+        <w:t xml:space="preserve"> </w:t>
+      </w:r>
+      <w:proofErr w:type="spellStart"/>
+      <w:proofErr w:type="gramStart"/>
+      <w:r>
+        <w:rPr>
+          <w:rFonts w:ascii="Consolas" w:eastAsia="Times New Roman" w:hAnsi="Consolas" w:cs="Times New Roman"/>
+          <w:color w:val="D4D4D4"/>
+          <w:sz w:val="21"/>
+          <w:szCs w:val="21"/>
+        </w:rPr>
+        <w:t>NumberOFDaysInYear</w:t>
+      </w:r>
+      <w:proofErr w:type="spellEnd"/>
+      <w:r>
+        <w:rPr>
+          <w:rFonts w:ascii="Consolas" w:eastAsia="Times New Roman" w:hAnsi="Consolas" w:cs="Times New Roman"/>
+          <w:color w:val="D4D4D4"/>
+          <w:sz w:val="21"/>
+          <w:szCs w:val="21"/>
+        </w:rPr>
+        <w:t>(</w:t>
+      </w:r>
+      <w:proofErr w:type="gramEnd"/>
+      <w:r>
+        <w:rPr>
+          <w:rFonts w:ascii="Consolas" w:eastAsia="Times New Roman" w:hAnsi="Consolas" w:cs="Times New Roman"/>
+          <w:color w:val="569CD6"/>
+          <w:sz w:val="21"/>
+          <w:szCs w:val="21"/>
+        </w:rPr>
+        <w:t>short</w:t>
+      </w:r>
+      <w:r>
+        <w:rPr>
+          <w:rFonts w:ascii="Consolas" w:eastAsia="Times New Roman" w:hAnsi="Consolas" w:cs="Times New Roman"/>
+          <w:color w:val="D4D4D4"/>
+          <w:sz w:val="21"/>
+          <w:szCs w:val="21"/>
+        </w:rPr>
+        <w:t xml:space="preserve"> year)</w:t>
+      </w:r>
+    </w:p>
+    <w:p>
+      <w:pPr>
+        <w:shd w:val="clear" w:color="auto" w:fill="1E1E1E"/>
+        <w:spacing w:after="0" w:line="285" w:lineRule="atLeast"/>
+        <w:rPr>
+          <w:rFonts w:ascii="Consolas" w:eastAsia="Times New Roman" w:hAnsi="Consolas" w:cs="Times New Roman"/>
+          <w:color w:val="D4D4D4"/>
+          <w:sz w:val="21"/>
+          <w:szCs w:val="21"/>
+        </w:rPr>
+      </w:pPr>
+      <w:r>
+        <w:rPr>
+          <w:rFonts w:ascii="Consolas" w:eastAsia="Times New Roman" w:hAnsi="Consolas" w:cs="Times New Roman"/>
+          <w:color w:val="D4D4D4"/>
+          <w:sz w:val="21"/>
+          <w:szCs w:val="21"/>
+        </w:rPr>
+        <w:t>{</w:t>
+      </w:r>
+    </w:p>
+    <w:p>
+      <w:pPr>
+        <w:shd w:val="clear" w:color="auto" w:fill="1E1E1E"/>
+        <w:spacing w:after="0" w:line="285" w:lineRule="atLeast"/>
+        <w:rPr>
+          <w:rFonts w:ascii="Consolas" w:eastAsia="Times New Roman" w:hAnsi="Consolas" w:cs="Times New Roman"/>
+          <w:color w:val="D4D4D4"/>
+          <w:sz w:val="21"/>
+          <w:szCs w:val="21"/>
+        </w:rPr>
+      </w:pPr>
+      <w:r>
+        <w:rPr>
+          <w:rFonts w:ascii="Consolas" w:eastAsia="Times New Roman" w:hAnsi="Consolas" w:cs="Times New Roman"/>
+          <w:color w:val="D4D4D4"/>
+          <w:sz w:val="21"/>
+          <w:szCs w:val="21"/>
+        </w:rPr>
+        <w:t xml:space="preserve">    </w:t>
+      </w:r>
+      <w:r>
+        <w:rPr>
+          <w:rFonts w:ascii="Consolas" w:eastAsia="Times New Roman" w:hAnsi="Consolas" w:cs="Times New Roman"/>
+          <w:color w:val="569CD6"/>
+          <w:sz w:val="21"/>
+          <w:szCs w:val="21"/>
+        </w:rPr>
+        <w:t>return</w:t>
+      </w:r>
+      <w:r>
+        <w:rPr>
+          <w:rFonts w:ascii="Consolas" w:eastAsia="Times New Roman" w:hAnsi="Consolas" w:cs="Times New Roman"/>
+          <w:color w:val="D4D4D4"/>
+          <w:sz w:val="21"/>
+          <w:szCs w:val="21"/>
+        </w:rPr>
+        <w:t xml:space="preserve"> </w:t>
+      </w:r>
+      <w:proofErr w:type="spellStart"/>
+      <w:r>
+        <w:rPr>
+          <w:rFonts w:ascii="Consolas" w:eastAsia="Times New Roman" w:hAnsi="Consolas" w:cs="Times New Roman"/>
+          <w:color w:val="D4D4D4"/>
+          <w:sz w:val="21"/>
+          <w:szCs w:val="21"/>
+        </w:rPr>
+        <w:t>IsLeapYear</w:t>
+      </w:r>
+      <w:proofErr w:type="spellEnd"/>
+      <w:r>
+        <w:rPr>
+          <w:rFonts w:ascii="Consolas" w:eastAsia="Times New Roman" w:hAnsi="Consolas" w:cs="Times New Roman"/>
+          <w:color w:val="D4D4D4"/>
+          <w:sz w:val="21"/>
+          <w:szCs w:val="21"/>
+        </w:rPr>
+        <w:t>(year</w:t>
+      </w:r>
+      <w:proofErr w:type="gramStart"/>
+      <w:r>
+        <w:rPr>
+          <w:rFonts w:ascii="Consolas" w:eastAsia="Times New Roman" w:hAnsi="Consolas" w:cs="Times New Roman"/>
+          <w:color w:val="D4D4D4"/>
+          <w:sz w:val="21"/>
+          <w:szCs w:val="21"/>
+        </w:rPr>
+        <w:t>) ?</w:t>
+      </w:r>
+      <w:proofErr w:type="gramEnd"/>
+      <w:r>
+        <w:rPr>
+          <w:rFonts w:ascii="Consolas" w:eastAsia="Times New Roman" w:hAnsi="Consolas" w:cs="Times New Roman"/>
+          <w:color w:val="D4D4D4"/>
+          <w:sz w:val="21"/>
+          <w:szCs w:val="21"/>
+        </w:rPr>
+        <w:t xml:space="preserve"> </w:t>
+      </w:r>
+      <w:proofErr w:type="gramStart"/>
+      <w:r>
+        <w:rPr>
+          <w:rFonts w:ascii="Consolas" w:eastAsia="Times New Roman" w:hAnsi="Consolas" w:cs="Times New Roman"/>
+          <w:color w:val="B5CEA8"/>
+          <w:sz w:val="21"/>
+          <w:szCs w:val="21"/>
+        </w:rPr>
+        <w:t>366</w:t>
+      </w:r>
+      <w:r>
+        <w:rPr>
+          <w:rFonts w:ascii="Consolas" w:eastAsia="Times New Roman" w:hAnsi="Consolas" w:cs="Times New Roman"/>
+          <w:color w:val="D4D4D4"/>
+          <w:sz w:val="21"/>
+          <w:szCs w:val="21"/>
+        </w:rPr>
+        <w:t xml:space="preserve"> :</w:t>
+      </w:r>
+      <w:proofErr w:type="gramEnd"/>
+      <w:r>
+        <w:rPr>
+          <w:rFonts w:ascii="Consolas" w:eastAsia="Times New Roman" w:hAnsi="Consolas" w:cs="Times New Roman"/>
+          <w:color w:val="D4D4D4"/>
+          <w:sz w:val="21"/>
+          <w:szCs w:val="21"/>
+        </w:rPr>
+        <w:t xml:space="preserve"> </w:t>
+      </w:r>
+      <w:r>
+        <w:rPr>
+          <w:rFonts w:ascii="Consolas" w:eastAsia="Times New Roman" w:hAnsi="Consolas" w:cs="Times New Roman"/>
+          <w:color w:val="B5CEA8"/>
+          <w:sz w:val="21"/>
+          <w:szCs w:val="21"/>
+        </w:rPr>
+        <w:t>365</w:t>
+      </w:r>
+      <w:r>
+        <w:rPr>
+          <w:rFonts w:ascii="Consolas" w:eastAsia="Times New Roman" w:hAnsi="Consolas" w:cs="Times New Roman"/>
+          <w:color w:val="D4D4D4"/>
+          <w:sz w:val="21"/>
+          <w:szCs w:val="21"/>
+        </w:rPr>
+        <w:t>;</w:t>
+      </w:r>
+    </w:p>
+    <w:p>
+      <w:pPr>
+        <w:shd w:val="clear" w:color="auto" w:fill="1E1E1E"/>
+        <w:spacing w:after="0" w:line="285" w:lineRule="atLeast"/>
+        <w:rPr>
+          <w:rFonts w:ascii="Consolas" w:eastAsia="Times New Roman" w:hAnsi="Consolas" w:cs="Times New Roman"/>
+          <w:color w:val="D4D4D4"/>
+          <w:sz w:val="21"/>
+          <w:szCs w:val="21"/>
+        </w:rPr>
+      </w:pPr>
+      <w:r>
+        <w:rPr>
+          <w:rFonts w:ascii="Consolas" w:eastAsia="Times New Roman" w:hAnsi="Consolas" w:cs="Times New Roman"/>
+          <w:color w:val="D4D4D4"/>
+          <w:sz w:val="21"/>
+          <w:szCs w:val="21"/>
+        </w:rPr>
+        <w:t>}</w:t>
+      </w:r>
+    </w:p>
+    <w:p>
+      <w:pPr>
+        <w:shd w:val="clear" w:color="auto" w:fill="1E1E1E"/>
+        <w:spacing w:after="0" w:line="285" w:lineRule="atLeast"/>
+        <w:rPr>
+          <w:rFonts w:ascii="Consolas" w:eastAsia="Times New Roman" w:hAnsi="Consolas" w:cs="Times New Roman"/>
+          <w:color w:val="D4D4D4"/>
+          <w:sz w:val="21"/>
+          <w:szCs w:val="21"/>
+        </w:rPr>
+      </w:pPr>
+    </w:p>
+    <w:p>
+      <w:pPr>
+        <w:shd w:val="clear" w:color="auto" w:fill="1E1E1E"/>
+        <w:spacing w:after="0" w:line="285" w:lineRule="atLeast"/>
+        <w:rPr>
+          <w:rFonts w:ascii="Consolas" w:eastAsia="Times New Roman" w:hAnsi="Consolas" w:cs="Times New Roman"/>
+          <w:color w:val="D4D4D4"/>
+          <w:sz w:val="21"/>
+          <w:szCs w:val="21"/>
+        </w:rPr>
+      </w:pPr>
+      <w:r>
+        <w:rPr>
+          <w:rFonts w:ascii="Consolas" w:eastAsia="Times New Roman" w:hAnsi="Consolas" w:cs="Times New Roman"/>
+          <w:color w:val="569CD6"/>
+          <w:sz w:val="21"/>
+          <w:szCs w:val="21"/>
+        </w:rPr>
+        <w:t>short</w:t>
+      </w:r>
+      <w:r>
+        <w:rPr>
+          <w:rFonts w:ascii="Consolas" w:eastAsia="Times New Roman" w:hAnsi="Consolas" w:cs="Times New Roman"/>
+          <w:color w:val="D4D4D4"/>
+          <w:sz w:val="21"/>
+          <w:szCs w:val="21"/>
+        </w:rPr>
+        <w:t xml:space="preserve"> </w:t>
+      </w:r>
+      <w:proofErr w:type="spellStart"/>
+      <w:proofErr w:type="gramStart"/>
+      <w:r>
+        <w:rPr>
+          <w:rFonts w:ascii="Consolas" w:eastAsia="Times New Roman" w:hAnsi="Consolas" w:cs="Times New Roman"/>
+          <w:color w:val="D4D4D4"/>
+          <w:sz w:val="21"/>
+          <w:szCs w:val="21"/>
+        </w:rPr>
+        <w:t>NumberOfHoursInYear</w:t>
+      </w:r>
+      <w:proofErr w:type="spellEnd"/>
+      <w:r>
+        <w:rPr>
+          <w:rFonts w:ascii="Consolas" w:eastAsia="Times New Roman" w:hAnsi="Consolas" w:cs="Times New Roman"/>
+          <w:color w:val="D4D4D4"/>
+          <w:sz w:val="21"/>
+          <w:szCs w:val="21"/>
+        </w:rPr>
+        <w:t>(</w:t>
+      </w:r>
+      <w:proofErr w:type="gramEnd"/>
+      <w:r>
+        <w:rPr>
+          <w:rFonts w:ascii="Consolas" w:eastAsia="Times New Roman" w:hAnsi="Consolas" w:cs="Times New Roman"/>
+          <w:color w:val="569CD6"/>
+          <w:sz w:val="21"/>
+          <w:szCs w:val="21"/>
+        </w:rPr>
+        <w:t>short</w:t>
+      </w:r>
+      <w:r>
+        <w:rPr>
+          <w:rFonts w:ascii="Consolas" w:eastAsia="Times New Roman" w:hAnsi="Consolas" w:cs="Times New Roman"/>
+          <w:color w:val="D4D4D4"/>
+          <w:sz w:val="21"/>
+          <w:szCs w:val="21"/>
+        </w:rPr>
+        <w:t xml:space="preserve"> year)</w:t>
+      </w:r>
+    </w:p>
+    <w:p>
+      <w:pPr>
+        <w:shd w:val="clear" w:color="auto" w:fill="1E1E1E"/>
+        <w:spacing w:after="0" w:line="285" w:lineRule="atLeast"/>
+        <w:rPr>
+          <w:rFonts w:ascii="Consolas" w:eastAsia="Times New Roman" w:hAnsi="Consolas" w:cs="Times New Roman"/>
+          <w:color w:val="D4D4D4"/>
+          <w:sz w:val="21"/>
+          <w:szCs w:val="21"/>
+        </w:rPr>
+      </w:pPr>
+      <w:r>
+        <w:rPr>
+          <w:rFonts w:ascii="Consolas" w:eastAsia="Times New Roman" w:hAnsi="Consolas" w:cs="Times New Roman"/>
+          <w:color w:val="D4D4D4"/>
+          <w:sz w:val="21"/>
+          <w:szCs w:val="21"/>
+        </w:rPr>
+        <w:t>{</w:t>
+      </w:r>
+    </w:p>
+    <w:p>
+      <w:pPr>
+        <w:shd w:val="clear" w:color="auto" w:fill="1E1E1E"/>
+        <w:spacing w:after="0" w:line="285" w:lineRule="atLeast"/>
+        <w:rPr>
+          <w:rFonts w:ascii="Consolas" w:eastAsia="Times New Roman" w:hAnsi="Consolas" w:cs="Times New Roman"/>
+          <w:color w:val="D4D4D4"/>
+          <w:sz w:val="21"/>
+          <w:szCs w:val="21"/>
+        </w:rPr>
+      </w:pPr>
+      <w:r>
+        <w:rPr>
+          <w:rFonts w:ascii="Consolas" w:eastAsia="Times New Roman" w:hAnsi="Consolas" w:cs="Times New Roman"/>
+          <w:color w:val="D4D4D4"/>
+          <w:sz w:val="21"/>
+          <w:szCs w:val="21"/>
+        </w:rPr>
+        <w:t xml:space="preserve">    </w:t>
+      </w:r>
+      <w:r>
+        <w:rPr>
+          <w:rFonts w:ascii="Consolas" w:eastAsia="Times New Roman" w:hAnsi="Consolas" w:cs="Times New Roman"/>
+          <w:color w:val="569CD6"/>
+          <w:sz w:val="21"/>
+          <w:szCs w:val="21"/>
+        </w:rPr>
+        <w:t>return</w:t>
+      </w:r>
+      <w:r>
+        <w:rPr>
+          <w:rFonts w:ascii="Consolas" w:eastAsia="Times New Roman" w:hAnsi="Consolas" w:cs="Times New Roman"/>
+          <w:color w:val="D4D4D4"/>
+          <w:sz w:val="21"/>
+          <w:szCs w:val="21"/>
+        </w:rPr>
+        <w:t xml:space="preserve"> </w:t>
+      </w:r>
+      <w:proofErr w:type="spellStart"/>
+      <w:r>
+        <w:rPr>
+          <w:rFonts w:ascii="Consolas" w:eastAsia="Times New Roman" w:hAnsi="Consolas" w:cs="Times New Roman"/>
+          <w:color w:val="D4D4D4"/>
+          <w:sz w:val="21"/>
+          <w:szCs w:val="21"/>
+        </w:rPr>
+        <w:t>NumberOFDaysInYear</w:t>
+      </w:r>
+      <w:proofErr w:type="spellEnd"/>
+      <w:r>
+        <w:rPr>
+          <w:rFonts w:ascii="Consolas" w:eastAsia="Times New Roman" w:hAnsi="Consolas" w:cs="Times New Roman"/>
+          <w:color w:val="D4D4D4"/>
+          <w:sz w:val="21"/>
+          <w:szCs w:val="21"/>
+        </w:rPr>
+        <w:t xml:space="preserve">(year) * </w:t>
+      </w:r>
+      <w:r>
+        <w:rPr>
+          <w:rFonts w:ascii="Consolas" w:eastAsia="Times New Roman" w:hAnsi="Consolas" w:cs="Times New Roman"/>
+          <w:color w:val="B5CEA8"/>
+          <w:sz w:val="21"/>
+          <w:szCs w:val="21"/>
+        </w:rPr>
+        <w:t>24</w:t>
+      </w:r>
+      <w:r>
+        <w:rPr>
+          <w:rFonts w:ascii="Consolas" w:eastAsia="Times New Roman" w:hAnsi="Consolas" w:cs="Times New Roman"/>
+          <w:color w:val="D4D4D4"/>
+          <w:sz w:val="21"/>
+          <w:szCs w:val="21"/>
+        </w:rPr>
+        <w:t>;</w:t>
+      </w:r>
+    </w:p>
+    <w:p>
+      <w:pPr>
+        <w:shd w:val="clear" w:color="auto" w:fill="1E1E1E"/>
+        <w:spacing w:after="0" w:line="285" w:lineRule="atLeast"/>
+        <w:rPr>
+          <w:rFonts w:ascii="Consolas" w:eastAsia="Times New Roman" w:hAnsi="Consolas" w:cs="Times New Roman"/>
+          <w:color w:val="D4D4D4"/>
+          <w:sz w:val="21"/>
+          <w:szCs w:val="21"/>
+        </w:rPr>
+      </w:pPr>
+      <w:r>
+        <w:rPr>
+          <w:rFonts w:ascii="Consolas" w:eastAsia="Times New Roman" w:hAnsi="Consolas" w:cs="Times New Roman"/>
+          <w:color w:val="D4D4D4"/>
+          <w:sz w:val="21"/>
+          <w:szCs w:val="21"/>
+        </w:rPr>
+        <w:t>}</w:t>
+      </w:r>
+    </w:p>
+    <w:p>
+      <w:pPr>
+        <w:shd w:val="clear" w:color="auto" w:fill="1E1E1E"/>
+        <w:spacing w:after="0" w:line="285" w:lineRule="atLeast"/>
+        <w:rPr>
+          <w:rFonts w:ascii="Consolas" w:eastAsia="Times New Roman" w:hAnsi="Consolas" w:cs="Times New Roman"/>
+          <w:color w:val="D4D4D4"/>
+          <w:sz w:val="21"/>
+          <w:szCs w:val="21"/>
+        </w:rPr>
+      </w:pPr>
+      <w:proofErr w:type="spellStart"/>
+      <w:r>
+        <w:rPr>
+          <w:rFonts w:ascii="Consolas" w:eastAsia="Times New Roman" w:hAnsi="Consolas" w:cs="Times New Roman"/>
+          <w:color w:val="569CD6"/>
+          <w:sz w:val="21"/>
+          <w:szCs w:val="21"/>
+        </w:rPr>
+        <w:t>int</w:t>
+      </w:r>
+      <w:proofErr w:type="spellEnd"/>
+      <w:r>
+        <w:rPr>
+          <w:rFonts w:ascii="Consolas" w:eastAsia="Times New Roman" w:hAnsi="Consolas" w:cs="Times New Roman"/>
+          <w:color w:val="D4D4D4"/>
+          <w:sz w:val="21"/>
+          <w:szCs w:val="21"/>
+        </w:rPr>
+        <w:t xml:space="preserve"> </w:t>
+      </w:r>
+      <w:proofErr w:type="spellStart"/>
+      <w:proofErr w:type="gramStart"/>
+      <w:r>
+        <w:rPr>
+          <w:rFonts w:ascii="Consolas" w:eastAsia="Times New Roman" w:hAnsi="Consolas" w:cs="Times New Roman"/>
+          <w:color w:val="D4D4D4"/>
+          <w:sz w:val="21"/>
+          <w:szCs w:val="21"/>
+        </w:rPr>
+        <w:t>NumberOfMinutesInYear</w:t>
+      </w:r>
+      <w:proofErr w:type="spellEnd"/>
+      <w:r>
+        <w:rPr>
+          <w:rFonts w:ascii="Consolas" w:eastAsia="Times New Roman" w:hAnsi="Consolas" w:cs="Times New Roman"/>
+          <w:color w:val="D4D4D4"/>
+          <w:sz w:val="21"/>
+          <w:szCs w:val="21"/>
+        </w:rPr>
+        <w:t>(</w:t>
+      </w:r>
+      <w:proofErr w:type="gramEnd"/>
+      <w:r>
+        <w:rPr>
+          <w:rFonts w:ascii="Consolas" w:eastAsia="Times New Roman" w:hAnsi="Consolas" w:cs="Times New Roman"/>
+          <w:color w:val="569CD6"/>
+          <w:sz w:val="21"/>
+          <w:szCs w:val="21"/>
+        </w:rPr>
+        <w:t>short</w:t>
+      </w:r>
+      <w:r>
+        <w:rPr>
+          <w:rFonts w:ascii="Consolas" w:eastAsia="Times New Roman" w:hAnsi="Consolas" w:cs="Times New Roman"/>
+          <w:color w:val="D4D4D4"/>
+          <w:sz w:val="21"/>
+          <w:szCs w:val="21"/>
+        </w:rPr>
+        <w:t xml:space="preserve"> year)</w:t>
+      </w:r>
+    </w:p>
+    <w:p>
+      <w:pPr>
+        <w:shd w:val="clear" w:color="auto" w:fill="1E1E1E"/>
+        <w:spacing w:after="0" w:line="285" w:lineRule="atLeast"/>
+        <w:rPr>
+          <w:rFonts w:ascii="Consolas" w:eastAsia="Times New Roman" w:hAnsi="Consolas" w:cs="Times New Roman"/>
+          <w:color w:val="D4D4D4"/>
+          <w:sz w:val="21"/>
+          <w:szCs w:val="21"/>
+        </w:rPr>
+      </w:pPr>
+      <w:r>
+        <w:rPr>
+          <w:rFonts w:ascii="Consolas" w:eastAsia="Times New Roman" w:hAnsi="Consolas" w:cs="Times New Roman"/>
+          <w:color w:val="D4D4D4"/>
+          <w:sz w:val="21"/>
+          <w:szCs w:val="21"/>
+        </w:rPr>
+        <w:t>{</w:t>
+      </w:r>
+    </w:p>
+    <w:p>
+      <w:pPr>
+        <w:shd w:val="clear" w:color="auto" w:fill="1E1E1E"/>
+        <w:spacing w:after="0" w:line="285" w:lineRule="atLeast"/>
+        <w:rPr>
+          <w:rFonts w:ascii="Consolas" w:eastAsia="Times New Roman" w:hAnsi="Consolas" w:cs="Times New Roman"/>
+          <w:color w:val="D4D4D4"/>
+          <w:sz w:val="21"/>
+          <w:szCs w:val="21"/>
+        </w:rPr>
+      </w:pPr>
+      <w:r>
+        <w:rPr>
+          <w:rFonts w:ascii="Consolas" w:eastAsia="Times New Roman" w:hAnsi="Consolas" w:cs="Times New Roman"/>
+          <w:color w:val="D4D4D4"/>
+          <w:sz w:val="21"/>
+          <w:szCs w:val="21"/>
+        </w:rPr>
+        <w:t xml:space="preserve">    </w:t>
+      </w:r>
+      <w:r>
+        <w:rPr>
+          <w:rFonts w:ascii="Consolas" w:eastAsia="Times New Roman" w:hAnsi="Consolas" w:cs="Times New Roman"/>
+          <w:color w:val="569CD6"/>
+          <w:sz w:val="21"/>
+          <w:szCs w:val="21"/>
+        </w:rPr>
+        <w:t>return</w:t>
+      </w:r>
+      <w:r>
+        <w:rPr>
+          <w:rFonts w:ascii="Consolas" w:eastAsia="Times New Roman" w:hAnsi="Consolas" w:cs="Times New Roman"/>
+          <w:color w:val="D4D4D4"/>
+          <w:sz w:val="21"/>
+          <w:szCs w:val="21"/>
+        </w:rPr>
+        <w:t xml:space="preserve"> </w:t>
+      </w:r>
+      <w:proofErr w:type="spellStart"/>
+      <w:r>
+        <w:rPr>
+          <w:rFonts w:ascii="Consolas" w:eastAsia="Times New Roman" w:hAnsi="Consolas" w:cs="Times New Roman"/>
+          <w:color w:val="D4D4D4"/>
+          <w:sz w:val="21"/>
+          <w:szCs w:val="21"/>
+        </w:rPr>
+        <w:t>NumberOfHoursInYear</w:t>
+      </w:r>
+      <w:proofErr w:type="spellEnd"/>
+      <w:r>
+        <w:rPr>
+          <w:rFonts w:ascii="Consolas" w:eastAsia="Times New Roman" w:hAnsi="Consolas" w:cs="Times New Roman"/>
+          <w:color w:val="D4D4D4"/>
+          <w:sz w:val="21"/>
+          <w:szCs w:val="21"/>
+        </w:rPr>
+        <w:t xml:space="preserve">(year) * </w:t>
+      </w:r>
+      <w:r>
+        <w:rPr>
+          <w:rFonts w:ascii="Consolas" w:eastAsia="Times New Roman" w:hAnsi="Consolas" w:cs="Times New Roman"/>
+          <w:color w:val="B5CEA8"/>
+          <w:sz w:val="21"/>
+          <w:szCs w:val="21"/>
+        </w:rPr>
+        <w:t>60</w:t>
+      </w:r>
+      <w:r>
+        <w:rPr>
+          <w:rFonts w:ascii="Consolas" w:eastAsia="Times New Roman" w:hAnsi="Consolas" w:cs="Times New Roman"/>
+          <w:color w:val="D4D4D4"/>
+          <w:sz w:val="21"/>
+          <w:szCs w:val="21"/>
+        </w:rPr>
+        <w:t>;</w:t>
+      </w:r>
+    </w:p>
+    <w:p>
+      <w:pPr>
+        <w:shd w:val="clear" w:color="auto" w:fill="1E1E1E"/>
+        <w:spacing w:after="0" w:line="285" w:lineRule="atLeast"/>
+        <w:rPr>
+          <w:rFonts w:ascii="Consolas" w:eastAsia="Times New Roman" w:hAnsi="Consolas" w:cs="Times New Roman"/>
+          <w:color w:val="D4D4D4"/>
+          <w:sz w:val="21"/>
+          <w:szCs w:val="21"/>
+        </w:rPr>
+      </w:pPr>
+      <w:r>
+        <w:rPr>
+          <w:rFonts w:ascii="Consolas" w:eastAsia="Times New Roman" w:hAnsi="Consolas" w:cs="Times New Roman"/>
+          <w:color w:val="D4D4D4"/>
+          <w:sz w:val="21"/>
+          <w:szCs w:val="21"/>
+        </w:rPr>
+        <w:t>}</w:t>
+      </w:r>
+    </w:p>
+    <w:p>
+      <w:pPr>
+        <w:shd w:val="clear" w:color="auto" w:fill="1E1E1E"/>
+        <w:spacing w:after="0" w:line="285" w:lineRule="atLeast"/>
+        <w:rPr>
+          <w:rFonts w:ascii="Consolas" w:eastAsia="Times New Roman" w:hAnsi="Consolas" w:cs="Times New Roman"/>
+          <w:color w:val="D4D4D4"/>
+          <w:sz w:val="21"/>
+          <w:szCs w:val="21"/>
+        </w:rPr>
+      </w:pPr>
+      <w:proofErr w:type="spellStart"/>
+      <w:r>
+        <w:rPr>
+          <w:rFonts w:ascii="Consolas" w:eastAsia="Times New Roman" w:hAnsi="Consolas" w:cs="Times New Roman"/>
+          <w:color w:val="569CD6"/>
+          <w:sz w:val="21"/>
+          <w:szCs w:val="21"/>
+        </w:rPr>
+        <w:t>int</w:t>
+      </w:r>
+      <w:proofErr w:type="spellEnd"/>
+      <w:r>
+        <w:rPr>
+          <w:rFonts w:ascii="Consolas" w:eastAsia="Times New Roman" w:hAnsi="Consolas" w:cs="Times New Roman"/>
+          <w:color w:val="D4D4D4"/>
+          <w:sz w:val="21"/>
+          <w:szCs w:val="21"/>
+        </w:rPr>
+        <w:t xml:space="preserve"> </w:t>
+      </w:r>
+      <w:proofErr w:type="spellStart"/>
+      <w:proofErr w:type="gramStart"/>
+      <w:r>
+        <w:rPr>
+          <w:rFonts w:ascii="Consolas" w:eastAsia="Times New Roman" w:hAnsi="Consolas" w:cs="Times New Roman"/>
+          <w:color w:val="D4D4D4"/>
+          <w:sz w:val="21"/>
+          <w:szCs w:val="21"/>
+        </w:rPr>
+        <w:t>NumberOfsecondsInYear</w:t>
+      </w:r>
+      <w:proofErr w:type="spellEnd"/>
+      <w:r>
+        <w:rPr>
+          <w:rFonts w:ascii="Consolas" w:eastAsia="Times New Roman" w:hAnsi="Consolas" w:cs="Times New Roman"/>
+          <w:color w:val="D4D4D4"/>
+          <w:sz w:val="21"/>
+          <w:szCs w:val="21"/>
+        </w:rPr>
+        <w:t>(</w:t>
+      </w:r>
+      <w:proofErr w:type="gramEnd"/>
+      <w:r>
+        <w:rPr>
+          <w:rFonts w:ascii="Consolas" w:eastAsia="Times New Roman" w:hAnsi="Consolas" w:cs="Times New Roman"/>
+          <w:color w:val="569CD6"/>
+          <w:sz w:val="21"/>
+          <w:szCs w:val="21"/>
+        </w:rPr>
+        <w:t>short</w:t>
+      </w:r>
+      <w:r>
+        <w:rPr>
+          <w:rFonts w:ascii="Consolas" w:eastAsia="Times New Roman" w:hAnsi="Consolas" w:cs="Times New Roman"/>
+          <w:color w:val="D4D4D4"/>
+          <w:sz w:val="21"/>
+          <w:szCs w:val="21"/>
+        </w:rPr>
+        <w:t xml:space="preserve"> year)</w:t>
+      </w:r>
+    </w:p>
+    <w:p>
+      <w:pPr>
+        <w:shd w:val="clear" w:color="auto" w:fill="1E1E1E"/>
+        <w:spacing w:after="0" w:line="285" w:lineRule="atLeast"/>
+        <w:rPr>
+          <w:rFonts w:ascii="Consolas" w:eastAsia="Times New Roman" w:hAnsi="Consolas" w:cs="Times New Roman"/>
+          <w:color w:val="D4D4D4"/>
+          <w:sz w:val="21"/>
+          <w:szCs w:val="21"/>
+        </w:rPr>
+      </w:pPr>
+      <w:r>
+        <w:rPr>
+          <w:rFonts w:ascii="Consolas" w:eastAsia="Times New Roman" w:hAnsi="Consolas" w:cs="Times New Roman"/>
+          <w:color w:val="D4D4D4"/>
+          <w:sz w:val="21"/>
+          <w:szCs w:val="21"/>
+        </w:rPr>
+        <w:t>{</w:t>
+      </w:r>
+    </w:p>
+    <w:p>
+      <w:pPr>
+        <w:shd w:val="clear" w:color="auto" w:fill="1E1E1E"/>
+        <w:spacing w:after="0" w:line="285" w:lineRule="atLeast"/>
+        <w:rPr>
+          <w:rFonts w:ascii="Consolas" w:eastAsia="Times New Roman" w:hAnsi="Consolas" w:cs="Times New Roman"/>
+          <w:color w:val="D4D4D4"/>
+          <w:sz w:val="21"/>
+          <w:szCs w:val="21"/>
+        </w:rPr>
+      </w:pPr>
+      <w:r>
+        <w:rPr>
+          <w:rFonts w:ascii="Consolas" w:eastAsia="Times New Roman" w:hAnsi="Consolas" w:cs="Times New Roman"/>
+          <w:color w:val="D4D4D4"/>
+          <w:sz w:val="21"/>
+          <w:szCs w:val="21"/>
+        </w:rPr>
+        <w:t xml:space="preserve">    </w:t>
+      </w:r>
+      <w:r>
+        <w:rPr>
+          <w:rFonts w:ascii="Consolas" w:eastAsia="Times New Roman" w:hAnsi="Consolas" w:cs="Times New Roman"/>
+          <w:color w:val="569CD6"/>
+          <w:sz w:val="21"/>
+          <w:szCs w:val="21"/>
+        </w:rPr>
+        <w:t>return</w:t>
+      </w:r>
+      <w:r>
+        <w:rPr>
+          <w:rFonts w:ascii="Consolas" w:eastAsia="Times New Roman" w:hAnsi="Consolas" w:cs="Times New Roman"/>
+          <w:color w:val="D4D4D4"/>
+          <w:sz w:val="21"/>
+          <w:szCs w:val="21"/>
+        </w:rPr>
+        <w:t xml:space="preserve"> </w:t>
+      </w:r>
+      <w:proofErr w:type="spellStart"/>
+      <w:r>
+        <w:rPr>
+          <w:rFonts w:ascii="Consolas" w:eastAsia="Times New Roman" w:hAnsi="Consolas" w:cs="Times New Roman"/>
+          <w:color w:val="D4D4D4"/>
+          <w:sz w:val="21"/>
+          <w:szCs w:val="21"/>
+        </w:rPr>
+        <w:t>NumberOfMinutesInYear</w:t>
+      </w:r>
+      <w:proofErr w:type="spellEnd"/>
+      <w:r>
+        <w:rPr>
+          <w:rFonts w:ascii="Consolas" w:eastAsia="Times New Roman" w:hAnsi="Consolas" w:cs="Times New Roman"/>
+          <w:color w:val="D4D4D4"/>
+          <w:sz w:val="21"/>
+          <w:szCs w:val="21"/>
+        </w:rPr>
+        <w:t xml:space="preserve">(year) * </w:t>
+      </w:r>
+      <w:r>
+        <w:rPr>
+          <w:rFonts w:ascii="Consolas" w:eastAsia="Times New Roman" w:hAnsi="Consolas" w:cs="Times New Roman"/>
+          <w:color w:val="B5CEA8"/>
+          <w:sz w:val="21"/>
+          <w:szCs w:val="21"/>
+        </w:rPr>
+        <w:t>60</w:t>
+      </w:r>
+      <w:r>
+        <w:rPr>
+          <w:rFonts w:ascii="Consolas" w:eastAsia="Times New Roman" w:hAnsi="Consolas" w:cs="Times New Roman"/>
+          <w:color w:val="D4D4D4"/>
+          <w:sz w:val="21"/>
+          <w:szCs w:val="21"/>
+        </w:rPr>
+        <w:t>;</w:t>
+      </w:r>
+    </w:p>
+    <w:p>
+      <w:pPr>
+        <w:shd w:val="clear" w:color="auto" w:fill="1E1E1E"/>
+        <w:spacing w:after="0" w:line="285" w:lineRule="atLeast"/>
+        <w:rPr>
+          <w:rFonts w:ascii="Consolas" w:eastAsia="Times New Roman" w:hAnsi="Consolas" w:cs="Times New Roman"/>
+          <w:color w:val="D4D4D4"/>
+          <w:sz w:val="21"/>
+          <w:szCs w:val="21"/>
+        </w:rPr>
+      </w:pPr>
+      <w:r>
+        <w:rPr>
+          <w:rFonts w:ascii="Consolas" w:eastAsia="Times New Roman" w:hAnsi="Consolas" w:cs="Times New Roman"/>
+          <w:color w:val="D4D4D4"/>
+          <w:sz w:val="21"/>
+          <w:szCs w:val="21"/>
+        </w:rPr>
+        <w:t>}</w:t>
+      </w:r>
+    </w:p>
+    <w:p>
+      <w:pPr>
+        <w:shd w:val="clear" w:color="auto" w:fill="1E1E1E"/>
+        <w:spacing w:after="0" w:line="285" w:lineRule="atLeast"/>
+        <w:rPr>
+          <w:rFonts w:ascii="Consolas" w:eastAsia="Times New Roman" w:hAnsi="Consolas" w:cs="Times New Roman"/>
+          <w:color w:val="D4D4D4"/>
+          <w:sz w:val="21"/>
+          <w:szCs w:val="21"/>
+        </w:rPr>
+      </w:pPr>
+      <w:proofErr w:type="spellStart"/>
+      <w:r>
+        <w:rPr>
+          <w:rFonts w:ascii="Consolas" w:eastAsia="Times New Roman" w:hAnsi="Consolas" w:cs="Times New Roman"/>
+          <w:color w:val="569CD6"/>
+          <w:sz w:val="21"/>
+          <w:szCs w:val="21"/>
+        </w:rPr>
+        <w:t>int</w:t>
+      </w:r>
+      <w:proofErr w:type="spellEnd"/>
+      <w:r>
+        <w:rPr>
+          <w:rFonts w:ascii="Consolas" w:eastAsia="Times New Roman" w:hAnsi="Consolas" w:cs="Times New Roman"/>
+          <w:color w:val="D4D4D4"/>
+          <w:sz w:val="21"/>
+          <w:szCs w:val="21"/>
+        </w:rPr>
+        <w:t xml:space="preserve"> </w:t>
+      </w:r>
+      <w:proofErr w:type="gramStart"/>
+      <w:r>
+        <w:rPr>
+          <w:rFonts w:ascii="Consolas" w:eastAsia="Times New Roman" w:hAnsi="Consolas" w:cs="Times New Roman"/>
+          <w:color w:val="D4D4D4"/>
+          <w:sz w:val="21"/>
+          <w:szCs w:val="21"/>
+        </w:rPr>
+        <w:t>main(</w:t>
+      </w:r>
+      <w:proofErr w:type="gramEnd"/>
+      <w:r>
+        <w:rPr>
+          <w:rFonts w:ascii="Consolas" w:eastAsia="Times New Roman" w:hAnsi="Consolas" w:cs="Times New Roman"/>
+          <w:color w:val="D4D4D4"/>
+          <w:sz w:val="21"/>
+          <w:szCs w:val="21"/>
+        </w:rPr>
+        <w:t>)</w:t>
+      </w:r>
+    </w:p>
+    <w:p>
+      <w:pPr>
+        <w:shd w:val="clear" w:color="auto" w:fill="1E1E1E"/>
+        <w:spacing w:after="0" w:line="285" w:lineRule="atLeast"/>
+        <w:rPr>
+          <w:rFonts w:ascii="Consolas" w:eastAsia="Times New Roman" w:hAnsi="Consolas" w:cs="Times New Roman"/>
+          <w:color w:val="D4D4D4"/>
+          <w:sz w:val="21"/>
+          <w:szCs w:val="21"/>
+        </w:rPr>
+      </w:pPr>
+      <w:r>
+        <w:rPr>
+          <w:rFonts w:ascii="Consolas" w:eastAsia="Times New Roman" w:hAnsi="Consolas" w:cs="Times New Roman"/>
+          <w:color w:val="D4D4D4"/>
+          <w:sz w:val="21"/>
+          <w:szCs w:val="21"/>
+        </w:rPr>
+        <w:t>{</w:t>
+      </w:r>
+    </w:p>
+    <w:p>
+      <w:pPr>
+        <w:shd w:val="clear" w:color="auto" w:fill="1E1E1E"/>
+        <w:spacing w:after="0" w:line="285" w:lineRule="atLeast"/>
+        <w:rPr>
+          <w:rFonts w:ascii="Consolas" w:eastAsia="Times New Roman" w:hAnsi="Consolas" w:cs="Times New Roman"/>
+          <w:color w:val="D4D4D4"/>
+          <w:sz w:val="21"/>
+          <w:szCs w:val="21"/>
+        </w:rPr>
+      </w:pPr>
+      <w:r>
+        <w:rPr>
+          <w:rFonts w:ascii="Consolas" w:eastAsia="Times New Roman" w:hAnsi="Consolas" w:cs="Times New Roman"/>
+          <w:color w:val="6A9955"/>
+          <w:sz w:val="21"/>
+          <w:szCs w:val="21"/>
+        </w:rPr>
+        <w:t xml:space="preserve"> </w:t>
+      </w:r>
+    </w:p>
+    <w:p>
+      <w:pPr>
+        <w:shd w:val="clear" w:color="auto" w:fill="1E1E1E"/>
+        <w:spacing w:after="0" w:line="285" w:lineRule="atLeast"/>
+        <w:rPr>
+          <w:rFonts w:ascii="Consolas" w:eastAsia="Times New Roman" w:hAnsi="Consolas" w:cs="Times New Roman"/>
+          <w:color w:val="D4D4D4"/>
+          <w:sz w:val="21"/>
+          <w:szCs w:val="21"/>
+        </w:rPr>
+      </w:pPr>
+      <w:r>
+        <w:rPr>
+          <w:rFonts w:ascii="Consolas" w:eastAsia="Times New Roman" w:hAnsi="Consolas" w:cs="Times New Roman"/>
+          <w:color w:val="D4D4D4"/>
+          <w:sz w:val="21"/>
+          <w:szCs w:val="21"/>
+        </w:rPr>
+        <w:t xml:space="preserve">    </w:t>
+      </w:r>
+      <w:r>
+        <w:rPr>
+          <w:rFonts w:ascii="Consolas" w:eastAsia="Times New Roman" w:hAnsi="Consolas" w:cs="Times New Roman"/>
+          <w:color w:val="569CD6"/>
+          <w:sz w:val="21"/>
+          <w:szCs w:val="21"/>
+        </w:rPr>
+        <w:t>short</w:t>
+      </w:r>
+      <w:r>
+        <w:rPr>
+          <w:rFonts w:ascii="Consolas" w:eastAsia="Times New Roman" w:hAnsi="Consolas" w:cs="Times New Roman"/>
+          <w:color w:val="D4D4D4"/>
+          <w:sz w:val="21"/>
+          <w:szCs w:val="21"/>
+        </w:rPr>
+        <w:t xml:space="preserve"> year1 = </w:t>
+      </w:r>
+      <w:proofErr w:type="spellStart"/>
+      <w:proofErr w:type="gramStart"/>
+      <w:r>
+        <w:rPr>
+          <w:rFonts w:ascii="Consolas" w:eastAsia="Times New Roman" w:hAnsi="Consolas" w:cs="Times New Roman"/>
+          <w:color w:val="D4D4D4"/>
+          <w:sz w:val="21"/>
+          <w:szCs w:val="21"/>
+        </w:rPr>
+        <w:t>ReadYear</w:t>
+      </w:r>
+      <w:proofErr w:type="spellEnd"/>
+      <w:r>
+        <w:rPr>
+          <w:rFonts w:ascii="Consolas" w:eastAsia="Times New Roman" w:hAnsi="Consolas" w:cs="Times New Roman"/>
+          <w:color w:val="D4D4D4"/>
+          <w:sz w:val="21"/>
+          <w:szCs w:val="21"/>
+        </w:rPr>
+        <w:t>(</w:t>
+      </w:r>
+      <w:proofErr w:type="gramEnd"/>
+      <w:r>
+        <w:rPr>
+          <w:rFonts w:ascii="Consolas" w:eastAsia="Times New Roman" w:hAnsi="Consolas" w:cs="Times New Roman"/>
+          <w:color w:val="D4D4D4"/>
+          <w:sz w:val="21"/>
+          <w:szCs w:val="21"/>
+        </w:rPr>
+        <w:t>);</w:t>
+      </w:r>
+    </w:p>
+    <w:p>
+      <w:pPr>
+        <w:shd w:val="clear" w:color="auto" w:fill="1E1E1E"/>
+        <w:spacing w:after="0" w:line="285" w:lineRule="atLeast"/>
+        <w:rPr>
+          <w:rFonts w:ascii="Consolas" w:eastAsia="Times New Roman" w:hAnsi="Consolas" w:cs="Times New Roman"/>
+          <w:color w:val="D4D4D4"/>
+          <w:sz w:val="21"/>
+          <w:szCs w:val="21"/>
+        </w:rPr>
+      </w:pPr>
+      <w:r>
+        <w:rPr>
+          <w:rFonts w:ascii="Consolas" w:eastAsia="Times New Roman" w:hAnsi="Consolas" w:cs="Times New Roman"/>
+          <w:color w:val="D4D4D4"/>
+          <w:sz w:val="21"/>
+          <w:szCs w:val="21"/>
+        </w:rPr>
+        <w:t xml:space="preserve">    </w:t>
+      </w:r>
+      <w:proofErr w:type="spellStart"/>
+      <w:r>
+        <w:rPr>
+          <w:rFonts w:ascii="Consolas" w:eastAsia="Times New Roman" w:hAnsi="Consolas" w:cs="Times New Roman"/>
+          <w:color w:val="D4D4D4"/>
+          <w:sz w:val="21"/>
+          <w:szCs w:val="21"/>
+        </w:rPr>
+        <w:t>cout</w:t>
+      </w:r>
+      <w:proofErr w:type="spellEnd"/>
+      <w:r>
+        <w:rPr>
+          <w:rFonts w:ascii="Consolas" w:eastAsia="Times New Roman" w:hAnsi="Consolas" w:cs="Times New Roman"/>
+          <w:color w:val="D4D4D4"/>
+          <w:sz w:val="21"/>
+          <w:szCs w:val="21"/>
+        </w:rPr>
+        <w:t xml:space="preserve"> &lt;&lt; </w:t>
+      </w:r>
+      <w:r>
+        <w:rPr>
+          <w:rFonts w:ascii="Consolas" w:eastAsia="Times New Roman" w:hAnsi="Consolas" w:cs="Times New Roman"/>
+          <w:color w:val="CE9178"/>
+          <w:sz w:val="21"/>
+          <w:szCs w:val="21"/>
+        </w:rPr>
+        <w:t>"Number of Days        </w:t>
+      </w:r>
+      <w:proofErr w:type="gramStart"/>
+      <w:r>
+        <w:rPr>
+          <w:rFonts w:ascii="Consolas" w:eastAsia="Times New Roman" w:hAnsi="Consolas" w:cs="Times New Roman"/>
+          <w:color w:val="CE9178"/>
+          <w:sz w:val="21"/>
+          <w:szCs w:val="21"/>
+        </w:rPr>
+        <w:t>in  Year</w:t>
+      </w:r>
+      <w:proofErr w:type="gramEnd"/>
+      <w:r>
+        <w:rPr>
+          <w:rFonts w:ascii="Consolas" w:eastAsia="Times New Roman" w:hAnsi="Consolas" w:cs="Times New Roman"/>
+          <w:color w:val="CE9178"/>
+          <w:sz w:val="21"/>
+          <w:szCs w:val="21"/>
+        </w:rPr>
+        <w:t xml:space="preserve"> ["</w:t>
+      </w:r>
+      <w:r>
+        <w:rPr>
+          <w:rFonts w:ascii="Consolas" w:eastAsia="Times New Roman" w:hAnsi="Consolas" w:cs="Times New Roman"/>
+          <w:color w:val="D4D4D4"/>
+          <w:sz w:val="21"/>
+          <w:szCs w:val="21"/>
+        </w:rPr>
+        <w:t xml:space="preserve"> &lt;&lt; year1 &lt;&lt; </w:t>
+      </w:r>
+      <w:r>
+        <w:rPr>
+          <w:rFonts w:ascii="Consolas" w:eastAsia="Times New Roman" w:hAnsi="Consolas" w:cs="Times New Roman"/>
+          <w:color w:val="CE9178"/>
+          <w:sz w:val="21"/>
+          <w:szCs w:val="21"/>
+        </w:rPr>
+        <w:t>"] is "</w:t>
+      </w:r>
+      <w:r>
+        <w:rPr>
+          <w:rFonts w:ascii="Consolas" w:eastAsia="Times New Roman" w:hAnsi="Consolas" w:cs="Times New Roman"/>
+          <w:color w:val="D4D4D4"/>
+          <w:sz w:val="21"/>
+          <w:szCs w:val="21"/>
+        </w:rPr>
+        <w:t xml:space="preserve"> &lt;&lt; </w:t>
+      </w:r>
+      <w:proofErr w:type="spellStart"/>
+      <w:r>
+        <w:rPr>
+          <w:rFonts w:ascii="Consolas" w:eastAsia="Times New Roman" w:hAnsi="Consolas" w:cs="Times New Roman"/>
+          <w:color w:val="D4D4D4"/>
+          <w:sz w:val="21"/>
+          <w:szCs w:val="21"/>
+        </w:rPr>
+        <w:t>NumberOFDaysInYear</w:t>
+      </w:r>
+      <w:proofErr w:type="spellEnd"/>
+      <w:r>
+        <w:rPr>
+          <w:rFonts w:ascii="Consolas" w:eastAsia="Times New Roman" w:hAnsi="Consolas" w:cs="Times New Roman"/>
+          <w:color w:val="D4D4D4"/>
+          <w:sz w:val="21"/>
+          <w:szCs w:val="21"/>
+        </w:rPr>
+        <w:t xml:space="preserve">(year1) &lt;&lt; </w:t>
+      </w:r>
+      <w:proofErr w:type="spellStart"/>
+      <w:r>
+        <w:rPr>
+          <w:rFonts w:ascii="Consolas" w:eastAsia="Times New Roman" w:hAnsi="Consolas" w:cs="Times New Roman"/>
+          <w:color w:val="D4D4D4"/>
+          <w:sz w:val="21"/>
+          <w:szCs w:val="21"/>
+        </w:rPr>
+        <w:t>endl</w:t>
+      </w:r>
+      <w:proofErr w:type="spellEnd"/>
+      <w:r>
+        <w:rPr>
+          <w:rFonts w:ascii="Consolas" w:eastAsia="Times New Roman" w:hAnsi="Consolas" w:cs="Times New Roman"/>
+          <w:color w:val="D4D4D4"/>
+          <w:sz w:val="21"/>
+          <w:szCs w:val="21"/>
+        </w:rPr>
+        <w:t>;</w:t>
+      </w:r>
+    </w:p>
+    <w:p>
+      <w:pPr>
+        <w:shd w:val="clear" w:color="auto" w:fill="1E1E1E"/>
+        <w:spacing w:after="0" w:line="285" w:lineRule="atLeast"/>
+        <w:rPr>
+          <w:rFonts w:ascii="Consolas" w:eastAsia="Times New Roman" w:hAnsi="Consolas" w:cs="Times New Roman"/>
+          <w:color w:val="D4D4D4"/>
+          <w:sz w:val="21"/>
+          <w:szCs w:val="21"/>
+        </w:rPr>
+      </w:pPr>
+      <w:r>
+        <w:rPr>
+          <w:rFonts w:ascii="Consolas" w:eastAsia="Times New Roman" w:hAnsi="Consolas" w:cs="Times New Roman"/>
+          <w:color w:val="D4D4D4"/>
+          <w:sz w:val="21"/>
+          <w:szCs w:val="21"/>
+        </w:rPr>
+        <w:t xml:space="preserve">    </w:t>
+      </w:r>
+      <w:proofErr w:type="spellStart"/>
+      <w:r>
+        <w:rPr>
+          <w:rFonts w:ascii="Consolas" w:eastAsia="Times New Roman" w:hAnsi="Consolas" w:cs="Times New Roman"/>
+          <w:color w:val="D4D4D4"/>
+          <w:sz w:val="21"/>
+          <w:szCs w:val="21"/>
+        </w:rPr>
+        <w:t>cout</w:t>
+      </w:r>
+      <w:proofErr w:type="spellEnd"/>
+      <w:r>
+        <w:rPr>
+          <w:rFonts w:ascii="Consolas" w:eastAsia="Times New Roman" w:hAnsi="Consolas" w:cs="Times New Roman"/>
+          <w:color w:val="D4D4D4"/>
+          <w:sz w:val="21"/>
+          <w:szCs w:val="21"/>
+        </w:rPr>
+        <w:t xml:space="preserve"> &lt;&lt; </w:t>
+      </w:r>
+      <w:r>
+        <w:rPr>
+          <w:rFonts w:ascii="Consolas" w:eastAsia="Times New Roman" w:hAnsi="Consolas" w:cs="Times New Roman"/>
+          <w:color w:val="CE9178"/>
+          <w:sz w:val="21"/>
+          <w:szCs w:val="21"/>
+        </w:rPr>
+        <w:t xml:space="preserve">"Number of Hours       </w:t>
+      </w:r>
+      <w:proofErr w:type="gramStart"/>
+      <w:r>
+        <w:rPr>
+          <w:rFonts w:ascii="Consolas" w:eastAsia="Times New Roman" w:hAnsi="Consolas" w:cs="Times New Roman"/>
+          <w:color w:val="CE9178"/>
+          <w:sz w:val="21"/>
+          <w:szCs w:val="21"/>
+        </w:rPr>
+        <w:t>in  Year</w:t>
+      </w:r>
+      <w:proofErr w:type="gramEnd"/>
+      <w:r>
+        <w:rPr>
+          <w:rFonts w:ascii="Consolas" w:eastAsia="Times New Roman" w:hAnsi="Consolas" w:cs="Times New Roman"/>
+          <w:color w:val="CE9178"/>
+          <w:sz w:val="21"/>
+          <w:szCs w:val="21"/>
+        </w:rPr>
+        <w:t xml:space="preserve"> ["</w:t>
+      </w:r>
+      <w:r>
+        <w:rPr>
+          <w:rFonts w:ascii="Consolas" w:eastAsia="Times New Roman" w:hAnsi="Consolas" w:cs="Times New Roman"/>
+          <w:color w:val="D4D4D4"/>
+          <w:sz w:val="21"/>
+          <w:szCs w:val="21"/>
+        </w:rPr>
+        <w:t xml:space="preserve"> &lt;&lt; year1 &lt;&lt; </w:t>
+      </w:r>
+      <w:r>
+        <w:rPr>
+          <w:rFonts w:ascii="Consolas" w:eastAsia="Times New Roman" w:hAnsi="Consolas" w:cs="Times New Roman"/>
+          <w:color w:val="CE9178"/>
+          <w:sz w:val="21"/>
+          <w:szCs w:val="21"/>
+        </w:rPr>
+        <w:t>"] is "</w:t>
+      </w:r>
+      <w:r>
+        <w:rPr>
+          <w:rFonts w:ascii="Consolas" w:eastAsia="Times New Roman" w:hAnsi="Consolas" w:cs="Times New Roman"/>
+          <w:color w:val="D4D4D4"/>
+          <w:sz w:val="21"/>
+          <w:szCs w:val="21"/>
+        </w:rPr>
+        <w:t xml:space="preserve"> &lt;&lt; </w:t>
+      </w:r>
+      <w:proofErr w:type="spellStart"/>
+      <w:r>
+        <w:rPr>
+          <w:rFonts w:ascii="Consolas" w:eastAsia="Times New Roman" w:hAnsi="Consolas" w:cs="Times New Roman"/>
+          <w:color w:val="D4D4D4"/>
+          <w:sz w:val="21"/>
+          <w:szCs w:val="21"/>
+        </w:rPr>
+        <w:t>NumberOfHoursInYear</w:t>
+      </w:r>
+      <w:proofErr w:type="spellEnd"/>
+      <w:r>
+        <w:rPr>
+          <w:rFonts w:ascii="Consolas" w:eastAsia="Times New Roman" w:hAnsi="Consolas" w:cs="Times New Roman"/>
+          <w:color w:val="D4D4D4"/>
+          <w:sz w:val="21"/>
+          <w:szCs w:val="21"/>
+        </w:rPr>
+        <w:t xml:space="preserve">(year1) &lt;&lt; </w:t>
+      </w:r>
+      <w:proofErr w:type="spellStart"/>
+      <w:r>
+        <w:rPr>
+          <w:rFonts w:ascii="Consolas" w:eastAsia="Times New Roman" w:hAnsi="Consolas" w:cs="Times New Roman"/>
+          <w:color w:val="D4D4D4"/>
+          <w:sz w:val="21"/>
+          <w:szCs w:val="21"/>
+        </w:rPr>
+        <w:t>endl</w:t>
+      </w:r>
+      <w:proofErr w:type="spellEnd"/>
+      <w:r>
+        <w:rPr>
+          <w:rFonts w:ascii="Consolas" w:eastAsia="Times New Roman" w:hAnsi="Consolas" w:cs="Times New Roman"/>
+          <w:color w:val="D4D4D4"/>
+          <w:sz w:val="21"/>
+          <w:szCs w:val="21"/>
+        </w:rPr>
+        <w:t>;</w:t>
+      </w:r>
+    </w:p>
+    <w:p>
+      <w:pPr>
+        <w:shd w:val="clear" w:color="auto" w:fill="1E1E1E"/>
+        <w:spacing w:after="0" w:line="285" w:lineRule="atLeast"/>
+        <w:rPr>
+          <w:rFonts w:ascii="Consolas" w:eastAsia="Times New Roman" w:hAnsi="Consolas" w:cs="Times New Roman"/>
+          <w:color w:val="D4D4D4"/>
+          <w:sz w:val="21"/>
+          <w:szCs w:val="21"/>
+        </w:rPr>
+      </w:pPr>
+      <w:r>
+        <w:rPr>
+          <w:rFonts w:ascii="Consolas" w:eastAsia="Times New Roman" w:hAnsi="Consolas" w:cs="Times New Roman"/>
+          <w:color w:val="D4D4D4"/>
+          <w:sz w:val="21"/>
+          <w:szCs w:val="21"/>
+        </w:rPr>
+        <w:t xml:space="preserve">    </w:t>
+      </w:r>
+      <w:proofErr w:type="spellStart"/>
+      <w:r>
+        <w:rPr>
+          <w:rFonts w:ascii="Consolas" w:eastAsia="Times New Roman" w:hAnsi="Consolas" w:cs="Times New Roman"/>
+          <w:color w:val="D4D4D4"/>
+          <w:sz w:val="21"/>
+          <w:szCs w:val="21"/>
+        </w:rPr>
+        <w:t>cout</w:t>
+      </w:r>
+      <w:proofErr w:type="spellEnd"/>
+      <w:r>
+        <w:rPr>
+          <w:rFonts w:ascii="Consolas" w:eastAsia="Times New Roman" w:hAnsi="Consolas" w:cs="Times New Roman"/>
+          <w:color w:val="D4D4D4"/>
+          <w:sz w:val="21"/>
+          <w:szCs w:val="21"/>
+        </w:rPr>
+        <w:t xml:space="preserve"> &lt;&lt; </w:t>
+      </w:r>
+      <w:r>
+        <w:rPr>
+          <w:rFonts w:ascii="Consolas" w:eastAsia="Times New Roman" w:hAnsi="Consolas" w:cs="Times New Roman"/>
+          <w:color w:val="CE9178"/>
+          <w:sz w:val="21"/>
+          <w:szCs w:val="21"/>
+        </w:rPr>
+        <w:t xml:space="preserve">"Number of Minutes     </w:t>
+      </w:r>
+      <w:proofErr w:type="gramStart"/>
+      <w:r>
+        <w:rPr>
+          <w:rFonts w:ascii="Consolas" w:eastAsia="Times New Roman" w:hAnsi="Consolas" w:cs="Times New Roman"/>
+          <w:color w:val="CE9178"/>
+          <w:sz w:val="21"/>
+          <w:szCs w:val="21"/>
+        </w:rPr>
+        <w:t>in  Year</w:t>
+      </w:r>
+      <w:proofErr w:type="gramEnd"/>
+      <w:r>
+        <w:rPr>
+          <w:rFonts w:ascii="Consolas" w:eastAsia="Times New Roman" w:hAnsi="Consolas" w:cs="Times New Roman"/>
+          <w:color w:val="CE9178"/>
+          <w:sz w:val="21"/>
+          <w:szCs w:val="21"/>
+        </w:rPr>
+        <w:t xml:space="preserve"> ["</w:t>
+      </w:r>
+      <w:r>
+        <w:rPr>
+          <w:rFonts w:ascii="Consolas" w:eastAsia="Times New Roman" w:hAnsi="Consolas" w:cs="Times New Roman"/>
+          <w:color w:val="D4D4D4"/>
+          <w:sz w:val="21"/>
+          <w:szCs w:val="21"/>
+        </w:rPr>
+        <w:t xml:space="preserve"> &lt;&lt; year1 &lt;&lt; </w:t>
+      </w:r>
+      <w:r>
+        <w:rPr>
+          <w:rFonts w:ascii="Consolas" w:eastAsia="Times New Roman" w:hAnsi="Consolas" w:cs="Times New Roman"/>
+          <w:color w:val="CE9178"/>
+          <w:sz w:val="21"/>
+          <w:szCs w:val="21"/>
+        </w:rPr>
+        <w:t>"] is "</w:t>
+      </w:r>
+      <w:r>
+        <w:rPr>
+          <w:rFonts w:ascii="Consolas" w:eastAsia="Times New Roman" w:hAnsi="Consolas" w:cs="Times New Roman"/>
+          <w:color w:val="D4D4D4"/>
+          <w:sz w:val="21"/>
+          <w:szCs w:val="21"/>
+        </w:rPr>
+        <w:t xml:space="preserve"> &lt;&lt; </w:t>
+      </w:r>
+      <w:proofErr w:type="spellStart"/>
+      <w:r>
+        <w:rPr>
+          <w:rFonts w:ascii="Consolas" w:eastAsia="Times New Roman" w:hAnsi="Consolas" w:cs="Times New Roman"/>
+          <w:color w:val="D4D4D4"/>
+          <w:sz w:val="21"/>
+          <w:szCs w:val="21"/>
+        </w:rPr>
+        <w:t>NumberOfMinutesInYear</w:t>
+      </w:r>
+      <w:proofErr w:type="spellEnd"/>
+      <w:r>
+        <w:rPr>
+          <w:rFonts w:ascii="Consolas" w:eastAsia="Times New Roman" w:hAnsi="Consolas" w:cs="Times New Roman"/>
+          <w:color w:val="D4D4D4"/>
+          <w:sz w:val="21"/>
+          <w:szCs w:val="21"/>
+        </w:rPr>
+        <w:t xml:space="preserve">(year1) &lt;&lt; </w:t>
+      </w:r>
+      <w:proofErr w:type="spellStart"/>
+      <w:r>
+        <w:rPr>
+          <w:rFonts w:ascii="Consolas" w:eastAsia="Times New Roman" w:hAnsi="Consolas" w:cs="Times New Roman"/>
+          <w:color w:val="D4D4D4"/>
+          <w:sz w:val="21"/>
+          <w:szCs w:val="21"/>
+        </w:rPr>
+        <w:t>endl</w:t>
+      </w:r>
+      <w:proofErr w:type="spellEnd"/>
+      <w:r>
+        <w:rPr>
+          <w:rFonts w:ascii="Consolas" w:eastAsia="Times New Roman" w:hAnsi="Consolas" w:cs="Times New Roman"/>
+          <w:color w:val="D4D4D4"/>
+          <w:sz w:val="21"/>
+          <w:szCs w:val="21"/>
+        </w:rPr>
+        <w:t>;</w:t>
+      </w:r>
+    </w:p>
+    <w:p>
+      <w:pPr>
+        <w:shd w:val="clear" w:color="auto" w:fill="1E1E1E"/>
+        <w:spacing w:after="0" w:line="285" w:lineRule="atLeast"/>
+        <w:rPr>
+          <w:rFonts w:ascii="Consolas" w:eastAsia="Times New Roman" w:hAnsi="Consolas" w:cs="Times New Roman"/>
+          <w:color w:val="D4D4D4"/>
+          <w:sz w:val="21"/>
+          <w:szCs w:val="21"/>
+        </w:rPr>
+      </w:pPr>
+      <w:r>
+        <w:rPr>
+          <w:rFonts w:ascii="Consolas" w:eastAsia="Times New Roman" w:hAnsi="Consolas" w:cs="Times New Roman"/>
+          <w:color w:val="D4D4D4"/>
+          <w:sz w:val="21"/>
+          <w:szCs w:val="21"/>
+        </w:rPr>
+        <w:t xml:space="preserve">    </w:t>
+      </w:r>
+      <w:proofErr w:type="spellStart"/>
+      <w:r>
+        <w:rPr>
+          <w:rFonts w:ascii="Consolas" w:eastAsia="Times New Roman" w:hAnsi="Consolas" w:cs="Times New Roman"/>
+          <w:color w:val="D4D4D4"/>
+          <w:sz w:val="21"/>
+          <w:szCs w:val="21"/>
+        </w:rPr>
+        <w:t>cout</w:t>
+      </w:r>
+      <w:proofErr w:type="spellEnd"/>
+      <w:r>
+        <w:rPr>
+          <w:rFonts w:ascii="Consolas" w:eastAsia="Times New Roman" w:hAnsi="Consolas" w:cs="Times New Roman"/>
+          <w:color w:val="D4D4D4"/>
+          <w:sz w:val="21"/>
+          <w:szCs w:val="21"/>
+        </w:rPr>
+        <w:t xml:space="preserve"> &lt;&lt; </w:t>
+      </w:r>
+      <w:r>
+        <w:rPr>
+          <w:rFonts w:ascii="Consolas" w:eastAsia="Times New Roman" w:hAnsi="Consolas" w:cs="Times New Roman"/>
+          <w:color w:val="CE9178"/>
+          <w:sz w:val="21"/>
+          <w:szCs w:val="21"/>
+        </w:rPr>
+        <w:t xml:space="preserve">"Number of Seconds     </w:t>
+      </w:r>
+      <w:proofErr w:type="gramStart"/>
+      <w:r>
+        <w:rPr>
+          <w:rFonts w:ascii="Consolas" w:eastAsia="Times New Roman" w:hAnsi="Consolas" w:cs="Times New Roman"/>
+          <w:color w:val="CE9178"/>
+          <w:sz w:val="21"/>
+          <w:szCs w:val="21"/>
+        </w:rPr>
+        <w:t>in  Year</w:t>
+      </w:r>
+      <w:proofErr w:type="gramEnd"/>
+      <w:r>
+        <w:rPr>
+          <w:rFonts w:ascii="Consolas" w:eastAsia="Times New Roman" w:hAnsi="Consolas" w:cs="Times New Roman"/>
+          <w:color w:val="CE9178"/>
+          <w:sz w:val="21"/>
+          <w:szCs w:val="21"/>
+        </w:rPr>
+        <w:t xml:space="preserve"> ["</w:t>
+      </w:r>
+      <w:r>
+        <w:rPr>
+          <w:rFonts w:ascii="Consolas" w:eastAsia="Times New Roman" w:hAnsi="Consolas" w:cs="Times New Roman"/>
+          <w:color w:val="D4D4D4"/>
+          <w:sz w:val="21"/>
+          <w:szCs w:val="21"/>
+        </w:rPr>
+        <w:t xml:space="preserve"> &lt;&lt; year1 &lt;&lt; </w:t>
+      </w:r>
+      <w:r>
+        <w:rPr>
+          <w:rFonts w:ascii="Consolas" w:eastAsia="Times New Roman" w:hAnsi="Consolas" w:cs="Times New Roman"/>
+          <w:color w:val="CE9178"/>
+          <w:sz w:val="21"/>
+          <w:szCs w:val="21"/>
+        </w:rPr>
+        <w:t>"] is "</w:t>
+      </w:r>
+      <w:r>
+        <w:rPr>
+          <w:rFonts w:ascii="Consolas" w:eastAsia="Times New Roman" w:hAnsi="Consolas" w:cs="Times New Roman"/>
+          <w:color w:val="D4D4D4"/>
+          <w:sz w:val="21"/>
+          <w:szCs w:val="21"/>
+        </w:rPr>
+        <w:t xml:space="preserve"> &lt;&lt; </w:t>
+      </w:r>
+      <w:proofErr w:type="spellStart"/>
+      <w:r>
+        <w:rPr>
+          <w:rFonts w:ascii="Consolas" w:eastAsia="Times New Roman" w:hAnsi="Consolas" w:cs="Times New Roman"/>
+          <w:color w:val="D4D4D4"/>
+          <w:sz w:val="21"/>
+          <w:szCs w:val="21"/>
+        </w:rPr>
+        <w:t>NumberOfsecondsInYear</w:t>
+      </w:r>
+      <w:proofErr w:type="spellEnd"/>
+      <w:r>
+        <w:rPr>
+          <w:rFonts w:ascii="Consolas" w:eastAsia="Times New Roman" w:hAnsi="Consolas" w:cs="Times New Roman"/>
+          <w:color w:val="D4D4D4"/>
+          <w:sz w:val="21"/>
+          <w:szCs w:val="21"/>
+        </w:rPr>
+        <w:t xml:space="preserve">(year1) &lt;&lt; </w:t>
+      </w:r>
+      <w:proofErr w:type="spellStart"/>
+      <w:r>
+        <w:rPr>
+          <w:rFonts w:ascii="Consolas" w:eastAsia="Times New Roman" w:hAnsi="Consolas" w:cs="Times New Roman"/>
+          <w:color w:val="D4D4D4"/>
+          <w:sz w:val="21"/>
+          <w:szCs w:val="21"/>
+        </w:rPr>
+        <w:t>endl</w:t>
+      </w:r>
+      <w:proofErr w:type="spellEnd"/>
+      <w:r>
+        <w:rPr>
+          <w:rFonts w:ascii="Consolas" w:eastAsia="Times New Roman" w:hAnsi="Consolas" w:cs="Times New Roman"/>
+          <w:color w:val="D4D4D4"/>
+          <w:sz w:val="21"/>
+          <w:szCs w:val="21"/>
+        </w:rPr>
+        <w:t>;</w:t>
+      </w:r>
+    </w:p>
+    <w:p>
+      <w:pPr>
+        <w:shd w:val="clear" w:color="auto" w:fill="1E1E1E"/>
+        <w:spacing w:after="0" w:line="285" w:lineRule="atLeast"/>
+        <w:rPr>
+          <w:rFonts w:ascii="Consolas" w:eastAsia="Times New Roman" w:hAnsi="Consolas" w:cs="Times New Roman"/>
+          <w:color w:val="D4D4D4"/>
+          <w:sz w:val="21"/>
+          <w:szCs w:val="21"/>
+        </w:rPr>
+      </w:pPr>
+    </w:p>
+    <w:p>
+      <w:pPr>
+        <w:shd w:val="clear" w:color="auto" w:fill="1E1E1E"/>
+        <w:spacing w:after="0" w:line="285" w:lineRule="atLeast"/>
+        <w:rPr>
+          <w:rFonts w:ascii="Consolas" w:eastAsia="Times New Roman" w:hAnsi="Consolas" w:cs="Times New Roman"/>
+          <w:color w:val="D4D4D4"/>
+          <w:sz w:val="21"/>
+          <w:szCs w:val="21"/>
+        </w:rPr>
+      </w:pPr>
+      <w:r>
+        <w:rPr>
+          <w:rFonts w:ascii="Consolas" w:eastAsia="Times New Roman" w:hAnsi="Consolas" w:cs="Times New Roman"/>
+          <w:color w:val="D4D4D4"/>
+          <w:sz w:val="21"/>
+          <w:szCs w:val="21"/>
+        </w:rPr>
+        <w:t>    system(</w:t>
+      </w:r>
+      <w:r>
+        <w:rPr>
+          <w:rFonts w:ascii="Consolas" w:eastAsia="Times New Roman" w:hAnsi="Consolas" w:cs="Times New Roman"/>
+          <w:color w:val="CE9178"/>
+          <w:sz w:val="21"/>
+          <w:szCs w:val="21"/>
+        </w:rPr>
+        <w:t>"pause&gt;0"</w:t>
+      </w:r>
+      <w:r>
+        <w:rPr>
+          <w:rFonts w:ascii="Consolas" w:eastAsia="Times New Roman" w:hAnsi="Consolas" w:cs="Times New Roman"/>
+          <w:color w:val="D4D4D4"/>
+          <w:sz w:val="21"/>
+          <w:szCs w:val="21"/>
+        </w:rPr>
+        <w:t>);</w:t>
+      </w:r>
+    </w:p>
+    <w:p>
+      <w:pPr>
+        <w:shd w:val="clear" w:color="auto" w:fill="1E1E1E"/>
+        <w:spacing w:after="0" w:line="285" w:lineRule="atLeast"/>
+        <w:rPr>
+          <w:rFonts w:ascii="Consolas" w:eastAsia="Times New Roman" w:hAnsi="Consolas" w:cs="Times New Roman"/>
+          <w:color w:val="D4D4D4"/>
+          <w:sz w:val="21"/>
+          <w:szCs w:val="21"/>
+        </w:rPr>
+      </w:pPr>
+      <w:r>
+        <w:rPr>
+          <w:rFonts w:ascii="Consolas" w:eastAsia="Times New Roman" w:hAnsi="Consolas" w:cs="Times New Roman"/>
+          <w:color w:val="D4D4D4"/>
+          <w:sz w:val="21"/>
+          <w:szCs w:val="21"/>
+        </w:rPr>
+        <w:t xml:space="preserve">    </w:t>
+      </w:r>
+      <w:r>
+        <w:rPr>
+          <w:rFonts w:ascii="Consolas" w:eastAsia="Times New Roman" w:hAnsi="Consolas" w:cs="Times New Roman"/>
+          <w:color w:val="569CD6"/>
+          <w:sz w:val="21"/>
+          <w:szCs w:val="21"/>
+        </w:rPr>
+        <w:t>return</w:t>
+      </w:r>
+      <w:r>
+        <w:rPr>
+          <w:rFonts w:ascii="Consolas" w:eastAsia="Times New Roman" w:hAnsi="Consolas" w:cs="Times New Roman"/>
+          <w:color w:val="D4D4D4"/>
+          <w:sz w:val="21"/>
+          <w:szCs w:val="21"/>
+        </w:rPr>
+        <w:t xml:space="preserve"> </w:t>
+      </w:r>
+      <w:r>
+        <w:rPr>
+          <w:rFonts w:ascii="Consolas" w:eastAsia="Times New Roman" w:hAnsi="Consolas" w:cs="Times New Roman"/>
+          <w:color w:val="B5CEA8"/>
+          <w:sz w:val="21"/>
+          <w:szCs w:val="21"/>
+        </w:rPr>
+        <w:t>0</w:t>
+      </w:r>
+      <w:r>
+        <w:rPr>
+          <w:rFonts w:ascii="Consolas" w:eastAsia="Times New Roman" w:hAnsi="Consolas" w:cs="Times New Roman"/>
+          <w:color w:val="D4D4D4"/>
+          <w:sz w:val="21"/>
+          <w:szCs w:val="21"/>
+        </w:rPr>
+        <w:t>;</w:t>
+      </w:r>
+    </w:p>
+    <w:p>
+      <w:pPr>
+        <w:shd w:val="clear" w:color="auto" w:fill="1E1E1E"/>
+        <w:spacing w:after="0" w:line="285" w:lineRule="atLeast"/>
+        <w:rPr>
+          <w:rFonts w:ascii="Consolas" w:eastAsia="Times New Roman" w:hAnsi="Consolas" w:cs="Times New Roman"/>
+          <w:color w:val="D4D4D4"/>
+          <w:sz w:val="21"/>
+          <w:szCs w:val="21"/>
+        </w:rPr>
+      </w:pPr>
+      <w:r>
+        <w:rPr>
+          <w:rFonts w:ascii="Consolas" w:eastAsia="Times New Roman" w:hAnsi="Consolas" w:cs="Times New Roman"/>
+          <w:color w:val="D4D4D4"/>
+          <w:sz w:val="21"/>
+          <w:szCs w:val="21"/>
+        </w:rPr>
+        <w:t>}</w:t>
+      </w:r>
+    </w:p>
+    <w:p>
+      <w:pPr>
+        <w:rPr>
+          <w:lang w:bidi="ar-JO"/>
+        </w:rPr>
+      </w:pPr>
+    </w:p>
+    <w:p>
+      <w:pPr>
+        <w:rPr>
+          <w:lang w:bidi="ar-JO"/>
+        </w:rPr>
+      </w:pPr>
+    </w:p>
+    <w:p>
+      <w:pPr>
+        <w:rPr>
+          <w:lang w:bidi="ar-JO"/>
+        </w:rPr>
+      </w:pPr>
+      <w:r>
+        <w:rPr>
+          <w:lang w:bidi="ar-JO"/>
+        </w:rPr>
+        <w:t>#5</w:t>
+      </w:r>
+      <w:r>
+        <w:rPr>
+          <w:lang w:bidi="ar-JO"/>
+        </w:rPr>
+        <w:t xml:space="preserve">/4 </w:t>
+      </w:r>
+      <w:proofErr w:type="gramStart"/>
+      <w:r>
+        <w:rPr>
+          <w:lang w:bidi="ar-JO"/>
+        </w:rPr>
+        <w:t>Number  of</w:t>
+      </w:r>
+      <w:proofErr w:type="gramEnd"/>
+      <w:r>
+        <w:rPr>
+          <w:lang w:bidi="ar-JO"/>
+        </w:rPr>
+        <w:t xml:space="preserve"> Days-Hours-Minutes-Seconds in a </w:t>
+      </w:r>
+      <w:r>
+        <w:rPr>
+          <w:lang w:bidi="ar-JO"/>
+        </w:rPr>
+        <w:t>Month</w:t>
+      </w:r>
+      <w:r>
+        <w:rPr>
+          <w:lang w:bidi="ar-JO"/>
+        </w:rPr>
+        <w:t xml:space="preserve"> </w:t>
+      </w:r>
+    </w:p>
+    <w:p>
+      <w:pPr>
+        <w:shd w:val="clear" w:color="auto" w:fill="1E1E1E"/>
+        <w:spacing w:line="285" w:lineRule="atLeast"/>
+        <w:rPr>
+          <w:rFonts w:ascii="Consolas" w:hAnsi="Consolas"/>
+          <w:color w:val="D4D4D4"/>
+          <w:sz w:val="21"/>
+          <w:szCs w:val="21"/>
+        </w:rPr>
+      </w:pPr>
+      <w:r>
+        <w:rPr>
+          <w:rFonts w:ascii="Consolas" w:hAnsi="Consolas"/>
+          <w:color w:val="569CD6"/>
+          <w:sz w:val="21"/>
+          <w:szCs w:val="21"/>
+        </w:rPr>
+        <w:lastRenderedPageBreak/>
+        <w:t>short</w:t>
+      </w:r>
+      <w:r>
+        <w:rPr>
+          <w:rFonts w:ascii="Consolas" w:hAnsi="Consolas"/>
+          <w:color w:val="D4D4D4"/>
+          <w:sz w:val="21"/>
+          <w:szCs w:val="21"/>
+        </w:rPr>
+        <w:t xml:space="preserve"> </w:t>
+      </w:r>
+      <w:proofErr w:type="spellStart"/>
+      <w:proofErr w:type="gramStart"/>
+      <w:r>
+        <w:rPr>
+          <w:rFonts w:ascii="Consolas" w:hAnsi="Consolas"/>
+          <w:color w:val="D4D4D4"/>
+          <w:sz w:val="21"/>
+          <w:szCs w:val="21"/>
+        </w:rPr>
+        <w:t>ReadYear</w:t>
+      </w:r>
+      <w:proofErr w:type="spellEnd"/>
+      <w:r>
+        <w:rPr>
+          <w:rFonts w:ascii="Consolas" w:hAnsi="Consolas"/>
+          <w:color w:val="D4D4D4"/>
+          <w:sz w:val="21"/>
+          <w:szCs w:val="21"/>
+        </w:rPr>
+        <w:t>(</w:t>
+      </w:r>
+      <w:proofErr w:type="gramEnd"/>
+      <w:r>
+        <w:rPr>
+          <w:rFonts w:ascii="Consolas" w:hAnsi="Consolas"/>
+          <w:color w:val="D4D4D4"/>
+          <w:sz w:val="21"/>
+          <w:szCs w:val="21"/>
+        </w:rPr>
+        <w:t>)</w:t>
+      </w:r>
+    </w:p>
+    <w:p>
+      <w:pPr>
+        <w:shd w:val="clear" w:color="auto" w:fill="1E1E1E"/>
+        <w:spacing w:line="285" w:lineRule="atLeast"/>
+        <w:rPr>
+          <w:rFonts w:ascii="Consolas" w:hAnsi="Consolas"/>
+          <w:color w:val="D4D4D4"/>
+          <w:sz w:val="21"/>
+          <w:szCs w:val="21"/>
+        </w:rPr>
+      </w:pPr>
+      <w:r>
+        <w:rPr>
+          <w:rFonts w:ascii="Consolas" w:hAnsi="Consolas"/>
+          <w:color w:val="D4D4D4"/>
+          <w:sz w:val="21"/>
+          <w:szCs w:val="21"/>
+        </w:rPr>
+        <w:t>{</w:t>
+      </w:r>
+    </w:p>
+    <w:p>
+      <w:pPr>
+        <w:shd w:val="clear" w:color="auto" w:fill="1E1E1E"/>
+        <w:spacing w:line="285" w:lineRule="atLeast"/>
+        <w:rPr>
+          <w:rFonts w:ascii="Consolas" w:hAnsi="Consolas"/>
+          <w:color w:val="D4D4D4"/>
+          <w:sz w:val="21"/>
+          <w:szCs w:val="21"/>
+        </w:rPr>
+      </w:pPr>
+      <w:r>
+        <w:rPr>
+          <w:rFonts w:ascii="Consolas" w:hAnsi="Consolas"/>
+          <w:color w:val="D4D4D4"/>
+          <w:sz w:val="21"/>
+          <w:szCs w:val="21"/>
+        </w:rPr>
+        <w:t xml:space="preserve">    </w:t>
+      </w:r>
+      <w:r>
+        <w:rPr>
+          <w:rFonts w:ascii="Consolas" w:hAnsi="Consolas"/>
+          <w:color w:val="569CD6"/>
+          <w:sz w:val="21"/>
+          <w:szCs w:val="21"/>
+        </w:rPr>
+        <w:t>short</w:t>
+      </w:r>
+      <w:r>
+        <w:rPr>
+          <w:rFonts w:ascii="Consolas" w:hAnsi="Consolas"/>
+          <w:color w:val="D4D4D4"/>
+          <w:sz w:val="21"/>
+          <w:szCs w:val="21"/>
+        </w:rPr>
+        <w:t xml:space="preserve"> year;</w:t>
+      </w:r>
+    </w:p>
+    <w:p>
+      <w:pPr>
+        <w:shd w:val="clear" w:color="auto" w:fill="1E1E1E"/>
+        <w:spacing w:line="285" w:lineRule="atLeast"/>
+        <w:rPr>
+          <w:rFonts w:ascii="Consolas" w:hAnsi="Consolas"/>
+          <w:color w:val="D4D4D4"/>
+          <w:sz w:val="21"/>
+          <w:szCs w:val="21"/>
+        </w:rPr>
+      </w:pPr>
+      <w:r>
+        <w:rPr>
+          <w:rFonts w:ascii="Consolas" w:hAnsi="Consolas"/>
+          <w:color w:val="D4D4D4"/>
+          <w:sz w:val="21"/>
+          <w:szCs w:val="21"/>
+        </w:rPr>
+        <w:t xml:space="preserve">    </w:t>
+      </w:r>
+      <w:proofErr w:type="spellStart"/>
+      <w:r>
+        <w:rPr>
+          <w:rFonts w:ascii="Consolas" w:hAnsi="Consolas"/>
+          <w:color w:val="D4D4D4"/>
+          <w:sz w:val="21"/>
+          <w:szCs w:val="21"/>
+        </w:rPr>
+        <w:t>cout</w:t>
+      </w:r>
+      <w:proofErr w:type="spellEnd"/>
+      <w:r>
+        <w:rPr>
+          <w:rFonts w:ascii="Consolas" w:hAnsi="Consolas"/>
+          <w:color w:val="D4D4D4"/>
+          <w:sz w:val="21"/>
+          <w:szCs w:val="21"/>
+        </w:rPr>
+        <w:t xml:space="preserve"> &lt;&lt; </w:t>
+      </w:r>
+      <w:r>
+        <w:rPr>
+          <w:rFonts w:ascii="Consolas" w:hAnsi="Consolas"/>
+          <w:color w:val="CE9178"/>
+          <w:sz w:val="21"/>
+          <w:szCs w:val="21"/>
+        </w:rPr>
+        <w:t>"\</w:t>
+      </w:r>
+      <w:proofErr w:type="spellStart"/>
+      <w:r>
+        <w:rPr>
+          <w:rFonts w:ascii="Consolas" w:hAnsi="Consolas"/>
+          <w:color w:val="CE9178"/>
+          <w:sz w:val="21"/>
+          <w:szCs w:val="21"/>
+        </w:rPr>
+        <w:t>nEnter</w:t>
+      </w:r>
+      <w:proofErr w:type="spellEnd"/>
+      <w:r>
+        <w:rPr>
+          <w:rFonts w:ascii="Consolas" w:hAnsi="Consolas"/>
+          <w:color w:val="CE9178"/>
+          <w:sz w:val="21"/>
+          <w:szCs w:val="21"/>
+        </w:rPr>
+        <w:t xml:space="preserve"> </w:t>
+      </w:r>
+      <w:proofErr w:type="gramStart"/>
+      <w:r>
+        <w:rPr>
+          <w:rFonts w:ascii="Consolas" w:hAnsi="Consolas"/>
+          <w:color w:val="CE9178"/>
+          <w:sz w:val="21"/>
+          <w:szCs w:val="21"/>
+        </w:rPr>
+        <w:t>a  Year</w:t>
+      </w:r>
+      <w:proofErr w:type="gramEnd"/>
+      <w:r>
+        <w:rPr>
+          <w:rFonts w:ascii="Consolas" w:hAnsi="Consolas"/>
+          <w:color w:val="CE9178"/>
+          <w:sz w:val="21"/>
+          <w:szCs w:val="21"/>
+        </w:rPr>
+        <w:t xml:space="preserve"> to check  ?"</w:t>
+      </w:r>
+      <w:r>
+        <w:rPr>
+          <w:rFonts w:ascii="Consolas" w:hAnsi="Consolas"/>
+          <w:color w:val="D4D4D4"/>
+          <w:sz w:val="21"/>
+          <w:szCs w:val="21"/>
+        </w:rPr>
+        <w:t>;</w:t>
+      </w:r>
+    </w:p>
+    <w:p>
+      <w:pPr>
+        <w:shd w:val="clear" w:color="auto" w:fill="1E1E1E"/>
+        <w:spacing w:line="285" w:lineRule="atLeast"/>
+        <w:rPr>
+          <w:rFonts w:ascii="Consolas" w:hAnsi="Consolas"/>
+          <w:color w:val="D4D4D4"/>
+          <w:sz w:val="21"/>
+          <w:szCs w:val="21"/>
+        </w:rPr>
+      </w:pPr>
+      <w:r>
+        <w:rPr>
+          <w:rFonts w:ascii="Consolas" w:hAnsi="Consolas"/>
+          <w:color w:val="D4D4D4"/>
+          <w:sz w:val="21"/>
+          <w:szCs w:val="21"/>
+        </w:rPr>
+        <w:t xml:space="preserve">    </w:t>
+      </w:r>
+      <w:proofErr w:type="spellStart"/>
+      <w:r>
+        <w:rPr>
+          <w:rFonts w:ascii="Consolas" w:hAnsi="Consolas"/>
+          <w:color w:val="D4D4D4"/>
+          <w:sz w:val="21"/>
+          <w:szCs w:val="21"/>
+        </w:rPr>
+        <w:t>cin</w:t>
+      </w:r>
+      <w:proofErr w:type="spellEnd"/>
+      <w:r>
+        <w:rPr>
+          <w:rFonts w:ascii="Consolas" w:hAnsi="Consolas"/>
+          <w:color w:val="D4D4D4"/>
+          <w:sz w:val="21"/>
+          <w:szCs w:val="21"/>
+        </w:rPr>
+        <w:t xml:space="preserve"> &gt;&gt; year;</w:t>
+      </w:r>
+    </w:p>
+    <w:p>
+      <w:pPr>
+        <w:shd w:val="clear" w:color="auto" w:fill="1E1E1E"/>
+        <w:spacing w:line="285" w:lineRule="atLeast"/>
+        <w:rPr>
+          <w:rFonts w:ascii="Consolas" w:hAnsi="Consolas"/>
+          <w:color w:val="D4D4D4"/>
+          <w:sz w:val="21"/>
+          <w:szCs w:val="21"/>
+        </w:rPr>
+      </w:pPr>
+      <w:r>
+        <w:rPr>
+          <w:rFonts w:ascii="Consolas" w:hAnsi="Consolas"/>
+          <w:color w:val="D4D4D4"/>
+          <w:sz w:val="21"/>
+          <w:szCs w:val="21"/>
+        </w:rPr>
+        <w:t xml:space="preserve">    </w:t>
+      </w:r>
+      <w:proofErr w:type="spellStart"/>
+      <w:proofErr w:type="gramStart"/>
+      <w:r>
+        <w:rPr>
+          <w:rFonts w:ascii="Consolas" w:hAnsi="Consolas"/>
+          <w:color w:val="D4D4D4"/>
+          <w:sz w:val="21"/>
+          <w:szCs w:val="21"/>
+        </w:rPr>
+        <w:t>cin.ignore</w:t>
+      </w:r>
+      <w:proofErr w:type="spellEnd"/>
+      <w:proofErr w:type="gramEnd"/>
+      <w:r>
+        <w:rPr>
+          <w:rFonts w:ascii="Consolas" w:hAnsi="Consolas"/>
+          <w:color w:val="D4D4D4"/>
+          <w:sz w:val="21"/>
+          <w:szCs w:val="21"/>
+        </w:rPr>
+        <w:t>();</w:t>
+      </w:r>
+    </w:p>
+    <w:p>
+      <w:pPr>
+        <w:shd w:val="clear" w:color="auto" w:fill="1E1E1E"/>
+        <w:spacing w:line="285" w:lineRule="atLeast"/>
+        <w:rPr>
+          <w:rFonts w:ascii="Consolas" w:hAnsi="Consolas"/>
+          <w:color w:val="D4D4D4"/>
+          <w:sz w:val="21"/>
+          <w:szCs w:val="21"/>
+        </w:rPr>
+      </w:pPr>
+      <w:r>
+        <w:rPr>
+          <w:rFonts w:ascii="Consolas" w:hAnsi="Consolas"/>
+          <w:color w:val="D4D4D4"/>
+          <w:sz w:val="21"/>
+          <w:szCs w:val="21"/>
+        </w:rPr>
+        <w:t xml:space="preserve">    </w:t>
+      </w:r>
+      <w:r>
+        <w:rPr>
+          <w:rFonts w:ascii="Consolas" w:hAnsi="Consolas"/>
+          <w:color w:val="569CD6"/>
+          <w:sz w:val="21"/>
+          <w:szCs w:val="21"/>
+        </w:rPr>
+        <w:t>return</w:t>
+      </w:r>
+      <w:r>
+        <w:rPr>
+          <w:rFonts w:ascii="Consolas" w:hAnsi="Consolas"/>
+          <w:color w:val="D4D4D4"/>
+          <w:sz w:val="21"/>
+          <w:szCs w:val="21"/>
+        </w:rPr>
+        <w:t xml:space="preserve"> year;</w:t>
+      </w:r>
+    </w:p>
+    <w:p>
+      <w:pPr>
+        <w:shd w:val="clear" w:color="auto" w:fill="1E1E1E"/>
+        <w:spacing w:line="285" w:lineRule="atLeast"/>
+        <w:rPr>
+          <w:rFonts w:ascii="Consolas" w:hAnsi="Consolas"/>
+          <w:color w:val="D4D4D4"/>
+          <w:sz w:val="21"/>
+          <w:szCs w:val="21"/>
+        </w:rPr>
+      </w:pPr>
+      <w:r>
+        <w:rPr>
+          <w:rFonts w:ascii="Consolas" w:hAnsi="Consolas"/>
+          <w:color w:val="D4D4D4"/>
+          <w:sz w:val="21"/>
+          <w:szCs w:val="21"/>
+        </w:rPr>
+        <w:t>}</w:t>
+      </w:r>
+    </w:p>
+    <w:p>
+      <w:pPr>
+        <w:shd w:val="clear" w:color="auto" w:fill="1E1E1E"/>
+        <w:spacing w:line="285" w:lineRule="atLeast"/>
+        <w:rPr>
+          <w:rFonts w:ascii="Consolas" w:hAnsi="Consolas"/>
+          <w:color w:val="D4D4D4"/>
+          <w:sz w:val="21"/>
+          <w:szCs w:val="21"/>
+        </w:rPr>
+      </w:pPr>
+      <w:r>
+        <w:rPr>
+          <w:rFonts w:ascii="Consolas" w:hAnsi="Consolas"/>
+          <w:color w:val="569CD6"/>
+          <w:sz w:val="21"/>
+          <w:szCs w:val="21"/>
+        </w:rPr>
+        <w:t>short</w:t>
+      </w:r>
+      <w:r>
+        <w:rPr>
+          <w:rFonts w:ascii="Consolas" w:hAnsi="Consolas"/>
+          <w:color w:val="D4D4D4"/>
+          <w:sz w:val="21"/>
+          <w:szCs w:val="21"/>
+        </w:rPr>
+        <w:t xml:space="preserve"> </w:t>
+      </w:r>
+      <w:proofErr w:type="spellStart"/>
+      <w:proofErr w:type="gramStart"/>
+      <w:r>
+        <w:rPr>
+          <w:rFonts w:ascii="Consolas" w:hAnsi="Consolas"/>
+          <w:color w:val="D4D4D4"/>
+          <w:sz w:val="21"/>
+          <w:szCs w:val="21"/>
+        </w:rPr>
+        <w:t>ReadMonth</w:t>
+      </w:r>
+      <w:proofErr w:type="spellEnd"/>
+      <w:r>
+        <w:rPr>
+          <w:rFonts w:ascii="Consolas" w:hAnsi="Consolas"/>
+          <w:color w:val="D4D4D4"/>
+          <w:sz w:val="21"/>
+          <w:szCs w:val="21"/>
+        </w:rPr>
+        <w:t>(</w:t>
+      </w:r>
+      <w:proofErr w:type="gramEnd"/>
+      <w:r>
+        <w:rPr>
+          <w:rFonts w:ascii="Consolas" w:hAnsi="Consolas"/>
+          <w:color w:val="D4D4D4"/>
+          <w:sz w:val="21"/>
+          <w:szCs w:val="21"/>
+        </w:rPr>
+        <w:t>)</w:t>
+      </w:r>
+    </w:p>
+    <w:p>
+      <w:pPr>
+        <w:shd w:val="clear" w:color="auto" w:fill="1E1E1E"/>
+        <w:spacing w:line="285" w:lineRule="atLeast"/>
+        <w:rPr>
+          <w:rFonts w:ascii="Consolas" w:hAnsi="Consolas"/>
+          <w:color w:val="D4D4D4"/>
+          <w:sz w:val="21"/>
+          <w:szCs w:val="21"/>
+        </w:rPr>
+      </w:pPr>
+      <w:r>
+        <w:rPr>
+          <w:rFonts w:ascii="Consolas" w:hAnsi="Consolas"/>
+          <w:color w:val="D4D4D4"/>
+          <w:sz w:val="21"/>
+          <w:szCs w:val="21"/>
+        </w:rPr>
+        <w:t>{</w:t>
+      </w:r>
+    </w:p>
+    <w:p>
+      <w:pPr>
+        <w:shd w:val="clear" w:color="auto" w:fill="1E1E1E"/>
+        <w:spacing w:line="285" w:lineRule="atLeast"/>
+        <w:rPr>
+          <w:rFonts w:ascii="Consolas" w:hAnsi="Consolas"/>
+          <w:color w:val="D4D4D4"/>
+          <w:sz w:val="21"/>
+          <w:szCs w:val="21"/>
+        </w:rPr>
+      </w:pPr>
+      <w:r>
+        <w:rPr>
+          <w:rFonts w:ascii="Consolas" w:hAnsi="Consolas"/>
+          <w:color w:val="D4D4D4"/>
+          <w:sz w:val="21"/>
+          <w:szCs w:val="21"/>
+        </w:rPr>
+        <w:t xml:space="preserve">    </w:t>
+      </w:r>
+      <w:r>
+        <w:rPr>
+          <w:rFonts w:ascii="Consolas" w:hAnsi="Consolas"/>
+          <w:color w:val="569CD6"/>
+          <w:sz w:val="21"/>
+          <w:szCs w:val="21"/>
+        </w:rPr>
+        <w:t>short</w:t>
+      </w:r>
+      <w:r>
+        <w:rPr>
+          <w:rFonts w:ascii="Consolas" w:hAnsi="Consolas"/>
+          <w:color w:val="D4D4D4"/>
+          <w:sz w:val="21"/>
+          <w:szCs w:val="21"/>
+        </w:rPr>
+        <w:t xml:space="preserve"> month;</w:t>
+      </w:r>
+    </w:p>
+    <w:p>
+      <w:pPr>
+        <w:shd w:val="clear" w:color="auto" w:fill="1E1E1E"/>
+        <w:spacing w:line="285" w:lineRule="atLeast"/>
+        <w:rPr>
+          <w:rFonts w:ascii="Consolas" w:hAnsi="Consolas"/>
+          <w:color w:val="D4D4D4"/>
+          <w:sz w:val="21"/>
+          <w:szCs w:val="21"/>
+        </w:rPr>
+      </w:pPr>
+      <w:r>
+        <w:rPr>
+          <w:rFonts w:ascii="Consolas" w:hAnsi="Consolas"/>
+          <w:color w:val="D4D4D4"/>
+          <w:sz w:val="21"/>
+          <w:szCs w:val="21"/>
+        </w:rPr>
+        <w:t xml:space="preserve">    </w:t>
+      </w:r>
+      <w:proofErr w:type="spellStart"/>
+      <w:r>
+        <w:rPr>
+          <w:rFonts w:ascii="Consolas" w:hAnsi="Consolas"/>
+          <w:color w:val="D4D4D4"/>
+          <w:sz w:val="21"/>
+          <w:szCs w:val="21"/>
+        </w:rPr>
+        <w:t>cout</w:t>
+      </w:r>
+      <w:proofErr w:type="spellEnd"/>
+      <w:r>
+        <w:rPr>
+          <w:rFonts w:ascii="Consolas" w:hAnsi="Consolas"/>
+          <w:color w:val="D4D4D4"/>
+          <w:sz w:val="21"/>
+          <w:szCs w:val="21"/>
+        </w:rPr>
+        <w:t xml:space="preserve"> &lt;&lt; </w:t>
+      </w:r>
+      <w:r>
+        <w:rPr>
+          <w:rFonts w:ascii="Consolas" w:hAnsi="Consolas"/>
+          <w:color w:val="CE9178"/>
+          <w:sz w:val="21"/>
+          <w:szCs w:val="21"/>
+        </w:rPr>
+        <w:t>"\</w:t>
+      </w:r>
+      <w:proofErr w:type="spellStart"/>
+      <w:r>
+        <w:rPr>
+          <w:rFonts w:ascii="Consolas" w:hAnsi="Consolas"/>
+          <w:color w:val="CE9178"/>
+          <w:sz w:val="21"/>
+          <w:szCs w:val="21"/>
+        </w:rPr>
+        <w:t>nEnter</w:t>
+      </w:r>
+      <w:proofErr w:type="spellEnd"/>
+      <w:r>
+        <w:rPr>
+          <w:rFonts w:ascii="Consolas" w:hAnsi="Consolas"/>
+          <w:color w:val="CE9178"/>
+          <w:sz w:val="21"/>
+          <w:szCs w:val="21"/>
+        </w:rPr>
+        <w:t xml:space="preserve"> </w:t>
+      </w:r>
+      <w:proofErr w:type="gramStart"/>
+      <w:r>
+        <w:rPr>
+          <w:rFonts w:ascii="Consolas" w:hAnsi="Consolas"/>
+          <w:color w:val="CE9178"/>
+          <w:sz w:val="21"/>
+          <w:szCs w:val="21"/>
+        </w:rPr>
+        <w:t>a  Month</w:t>
+      </w:r>
+      <w:proofErr w:type="gramEnd"/>
+      <w:r>
+        <w:rPr>
+          <w:rFonts w:ascii="Consolas" w:hAnsi="Consolas"/>
+          <w:color w:val="CE9178"/>
+          <w:sz w:val="21"/>
+          <w:szCs w:val="21"/>
+        </w:rPr>
+        <w:t xml:space="preserve"> to check  ?"</w:t>
+      </w:r>
+      <w:r>
+        <w:rPr>
+          <w:rFonts w:ascii="Consolas" w:hAnsi="Consolas"/>
+          <w:color w:val="D4D4D4"/>
+          <w:sz w:val="21"/>
+          <w:szCs w:val="21"/>
+        </w:rPr>
+        <w:t>;</w:t>
+      </w:r>
+    </w:p>
+    <w:p>
+      <w:pPr>
+        <w:shd w:val="clear" w:color="auto" w:fill="1E1E1E"/>
+        <w:spacing w:line="285" w:lineRule="atLeast"/>
+        <w:rPr>
+          <w:rFonts w:ascii="Consolas" w:hAnsi="Consolas"/>
+          <w:color w:val="D4D4D4"/>
+          <w:sz w:val="21"/>
+          <w:szCs w:val="21"/>
+        </w:rPr>
+      </w:pPr>
+      <w:r>
+        <w:rPr>
+          <w:rFonts w:ascii="Consolas" w:hAnsi="Consolas"/>
+          <w:color w:val="D4D4D4"/>
+          <w:sz w:val="21"/>
+          <w:szCs w:val="21"/>
+        </w:rPr>
+        <w:t xml:space="preserve">    </w:t>
+      </w:r>
+      <w:proofErr w:type="spellStart"/>
+      <w:r>
+        <w:rPr>
+          <w:rFonts w:ascii="Consolas" w:hAnsi="Consolas"/>
+          <w:color w:val="D4D4D4"/>
+          <w:sz w:val="21"/>
+          <w:szCs w:val="21"/>
+        </w:rPr>
+        <w:t>cin</w:t>
+      </w:r>
+      <w:proofErr w:type="spellEnd"/>
+      <w:r>
+        <w:rPr>
+          <w:rFonts w:ascii="Consolas" w:hAnsi="Consolas"/>
+          <w:color w:val="D4D4D4"/>
+          <w:sz w:val="21"/>
+          <w:szCs w:val="21"/>
+        </w:rPr>
+        <w:t xml:space="preserve"> &gt;&gt; month;</w:t>
+      </w:r>
+    </w:p>
+    <w:p>
+      <w:pPr>
+        <w:shd w:val="clear" w:color="auto" w:fill="1E1E1E"/>
+        <w:spacing w:line="285" w:lineRule="atLeast"/>
+        <w:rPr>
+          <w:rFonts w:ascii="Consolas" w:hAnsi="Consolas"/>
+          <w:color w:val="D4D4D4"/>
+          <w:sz w:val="21"/>
+          <w:szCs w:val="21"/>
+        </w:rPr>
+      </w:pPr>
+      <w:r>
+        <w:rPr>
+          <w:rFonts w:ascii="Consolas" w:hAnsi="Consolas"/>
+          <w:color w:val="D4D4D4"/>
+          <w:sz w:val="21"/>
+          <w:szCs w:val="21"/>
+        </w:rPr>
+        <w:t xml:space="preserve">    </w:t>
+      </w:r>
+      <w:proofErr w:type="spellStart"/>
+      <w:proofErr w:type="gramStart"/>
+      <w:r>
+        <w:rPr>
+          <w:rFonts w:ascii="Consolas" w:hAnsi="Consolas"/>
+          <w:color w:val="D4D4D4"/>
+          <w:sz w:val="21"/>
+          <w:szCs w:val="21"/>
+        </w:rPr>
+        <w:t>cin.ignore</w:t>
+      </w:r>
+      <w:proofErr w:type="spellEnd"/>
+      <w:proofErr w:type="gramEnd"/>
+      <w:r>
+        <w:rPr>
+          <w:rFonts w:ascii="Consolas" w:hAnsi="Consolas"/>
+          <w:color w:val="D4D4D4"/>
+          <w:sz w:val="21"/>
+          <w:szCs w:val="21"/>
+        </w:rPr>
+        <w:t>();</w:t>
+      </w:r>
+    </w:p>
+    <w:p>
+      <w:pPr>
+        <w:shd w:val="clear" w:color="auto" w:fill="1E1E1E"/>
+        <w:spacing w:line="285" w:lineRule="atLeast"/>
+        <w:rPr>
+          <w:rFonts w:ascii="Consolas" w:hAnsi="Consolas"/>
+          <w:color w:val="D4D4D4"/>
+          <w:sz w:val="21"/>
+          <w:szCs w:val="21"/>
+        </w:rPr>
+      </w:pPr>
+      <w:r>
+        <w:rPr>
+          <w:rFonts w:ascii="Consolas" w:hAnsi="Consolas"/>
+          <w:color w:val="D4D4D4"/>
+          <w:sz w:val="21"/>
+          <w:szCs w:val="21"/>
+        </w:rPr>
+        <w:t xml:space="preserve">    </w:t>
+      </w:r>
+      <w:r>
+        <w:rPr>
+          <w:rFonts w:ascii="Consolas" w:hAnsi="Consolas"/>
+          <w:color w:val="569CD6"/>
+          <w:sz w:val="21"/>
+          <w:szCs w:val="21"/>
+        </w:rPr>
+        <w:t>return</w:t>
+      </w:r>
+      <w:r>
+        <w:rPr>
+          <w:rFonts w:ascii="Consolas" w:hAnsi="Consolas"/>
+          <w:color w:val="D4D4D4"/>
+          <w:sz w:val="21"/>
+          <w:szCs w:val="21"/>
+        </w:rPr>
+        <w:t xml:space="preserve"> month;</w:t>
+      </w:r>
+    </w:p>
+    <w:p>
+      <w:pPr>
+        <w:shd w:val="clear" w:color="auto" w:fill="1E1E1E"/>
+        <w:spacing w:line="285" w:lineRule="atLeast"/>
+        <w:rPr>
+          <w:rFonts w:ascii="Consolas" w:hAnsi="Consolas"/>
+          <w:color w:val="D4D4D4"/>
+          <w:sz w:val="21"/>
+          <w:szCs w:val="21"/>
+        </w:rPr>
+      </w:pPr>
+      <w:r>
+        <w:rPr>
+          <w:rFonts w:ascii="Consolas" w:hAnsi="Consolas"/>
+          <w:color w:val="D4D4D4"/>
+          <w:sz w:val="21"/>
+          <w:szCs w:val="21"/>
+        </w:rPr>
+        <w:t>}</w:t>
+      </w:r>
+    </w:p>
+    <w:p>
+      <w:pPr>
+        <w:shd w:val="clear" w:color="auto" w:fill="1E1E1E"/>
+        <w:spacing w:line="285" w:lineRule="atLeast"/>
+        <w:rPr>
+          <w:rFonts w:ascii="Consolas" w:hAnsi="Consolas"/>
+          <w:color w:val="D4D4D4"/>
+          <w:sz w:val="21"/>
+          <w:szCs w:val="21"/>
+        </w:rPr>
+      </w:pPr>
+      <w:r>
+        <w:rPr>
+          <w:rFonts w:ascii="Consolas" w:hAnsi="Consolas"/>
+          <w:color w:val="569CD6"/>
+          <w:sz w:val="21"/>
+          <w:szCs w:val="21"/>
+        </w:rPr>
+        <w:t>bool</w:t>
+      </w:r>
+      <w:r>
+        <w:rPr>
+          <w:rFonts w:ascii="Consolas" w:hAnsi="Consolas"/>
+          <w:color w:val="D4D4D4"/>
+          <w:sz w:val="21"/>
+          <w:szCs w:val="21"/>
+        </w:rPr>
+        <w:t xml:space="preserve"> </w:t>
+      </w:r>
+      <w:proofErr w:type="spellStart"/>
+      <w:proofErr w:type="gramStart"/>
+      <w:r>
+        <w:rPr>
+          <w:rFonts w:ascii="Consolas" w:hAnsi="Consolas"/>
+          <w:color w:val="D4D4D4"/>
+          <w:sz w:val="21"/>
+          <w:szCs w:val="21"/>
+        </w:rPr>
+        <w:t>IsLeapYear</w:t>
+      </w:r>
+      <w:proofErr w:type="spellEnd"/>
+      <w:r>
+        <w:rPr>
+          <w:rFonts w:ascii="Consolas" w:hAnsi="Consolas"/>
+          <w:color w:val="D4D4D4"/>
+          <w:sz w:val="21"/>
+          <w:szCs w:val="21"/>
+        </w:rPr>
+        <w:t>(</w:t>
+      </w:r>
+      <w:proofErr w:type="gramEnd"/>
+      <w:r>
+        <w:rPr>
+          <w:rFonts w:ascii="Consolas" w:hAnsi="Consolas"/>
+          <w:color w:val="569CD6"/>
+          <w:sz w:val="21"/>
+          <w:szCs w:val="21"/>
+        </w:rPr>
+        <w:t>short</w:t>
+      </w:r>
+      <w:r>
+        <w:rPr>
+          <w:rFonts w:ascii="Consolas" w:hAnsi="Consolas"/>
+          <w:color w:val="D4D4D4"/>
+          <w:sz w:val="21"/>
+          <w:szCs w:val="21"/>
+        </w:rPr>
+        <w:t xml:space="preserve"> year)</w:t>
+      </w:r>
+    </w:p>
+    <w:p>
+      <w:pPr>
+        <w:shd w:val="clear" w:color="auto" w:fill="1E1E1E"/>
+        <w:spacing w:line="285" w:lineRule="atLeast"/>
+        <w:rPr>
+          <w:rFonts w:ascii="Consolas" w:hAnsi="Consolas"/>
+          <w:color w:val="D4D4D4"/>
+          <w:sz w:val="21"/>
+          <w:szCs w:val="21"/>
+        </w:rPr>
+      </w:pPr>
+      <w:r>
+        <w:rPr>
+          <w:rFonts w:ascii="Consolas" w:hAnsi="Consolas"/>
+          <w:color w:val="D4D4D4"/>
+          <w:sz w:val="21"/>
+          <w:szCs w:val="21"/>
+        </w:rPr>
+        <w:t>{</w:t>
+      </w:r>
+    </w:p>
+    <w:p>
+      <w:pPr>
+        <w:shd w:val="clear" w:color="auto" w:fill="1E1E1E"/>
+        <w:spacing w:line="285" w:lineRule="atLeast"/>
+        <w:rPr>
+          <w:rFonts w:ascii="Consolas" w:hAnsi="Consolas"/>
+          <w:color w:val="D4D4D4"/>
+          <w:sz w:val="21"/>
+          <w:szCs w:val="21"/>
+        </w:rPr>
+      </w:pPr>
+      <w:r>
+        <w:rPr>
+          <w:rFonts w:ascii="Consolas" w:hAnsi="Consolas"/>
+          <w:color w:val="D4D4D4"/>
+          <w:sz w:val="21"/>
+          <w:szCs w:val="21"/>
+        </w:rPr>
+        <w:t xml:space="preserve">    </w:t>
+      </w:r>
+      <w:r>
+        <w:rPr>
+          <w:rFonts w:ascii="Consolas" w:hAnsi="Consolas"/>
+          <w:color w:val="569CD6"/>
+          <w:sz w:val="21"/>
+          <w:szCs w:val="21"/>
+        </w:rPr>
+        <w:t>return</w:t>
+      </w:r>
+      <w:r>
+        <w:rPr>
+          <w:rFonts w:ascii="Consolas" w:hAnsi="Consolas"/>
+          <w:color w:val="D4D4D4"/>
+          <w:sz w:val="21"/>
+          <w:szCs w:val="21"/>
+        </w:rPr>
+        <w:t xml:space="preserve"> ((year % </w:t>
+      </w:r>
+      <w:r>
+        <w:rPr>
+          <w:rFonts w:ascii="Consolas" w:hAnsi="Consolas"/>
+          <w:color w:val="B5CEA8"/>
+          <w:sz w:val="21"/>
+          <w:szCs w:val="21"/>
+        </w:rPr>
+        <w:t>400</w:t>
+      </w:r>
+      <w:r>
+        <w:rPr>
+          <w:rFonts w:ascii="Consolas" w:hAnsi="Consolas"/>
+          <w:color w:val="D4D4D4"/>
+          <w:sz w:val="21"/>
+          <w:szCs w:val="21"/>
+        </w:rPr>
+        <w:t xml:space="preserve"> == </w:t>
+      </w:r>
+      <w:r>
+        <w:rPr>
+          <w:rFonts w:ascii="Consolas" w:hAnsi="Consolas"/>
+          <w:color w:val="B5CEA8"/>
+          <w:sz w:val="21"/>
+          <w:szCs w:val="21"/>
+        </w:rPr>
+        <w:t>0</w:t>
+      </w:r>
+      <w:r>
+        <w:rPr>
+          <w:rFonts w:ascii="Consolas" w:hAnsi="Consolas"/>
+          <w:color w:val="D4D4D4"/>
+          <w:sz w:val="21"/>
+          <w:szCs w:val="21"/>
+        </w:rPr>
+        <w:t xml:space="preserve">) || (year % </w:t>
+      </w:r>
+      <w:r>
+        <w:rPr>
+          <w:rFonts w:ascii="Consolas" w:hAnsi="Consolas"/>
+          <w:color w:val="B5CEA8"/>
+          <w:sz w:val="21"/>
+          <w:szCs w:val="21"/>
+        </w:rPr>
+        <w:t>4</w:t>
+      </w:r>
+      <w:r>
+        <w:rPr>
+          <w:rFonts w:ascii="Consolas" w:hAnsi="Consolas"/>
+          <w:color w:val="D4D4D4"/>
+          <w:sz w:val="21"/>
+          <w:szCs w:val="21"/>
+        </w:rPr>
+        <w:t xml:space="preserve"> == </w:t>
+      </w:r>
+      <w:r>
+        <w:rPr>
+          <w:rFonts w:ascii="Consolas" w:hAnsi="Consolas"/>
+          <w:color w:val="B5CEA8"/>
+          <w:sz w:val="21"/>
+          <w:szCs w:val="21"/>
+        </w:rPr>
+        <w:t>0</w:t>
+      </w:r>
+      <w:r>
+        <w:rPr>
+          <w:rFonts w:ascii="Consolas" w:hAnsi="Consolas"/>
+          <w:color w:val="D4D4D4"/>
+          <w:sz w:val="21"/>
+          <w:szCs w:val="21"/>
+        </w:rPr>
+        <w:t xml:space="preserve"> &amp;&amp; year % </w:t>
+      </w:r>
+      <w:proofErr w:type="gramStart"/>
+      <w:r>
+        <w:rPr>
+          <w:rFonts w:ascii="Consolas" w:hAnsi="Consolas"/>
+          <w:color w:val="B5CEA8"/>
+          <w:sz w:val="21"/>
+          <w:szCs w:val="21"/>
+        </w:rPr>
+        <w:t>100</w:t>
+      </w:r>
+      <w:r>
+        <w:rPr>
+          <w:rFonts w:ascii="Consolas" w:hAnsi="Consolas"/>
+          <w:color w:val="D4D4D4"/>
+          <w:sz w:val="21"/>
+          <w:szCs w:val="21"/>
+        </w:rPr>
+        <w:t xml:space="preserve"> !</w:t>
+      </w:r>
+      <w:proofErr w:type="gramEnd"/>
+      <w:r>
+        <w:rPr>
+          <w:rFonts w:ascii="Consolas" w:hAnsi="Consolas"/>
+          <w:color w:val="D4D4D4"/>
+          <w:sz w:val="21"/>
+          <w:szCs w:val="21"/>
+        </w:rPr>
+        <w:t xml:space="preserve">= </w:t>
+      </w:r>
+      <w:r>
+        <w:rPr>
+          <w:rFonts w:ascii="Consolas" w:hAnsi="Consolas"/>
+          <w:color w:val="B5CEA8"/>
+          <w:sz w:val="21"/>
+          <w:szCs w:val="21"/>
+        </w:rPr>
+        <w:t>0</w:t>
+      </w:r>
+      <w:r>
+        <w:rPr>
+          <w:rFonts w:ascii="Consolas" w:hAnsi="Consolas"/>
+          <w:color w:val="D4D4D4"/>
+          <w:sz w:val="21"/>
+          <w:szCs w:val="21"/>
+        </w:rPr>
+        <w:t>));</w:t>
+      </w:r>
+    </w:p>
+    <w:p>
+      <w:pPr>
+        <w:shd w:val="clear" w:color="auto" w:fill="1E1E1E"/>
+        <w:spacing w:line="285" w:lineRule="atLeast"/>
+        <w:rPr>
+          <w:rFonts w:ascii="Consolas" w:hAnsi="Consolas"/>
+          <w:color w:val="D4D4D4"/>
+          <w:sz w:val="21"/>
+          <w:szCs w:val="21"/>
+        </w:rPr>
+      </w:pPr>
+      <w:r>
+        <w:rPr>
+          <w:rFonts w:ascii="Consolas" w:hAnsi="Consolas"/>
+          <w:color w:val="D4D4D4"/>
+          <w:sz w:val="21"/>
+          <w:szCs w:val="21"/>
+        </w:rPr>
+        <w:t>}</w:t>
+      </w:r>
+    </w:p>
+    <w:p>
+      <w:pPr>
+        <w:shd w:val="clear" w:color="auto" w:fill="1E1E1E"/>
+        <w:spacing w:line="285" w:lineRule="atLeast"/>
+        <w:rPr>
+          <w:rFonts w:ascii="Consolas" w:hAnsi="Consolas"/>
+          <w:color w:val="D4D4D4"/>
+          <w:sz w:val="21"/>
+          <w:szCs w:val="21"/>
+        </w:rPr>
+      </w:pPr>
+      <w:r>
+        <w:rPr>
+          <w:rFonts w:ascii="Consolas" w:hAnsi="Consolas"/>
+          <w:color w:val="569CD6"/>
+          <w:sz w:val="21"/>
+          <w:szCs w:val="21"/>
+        </w:rPr>
+        <w:t>short</w:t>
+      </w:r>
+      <w:r>
+        <w:rPr>
+          <w:rFonts w:ascii="Consolas" w:hAnsi="Consolas"/>
+          <w:color w:val="D4D4D4"/>
+          <w:sz w:val="21"/>
+          <w:szCs w:val="21"/>
+        </w:rPr>
+        <w:t xml:space="preserve"> </w:t>
+      </w:r>
+      <w:proofErr w:type="spellStart"/>
+      <w:proofErr w:type="gramStart"/>
+      <w:r>
+        <w:rPr>
+          <w:rFonts w:ascii="Consolas" w:hAnsi="Consolas"/>
+          <w:color w:val="D4D4D4"/>
+          <w:sz w:val="21"/>
+          <w:szCs w:val="21"/>
+        </w:rPr>
+        <w:t>NumberOfDaysInMonth</w:t>
+      </w:r>
+      <w:proofErr w:type="spellEnd"/>
+      <w:r>
+        <w:rPr>
+          <w:rFonts w:ascii="Consolas" w:hAnsi="Consolas"/>
+          <w:color w:val="D4D4D4"/>
+          <w:sz w:val="21"/>
+          <w:szCs w:val="21"/>
+        </w:rPr>
+        <w:t>(</w:t>
+      </w:r>
+      <w:proofErr w:type="gramEnd"/>
+      <w:r>
+        <w:rPr>
+          <w:rFonts w:ascii="Consolas" w:hAnsi="Consolas"/>
+          <w:color w:val="569CD6"/>
+          <w:sz w:val="21"/>
+          <w:szCs w:val="21"/>
+        </w:rPr>
+        <w:t>short</w:t>
+      </w:r>
+      <w:r>
+        <w:rPr>
+          <w:rFonts w:ascii="Consolas" w:hAnsi="Consolas"/>
+          <w:color w:val="D4D4D4"/>
+          <w:sz w:val="21"/>
+          <w:szCs w:val="21"/>
+        </w:rPr>
+        <w:t xml:space="preserve"> year, </w:t>
+      </w:r>
+      <w:r>
+        <w:rPr>
+          <w:rFonts w:ascii="Consolas" w:hAnsi="Consolas"/>
+          <w:color w:val="569CD6"/>
+          <w:sz w:val="21"/>
+          <w:szCs w:val="21"/>
+        </w:rPr>
+        <w:t>short</w:t>
+      </w:r>
+      <w:r>
+        <w:rPr>
+          <w:rFonts w:ascii="Consolas" w:hAnsi="Consolas"/>
+          <w:color w:val="D4D4D4"/>
+          <w:sz w:val="21"/>
+          <w:szCs w:val="21"/>
+        </w:rPr>
+        <w:t xml:space="preserve"> month)</w:t>
+      </w:r>
+    </w:p>
+    <w:p>
+      <w:pPr>
+        <w:shd w:val="clear" w:color="auto" w:fill="1E1E1E"/>
+        <w:spacing w:line="285" w:lineRule="atLeast"/>
+        <w:rPr>
+          <w:rFonts w:ascii="Consolas" w:hAnsi="Consolas"/>
+          <w:color w:val="D4D4D4"/>
+          <w:sz w:val="21"/>
+          <w:szCs w:val="21"/>
+        </w:rPr>
+      </w:pPr>
+      <w:r>
+        <w:rPr>
+          <w:rFonts w:ascii="Consolas" w:hAnsi="Consolas"/>
+          <w:color w:val="D4D4D4"/>
+          <w:sz w:val="21"/>
+          <w:szCs w:val="21"/>
+        </w:rPr>
+        <w:t>{</w:t>
+      </w:r>
+    </w:p>
+    <w:p>
+      <w:pPr>
+        <w:shd w:val="clear" w:color="auto" w:fill="1E1E1E"/>
+        <w:spacing w:line="285" w:lineRule="atLeast"/>
+        <w:rPr>
+          <w:rFonts w:ascii="Consolas" w:hAnsi="Consolas"/>
+          <w:color w:val="D4D4D4"/>
+          <w:sz w:val="21"/>
+          <w:szCs w:val="21"/>
+        </w:rPr>
+      </w:pPr>
+      <w:r>
+        <w:rPr>
+          <w:rFonts w:ascii="Consolas" w:hAnsi="Consolas"/>
+          <w:color w:val="D4D4D4"/>
+          <w:sz w:val="21"/>
+          <w:szCs w:val="21"/>
+        </w:rPr>
+        <w:t xml:space="preserve">    </w:t>
+      </w:r>
+      <w:r>
+        <w:rPr>
+          <w:rFonts w:ascii="Consolas" w:hAnsi="Consolas"/>
+          <w:color w:val="569CD6"/>
+          <w:sz w:val="21"/>
+          <w:szCs w:val="21"/>
+        </w:rPr>
+        <w:t>if</w:t>
+      </w:r>
+      <w:r>
+        <w:rPr>
+          <w:rFonts w:ascii="Consolas" w:hAnsi="Consolas"/>
+          <w:color w:val="D4D4D4"/>
+          <w:sz w:val="21"/>
+          <w:szCs w:val="21"/>
+        </w:rPr>
+        <w:t xml:space="preserve"> (month &lt; </w:t>
+      </w:r>
+      <w:r>
+        <w:rPr>
+          <w:rFonts w:ascii="Consolas" w:hAnsi="Consolas"/>
+          <w:color w:val="B5CEA8"/>
+          <w:sz w:val="21"/>
+          <w:szCs w:val="21"/>
+        </w:rPr>
+        <w:t>1</w:t>
+      </w:r>
+      <w:r>
+        <w:rPr>
+          <w:rFonts w:ascii="Consolas" w:hAnsi="Consolas"/>
+          <w:color w:val="D4D4D4"/>
+          <w:sz w:val="21"/>
+          <w:szCs w:val="21"/>
+        </w:rPr>
+        <w:t xml:space="preserve"> || month &gt; </w:t>
+      </w:r>
+      <w:r>
+        <w:rPr>
+          <w:rFonts w:ascii="Consolas" w:hAnsi="Consolas"/>
+          <w:color w:val="B5CEA8"/>
+          <w:sz w:val="21"/>
+          <w:szCs w:val="21"/>
+        </w:rPr>
+        <w:t>12</w:t>
+      </w:r>
+      <w:r>
+        <w:rPr>
+          <w:rFonts w:ascii="Consolas" w:hAnsi="Consolas"/>
+          <w:color w:val="D4D4D4"/>
+          <w:sz w:val="21"/>
+          <w:szCs w:val="21"/>
+        </w:rPr>
+        <w:t>)</w:t>
+      </w:r>
+    </w:p>
+    <w:p>
+      <w:pPr>
+        <w:shd w:val="clear" w:color="auto" w:fill="1E1E1E"/>
+        <w:spacing w:line="285" w:lineRule="atLeast"/>
+        <w:rPr>
+          <w:rFonts w:ascii="Consolas" w:hAnsi="Consolas"/>
+          <w:color w:val="D4D4D4"/>
+          <w:sz w:val="21"/>
+          <w:szCs w:val="21"/>
+        </w:rPr>
+      </w:pPr>
+      <w:r>
+        <w:rPr>
+          <w:rFonts w:ascii="Consolas" w:hAnsi="Consolas"/>
+          <w:color w:val="D4D4D4"/>
+          <w:sz w:val="21"/>
+          <w:szCs w:val="21"/>
+        </w:rPr>
+        <w:t>    {</w:t>
+      </w:r>
+    </w:p>
+    <w:p>
+      <w:pPr>
+        <w:shd w:val="clear" w:color="auto" w:fill="1E1E1E"/>
+        <w:spacing w:line="285" w:lineRule="atLeast"/>
+        <w:rPr>
+          <w:rFonts w:ascii="Consolas" w:hAnsi="Consolas"/>
+          <w:color w:val="D4D4D4"/>
+          <w:sz w:val="21"/>
+          <w:szCs w:val="21"/>
+        </w:rPr>
+      </w:pPr>
+      <w:r>
+        <w:rPr>
+          <w:rFonts w:ascii="Consolas" w:hAnsi="Consolas"/>
+          <w:color w:val="D4D4D4"/>
+          <w:sz w:val="21"/>
+          <w:szCs w:val="21"/>
+        </w:rPr>
+        <w:t xml:space="preserve">        </w:t>
+      </w:r>
+      <w:r>
+        <w:rPr>
+          <w:rFonts w:ascii="Consolas" w:hAnsi="Consolas"/>
+          <w:color w:val="569CD6"/>
+          <w:sz w:val="21"/>
+          <w:szCs w:val="21"/>
+        </w:rPr>
+        <w:t>return</w:t>
+      </w:r>
+      <w:r>
+        <w:rPr>
+          <w:rFonts w:ascii="Consolas" w:hAnsi="Consolas"/>
+          <w:color w:val="D4D4D4"/>
+          <w:sz w:val="21"/>
+          <w:szCs w:val="21"/>
+        </w:rPr>
+        <w:t xml:space="preserve"> </w:t>
+      </w:r>
+      <w:r>
+        <w:rPr>
+          <w:rFonts w:ascii="Consolas" w:hAnsi="Consolas"/>
+          <w:color w:val="B5CEA8"/>
+          <w:sz w:val="21"/>
+          <w:szCs w:val="21"/>
+        </w:rPr>
+        <w:t>0</w:t>
+      </w:r>
+      <w:r>
+        <w:rPr>
+          <w:rFonts w:ascii="Consolas" w:hAnsi="Consolas"/>
+          <w:color w:val="D4D4D4"/>
+          <w:sz w:val="21"/>
+          <w:szCs w:val="21"/>
+        </w:rPr>
+        <w:t>;</w:t>
+      </w:r>
+    </w:p>
+    <w:p>
+      <w:pPr>
+        <w:shd w:val="clear" w:color="auto" w:fill="1E1E1E"/>
+        <w:spacing w:line="285" w:lineRule="atLeast"/>
+        <w:rPr>
+          <w:rFonts w:ascii="Consolas" w:hAnsi="Consolas"/>
+          <w:color w:val="D4D4D4"/>
+          <w:sz w:val="21"/>
+          <w:szCs w:val="21"/>
+        </w:rPr>
+      </w:pPr>
+      <w:r>
+        <w:rPr>
+          <w:rFonts w:ascii="Consolas" w:hAnsi="Consolas"/>
+          <w:color w:val="D4D4D4"/>
+          <w:sz w:val="21"/>
+          <w:szCs w:val="21"/>
+        </w:rPr>
+        <w:t>    }</w:t>
+      </w:r>
+    </w:p>
+    <w:p>
+      <w:pPr>
+        <w:shd w:val="clear" w:color="auto" w:fill="1E1E1E"/>
+        <w:spacing w:line="285" w:lineRule="atLeast"/>
+        <w:rPr>
+          <w:rFonts w:ascii="Consolas" w:hAnsi="Consolas"/>
+          <w:color w:val="D4D4D4"/>
+          <w:sz w:val="21"/>
+          <w:szCs w:val="21"/>
+        </w:rPr>
+      </w:pPr>
+      <w:r>
+        <w:rPr>
+          <w:rFonts w:ascii="Consolas" w:hAnsi="Consolas"/>
+          <w:color w:val="6A9955"/>
+          <w:sz w:val="21"/>
+          <w:szCs w:val="21"/>
+        </w:rPr>
+        <w:t xml:space="preserve">    //month :2 </w:t>
+      </w:r>
+    </w:p>
+    <w:p>
+      <w:pPr>
+        <w:shd w:val="clear" w:color="auto" w:fill="1E1E1E"/>
+        <w:spacing w:line="285" w:lineRule="atLeast"/>
+        <w:rPr>
+          <w:rFonts w:ascii="Consolas" w:hAnsi="Consolas"/>
+          <w:color w:val="D4D4D4"/>
+          <w:sz w:val="21"/>
+          <w:szCs w:val="21"/>
+        </w:rPr>
+      </w:pPr>
+      <w:r>
+        <w:rPr>
+          <w:rFonts w:ascii="Consolas" w:hAnsi="Consolas"/>
+          <w:color w:val="D4D4D4"/>
+          <w:sz w:val="21"/>
+          <w:szCs w:val="21"/>
+        </w:rPr>
+        <w:t xml:space="preserve">    </w:t>
+      </w:r>
+      <w:r>
+        <w:rPr>
+          <w:rFonts w:ascii="Consolas" w:hAnsi="Consolas"/>
+          <w:color w:val="569CD6"/>
+          <w:sz w:val="21"/>
+          <w:szCs w:val="21"/>
+        </w:rPr>
+        <w:t>if</w:t>
+      </w:r>
+      <w:r>
+        <w:rPr>
+          <w:rFonts w:ascii="Consolas" w:hAnsi="Consolas"/>
+          <w:color w:val="D4D4D4"/>
+          <w:sz w:val="21"/>
+          <w:szCs w:val="21"/>
+        </w:rPr>
+        <w:t xml:space="preserve"> (month==</w:t>
+      </w:r>
+      <w:proofErr w:type="gramStart"/>
+      <w:r>
+        <w:rPr>
+          <w:rFonts w:ascii="Consolas" w:hAnsi="Consolas"/>
+          <w:color w:val="B5CEA8"/>
+          <w:sz w:val="21"/>
+          <w:szCs w:val="21"/>
+        </w:rPr>
+        <w:t>2</w:t>
+      </w:r>
+      <w:r>
+        <w:rPr>
+          <w:rFonts w:ascii="Consolas" w:hAnsi="Consolas"/>
+          <w:color w:val="D4D4D4"/>
+          <w:sz w:val="21"/>
+          <w:szCs w:val="21"/>
+        </w:rPr>
+        <w:t>){</w:t>
+      </w:r>
+      <w:proofErr w:type="gramEnd"/>
+    </w:p>
+    <w:p>
+      <w:pPr>
+        <w:shd w:val="clear" w:color="auto" w:fill="1E1E1E"/>
+        <w:spacing w:line="285" w:lineRule="atLeast"/>
+        <w:rPr>
+          <w:rFonts w:ascii="Consolas" w:hAnsi="Consolas"/>
+          <w:color w:val="D4D4D4"/>
+          <w:sz w:val="21"/>
+          <w:szCs w:val="21"/>
+        </w:rPr>
+      </w:pPr>
+      <w:r>
+        <w:rPr>
+          <w:rFonts w:ascii="Consolas" w:hAnsi="Consolas"/>
+          <w:color w:val="D4D4D4"/>
+          <w:sz w:val="21"/>
+          <w:szCs w:val="21"/>
+        </w:rPr>
+        <w:t>       </w:t>
+      </w:r>
+      <w:r>
+        <w:rPr>
+          <w:rFonts w:ascii="Consolas" w:hAnsi="Consolas"/>
+          <w:color w:val="569CD6"/>
+          <w:sz w:val="21"/>
+          <w:szCs w:val="21"/>
+        </w:rPr>
+        <w:t>return</w:t>
+      </w:r>
+      <w:r>
+        <w:rPr>
+          <w:rFonts w:ascii="Consolas" w:hAnsi="Consolas"/>
+          <w:color w:val="D4D4D4"/>
+          <w:sz w:val="21"/>
+          <w:szCs w:val="21"/>
+        </w:rPr>
+        <w:t xml:space="preserve"> </w:t>
+      </w:r>
+      <w:proofErr w:type="spellStart"/>
+      <w:r>
+        <w:rPr>
+          <w:rFonts w:ascii="Consolas" w:hAnsi="Consolas"/>
+          <w:color w:val="D4D4D4"/>
+          <w:sz w:val="21"/>
+          <w:szCs w:val="21"/>
+        </w:rPr>
+        <w:t>IsLeapYear</w:t>
+      </w:r>
+      <w:proofErr w:type="spellEnd"/>
+      <w:r>
+        <w:rPr>
+          <w:rFonts w:ascii="Consolas" w:hAnsi="Consolas"/>
+          <w:color w:val="D4D4D4"/>
+          <w:sz w:val="21"/>
+          <w:szCs w:val="21"/>
+        </w:rPr>
+        <w:t>(year</w:t>
+      </w:r>
+      <w:proofErr w:type="gramStart"/>
+      <w:r>
+        <w:rPr>
+          <w:rFonts w:ascii="Consolas" w:hAnsi="Consolas"/>
+          <w:color w:val="D4D4D4"/>
+          <w:sz w:val="21"/>
+          <w:szCs w:val="21"/>
+        </w:rPr>
+        <w:t>)?</w:t>
+      </w:r>
+      <w:r>
+        <w:rPr>
+          <w:rFonts w:ascii="Consolas" w:hAnsi="Consolas"/>
+          <w:color w:val="B5CEA8"/>
+          <w:sz w:val="21"/>
+          <w:szCs w:val="21"/>
+        </w:rPr>
+        <w:t>29</w:t>
+      </w:r>
+      <w:r>
+        <w:rPr>
+          <w:rFonts w:ascii="Consolas" w:hAnsi="Consolas"/>
+          <w:color w:val="D4D4D4"/>
+          <w:sz w:val="21"/>
+          <w:szCs w:val="21"/>
+        </w:rPr>
+        <w:t>:</w:t>
+      </w:r>
+      <w:r>
+        <w:rPr>
+          <w:rFonts w:ascii="Consolas" w:hAnsi="Consolas"/>
+          <w:color w:val="B5CEA8"/>
+          <w:sz w:val="21"/>
+          <w:szCs w:val="21"/>
+        </w:rPr>
+        <w:t>28</w:t>
+      </w:r>
+      <w:proofErr w:type="gramEnd"/>
+      <w:r>
+        <w:rPr>
+          <w:rFonts w:ascii="Consolas" w:hAnsi="Consolas"/>
+          <w:color w:val="D4D4D4"/>
+          <w:sz w:val="21"/>
+          <w:szCs w:val="21"/>
+        </w:rPr>
+        <w:t xml:space="preserve">; </w:t>
+      </w:r>
+    </w:p>
+    <w:p>
+      <w:pPr>
+        <w:shd w:val="clear" w:color="auto" w:fill="1E1E1E"/>
+        <w:spacing w:line="285" w:lineRule="atLeast"/>
+        <w:rPr>
+          <w:rFonts w:ascii="Consolas" w:hAnsi="Consolas"/>
+          <w:color w:val="D4D4D4"/>
+          <w:sz w:val="21"/>
+          <w:szCs w:val="21"/>
+        </w:rPr>
+      </w:pPr>
+      <w:r>
+        <w:rPr>
+          <w:rFonts w:ascii="Consolas" w:hAnsi="Consolas"/>
+          <w:color w:val="D4D4D4"/>
+          <w:sz w:val="21"/>
+          <w:szCs w:val="21"/>
+        </w:rPr>
+        <w:lastRenderedPageBreak/>
+        <w:t>    }</w:t>
+      </w:r>
+    </w:p>
+    <w:p>
+      <w:pPr>
+        <w:shd w:val="clear" w:color="auto" w:fill="1E1E1E"/>
+        <w:spacing w:line="285" w:lineRule="atLeast"/>
+        <w:rPr>
+          <w:rFonts w:ascii="Consolas" w:hAnsi="Consolas"/>
+          <w:color w:val="D4D4D4"/>
+          <w:sz w:val="21"/>
+          <w:szCs w:val="21"/>
+        </w:rPr>
+      </w:pPr>
+      <w:r>
+        <w:rPr>
+          <w:rFonts w:ascii="Consolas" w:hAnsi="Consolas"/>
+          <w:color w:val="6A9955"/>
+          <w:sz w:val="21"/>
+          <w:szCs w:val="21"/>
+        </w:rPr>
+        <w:t>    //months:1,3,5,7,8,10,12</w:t>
+      </w:r>
+    </w:p>
+    <w:p>
+      <w:pPr>
+        <w:shd w:val="clear" w:color="auto" w:fill="1E1E1E"/>
+        <w:spacing w:line="285" w:lineRule="atLeast"/>
+        <w:rPr>
+          <w:rFonts w:ascii="Consolas" w:hAnsi="Consolas"/>
+          <w:color w:val="D4D4D4"/>
+          <w:sz w:val="21"/>
+          <w:szCs w:val="21"/>
+        </w:rPr>
+      </w:pPr>
+      <w:r>
+        <w:rPr>
+          <w:rFonts w:ascii="Consolas" w:hAnsi="Consolas"/>
+          <w:color w:val="D4D4D4"/>
+          <w:sz w:val="21"/>
+          <w:szCs w:val="21"/>
+        </w:rPr>
+        <w:t xml:space="preserve">    </w:t>
+      </w:r>
+      <w:r>
+        <w:rPr>
+          <w:rFonts w:ascii="Consolas" w:hAnsi="Consolas"/>
+          <w:color w:val="569CD6"/>
+          <w:sz w:val="21"/>
+          <w:szCs w:val="21"/>
+        </w:rPr>
+        <w:t>if</w:t>
+      </w:r>
+      <w:r>
+        <w:rPr>
+          <w:rFonts w:ascii="Consolas" w:hAnsi="Consolas"/>
+          <w:color w:val="D4D4D4"/>
+          <w:sz w:val="21"/>
+          <w:szCs w:val="21"/>
+        </w:rPr>
+        <w:t xml:space="preserve"> ((month &lt; </w:t>
+      </w:r>
+      <w:r>
+        <w:rPr>
+          <w:rFonts w:ascii="Consolas" w:hAnsi="Consolas"/>
+          <w:color w:val="B5CEA8"/>
+          <w:sz w:val="21"/>
+          <w:szCs w:val="21"/>
+        </w:rPr>
+        <w:t>8</w:t>
+      </w:r>
+      <w:r>
+        <w:rPr>
+          <w:rFonts w:ascii="Consolas" w:hAnsi="Consolas"/>
+          <w:color w:val="D4D4D4"/>
+          <w:sz w:val="21"/>
+          <w:szCs w:val="21"/>
+        </w:rPr>
+        <w:t xml:space="preserve"> &amp;&amp; month % </w:t>
+      </w:r>
+      <w:proofErr w:type="gramStart"/>
+      <w:r>
+        <w:rPr>
+          <w:rFonts w:ascii="Consolas" w:hAnsi="Consolas"/>
+          <w:color w:val="B5CEA8"/>
+          <w:sz w:val="21"/>
+          <w:szCs w:val="21"/>
+        </w:rPr>
+        <w:t>2</w:t>
+      </w:r>
+      <w:r>
+        <w:rPr>
+          <w:rFonts w:ascii="Consolas" w:hAnsi="Consolas"/>
+          <w:color w:val="D4D4D4"/>
+          <w:sz w:val="21"/>
+          <w:szCs w:val="21"/>
+        </w:rPr>
+        <w:t xml:space="preserve"> !</w:t>
+      </w:r>
+      <w:proofErr w:type="gramEnd"/>
+      <w:r>
+        <w:rPr>
+          <w:rFonts w:ascii="Consolas" w:hAnsi="Consolas"/>
+          <w:color w:val="D4D4D4"/>
+          <w:sz w:val="21"/>
+          <w:szCs w:val="21"/>
+        </w:rPr>
+        <w:t xml:space="preserve">= </w:t>
+      </w:r>
+      <w:r>
+        <w:rPr>
+          <w:rFonts w:ascii="Consolas" w:hAnsi="Consolas"/>
+          <w:color w:val="B5CEA8"/>
+          <w:sz w:val="21"/>
+          <w:szCs w:val="21"/>
+        </w:rPr>
+        <w:t>0</w:t>
+      </w:r>
+      <w:r>
+        <w:rPr>
+          <w:rFonts w:ascii="Consolas" w:hAnsi="Consolas"/>
+          <w:color w:val="D4D4D4"/>
+          <w:sz w:val="21"/>
+          <w:szCs w:val="21"/>
+        </w:rPr>
+        <w:t xml:space="preserve">) || (month &gt;= </w:t>
+      </w:r>
+      <w:r>
+        <w:rPr>
+          <w:rFonts w:ascii="Consolas" w:hAnsi="Consolas"/>
+          <w:color w:val="B5CEA8"/>
+          <w:sz w:val="21"/>
+          <w:szCs w:val="21"/>
+        </w:rPr>
+        <w:t>8</w:t>
+      </w:r>
+      <w:r>
+        <w:rPr>
+          <w:rFonts w:ascii="Consolas" w:hAnsi="Consolas"/>
+          <w:color w:val="D4D4D4"/>
+          <w:sz w:val="21"/>
+          <w:szCs w:val="21"/>
+        </w:rPr>
+        <w:t xml:space="preserve"> &amp;&amp; month % </w:t>
+      </w:r>
+      <w:r>
+        <w:rPr>
+          <w:rFonts w:ascii="Consolas" w:hAnsi="Consolas"/>
+          <w:color w:val="B5CEA8"/>
+          <w:sz w:val="21"/>
+          <w:szCs w:val="21"/>
+        </w:rPr>
+        <w:t>2</w:t>
+      </w:r>
+      <w:r>
+        <w:rPr>
+          <w:rFonts w:ascii="Consolas" w:hAnsi="Consolas"/>
+          <w:color w:val="D4D4D4"/>
+          <w:sz w:val="21"/>
+          <w:szCs w:val="21"/>
+        </w:rPr>
+        <w:t xml:space="preserve"> == </w:t>
+      </w:r>
+      <w:r>
+        <w:rPr>
+          <w:rFonts w:ascii="Consolas" w:hAnsi="Consolas"/>
+          <w:color w:val="B5CEA8"/>
+          <w:sz w:val="21"/>
+          <w:szCs w:val="21"/>
+        </w:rPr>
+        <w:t>0</w:t>
+      </w:r>
+      <w:r>
+        <w:rPr>
+          <w:rFonts w:ascii="Consolas" w:hAnsi="Consolas"/>
+          <w:color w:val="D4D4D4"/>
+          <w:sz w:val="21"/>
+          <w:szCs w:val="21"/>
+        </w:rPr>
+        <w:t>))</w:t>
+      </w:r>
+    </w:p>
+    <w:p>
+      <w:pPr>
+        <w:shd w:val="clear" w:color="auto" w:fill="1E1E1E"/>
+        <w:spacing w:line="285" w:lineRule="atLeast"/>
+        <w:rPr>
+          <w:rFonts w:ascii="Consolas" w:hAnsi="Consolas"/>
+          <w:color w:val="D4D4D4"/>
+          <w:sz w:val="21"/>
+          <w:szCs w:val="21"/>
+        </w:rPr>
+      </w:pPr>
+      <w:r>
+        <w:rPr>
+          <w:rFonts w:ascii="Consolas" w:hAnsi="Consolas"/>
+          <w:color w:val="D4D4D4"/>
+          <w:sz w:val="21"/>
+          <w:szCs w:val="21"/>
+        </w:rPr>
+        <w:t>    {</w:t>
+      </w:r>
+    </w:p>
+    <w:p>
+      <w:pPr>
+        <w:shd w:val="clear" w:color="auto" w:fill="1E1E1E"/>
+        <w:spacing w:line="285" w:lineRule="atLeast"/>
+        <w:rPr>
+          <w:rFonts w:ascii="Consolas" w:hAnsi="Consolas"/>
+          <w:color w:val="D4D4D4"/>
+          <w:sz w:val="21"/>
+          <w:szCs w:val="21"/>
+        </w:rPr>
+      </w:pPr>
+      <w:r>
+        <w:rPr>
+          <w:rFonts w:ascii="Consolas" w:hAnsi="Consolas"/>
+          <w:color w:val="D4D4D4"/>
+          <w:sz w:val="21"/>
+          <w:szCs w:val="21"/>
+        </w:rPr>
+        <w:t xml:space="preserve">        </w:t>
+      </w:r>
+      <w:r>
+        <w:rPr>
+          <w:rFonts w:ascii="Consolas" w:hAnsi="Consolas"/>
+          <w:color w:val="569CD6"/>
+          <w:sz w:val="21"/>
+          <w:szCs w:val="21"/>
+        </w:rPr>
+        <w:t>return</w:t>
+      </w:r>
+      <w:r>
+        <w:rPr>
+          <w:rFonts w:ascii="Consolas" w:hAnsi="Consolas"/>
+          <w:color w:val="D4D4D4"/>
+          <w:sz w:val="21"/>
+          <w:szCs w:val="21"/>
+        </w:rPr>
+        <w:t xml:space="preserve"> </w:t>
+      </w:r>
+      <w:r>
+        <w:rPr>
+          <w:rFonts w:ascii="Consolas" w:hAnsi="Consolas"/>
+          <w:color w:val="B5CEA8"/>
+          <w:sz w:val="21"/>
+          <w:szCs w:val="21"/>
+        </w:rPr>
+        <w:t>31</w:t>
+      </w:r>
+      <w:r>
+        <w:rPr>
+          <w:rFonts w:ascii="Consolas" w:hAnsi="Consolas"/>
+          <w:color w:val="D4D4D4"/>
+          <w:sz w:val="21"/>
+          <w:szCs w:val="21"/>
+        </w:rPr>
+        <w:t>;</w:t>
+      </w:r>
+    </w:p>
+    <w:p>
+      <w:pPr>
+        <w:shd w:val="clear" w:color="auto" w:fill="1E1E1E"/>
+        <w:spacing w:line="285" w:lineRule="atLeast"/>
+        <w:rPr>
+          <w:rFonts w:ascii="Consolas" w:hAnsi="Consolas"/>
+          <w:color w:val="D4D4D4"/>
+          <w:sz w:val="21"/>
+          <w:szCs w:val="21"/>
+        </w:rPr>
+      </w:pPr>
+      <w:r>
+        <w:rPr>
+          <w:rFonts w:ascii="Consolas" w:hAnsi="Consolas"/>
+          <w:color w:val="D4D4D4"/>
+          <w:sz w:val="21"/>
+          <w:szCs w:val="21"/>
+        </w:rPr>
+        <w:t>    }</w:t>
+      </w:r>
+    </w:p>
+    <w:p>
+      <w:pPr>
+        <w:shd w:val="clear" w:color="auto" w:fill="1E1E1E"/>
+        <w:spacing w:line="285" w:lineRule="atLeast"/>
+        <w:rPr>
+          <w:rFonts w:ascii="Consolas" w:hAnsi="Consolas"/>
+          <w:color w:val="D4D4D4"/>
+          <w:sz w:val="21"/>
+          <w:szCs w:val="21"/>
+        </w:rPr>
+      </w:pPr>
+      <w:r>
+        <w:rPr>
+          <w:rFonts w:ascii="Consolas" w:hAnsi="Consolas"/>
+          <w:color w:val="6A9955"/>
+          <w:sz w:val="21"/>
+          <w:szCs w:val="21"/>
+        </w:rPr>
+        <w:t>    //months:4,6,9,11</w:t>
+      </w:r>
+    </w:p>
+    <w:p>
+      <w:pPr>
+        <w:shd w:val="clear" w:color="auto" w:fill="1E1E1E"/>
+        <w:spacing w:line="285" w:lineRule="atLeast"/>
+        <w:rPr>
+          <w:rFonts w:ascii="Consolas" w:hAnsi="Consolas"/>
+          <w:color w:val="D4D4D4"/>
+          <w:sz w:val="21"/>
+          <w:szCs w:val="21"/>
+        </w:rPr>
+      </w:pPr>
+      <w:r>
+        <w:rPr>
+          <w:rFonts w:ascii="Consolas" w:hAnsi="Consolas"/>
+          <w:color w:val="D4D4D4"/>
+          <w:sz w:val="21"/>
+          <w:szCs w:val="21"/>
+        </w:rPr>
+        <w:t xml:space="preserve">    </w:t>
+      </w:r>
+      <w:r>
+        <w:rPr>
+          <w:rFonts w:ascii="Consolas" w:hAnsi="Consolas"/>
+          <w:color w:val="569CD6"/>
+          <w:sz w:val="21"/>
+          <w:szCs w:val="21"/>
+        </w:rPr>
+        <w:t>if</w:t>
+      </w:r>
+      <w:r>
+        <w:rPr>
+          <w:rFonts w:ascii="Consolas" w:hAnsi="Consolas"/>
+          <w:color w:val="D4D4D4"/>
+          <w:sz w:val="21"/>
+          <w:szCs w:val="21"/>
+        </w:rPr>
+        <w:t xml:space="preserve"> ((month &lt; </w:t>
+      </w:r>
+      <w:r>
+        <w:rPr>
+          <w:rFonts w:ascii="Consolas" w:hAnsi="Consolas"/>
+          <w:color w:val="B5CEA8"/>
+          <w:sz w:val="21"/>
+          <w:szCs w:val="21"/>
+        </w:rPr>
+        <w:t>8</w:t>
+      </w:r>
+      <w:r>
+        <w:rPr>
+          <w:rFonts w:ascii="Consolas" w:hAnsi="Consolas"/>
+          <w:color w:val="D4D4D4"/>
+          <w:sz w:val="21"/>
+          <w:szCs w:val="21"/>
+        </w:rPr>
+        <w:t xml:space="preserve"> &amp;&amp; month % </w:t>
+      </w:r>
+      <w:r>
+        <w:rPr>
+          <w:rFonts w:ascii="Consolas" w:hAnsi="Consolas"/>
+          <w:color w:val="B5CEA8"/>
+          <w:sz w:val="21"/>
+          <w:szCs w:val="21"/>
+        </w:rPr>
+        <w:t>2</w:t>
+      </w:r>
+      <w:r>
+        <w:rPr>
+          <w:rFonts w:ascii="Consolas" w:hAnsi="Consolas"/>
+          <w:color w:val="D4D4D4"/>
+          <w:sz w:val="21"/>
+          <w:szCs w:val="21"/>
+        </w:rPr>
+        <w:t xml:space="preserve"> == </w:t>
+      </w:r>
+      <w:r>
+        <w:rPr>
+          <w:rFonts w:ascii="Consolas" w:hAnsi="Consolas"/>
+          <w:color w:val="B5CEA8"/>
+          <w:sz w:val="21"/>
+          <w:szCs w:val="21"/>
+        </w:rPr>
+        <w:t>0</w:t>
+      </w:r>
+      <w:r>
+        <w:rPr>
+          <w:rFonts w:ascii="Consolas" w:hAnsi="Consolas"/>
+          <w:color w:val="D4D4D4"/>
+          <w:sz w:val="21"/>
+          <w:szCs w:val="21"/>
+        </w:rPr>
+        <w:t xml:space="preserve">) || (month &gt;= </w:t>
+      </w:r>
+      <w:r>
+        <w:rPr>
+          <w:rFonts w:ascii="Consolas" w:hAnsi="Consolas"/>
+          <w:color w:val="B5CEA8"/>
+          <w:sz w:val="21"/>
+          <w:szCs w:val="21"/>
+        </w:rPr>
+        <w:t>8</w:t>
+      </w:r>
+      <w:r>
+        <w:rPr>
+          <w:rFonts w:ascii="Consolas" w:hAnsi="Consolas"/>
+          <w:color w:val="D4D4D4"/>
+          <w:sz w:val="21"/>
+          <w:szCs w:val="21"/>
+        </w:rPr>
+        <w:t xml:space="preserve"> &amp;&amp; month % </w:t>
+      </w:r>
+      <w:proofErr w:type="gramStart"/>
+      <w:r>
+        <w:rPr>
+          <w:rFonts w:ascii="Consolas" w:hAnsi="Consolas"/>
+          <w:color w:val="B5CEA8"/>
+          <w:sz w:val="21"/>
+          <w:szCs w:val="21"/>
+        </w:rPr>
+        <w:t>2</w:t>
+      </w:r>
+      <w:r>
+        <w:rPr>
+          <w:rFonts w:ascii="Consolas" w:hAnsi="Consolas"/>
+          <w:color w:val="D4D4D4"/>
+          <w:sz w:val="21"/>
+          <w:szCs w:val="21"/>
+        </w:rPr>
+        <w:t xml:space="preserve"> !</w:t>
+      </w:r>
+      <w:proofErr w:type="gramEnd"/>
+      <w:r>
+        <w:rPr>
+          <w:rFonts w:ascii="Consolas" w:hAnsi="Consolas"/>
+          <w:color w:val="D4D4D4"/>
+          <w:sz w:val="21"/>
+          <w:szCs w:val="21"/>
+        </w:rPr>
+        <w:t xml:space="preserve">= </w:t>
+      </w:r>
+      <w:r>
+        <w:rPr>
+          <w:rFonts w:ascii="Consolas" w:hAnsi="Consolas"/>
+          <w:color w:val="B5CEA8"/>
+          <w:sz w:val="21"/>
+          <w:szCs w:val="21"/>
+        </w:rPr>
+        <w:t>0</w:t>
+      </w:r>
+      <w:r>
+        <w:rPr>
+          <w:rFonts w:ascii="Consolas" w:hAnsi="Consolas"/>
+          <w:color w:val="D4D4D4"/>
+          <w:sz w:val="21"/>
+          <w:szCs w:val="21"/>
+        </w:rPr>
+        <w:t>))</w:t>
+      </w:r>
+    </w:p>
+    <w:p>
+      <w:pPr>
+        <w:shd w:val="clear" w:color="auto" w:fill="1E1E1E"/>
+        <w:spacing w:line="285" w:lineRule="atLeast"/>
+        <w:rPr>
+          <w:rFonts w:ascii="Consolas" w:hAnsi="Consolas"/>
+          <w:color w:val="D4D4D4"/>
+          <w:sz w:val="21"/>
+          <w:szCs w:val="21"/>
+        </w:rPr>
+      </w:pPr>
+      <w:r>
+        <w:rPr>
+          <w:rFonts w:ascii="Consolas" w:hAnsi="Consolas"/>
+          <w:color w:val="D4D4D4"/>
+          <w:sz w:val="21"/>
+          <w:szCs w:val="21"/>
+        </w:rPr>
+        <w:t>    {</w:t>
+      </w:r>
+    </w:p>
+    <w:p>
+      <w:pPr>
+        <w:shd w:val="clear" w:color="auto" w:fill="1E1E1E"/>
+        <w:spacing w:line="285" w:lineRule="atLeast"/>
+        <w:rPr>
+          <w:rFonts w:ascii="Consolas" w:hAnsi="Consolas"/>
+          <w:color w:val="D4D4D4"/>
+          <w:sz w:val="21"/>
+          <w:szCs w:val="21"/>
+        </w:rPr>
+      </w:pPr>
+      <w:r>
+        <w:rPr>
+          <w:rFonts w:ascii="Consolas" w:hAnsi="Consolas"/>
+          <w:color w:val="D4D4D4"/>
+          <w:sz w:val="21"/>
+          <w:szCs w:val="21"/>
+        </w:rPr>
+        <w:t>       </w:t>
+      </w:r>
+    </w:p>
+    <w:p>
+      <w:pPr>
+        <w:shd w:val="clear" w:color="auto" w:fill="1E1E1E"/>
+        <w:spacing w:line="285" w:lineRule="atLeast"/>
+        <w:rPr>
+          <w:rFonts w:ascii="Consolas" w:hAnsi="Consolas"/>
+          <w:color w:val="D4D4D4"/>
+          <w:sz w:val="21"/>
+          <w:szCs w:val="21"/>
+        </w:rPr>
+      </w:pPr>
+      <w:r>
+        <w:rPr>
+          <w:rFonts w:ascii="Consolas" w:hAnsi="Consolas"/>
+          <w:color w:val="D4D4D4"/>
+          <w:sz w:val="21"/>
+          <w:szCs w:val="21"/>
+        </w:rPr>
+        <w:t xml:space="preserve">        </w:t>
+      </w:r>
+      <w:r>
+        <w:rPr>
+          <w:rFonts w:ascii="Consolas" w:hAnsi="Consolas"/>
+          <w:color w:val="569CD6"/>
+          <w:sz w:val="21"/>
+          <w:szCs w:val="21"/>
+        </w:rPr>
+        <w:t>return</w:t>
+      </w:r>
+      <w:r>
+        <w:rPr>
+          <w:rFonts w:ascii="Consolas" w:hAnsi="Consolas"/>
+          <w:color w:val="D4D4D4"/>
+          <w:sz w:val="21"/>
+          <w:szCs w:val="21"/>
+        </w:rPr>
+        <w:t xml:space="preserve"> </w:t>
+      </w:r>
+      <w:r>
+        <w:rPr>
+          <w:rFonts w:ascii="Consolas" w:hAnsi="Consolas"/>
+          <w:color w:val="B5CEA8"/>
+          <w:sz w:val="21"/>
+          <w:szCs w:val="21"/>
+        </w:rPr>
+        <w:t>30</w:t>
+      </w:r>
+      <w:r>
+        <w:rPr>
+          <w:rFonts w:ascii="Consolas" w:hAnsi="Consolas"/>
+          <w:color w:val="D4D4D4"/>
+          <w:sz w:val="21"/>
+          <w:szCs w:val="21"/>
+        </w:rPr>
+        <w:t>;</w:t>
+      </w:r>
+    </w:p>
+    <w:p>
+      <w:pPr>
+        <w:shd w:val="clear" w:color="auto" w:fill="1E1E1E"/>
+        <w:spacing w:line="285" w:lineRule="atLeast"/>
+        <w:rPr>
+          <w:rFonts w:ascii="Consolas" w:hAnsi="Consolas"/>
+          <w:color w:val="D4D4D4"/>
+          <w:sz w:val="21"/>
+          <w:szCs w:val="21"/>
+        </w:rPr>
+      </w:pPr>
+      <w:r>
+        <w:rPr>
+          <w:rFonts w:ascii="Consolas" w:hAnsi="Consolas"/>
+          <w:color w:val="D4D4D4"/>
+          <w:sz w:val="21"/>
+          <w:szCs w:val="21"/>
+        </w:rPr>
+        <w:t>    }</w:t>
+      </w:r>
+    </w:p>
+    <w:p>
+      <w:pPr>
+        <w:shd w:val="clear" w:color="auto" w:fill="1E1E1E"/>
+        <w:spacing w:line="285" w:lineRule="atLeast"/>
+        <w:rPr>
+          <w:rFonts w:ascii="Consolas" w:hAnsi="Consolas"/>
+          <w:color w:val="D4D4D4"/>
+          <w:sz w:val="21"/>
+          <w:szCs w:val="21"/>
+        </w:rPr>
+      </w:pPr>
+      <w:r>
+        <w:rPr>
+          <w:rFonts w:ascii="Consolas" w:hAnsi="Consolas"/>
+          <w:color w:val="D4D4D4"/>
+          <w:sz w:val="21"/>
+          <w:szCs w:val="21"/>
+        </w:rPr>
+        <w:t>}</w:t>
+      </w:r>
+    </w:p>
+    <w:p>
+      <w:pPr>
+        <w:shd w:val="clear" w:color="auto" w:fill="1E1E1E"/>
+        <w:spacing w:line="285" w:lineRule="atLeast"/>
+        <w:rPr>
+          <w:rFonts w:ascii="Consolas" w:hAnsi="Consolas"/>
+          <w:color w:val="D4D4D4"/>
+          <w:sz w:val="21"/>
+          <w:szCs w:val="21"/>
+        </w:rPr>
+      </w:pPr>
+      <w:r>
+        <w:rPr>
+          <w:rFonts w:ascii="Consolas" w:hAnsi="Consolas"/>
+          <w:color w:val="569CD6"/>
+          <w:sz w:val="21"/>
+          <w:szCs w:val="21"/>
+        </w:rPr>
+        <w:t>short</w:t>
+      </w:r>
+      <w:r>
+        <w:rPr>
+          <w:rFonts w:ascii="Consolas" w:hAnsi="Consolas"/>
+          <w:color w:val="D4D4D4"/>
+          <w:sz w:val="21"/>
+          <w:szCs w:val="21"/>
+        </w:rPr>
+        <w:t xml:space="preserve"> </w:t>
+      </w:r>
+      <w:proofErr w:type="spellStart"/>
+      <w:proofErr w:type="gramStart"/>
+      <w:r>
+        <w:rPr>
+          <w:rFonts w:ascii="Consolas" w:hAnsi="Consolas"/>
+          <w:color w:val="D4D4D4"/>
+          <w:sz w:val="21"/>
+          <w:szCs w:val="21"/>
+        </w:rPr>
+        <w:t>NumberOfHoursInMonth</w:t>
+      </w:r>
+      <w:proofErr w:type="spellEnd"/>
+      <w:r>
+        <w:rPr>
+          <w:rFonts w:ascii="Consolas" w:hAnsi="Consolas"/>
+          <w:color w:val="D4D4D4"/>
+          <w:sz w:val="21"/>
+          <w:szCs w:val="21"/>
+        </w:rPr>
+        <w:t>(</w:t>
+      </w:r>
+      <w:proofErr w:type="gramEnd"/>
+      <w:r>
+        <w:rPr>
+          <w:rFonts w:ascii="Consolas" w:hAnsi="Consolas"/>
+          <w:color w:val="569CD6"/>
+          <w:sz w:val="21"/>
+          <w:szCs w:val="21"/>
+        </w:rPr>
+        <w:t>short</w:t>
+      </w:r>
+      <w:r>
+        <w:rPr>
+          <w:rFonts w:ascii="Consolas" w:hAnsi="Consolas"/>
+          <w:color w:val="D4D4D4"/>
+          <w:sz w:val="21"/>
+          <w:szCs w:val="21"/>
+        </w:rPr>
+        <w:t xml:space="preserve"> year, </w:t>
+      </w:r>
+      <w:r>
+        <w:rPr>
+          <w:rFonts w:ascii="Consolas" w:hAnsi="Consolas"/>
+          <w:color w:val="569CD6"/>
+          <w:sz w:val="21"/>
+          <w:szCs w:val="21"/>
+        </w:rPr>
+        <w:t>short</w:t>
+      </w:r>
+      <w:r>
+        <w:rPr>
+          <w:rFonts w:ascii="Consolas" w:hAnsi="Consolas"/>
+          <w:color w:val="D4D4D4"/>
+          <w:sz w:val="21"/>
+          <w:szCs w:val="21"/>
+        </w:rPr>
+        <w:t xml:space="preserve"> month)</w:t>
+      </w:r>
+    </w:p>
+    <w:p>
+      <w:pPr>
+        <w:shd w:val="clear" w:color="auto" w:fill="1E1E1E"/>
+        <w:spacing w:line="285" w:lineRule="atLeast"/>
+        <w:rPr>
+          <w:rFonts w:ascii="Consolas" w:hAnsi="Consolas"/>
+          <w:color w:val="D4D4D4"/>
+          <w:sz w:val="21"/>
+          <w:szCs w:val="21"/>
+        </w:rPr>
+      </w:pPr>
+      <w:r>
+        <w:rPr>
+          <w:rFonts w:ascii="Consolas" w:hAnsi="Consolas"/>
+          <w:color w:val="D4D4D4"/>
+          <w:sz w:val="21"/>
+          <w:szCs w:val="21"/>
+        </w:rPr>
+        <w:t>{</w:t>
+      </w:r>
+    </w:p>
+    <w:p>
+      <w:pPr>
+        <w:shd w:val="clear" w:color="auto" w:fill="1E1E1E"/>
+        <w:spacing w:line="285" w:lineRule="atLeast"/>
+        <w:rPr>
+          <w:rFonts w:ascii="Consolas" w:hAnsi="Consolas"/>
+          <w:color w:val="D4D4D4"/>
+          <w:sz w:val="21"/>
+          <w:szCs w:val="21"/>
+        </w:rPr>
+      </w:pPr>
+      <w:r>
+        <w:rPr>
+          <w:rFonts w:ascii="Consolas" w:hAnsi="Consolas"/>
+          <w:color w:val="D4D4D4"/>
+          <w:sz w:val="21"/>
+          <w:szCs w:val="21"/>
+        </w:rPr>
+        <w:t xml:space="preserve">    </w:t>
+      </w:r>
+      <w:r>
+        <w:rPr>
+          <w:rFonts w:ascii="Consolas" w:hAnsi="Consolas"/>
+          <w:color w:val="569CD6"/>
+          <w:sz w:val="21"/>
+          <w:szCs w:val="21"/>
+        </w:rPr>
+        <w:t>return</w:t>
+      </w:r>
+      <w:r>
+        <w:rPr>
+          <w:rFonts w:ascii="Consolas" w:hAnsi="Consolas"/>
+          <w:color w:val="D4D4D4"/>
+          <w:sz w:val="21"/>
+          <w:szCs w:val="21"/>
+        </w:rPr>
+        <w:t xml:space="preserve"> </w:t>
+      </w:r>
+      <w:proofErr w:type="spellStart"/>
+      <w:proofErr w:type="gramStart"/>
+      <w:r>
+        <w:rPr>
+          <w:rFonts w:ascii="Consolas" w:hAnsi="Consolas"/>
+          <w:color w:val="D4D4D4"/>
+          <w:sz w:val="21"/>
+          <w:szCs w:val="21"/>
+        </w:rPr>
+        <w:t>NumberOfDaysInMonth</w:t>
+      </w:r>
+      <w:proofErr w:type="spellEnd"/>
+      <w:r>
+        <w:rPr>
+          <w:rFonts w:ascii="Consolas" w:hAnsi="Consolas"/>
+          <w:color w:val="D4D4D4"/>
+          <w:sz w:val="21"/>
+          <w:szCs w:val="21"/>
+        </w:rPr>
+        <w:t>(</w:t>
+      </w:r>
+      <w:proofErr w:type="gramEnd"/>
+      <w:r>
+        <w:rPr>
+          <w:rFonts w:ascii="Consolas" w:hAnsi="Consolas"/>
+          <w:color w:val="D4D4D4"/>
+          <w:sz w:val="21"/>
+          <w:szCs w:val="21"/>
+        </w:rPr>
+        <w:t xml:space="preserve">year, month) * </w:t>
+      </w:r>
+      <w:r>
+        <w:rPr>
+          <w:rFonts w:ascii="Consolas" w:hAnsi="Consolas"/>
+          <w:color w:val="B5CEA8"/>
+          <w:sz w:val="21"/>
+          <w:szCs w:val="21"/>
+        </w:rPr>
+        <w:t>24</w:t>
+      </w:r>
+      <w:r>
+        <w:rPr>
+          <w:rFonts w:ascii="Consolas" w:hAnsi="Consolas"/>
+          <w:color w:val="D4D4D4"/>
+          <w:sz w:val="21"/>
+          <w:szCs w:val="21"/>
+        </w:rPr>
+        <w:t>;</w:t>
+      </w:r>
+    </w:p>
+    <w:p>
+      <w:pPr>
+        <w:shd w:val="clear" w:color="auto" w:fill="1E1E1E"/>
+        <w:spacing w:line="285" w:lineRule="atLeast"/>
+        <w:rPr>
+          <w:rFonts w:ascii="Consolas" w:hAnsi="Consolas"/>
+          <w:color w:val="D4D4D4"/>
+          <w:sz w:val="21"/>
+          <w:szCs w:val="21"/>
+        </w:rPr>
+      </w:pPr>
+      <w:r>
+        <w:rPr>
+          <w:rFonts w:ascii="Consolas" w:hAnsi="Consolas"/>
+          <w:color w:val="D4D4D4"/>
+          <w:sz w:val="21"/>
+          <w:szCs w:val="21"/>
+        </w:rPr>
+        <w:t>}</w:t>
+      </w:r>
+    </w:p>
+    <w:p>
+      <w:pPr>
+        <w:shd w:val="clear" w:color="auto" w:fill="1E1E1E"/>
+        <w:spacing w:line="285" w:lineRule="atLeast"/>
+        <w:rPr>
+          <w:rFonts w:ascii="Consolas" w:hAnsi="Consolas"/>
+          <w:color w:val="D4D4D4"/>
+          <w:sz w:val="21"/>
+          <w:szCs w:val="21"/>
+        </w:rPr>
+      </w:pPr>
+      <w:proofErr w:type="spellStart"/>
+      <w:r>
+        <w:rPr>
+          <w:rFonts w:ascii="Consolas" w:hAnsi="Consolas"/>
+          <w:color w:val="569CD6"/>
+          <w:sz w:val="21"/>
+          <w:szCs w:val="21"/>
+        </w:rPr>
+        <w:t>int</w:t>
+      </w:r>
+      <w:proofErr w:type="spellEnd"/>
+      <w:r>
+        <w:rPr>
+          <w:rFonts w:ascii="Consolas" w:hAnsi="Consolas"/>
+          <w:color w:val="D4D4D4"/>
+          <w:sz w:val="21"/>
+          <w:szCs w:val="21"/>
+        </w:rPr>
+        <w:t xml:space="preserve"> </w:t>
+      </w:r>
+      <w:proofErr w:type="spellStart"/>
+      <w:proofErr w:type="gramStart"/>
+      <w:r>
+        <w:rPr>
+          <w:rFonts w:ascii="Consolas" w:hAnsi="Consolas"/>
+          <w:color w:val="D4D4D4"/>
+          <w:sz w:val="21"/>
+          <w:szCs w:val="21"/>
+        </w:rPr>
+        <w:t>NumberOfMinutesInMonth</w:t>
+      </w:r>
+      <w:proofErr w:type="spellEnd"/>
+      <w:r>
+        <w:rPr>
+          <w:rFonts w:ascii="Consolas" w:hAnsi="Consolas"/>
+          <w:color w:val="D4D4D4"/>
+          <w:sz w:val="21"/>
+          <w:szCs w:val="21"/>
+        </w:rPr>
+        <w:t>(</w:t>
+      </w:r>
+      <w:proofErr w:type="gramEnd"/>
+      <w:r>
+        <w:rPr>
+          <w:rFonts w:ascii="Consolas" w:hAnsi="Consolas"/>
+          <w:color w:val="569CD6"/>
+          <w:sz w:val="21"/>
+          <w:szCs w:val="21"/>
+        </w:rPr>
+        <w:t>short</w:t>
+      </w:r>
+      <w:r>
+        <w:rPr>
+          <w:rFonts w:ascii="Consolas" w:hAnsi="Consolas"/>
+          <w:color w:val="D4D4D4"/>
+          <w:sz w:val="21"/>
+          <w:szCs w:val="21"/>
+        </w:rPr>
+        <w:t xml:space="preserve"> year, </w:t>
+      </w:r>
+      <w:r>
+        <w:rPr>
+          <w:rFonts w:ascii="Consolas" w:hAnsi="Consolas"/>
+          <w:color w:val="569CD6"/>
+          <w:sz w:val="21"/>
+          <w:szCs w:val="21"/>
+        </w:rPr>
+        <w:t>short</w:t>
+      </w:r>
+      <w:r>
+        <w:rPr>
+          <w:rFonts w:ascii="Consolas" w:hAnsi="Consolas"/>
+          <w:color w:val="D4D4D4"/>
+          <w:sz w:val="21"/>
+          <w:szCs w:val="21"/>
+        </w:rPr>
+        <w:t xml:space="preserve"> month)</w:t>
+      </w:r>
+    </w:p>
+    <w:p>
+      <w:pPr>
+        <w:shd w:val="clear" w:color="auto" w:fill="1E1E1E"/>
+        <w:spacing w:line="285" w:lineRule="atLeast"/>
+        <w:rPr>
+          <w:rFonts w:ascii="Consolas" w:hAnsi="Consolas"/>
+          <w:color w:val="D4D4D4"/>
+          <w:sz w:val="21"/>
+          <w:szCs w:val="21"/>
+        </w:rPr>
+      </w:pPr>
+      <w:r>
+        <w:rPr>
+          <w:rFonts w:ascii="Consolas" w:hAnsi="Consolas"/>
+          <w:color w:val="D4D4D4"/>
+          <w:sz w:val="21"/>
+          <w:szCs w:val="21"/>
+        </w:rPr>
+        <w:t>{</w:t>
+      </w:r>
+    </w:p>
+    <w:p>
+      <w:pPr>
+        <w:shd w:val="clear" w:color="auto" w:fill="1E1E1E"/>
+        <w:spacing w:line="285" w:lineRule="atLeast"/>
+        <w:rPr>
+          <w:rFonts w:ascii="Consolas" w:hAnsi="Consolas"/>
+          <w:color w:val="D4D4D4"/>
+          <w:sz w:val="21"/>
+          <w:szCs w:val="21"/>
+        </w:rPr>
+      </w:pPr>
+      <w:r>
+        <w:rPr>
+          <w:rFonts w:ascii="Consolas" w:hAnsi="Consolas"/>
+          <w:color w:val="D4D4D4"/>
+          <w:sz w:val="21"/>
+          <w:szCs w:val="21"/>
+        </w:rPr>
+        <w:t xml:space="preserve">    </w:t>
+      </w:r>
+      <w:r>
+        <w:rPr>
+          <w:rFonts w:ascii="Consolas" w:hAnsi="Consolas"/>
+          <w:color w:val="569CD6"/>
+          <w:sz w:val="21"/>
+          <w:szCs w:val="21"/>
+        </w:rPr>
+        <w:t>return</w:t>
+      </w:r>
+      <w:r>
+        <w:rPr>
+          <w:rFonts w:ascii="Consolas" w:hAnsi="Consolas"/>
+          <w:color w:val="D4D4D4"/>
+          <w:sz w:val="21"/>
+          <w:szCs w:val="21"/>
+        </w:rPr>
+        <w:t xml:space="preserve"> </w:t>
+      </w:r>
+      <w:proofErr w:type="spellStart"/>
+      <w:proofErr w:type="gramStart"/>
+      <w:r>
+        <w:rPr>
+          <w:rFonts w:ascii="Consolas" w:hAnsi="Consolas"/>
+          <w:color w:val="D4D4D4"/>
+          <w:sz w:val="21"/>
+          <w:szCs w:val="21"/>
+        </w:rPr>
+        <w:t>NumberOfHoursInMonth</w:t>
+      </w:r>
+      <w:proofErr w:type="spellEnd"/>
+      <w:r>
+        <w:rPr>
+          <w:rFonts w:ascii="Consolas" w:hAnsi="Consolas"/>
+          <w:color w:val="D4D4D4"/>
+          <w:sz w:val="21"/>
+          <w:szCs w:val="21"/>
+        </w:rPr>
+        <w:t>(</w:t>
+      </w:r>
+      <w:proofErr w:type="gramEnd"/>
+      <w:r>
+        <w:rPr>
+          <w:rFonts w:ascii="Consolas" w:hAnsi="Consolas"/>
+          <w:color w:val="D4D4D4"/>
+          <w:sz w:val="21"/>
+          <w:szCs w:val="21"/>
+        </w:rPr>
+        <w:t xml:space="preserve">year, month) * </w:t>
+      </w:r>
+      <w:r>
+        <w:rPr>
+          <w:rFonts w:ascii="Consolas" w:hAnsi="Consolas"/>
+          <w:color w:val="B5CEA8"/>
+          <w:sz w:val="21"/>
+          <w:szCs w:val="21"/>
+        </w:rPr>
+        <w:t>60</w:t>
+      </w:r>
+      <w:r>
+        <w:rPr>
+          <w:rFonts w:ascii="Consolas" w:hAnsi="Consolas"/>
+          <w:color w:val="D4D4D4"/>
+          <w:sz w:val="21"/>
+          <w:szCs w:val="21"/>
+        </w:rPr>
+        <w:t>;</w:t>
+      </w:r>
+    </w:p>
+    <w:p>
+      <w:pPr>
+        <w:shd w:val="clear" w:color="auto" w:fill="1E1E1E"/>
+        <w:spacing w:line="285" w:lineRule="atLeast"/>
+        <w:rPr>
+          <w:rFonts w:ascii="Consolas" w:hAnsi="Consolas"/>
+          <w:color w:val="D4D4D4"/>
+          <w:sz w:val="21"/>
+          <w:szCs w:val="21"/>
+        </w:rPr>
+      </w:pPr>
+      <w:r>
+        <w:rPr>
+          <w:rFonts w:ascii="Consolas" w:hAnsi="Consolas"/>
+          <w:color w:val="D4D4D4"/>
+          <w:sz w:val="21"/>
+          <w:szCs w:val="21"/>
+        </w:rPr>
+        <w:t>}</w:t>
+      </w:r>
+    </w:p>
+    <w:p>
+      <w:pPr>
+        <w:shd w:val="clear" w:color="auto" w:fill="1E1E1E"/>
+        <w:spacing w:line="285" w:lineRule="atLeast"/>
+        <w:rPr>
+          <w:rFonts w:ascii="Consolas" w:hAnsi="Consolas"/>
+          <w:color w:val="D4D4D4"/>
+          <w:sz w:val="21"/>
+          <w:szCs w:val="21"/>
+        </w:rPr>
+      </w:pPr>
+      <w:proofErr w:type="spellStart"/>
+      <w:r>
+        <w:rPr>
+          <w:rFonts w:ascii="Consolas" w:hAnsi="Consolas"/>
+          <w:color w:val="569CD6"/>
+          <w:sz w:val="21"/>
+          <w:szCs w:val="21"/>
+        </w:rPr>
+        <w:t>int</w:t>
+      </w:r>
+      <w:proofErr w:type="spellEnd"/>
+      <w:r>
+        <w:rPr>
+          <w:rFonts w:ascii="Consolas" w:hAnsi="Consolas"/>
+          <w:color w:val="D4D4D4"/>
+          <w:sz w:val="21"/>
+          <w:szCs w:val="21"/>
+        </w:rPr>
+        <w:t xml:space="preserve"> </w:t>
+      </w:r>
+      <w:proofErr w:type="spellStart"/>
+      <w:proofErr w:type="gramStart"/>
+      <w:r>
+        <w:rPr>
+          <w:rFonts w:ascii="Consolas" w:hAnsi="Consolas"/>
+          <w:color w:val="D4D4D4"/>
+          <w:sz w:val="21"/>
+          <w:szCs w:val="21"/>
+        </w:rPr>
+        <w:t>NumberOfSecondsInMonth</w:t>
+      </w:r>
+      <w:proofErr w:type="spellEnd"/>
+      <w:r>
+        <w:rPr>
+          <w:rFonts w:ascii="Consolas" w:hAnsi="Consolas"/>
+          <w:color w:val="D4D4D4"/>
+          <w:sz w:val="21"/>
+          <w:szCs w:val="21"/>
+        </w:rPr>
+        <w:t>(</w:t>
+      </w:r>
+      <w:proofErr w:type="gramEnd"/>
+      <w:r>
+        <w:rPr>
+          <w:rFonts w:ascii="Consolas" w:hAnsi="Consolas"/>
+          <w:color w:val="569CD6"/>
+          <w:sz w:val="21"/>
+          <w:szCs w:val="21"/>
+        </w:rPr>
+        <w:t>short</w:t>
+      </w:r>
+      <w:r>
+        <w:rPr>
+          <w:rFonts w:ascii="Consolas" w:hAnsi="Consolas"/>
+          <w:color w:val="D4D4D4"/>
+          <w:sz w:val="21"/>
+          <w:szCs w:val="21"/>
+        </w:rPr>
+        <w:t xml:space="preserve"> year, </w:t>
+      </w:r>
+      <w:r>
+        <w:rPr>
+          <w:rFonts w:ascii="Consolas" w:hAnsi="Consolas"/>
+          <w:color w:val="569CD6"/>
+          <w:sz w:val="21"/>
+          <w:szCs w:val="21"/>
+        </w:rPr>
+        <w:t>short</w:t>
+      </w:r>
+      <w:r>
+        <w:rPr>
+          <w:rFonts w:ascii="Consolas" w:hAnsi="Consolas"/>
+          <w:color w:val="D4D4D4"/>
+          <w:sz w:val="21"/>
+          <w:szCs w:val="21"/>
+        </w:rPr>
+        <w:t xml:space="preserve"> month)</w:t>
+      </w:r>
+    </w:p>
+    <w:p>
+      <w:pPr>
+        <w:shd w:val="clear" w:color="auto" w:fill="1E1E1E"/>
+        <w:spacing w:line="285" w:lineRule="atLeast"/>
+        <w:rPr>
+          <w:rFonts w:ascii="Consolas" w:hAnsi="Consolas"/>
+          <w:color w:val="D4D4D4"/>
+          <w:sz w:val="21"/>
+          <w:szCs w:val="21"/>
+        </w:rPr>
+      </w:pPr>
+      <w:r>
+        <w:rPr>
+          <w:rFonts w:ascii="Consolas" w:hAnsi="Consolas"/>
+          <w:color w:val="D4D4D4"/>
+          <w:sz w:val="21"/>
+          <w:szCs w:val="21"/>
+        </w:rPr>
+        <w:t>{</w:t>
+      </w:r>
+    </w:p>
+    <w:p>
+      <w:pPr>
+        <w:shd w:val="clear" w:color="auto" w:fill="1E1E1E"/>
+        <w:spacing w:line="285" w:lineRule="atLeast"/>
+        <w:rPr>
+          <w:rFonts w:ascii="Consolas" w:hAnsi="Consolas"/>
+          <w:color w:val="D4D4D4"/>
+          <w:sz w:val="21"/>
+          <w:szCs w:val="21"/>
+        </w:rPr>
+      </w:pPr>
+      <w:r>
+        <w:rPr>
+          <w:rFonts w:ascii="Consolas" w:hAnsi="Consolas"/>
+          <w:color w:val="D4D4D4"/>
+          <w:sz w:val="21"/>
+          <w:szCs w:val="21"/>
+        </w:rPr>
+        <w:t xml:space="preserve">    </w:t>
+      </w:r>
+      <w:r>
+        <w:rPr>
+          <w:rFonts w:ascii="Consolas" w:hAnsi="Consolas"/>
+          <w:color w:val="569CD6"/>
+          <w:sz w:val="21"/>
+          <w:szCs w:val="21"/>
+        </w:rPr>
+        <w:t>return</w:t>
+      </w:r>
+      <w:r>
+        <w:rPr>
+          <w:rFonts w:ascii="Consolas" w:hAnsi="Consolas"/>
+          <w:color w:val="D4D4D4"/>
+          <w:sz w:val="21"/>
+          <w:szCs w:val="21"/>
+        </w:rPr>
+        <w:t xml:space="preserve"> </w:t>
+      </w:r>
+      <w:proofErr w:type="spellStart"/>
+      <w:proofErr w:type="gramStart"/>
+      <w:r>
+        <w:rPr>
+          <w:rFonts w:ascii="Consolas" w:hAnsi="Consolas"/>
+          <w:color w:val="D4D4D4"/>
+          <w:sz w:val="21"/>
+          <w:szCs w:val="21"/>
+        </w:rPr>
+        <w:t>NumberOfMinutesInMonth</w:t>
+      </w:r>
+      <w:proofErr w:type="spellEnd"/>
+      <w:r>
+        <w:rPr>
+          <w:rFonts w:ascii="Consolas" w:hAnsi="Consolas"/>
+          <w:color w:val="D4D4D4"/>
+          <w:sz w:val="21"/>
+          <w:szCs w:val="21"/>
+        </w:rPr>
+        <w:t>(</w:t>
+      </w:r>
+      <w:proofErr w:type="gramEnd"/>
+      <w:r>
+        <w:rPr>
+          <w:rFonts w:ascii="Consolas" w:hAnsi="Consolas"/>
+          <w:color w:val="D4D4D4"/>
+          <w:sz w:val="21"/>
+          <w:szCs w:val="21"/>
+        </w:rPr>
+        <w:t xml:space="preserve">year, month) * </w:t>
+      </w:r>
+      <w:r>
+        <w:rPr>
+          <w:rFonts w:ascii="Consolas" w:hAnsi="Consolas"/>
+          <w:color w:val="B5CEA8"/>
+          <w:sz w:val="21"/>
+          <w:szCs w:val="21"/>
+        </w:rPr>
+        <w:t>60</w:t>
+      </w:r>
+      <w:r>
+        <w:rPr>
+          <w:rFonts w:ascii="Consolas" w:hAnsi="Consolas"/>
+          <w:color w:val="D4D4D4"/>
+          <w:sz w:val="21"/>
+          <w:szCs w:val="21"/>
+        </w:rPr>
+        <w:t>;</w:t>
+      </w:r>
+    </w:p>
+    <w:p>
+      <w:pPr>
+        <w:shd w:val="clear" w:color="auto" w:fill="1E1E1E"/>
+        <w:spacing w:line="285" w:lineRule="atLeast"/>
+        <w:rPr>
+          <w:rFonts w:ascii="Consolas" w:hAnsi="Consolas"/>
+          <w:color w:val="D4D4D4"/>
+          <w:sz w:val="21"/>
+          <w:szCs w:val="21"/>
+        </w:rPr>
+      </w:pPr>
+      <w:r>
+        <w:rPr>
+          <w:rFonts w:ascii="Consolas" w:hAnsi="Consolas"/>
+          <w:color w:val="D4D4D4"/>
+          <w:sz w:val="21"/>
+          <w:szCs w:val="21"/>
+        </w:rPr>
+        <w:t>}</w:t>
+      </w:r>
+    </w:p>
+    <w:p>
+      <w:pPr>
+        <w:shd w:val="clear" w:color="auto" w:fill="1E1E1E"/>
+        <w:spacing w:line="285" w:lineRule="atLeast"/>
+        <w:rPr>
+          <w:rFonts w:ascii="Consolas" w:hAnsi="Consolas"/>
+          <w:color w:val="D4D4D4"/>
+          <w:sz w:val="21"/>
+          <w:szCs w:val="21"/>
+        </w:rPr>
+      </w:pPr>
+      <w:proofErr w:type="spellStart"/>
+      <w:r>
+        <w:rPr>
+          <w:rFonts w:ascii="Consolas" w:hAnsi="Consolas"/>
+          <w:color w:val="569CD6"/>
+          <w:sz w:val="21"/>
+          <w:szCs w:val="21"/>
+        </w:rPr>
+        <w:t>int</w:t>
+      </w:r>
+      <w:proofErr w:type="spellEnd"/>
+      <w:r>
+        <w:rPr>
+          <w:rFonts w:ascii="Consolas" w:hAnsi="Consolas"/>
+          <w:color w:val="D4D4D4"/>
+          <w:sz w:val="21"/>
+          <w:szCs w:val="21"/>
+        </w:rPr>
+        <w:t xml:space="preserve"> </w:t>
+      </w:r>
+      <w:proofErr w:type="gramStart"/>
+      <w:r>
+        <w:rPr>
+          <w:rFonts w:ascii="Consolas" w:hAnsi="Consolas"/>
+          <w:color w:val="D4D4D4"/>
+          <w:sz w:val="21"/>
+          <w:szCs w:val="21"/>
+        </w:rPr>
+        <w:t>main(</w:t>
+      </w:r>
+      <w:proofErr w:type="gramEnd"/>
+      <w:r>
+        <w:rPr>
+          <w:rFonts w:ascii="Consolas" w:hAnsi="Consolas"/>
+          <w:color w:val="D4D4D4"/>
+          <w:sz w:val="21"/>
+          <w:szCs w:val="21"/>
+        </w:rPr>
+        <w:t>)</w:t>
+      </w:r>
+    </w:p>
+    <w:p>
+      <w:pPr>
+        <w:shd w:val="clear" w:color="auto" w:fill="1E1E1E"/>
+        <w:spacing w:line="285" w:lineRule="atLeast"/>
+        <w:rPr>
+          <w:rFonts w:ascii="Consolas" w:hAnsi="Consolas"/>
+          <w:color w:val="D4D4D4"/>
+          <w:sz w:val="21"/>
+          <w:szCs w:val="21"/>
+        </w:rPr>
+      </w:pPr>
+      <w:r>
+        <w:rPr>
+          <w:rFonts w:ascii="Consolas" w:hAnsi="Consolas"/>
+          <w:color w:val="D4D4D4"/>
+          <w:sz w:val="21"/>
+          <w:szCs w:val="21"/>
+        </w:rPr>
+        <w:t>{</w:t>
+      </w:r>
+    </w:p>
+    <w:p>
+      <w:pPr>
+        <w:shd w:val="clear" w:color="auto" w:fill="1E1E1E"/>
+        <w:spacing w:line="285" w:lineRule="atLeast"/>
+        <w:rPr>
+          <w:rFonts w:ascii="Consolas" w:hAnsi="Consolas"/>
+          <w:color w:val="D4D4D4"/>
+          <w:sz w:val="21"/>
+          <w:szCs w:val="21"/>
+        </w:rPr>
+      </w:pPr>
+      <w:r>
+        <w:rPr>
+          <w:rFonts w:ascii="Consolas" w:hAnsi="Consolas"/>
+          <w:color w:val="6A9955"/>
+          <w:sz w:val="21"/>
+          <w:szCs w:val="21"/>
+        </w:rPr>
+        <w:t xml:space="preserve"> </w:t>
+      </w:r>
+    </w:p>
+    <w:p>
+      <w:pPr>
+        <w:shd w:val="clear" w:color="auto" w:fill="1E1E1E"/>
+        <w:spacing w:line="285" w:lineRule="atLeast"/>
+        <w:rPr>
+          <w:rFonts w:ascii="Consolas" w:hAnsi="Consolas"/>
+          <w:color w:val="D4D4D4"/>
+          <w:sz w:val="21"/>
+          <w:szCs w:val="21"/>
+        </w:rPr>
+      </w:pPr>
+      <w:r>
+        <w:rPr>
+          <w:rFonts w:ascii="Consolas" w:hAnsi="Consolas"/>
+          <w:color w:val="D4D4D4"/>
+          <w:sz w:val="21"/>
+          <w:szCs w:val="21"/>
+        </w:rPr>
+        <w:t xml:space="preserve">    </w:t>
+      </w:r>
+      <w:r>
+        <w:rPr>
+          <w:rFonts w:ascii="Consolas" w:hAnsi="Consolas"/>
+          <w:color w:val="569CD6"/>
+          <w:sz w:val="21"/>
+          <w:szCs w:val="21"/>
+        </w:rPr>
+        <w:t>short</w:t>
+      </w:r>
+      <w:r>
+        <w:rPr>
+          <w:rFonts w:ascii="Consolas" w:hAnsi="Consolas"/>
+          <w:color w:val="D4D4D4"/>
+          <w:sz w:val="21"/>
+          <w:szCs w:val="21"/>
+        </w:rPr>
+        <w:t xml:space="preserve"> year1 = </w:t>
+      </w:r>
+      <w:proofErr w:type="spellStart"/>
+      <w:proofErr w:type="gramStart"/>
+      <w:r>
+        <w:rPr>
+          <w:rFonts w:ascii="Consolas" w:hAnsi="Consolas"/>
+          <w:color w:val="D4D4D4"/>
+          <w:sz w:val="21"/>
+          <w:szCs w:val="21"/>
+        </w:rPr>
+        <w:t>ReadYear</w:t>
+      </w:r>
+      <w:proofErr w:type="spellEnd"/>
+      <w:r>
+        <w:rPr>
+          <w:rFonts w:ascii="Consolas" w:hAnsi="Consolas"/>
+          <w:color w:val="D4D4D4"/>
+          <w:sz w:val="21"/>
+          <w:szCs w:val="21"/>
+        </w:rPr>
+        <w:t>(</w:t>
+      </w:r>
+      <w:proofErr w:type="gramEnd"/>
+      <w:r>
+        <w:rPr>
+          <w:rFonts w:ascii="Consolas" w:hAnsi="Consolas"/>
+          <w:color w:val="D4D4D4"/>
+          <w:sz w:val="21"/>
+          <w:szCs w:val="21"/>
+        </w:rPr>
+        <w:t>);</w:t>
+      </w:r>
+    </w:p>
+    <w:p>
+      <w:pPr>
+        <w:shd w:val="clear" w:color="auto" w:fill="1E1E1E"/>
+        <w:spacing w:line="285" w:lineRule="atLeast"/>
+        <w:rPr>
+          <w:rFonts w:ascii="Consolas" w:hAnsi="Consolas"/>
+          <w:color w:val="D4D4D4"/>
+          <w:sz w:val="21"/>
+          <w:szCs w:val="21"/>
+        </w:rPr>
+      </w:pPr>
+      <w:r>
+        <w:rPr>
+          <w:rFonts w:ascii="Consolas" w:hAnsi="Consolas"/>
+          <w:color w:val="D4D4D4"/>
+          <w:sz w:val="21"/>
+          <w:szCs w:val="21"/>
+        </w:rPr>
+        <w:lastRenderedPageBreak/>
+        <w:t xml:space="preserve">    </w:t>
+      </w:r>
+      <w:proofErr w:type="spellStart"/>
+      <w:r>
+        <w:rPr>
+          <w:rFonts w:ascii="Consolas" w:hAnsi="Consolas"/>
+          <w:color w:val="D4D4D4"/>
+          <w:sz w:val="21"/>
+          <w:szCs w:val="21"/>
+        </w:rPr>
+        <w:t>cout</w:t>
+      </w:r>
+      <w:proofErr w:type="spellEnd"/>
+      <w:r>
+        <w:rPr>
+          <w:rFonts w:ascii="Consolas" w:hAnsi="Consolas"/>
+          <w:color w:val="D4D4D4"/>
+          <w:sz w:val="21"/>
+          <w:szCs w:val="21"/>
+        </w:rPr>
+        <w:t xml:space="preserve"> &lt;&lt; </w:t>
+      </w:r>
+      <w:r>
+        <w:rPr>
+          <w:rFonts w:ascii="Consolas" w:hAnsi="Consolas"/>
+          <w:color w:val="CE9178"/>
+          <w:sz w:val="21"/>
+          <w:szCs w:val="21"/>
+        </w:rPr>
+        <w:t>"Number of Days        </w:t>
+      </w:r>
+      <w:proofErr w:type="gramStart"/>
+      <w:r>
+        <w:rPr>
+          <w:rFonts w:ascii="Consolas" w:hAnsi="Consolas"/>
+          <w:color w:val="CE9178"/>
+          <w:sz w:val="21"/>
+          <w:szCs w:val="21"/>
+        </w:rPr>
+        <w:t>in  Year</w:t>
+      </w:r>
+      <w:proofErr w:type="gramEnd"/>
+      <w:r>
+        <w:rPr>
+          <w:rFonts w:ascii="Consolas" w:hAnsi="Consolas"/>
+          <w:color w:val="CE9178"/>
+          <w:sz w:val="21"/>
+          <w:szCs w:val="21"/>
+        </w:rPr>
+        <w:t xml:space="preserve"> ["</w:t>
+      </w:r>
+      <w:r>
+        <w:rPr>
+          <w:rFonts w:ascii="Consolas" w:hAnsi="Consolas"/>
+          <w:color w:val="D4D4D4"/>
+          <w:sz w:val="21"/>
+          <w:szCs w:val="21"/>
+        </w:rPr>
+        <w:t xml:space="preserve"> &lt;&lt; year1 &lt;&lt; </w:t>
+      </w:r>
+      <w:r>
+        <w:rPr>
+          <w:rFonts w:ascii="Consolas" w:hAnsi="Consolas"/>
+          <w:color w:val="CE9178"/>
+          <w:sz w:val="21"/>
+          <w:szCs w:val="21"/>
+        </w:rPr>
+        <w:t>"] is "</w:t>
+      </w:r>
+      <w:r>
+        <w:rPr>
+          <w:rFonts w:ascii="Consolas" w:hAnsi="Consolas"/>
+          <w:color w:val="D4D4D4"/>
+          <w:sz w:val="21"/>
+          <w:szCs w:val="21"/>
+        </w:rPr>
+        <w:t xml:space="preserve"> &lt;&lt; </w:t>
+      </w:r>
+      <w:proofErr w:type="spellStart"/>
+      <w:r>
+        <w:rPr>
+          <w:rFonts w:ascii="Consolas" w:hAnsi="Consolas"/>
+          <w:color w:val="D4D4D4"/>
+          <w:sz w:val="21"/>
+          <w:szCs w:val="21"/>
+        </w:rPr>
+        <w:t>NumberOFDaysInYear</w:t>
+      </w:r>
+      <w:proofErr w:type="spellEnd"/>
+      <w:r>
+        <w:rPr>
+          <w:rFonts w:ascii="Consolas" w:hAnsi="Consolas"/>
+          <w:color w:val="D4D4D4"/>
+          <w:sz w:val="21"/>
+          <w:szCs w:val="21"/>
+        </w:rPr>
+        <w:t xml:space="preserve">(year1) &lt;&lt; </w:t>
+      </w:r>
+      <w:proofErr w:type="spellStart"/>
+      <w:r>
+        <w:rPr>
+          <w:rFonts w:ascii="Consolas" w:hAnsi="Consolas"/>
+          <w:color w:val="D4D4D4"/>
+          <w:sz w:val="21"/>
+          <w:szCs w:val="21"/>
+        </w:rPr>
+        <w:t>endl</w:t>
+      </w:r>
+      <w:proofErr w:type="spellEnd"/>
+      <w:r>
+        <w:rPr>
+          <w:rFonts w:ascii="Consolas" w:hAnsi="Consolas"/>
+          <w:color w:val="D4D4D4"/>
+          <w:sz w:val="21"/>
+          <w:szCs w:val="21"/>
+        </w:rPr>
+        <w:t>;</w:t>
+      </w:r>
+    </w:p>
+    <w:p>
+      <w:pPr>
+        <w:shd w:val="clear" w:color="auto" w:fill="1E1E1E"/>
+        <w:spacing w:line="285" w:lineRule="atLeast"/>
+        <w:rPr>
+          <w:rFonts w:ascii="Consolas" w:hAnsi="Consolas"/>
+          <w:color w:val="D4D4D4"/>
+          <w:sz w:val="21"/>
+          <w:szCs w:val="21"/>
+        </w:rPr>
+      </w:pPr>
+      <w:r>
+        <w:rPr>
+          <w:rFonts w:ascii="Consolas" w:hAnsi="Consolas"/>
+          <w:color w:val="D4D4D4"/>
+          <w:sz w:val="21"/>
+          <w:szCs w:val="21"/>
+        </w:rPr>
+        <w:t xml:space="preserve">    </w:t>
+      </w:r>
+      <w:proofErr w:type="spellStart"/>
+      <w:r>
+        <w:rPr>
+          <w:rFonts w:ascii="Consolas" w:hAnsi="Consolas"/>
+          <w:color w:val="D4D4D4"/>
+          <w:sz w:val="21"/>
+          <w:szCs w:val="21"/>
+        </w:rPr>
+        <w:t>cout</w:t>
+      </w:r>
+      <w:proofErr w:type="spellEnd"/>
+      <w:r>
+        <w:rPr>
+          <w:rFonts w:ascii="Consolas" w:hAnsi="Consolas"/>
+          <w:color w:val="D4D4D4"/>
+          <w:sz w:val="21"/>
+          <w:szCs w:val="21"/>
+        </w:rPr>
+        <w:t xml:space="preserve"> &lt;&lt; </w:t>
+      </w:r>
+      <w:r>
+        <w:rPr>
+          <w:rFonts w:ascii="Consolas" w:hAnsi="Consolas"/>
+          <w:color w:val="CE9178"/>
+          <w:sz w:val="21"/>
+          <w:szCs w:val="21"/>
+        </w:rPr>
+        <w:t xml:space="preserve">"Number of Hours       </w:t>
+      </w:r>
+      <w:proofErr w:type="gramStart"/>
+      <w:r>
+        <w:rPr>
+          <w:rFonts w:ascii="Consolas" w:hAnsi="Consolas"/>
+          <w:color w:val="CE9178"/>
+          <w:sz w:val="21"/>
+          <w:szCs w:val="21"/>
+        </w:rPr>
+        <w:t>in  Year</w:t>
+      </w:r>
+      <w:proofErr w:type="gramEnd"/>
+      <w:r>
+        <w:rPr>
+          <w:rFonts w:ascii="Consolas" w:hAnsi="Consolas"/>
+          <w:color w:val="CE9178"/>
+          <w:sz w:val="21"/>
+          <w:szCs w:val="21"/>
+        </w:rPr>
+        <w:t xml:space="preserve"> ["</w:t>
+      </w:r>
+      <w:r>
+        <w:rPr>
+          <w:rFonts w:ascii="Consolas" w:hAnsi="Consolas"/>
+          <w:color w:val="D4D4D4"/>
+          <w:sz w:val="21"/>
+          <w:szCs w:val="21"/>
+        </w:rPr>
+        <w:t xml:space="preserve"> &lt;&lt; year1 &lt;&lt; </w:t>
+      </w:r>
+      <w:r>
+        <w:rPr>
+          <w:rFonts w:ascii="Consolas" w:hAnsi="Consolas"/>
+          <w:color w:val="CE9178"/>
+          <w:sz w:val="21"/>
+          <w:szCs w:val="21"/>
+        </w:rPr>
+        <w:t>"] is "</w:t>
+      </w:r>
+      <w:r>
+        <w:rPr>
+          <w:rFonts w:ascii="Consolas" w:hAnsi="Consolas"/>
+          <w:color w:val="D4D4D4"/>
+          <w:sz w:val="21"/>
+          <w:szCs w:val="21"/>
+        </w:rPr>
+        <w:t xml:space="preserve"> &lt;&lt; </w:t>
+      </w:r>
+      <w:proofErr w:type="spellStart"/>
+      <w:r>
+        <w:rPr>
+          <w:rFonts w:ascii="Consolas" w:hAnsi="Consolas"/>
+          <w:color w:val="D4D4D4"/>
+          <w:sz w:val="21"/>
+          <w:szCs w:val="21"/>
+        </w:rPr>
+        <w:t>NumberOfHoursInYear</w:t>
+      </w:r>
+      <w:proofErr w:type="spellEnd"/>
+      <w:r>
+        <w:rPr>
+          <w:rFonts w:ascii="Consolas" w:hAnsi="Consolas"/>
+          <w:color w:val="D4D4D4"/>
+          <w:sz w:val="21"/>
+          <w:szCs w:val="21"/>
+        </w:rPr>
+        <w:t xml:space="preserve">(year1) &lt;&lt; </w:t>
+      </w:r>
+      <w:proofErr w:type="spellStart"/>
+      <w:r>
+        <w:rPr>
+          <w:rFonts w:ascii="Consolas" w:hAnsi="Consolas"/>
+          <w:color w:val="D4D4D4"/>
+          <w:sz w:val="21"/>
+          <w:szCs w:val="21"/>
+        </w:rPr>
+        <w:t>endl</w:t>
+      </w:r>
+      <w:proofErr w:type="spellEnd"/>
+      <w:r>
+        <w:rPr>
+          <w:rFonts w:ascii="Consolas" w:hAnsi="Consolas"/>
+          <w:color w:val="D4D4D4"/>
+          <w:sz w:val="21"/>
+          <w:szCs w:val="21"/>
+        </w:rPr>
+        <w:t>;</w:t>
+      </w:r>
+    </w:p>
+    <w:p>
+      <w:pPr>
+        <w:shd w:val="clear" w:color="auto" w:fill="1E1E1E"/>
+        <w:spacing w:line="285" w:lineRule="atLeast"/>
+        <w:rPr>
+          <w:rFonts w:ascii="Consolas" w:hAnsi="Consolas"/>
+          <w:color w:val="D4D4D4"/>
+          <w:sz w:val="21"/>
+          <w:szCs w:val="21"/>
+        </w:rPr>
+      </w:pPr>
+      <w:r>
+        <w:rPr>
+          <w:rFonts w:ascii="Consolas" w:hAnsi="Consolas"/>
+          <w:color w:val="D4D4D4"/>
+          <w:sz w:val="21"/>
+          <w:szCs w:val="21"/>
+        </w:rPr>
+        <w:t xml:space="preserve">    </w:t>
+      </w:r>
+      <w:proofErr w:type="spellStart"/>
+      <w:r>
+        <w:rPr>
+          <w:rFonts w:ascii="Consolas" w:hAnsi="Consolas"/>
+          <w:color w:val="D4D4D4"/>
+          <w:sz w:val="21"/>
+          <w:szCs w:val="21"/>
+        </w:rPr>
+        <w:t>cout</w:t>
+      </w:r>
+      <w:proofErr w:type="spellEnd"/>
+      <w:r>
+        <w:rPr>
+          <w:rFonts w:ascii="Consolas" w:hAnsi="Consolas"/>
+          <w:color w:val="D4D4D4"/>
+          <w:sz w:val="21"/>
+          <w:szCs w:val="21"/>
+        </w:rPr>
+        <w:t xml:space="preserve"> &lt;&lt; </w:t>
+      </w:r>
+      <w:r>
+        <w:rPr>
+          <w:rFonts w:ascii="Consolas" w:hAnsi="Consolas"/>
+          <w:color w:val="CE9178"/>
+          <w:sz w:val="21"/>
+          <w:szCs w:val="21"/>
+        </w:rPr>
+        <w:t xml:space="preserve">"Number of Minutes     </w:t>
+      </w:r>
+      <w:proofErr w:type="gramStart"/>
+      <w:r>
+        <w:rPr>
+          <w:rFonts w:ascii="Consolas" w:hAnsi="Consolas"/>
+          <w:color w:val="CE9178"/>
+          <w:sz w:val="21"/>
+          <w:szCs w:val="21"/>
+        </w:rPr>
+        <w:t>in  Year</w:t>
+      </w:r>
+      <w:proofErr w:type="gramEnd"/>
+      <w:r>
+        <w:rPr>
+          <w:rFonts w:ascii="Consolas" w:hAnsi="Consolas"/>
+          <w:color w:val="CE9178"/>
+          <w:sz w:val="21"/>
+          <w:szCs w:val="21"/>
+        </w:rPr>
+        <w:t xml:space="preserve"> ["</w:t>
+      </w:r>
+      <w:r>
+        <w:rPr>
+          <w:rFonts w:ascii="Consolas" w:hAnsi="Consolas"/>
+          <w:color w:val="D4D4D4"/>
+          <w:sz w:val="21"/>
+          <w:szCs w:val="21"/>
+        </w:rPr>
+        <w:t xml:space="preserve"> &lt;&lt; year1 &lt;&lt; </w:t>
+      </w:r>
+      <w:r>
+        <w:rPr>
+          <w:rFonts w:ascii="Consolas" w:hAnsi="Consolas"/>
+          <w:color w:val="CE9178"/>
+          <w:sz w:val="21"/>
+          <w:szCs w:val="21"/>
+        </w:rPr>
+        <w:t>"] is "</w:t>
+      </w:r>
+      <w:r>
+        <w:rPr>
+          <w:rFonts w:ascii="Consolas" w:hAnsi="Consolas"/>
+          <w:color w:val="D4D4D4"/>
+          <w:sz w:val="21"/>
+          <w:szCs w:val="21"/>
+        </w:rPr>
+        <w:t xml:space="preserve"> &lt;&lt; </w:t>
+      </w:r>
+      <w:proofErr w:type="spellStart"/>
+      <w:r>
+        <w:rPr>
+          <w:rFonts w:ascii="Consolas" w:hAnsi="Consolas"/>
+          <w:color w:val="D4D4D4"/>
+          <w:sz w:val="21"/>
+          <w:szCs w:val="21"/>
+        </w:rPr>
+        <w:t>NumberOfMinutesInYear</w:t>
+      </w:r>
+      <w:proofErr w:type="spellEnd"/>
+      <w:r>
+        <w:rPr>
+          <w:rFonts w:ascii="Consolas" w:hAnsi="Consolas"/>
+          <w:color w:val="D4D4D4"/>
+          <w:sz w:val="21"/>
+          <w:szCs w:val="21"/>
+        </w:rPr>
+        <w:t xml:space="preserve">(year1) &lt;&lt; </w:t>
+      </w:r>
+      <w:proofErr w:type="spellStart"/>
+      <w:r>
+        <w:rPr>
+          <w:rFonts w:ascii="Consolas" w:hAnsi="Consolas"/>
+          <w:color w:val="D4D4D4"/>
+          <w:sz w:val="21"/>
+          <w:szCs w:val="21"/>
+        </w:rPr>
+        <w:t>endl</w:t>
+      </w:r>
+      <w:proofErr w:type="spellEnd"/>
+      <w:r>
+        <w:rPr>
+          <w:rFonts w:ascii="Consolas" w:hAnsi="Consolas"/>
+          <w:color w:val="D4D4D4"/>
+          <w:sz w:val="21"/>
+          <w:szCs w:val="21"/>
+        </w:rPr>
+        <w:t>;</w:t>
+      </w:r>
+    </w:p>
+    <w:p>
+      <w:pPr>
+        <w:shd w:val="clear" w:color="auto" w:fill="1E1E1E"/>
+        <w:spacing w:line="285" w:lineRule="atLeast"/>
+        <w:rPr>
+          <w:rFonts w:ascii="Consolas" w:hAnsi="Consolas"/>
+          <w:color w:val="D4D4D4"/>
+          <w:sz w:val="21"/>
+          <w:szCs w:val="21"/>
+        </w:rPr>
+      </w:pPr>
+      <w:r>
+        <w:rPr>
+          <w:rFonts w:ascii="Consolas" w:hAnsi="Consolas"/>
+          <w:color w:val="D4D4D4"/>
+          <w:sz w:val="21"/>
+          <w:szCs w:val="21"/>
+        </w:rPr>
+        <w:t xml:space="preserve">    </w:t>
+      </w:r>
+      <w:proofErr w:type="spellStart"/>
+      <w:r>
+        <w:rPr>
+          <w:rFonts w:ascii="Consolas" w:hAnsi="Consolas"/>
+          <w:color w:val="D4D4D4"/>
+          <w:sz w:val="21"/>
+          <w:szCs w:val="21"/>
+        </w:rPr>
+        <w:t>cout</w:t>
+      </w:r>
+      <w:proofErr w:type="spellEnd"/>
+      <w:r>
+        <w:rPr>
+          <w:rFonts w:ascii="Consolas" w:hAnsi="Consolas"/>
+          <w:color w:val="D4D4D4"/>
+          <w:sz w:val="21"/>
+          <w:szCs w:val="21"/>
+        </w:rPr>
+        <w:t xml:space="preserve"> &lt;&lt; </w:t>
+      </w:r>
+      <w:r>
+        <w:rPr>
+          <w:rFonts w:ascii="Consolas" w:hAnsi="Consolas"/>
+          <w:color w:val="CE9178"/>
+          <w:sz w:val="21"/>
+          <w:szCs w:val="21"/>
+        </w:rPr>
+        <w:t xml:space="preserve">"Number of Seconds     </w:t>
+      </w:r>
+      <w:proofErr w:type="gramStart"/>
+      <w:r>
+        <w:rPr>
+          <w:rFonts w:ascii="Consolas" w:hAnsi="Consolas"/>
+          <w:color w:val="CE9178"/>
+          <w:sz w:val="21"/>
+          <w:szCs w:val="21"/>
+        </w:rPr>
+        <w:t>in  Year</w:t>
+      </w:r>
+      <w:proofErr w:type="gramEnd"/>
+      <w:r>
+        <w:rPr>
+          <w:rFonts w:ascii="Consolas" w:hAnsi="Consolas"/>
+          <w:color w:val="CE9178"/>
+          <w:sz w:val="21"/>
+          <w:szCs w:val="21"/>
+        </w:rPr>
+        <w:t xml:space="preserve"> ["</w:t>
+      </w:r>
+      <w:r>
+        <w:rPr>
+          <w:rFonts w:ascii="Consolas" w:hAnsi="Consolas"/>
+          <w:color w:val="D4D4D4"/>
+          <w:sz w:val="21"/>
+          <w:szCs w:val="21"/>
+        </w:rPr>
+        <w:t xml:space="preserve"> &lt;&lt; year1 &lt;&lt; </w:t>
+      </w:r>
+      <w:r>
+        <w:rPr>
+          <w:rFonts w:ascii="Consolas" w:hAnsi="Consolas"/>
+          <w:color w:val="CE9178"/>
+          <w:sz w:val="21"/>
+          <w:szCs w:val="21"/>
+        </w:rPr>
+        <w:t>"] is "</w:t>
+      </w:r>
+      <w:r>
+        <w:rPr>
+          <w:rFonts w:ascii="Consolas" w:hAnsi="Consolas"/>
+          <w:color w:val="D4D4D4"/>
+          <w:sz w:val="21"/>
+          <w:szCs w:val="21"/>
+        </w:rPr>
+        <w:t xml:space="preserve"> &lt;&lt; </w:t>
+      </w:r>
+      <w:proofErr w:type="spellStart"/>
+      <w:r>
+        <w:rPr>
+          <w:rFonts w:ascii="Consolas" w:hAnsi="Consolas"/>
+          <w:color w:val="D4D4D4"/>
+          <w:sz w:val="21"/>
+          <w:szCs w:val="21"/>
+        </w:rPr>
+        <w:t>NumberOfsecondsInYear</w:t>
+      </w:r>
+      <w:proofErr w:type="spellEnd"/>
+      <w:r>
+        <w:rPr>
+          <w:rFonts w:ascii="Consolas" w:hAnsi="Consolas"/>
+          <w:color w:val="D4D4D4"/>
+          <w:sz w:val="21"/>
+          <w:szCs w:val="21"/>
+        </w:rPr>
+        <w:t xml:space="preserve">(year1) &lt;&lt; </w:t>
+      </w:r>
+      <w:proofErr w:type="spellStart"/>
+      <w:r>
+        <w:rPr>
+          <w:rFonts w:ascii="Consolas" w:hAnsi="Consolas"/>
+          <w:color w:val="D4D4D4"/>
+          <w:sz w:val="21"/>
+          <w:szCs w:val="21"/>
+        </w:rPr>
+        <w:t>endl</w:t>
+      </w:r>
+      <w:proofErr w:type="spellEnd"/>
+      <w:r>
+        <w:rPr>
+          <w:rFonts w:ascii="Consolas" w:hAnsi="Consolas"/>
+          <w:color w:val="D4D4D4"/>
+          <w:sz w:val="21"/>
+          <w:szCs w:val="21"/>
+        </w:rPr>
+        <w:t>;</w:t>
+      </w:r>
+    </w:p>
+    <w:p>
+      <w:pPr>
+        <w:shd w:val="clear" w:color="auto" w:fill="1E1E1E"/>
+        <w:spacing w:line="285" w:lineRule="atLeast"/>
+        <w:rPr>
+          <w:rFonts w:ascii="Consolas" w:hAnsi="Consolas"/>
+          <w:color w:val="D4D4D4"/>
+          <w:sz w:val="21"/>
+          <w:szCs w:val="21"/>
+        </w:rPr>
+      </w:pPr>
+    </w:p>
+    <w:p>
+      <w:pPr>
+        <w:shd w:val="clear" w:color="auto" w:fill="1E1E1E"/>
+        <w:spacing w:line="285" w:lineRule="atLeast"/>
+        <w:rPr>
+          <w:rFonts w:ascii="Consolas" w:hAnsi="Consolas"/>
+          <w:color w:val="D4D4D4"/>
+          <w:sz w:val="21"/>
+          <w:szCs w:val="21"/>
+        </w:rPr>
+      </w:pPr>
+      <w:r>
+        <w:rPr>
+          <w:rFonts w:ascii="Consolas" w:hAnsi="Consolas"/>
+          <w:color w:val="D4D4D4"/>
+          <w:sz w:val="21"/>
+          <w:szCs w:val="21"/>
+        </w:rPr>
+        <w:t xml:space="preserve">    </w:t>
+      </w:r>
+      <w:r>
+        <w:rPr>
+          <w:rFonts w:ascii="Consolas" w:hAnsi="Consolas"/>
+          <w:color w:val="569CD6"/>
+          <w:sz w:val="21"/>
+          <w:szCs w:val="21"/>
+        </w:rPr>
+        <w:t>short</w:t>
+      </w:r>
+      <w:r>
+        <w:rPr>
+          <w:rFonts w:ascii="Consolas" w:hAnsi="Consolas"/>
+          <w:color w:val="D4D4D4"/>
+          <w:sz w:val="21"/>
+          <w:szCs w:val="21"/>
+        </w:rPr>
+        <w:t xml:space="preserve"> year2 = </w:t>
+      </w:r>
+      <w:proofErr w:type="spellStart"/>
+      <w:proofErr w:type="gramStart"/>
+      <w:r>
+        <w:rPr>
+          <w:rFonts w:ascii="Consolas" w:hAnsi="Consolas"/>
+          <w:color w:val="D4D4D4"/>
+          <w:sz w:val="21"/>
+          <w:szCs w:val="21"/>
+        </w:rPr>
+        <w:t>ReadYear</w:t>
+      </w:r>
+      <w:proofErr w:type="spellEnd"/>
+      <w:r>
+        <w:rPr>
+          <w:rFonts w:ascii="Consolas" w:hAnsi="Consolas"/>
+          <w:color w:val="D4D4D4"/>
+          <w:sz w:val="21"/>
+          <w:szCs w:val="21"/>
+        </w:rPr>
+        <w:t>(</w:t>
+      </w:r>
+      <w:proofErr w:type="gramEnd"/>
+      <w:r>
+        <w:rPr>
+          <w:rFonts w:ascii="Consolas" w:hAnsi="Consolas"/>
+          <w:color w:val="D4D4D4"/>
+          <w:sz w:val="21"/>
+          <w:szCs w:val="21"/>
+        </w:rPr>
+        <w:t>);</w:t>
+      </w:r>
+    </w:p>
+    <w:p>
+      <w:pPr>
+        <w:shd w:val="clear" w:color="auto" w:fill="1E1E1E"/>
+        <w:spacing w:line="285" w:lineRule="atLeast"/>
+        <w:rPr>
+          <w:rFonts w:ascii="Consolas" w:hAnsi="Consolas"/>
+          <w:color w:val="D4D4D4"/>
+          <w:sz w:val="21"/>
+          <w:szCs w:val="21"/>
+        </w:rPr>
+      </w:pPr>
+      <w:r>
+        <w:rPr>
+          <w:rFonts w:ascii="Consolas" w:hAnsi="Consolas"/>
+          <w:color w:val="D4D4D4"/>
+          <w:sz w:val="21"/>
+          <w:szCs w:val="21"/>
+        </w:rPr>
+        <w:t xml:space="preserve">    </w:t>
+      </w:r>
+      <w:r>
+        <w:rPr>
+          <w:rFonts w:ascii="Consolas" w:hAnsi="Consolas"/>
+          <w:color w:val="569CD6"/>
+          <w:sz w:val="21"/>
+          <w:szCs w:val="21"/>
+        </w:rPr>
+        <w:t>short</w:t>
+      </w:r>
+      <w:r>
+        <w:rPr>
+          <w:rFonts w:ascii="Consolas" w:hAnsi="Consolas"/>
+          <w:color w:val="D4D4D4"/>
+          <w:sz w:val="21"/>
+          <w:szCs w:val="21"/>
+        </w:rPr>
+        <w:t xml:space="preserve"> month2 = </w:t>
+      </w:r>
+      <w:proofErr w:type="spellStart"/>
+      <w:proofErr w:type="gramStart"/>
+      <w:r>
+        <w:rPr>
+          <w:rFonts w:ascii="Consolas" w:hAnsi="Consolas"/>
+          <w:color w:val="D4D4D4"/>
+          <w:sz w:val="21"/>
+          <w:szCs w:val="21"/>
+        </w:rPr>
+        <w:t>ReadMonth</w:t>
+      </w:r>
+      <w:proofErr w:type="spellEnd"/>
+      <w:r>
+        <w:rPr>
+          <w:rFonts w:ascii="Consolas" w:hAnsi="Consolas"/>
+          <w:color w:val="D4D4D4"/>
+          <w:sz w:val="21"/>
+          <w:szCs w:val="21"/>
+        </w:rPr>
+        <w:t>(</w:t>
+      </w:r>
+      <w:proofErr w:type="gramEnd"/>
+      <w:r>
+        <w:rPr>
+          <w:rFonts w:ascii="Consolas" w:hAnsi="Consolas"/>
+          <w:color w:val="D4D4D4"/>
+          <w:sz w:val="21"/>
+          <w:szCs w:val="21"/>
+        </w:rPr>
+        <w:t>);</w:t>
+      </w:r>
+    </w:p>
+    <w:p>
+      <w:pPr>
+        <w:shd w:val="clear" w:color="auto" w:fill="1E1E1E"/>
+        <w:spacing w:line="285" w:lineRule="atLeast"/>
+        <w:rPr>
+          <w:rFonts w:ascii="Consolas" w:hAnsi="Consolas"/>
+          <w:color w:val="D4D4D4"/>
+          <w:sz w:val="21"/>
+          <w:szCs w:val="21"/>
+        </w:rPr>
+      </w:pPr>
+      <w:r>
+        <w:rPr>
+          <w:rFonts w:ascii="Consolas" w:hAnsi="Consolas"/>
+          <w:color w:val="D4D4D4"/>
+          <w:sz w:val="21"/>
+          <w:szCs w:val="21"/>
+        </w:rPr>
+        <w:t xml:space="preserve">    </w:t>
+      </w:r>
+      <w:proofErr w:type="spellStart"/>
+      <w:r>
+        <w:rPr>
+          <w:rFonts w:ascii="Consolas" w:hAnsi="Consolas"/>
+          <w:color w:val="D4D4D4"/>
+          <w:sz w:val="21"/>
+          <w:szCs w:val="21"/>
+        </w:rPr>
+        <w:t>cout</w:t>
+      </w:r>
+      <w:proofErr w:type="spellEnd"/>
+      <w:r>
+        <w:rPr>
+          <w:rFonts w:ascii="Consolas" w:hAnsi="Consolas"/>
+          <w:color w:val="D4D4D4"/>
+          <w:sz w:val="21"/>
+          <w:szCs w:val="21"/>
+        </w:rPr>
+        <w:t xml:space="preserve"> &lt;&lt; </w:t>
+      </w:r>
+      <w:r>
+        <w:rPr>
+          <w:rFonts w:ascii="Consolas" w:hAnsi="Consolas"/>
+          <w:color w:val="CE9178"/>
+          <w:sz w:val="21"/>
+          <w:szCs w:val="21"/>
+        </w:rPr>
+        <w:t>"Number of Days        </w:t>
+      </w:r>
+      <w:proofErr w:type="gramStart"/>
+      <w:r>
+        <w:rPr>
+          <w:rFonts w:ascii="Consolas" w:hAnsi="Consolas"/>
+          <w:color w:val="CE9178"/>
+          <w:sz w:val="21"/>
+          <w:szCs w:val="21"/>
+        </w:rPr>
+        <w:t>in  Month</w:t>
+      </w:r>
+      <w:proofErr w:type="gramEnd"/>
+      <w:r>
+        <w:rPr>
+          <w:rFonts w:ascii="Consolas" w:hAnsi="Consolas"/>
+          <w:color w:val="CE9178"/>
+          <w:sz w:val="21"/>
+          <w:szCs w:val="21"/>
+        </w:rPr>
+        <w:t xml:space="preserve"> ["</w:t>
+      </w:r>
+      <w:r>
+        <w:rPr>
+          <w:rFonts w:ascii="Consolas" w:hAnsi="Consolas"/>
+          <w:color w:val="D4D4D4"/>
+          <w:sz w:val="21"/>
+          <w:szCs w:val="21"/>
+        </w:rPr>
+        <w:t xml:space="preserve"> &lt;&lt; month2 &lt;&lt; </w:t>
+      </w:r>
+      <w:r>
+        <w:rPr>
+          <w:rFonts w:ascii="Consolas" w:hAnsi="Consolas"/>
+          <w:color w:val="CE9178"/>
+          <w:sz w:val="21"/>
+          <w:szCs w:val="21"/>
+        </w:rPr>
+        <w:t>"] is "</w:t>
+      </w:r>
+      <w:r>
+        <w:rPr>
+          <w:rFonts w:ascii="Consolas" w:hAnsi="Consolas"/>
+          <w:color w:val="D4D4D4"/>
+          <w:sz w:val="21"/>
+          <w:szCs w:val="21"/>
+        </w:rPr>
+        <w:t xml:space="preserve"> &lt;&lt; </w:t>
+      </w:r>
+      <w:proofErr w:type="spellStart"/>
+      <w:r>
+        <w:rPr>
+          <w:rFonts w:ascii="Consolas" w:hAnsi="Consolas"/>
+          <w:color w:val="D4D4D4"/>
+          <w:sz w:val="21"/>
+          <w:szCs w:val="21"/>
+        </w:rPr>
+        <w:t>NumberOfDaysInMonth</w:t>
+      </w:r>
+      <w:proofErr w:type="spellEnd"/>
+      <w:r>
+        <w:rPr>
+          <w:rFonts w:ascii="Consolas" w:hAnsi="Consolas"/>
+          <w:color w:val="D4D4D4"/>
+          <w:sz w:val="21"/>
+          <w:szCs w:val="21"/>
+        </w:rPr>
+        <w:t xml:space="preserve">(year2, month2) &lt;&lt; </w:t>
+      </w:r>
+      <w:proofErr w:type="spellStart"/>
+      <w:r>
+        <w:rPr>
+          <w:rFonts w:ascii="Consolas" w:hAnsi="Consolas"/>
+          <w:color w:val="D4D4D4"/>
+          <w:sz w:val="21"/>
+          <w:szCs w:val="21"/>
+        </w:rPr>
+        <w:t>endl</w:t>
+      </w:r>
+      <w:proofErr w:type="spellEnd"/>
+      <w:r>
+        <w:rPr>
+          <w:rFonts w:ascii="Consolas" w:hAnsi="Consolas"/>
+          <w:color w:val="D4D4D4"/>
+          <w:sz w:val="21"/>
+          <w:szCs w:val="21"/>
+        </w:rPr>
+        <w:t>;</w:t>
+      </w:r>
+    </w:p>
+    <w:p>
+      <w:pPr>
+        <w:shd w:val="clear" w:color="auto" w:fill="1E1E1E"/>
+        <w:spacing w:line="285" w:lineRule="atLeast"/>
+        <w:rPr>
+          <w:rFonts w:ascii="Consolas" w:hAnsi="Consolas"/>
+          <w:color w:val="D4D4D4"/>
+          <w:sz w:val="21"/>
+          <w:szCs w:val="21"/>
+        </w:rPr>
+      </w:pPr>
+      <w:r>
+        <w:rPr>
+          <w:rFonts w:ascii="Consolas" w:hAnsi="Consolas"/>
+          <w:color w:val="D4D4D4"/>
+          <w:sz w:val="21"/>
+          <w:szCs w:val="21"/>
+        </w:rPr>
+        <w:t xml:space="preserve">    </w:t>
+      </w:r>
+      <w:proofErr w:type="spellStart"/>
+      <w:r>
+        <w:rPr>
+          <w:rFonts w:ascii="Consolas" w:hAnsi="Consolas"/>
+          <w:color w:val="D4D4D4"/>
+          <w:sz w:val="21"/>
+          <w:szCs w:val="21"/>
+        </w:rPr>
+        <w:t>cout</w:t>
+      </w:r>
+      <w:proofErr w:type="spellEnd"/>
+      <w:r>
+        <w:rPr>
+          <w:rFonts w:ascii="Consolas" w:hAnsi="Consolas"/>
+          <w:color w:val="D4D4D4"/>
+          <w:sz w:val="21"/>
+          <w:szCs w:val="21"/>
+        </w:rPr>
+        <w:t xml:space="preserve"> &lt;&lt; </w:t>
+      </w:r>
+      <w:r>
+        <w:rPr>
+          <w:rFonts w:ascii="Consolas" w:hAnsi="Consolas"/>
+          <w:color w:val="CE9178"/>
+          <w:sz w:val="21"/>
+          <w:szCs w:val="21"/>
+        </w:rPr>
+        <w:t xml:space="preserve">"Number of Hours         </w:t>
+      </w:r>
+      <w:proofErr w:type="gramStart"/>
+      <w:r>
+        <w:rPr>
+          <w:rFonts w:ascii="Consolas" w:hAnsi="Consolas"/>
+          <w:color w:val="CE9178"/>
+          <w:sz w:val="21"/>
+          <w:szCs w:val="21"/>
+        </w:rPr>
+        <w:t>in  Month</w:t>
+      </w:r>
+      <w:proofErr w:type="gramEnd"/>
+      <w:r>
+        <w:rPr>
+          <w:rFonts w:ascii="Consolas" w:hAnsi="Consolas"/>
+          <w:color w:val="CE9178"/>
+          <w:sz w:val="21"/>
+          <w:szCs w:val="21"/>
+        </w:rPr>
+        <w:t xml:space="preserve"> ["</w:t>
+      </w:r>
+      <w:r>
+        <w:rPr>
+          <w:rFonts w:ascii="Consolas" w:hAnsi="Consolas"/>
+          <w:color w:val="D4D4D4"/>
+          <w:sz w:val="21"/>
+          <w:szCs w:val="21"/>
+        </w:rPr>
+        <w:t xml:space="preserve"> &lt;&lt; month2 &lt;&lt; </w:t>
+      </w:r>
+      <w:r>
+        <w:rPr>
+          <w:rFonts w:ascii="Consolas" w:hAnsi="Consolas"/>
+          <w:color w:val="CE9178"/>
+          <w:sz w:val="21"/>
+          <w:szCs w:val="21"/>
+        </w:rPr>
+        <w:t>"] is "</w:t>
+      </w:r>
+      <w:r>
+        <w:rPr>
+          <w:rFonts w:ascii="Consolas" w:hAnsi="Consolas"/>
+          <w:color w:val="D4D4D4"/>
+          <w:sz w:val="21"/>
+          <w:szCs w:val="21"/>
+        </w:rPr>
+        <w:t xml:space="preserve"> &lt;&lt; </w:t>
+      </w:r>
+      <w:proofErr w:type="spellStart"/>
+      <w:r>
+        <w:rPr>
+          <w:rFonts w:ascii="Consolas" w:hAnsi="Consolas"/>
+          <w:color w:val="D4D4D4"/>
+          <w:sz w:val="21"/>
+          <w:szCs w:val="21"/>
+        </w:rPr>
+        <w:t>NumberOfHoursInMonth</w:t>
+      </w:r>
+      <w:proofErr w:type="spellEnd"/>
+      <w:r>
+        <w:rPr>
+          <w:rFonts w:ascii="Consolas" w:hAnsi="Consolas"/>
+          <w:color w:val="D4D4D4"/>
+          <w:sz w:val="21"/>
+          <w:szCs w:val="21"/>
+        </w:rPr>
+        <w:t xml:space="preserve">(year2, month2) &lt;&lt; </w:t>
+      </w:r>
+      <w:proofErr w:type="spellStart"/>
+      <w:r>
+        <w:rPr>
+          <w:rFonts w:ascii="Consolas" w:hAnsi="Consolas"/>
+          <w:color w:val="D4D4D4"/>
+          <w:sz w:val="21"/>
+          <w:szCs w:val="21"/>
+        </w:rPr>
+        <w:t>endl</w:t>
+      </w:r>
+      <w:proofErr w:type="spellEnd"/>
+      <w:r>
+        <w:rPr>
+          <w:rFonts w:ascii="Consolas" w:hAnsi="Consolas"/>
+          <w:color w:val="D4D4D4"/>
+          <w:sz w:val="21"/>
+          <w:szCs w:val="21"/>
+        </w:rPr>
+        <w:t>;</w:t>
+      </w:r>
+    </w:p>
+    <w:p>
+      <w:pPr>
+        <w:shd w:val="clear" w:color="auto" w:fill="1E1E1E"/>
+        <w:spacing w:line="285" w:lineRule="atLeast"/>
+        <w:rPr>
+          <w:rFonts w:ascii="Consolas" w:hAnsi="Consolas"/>
+          <w:color w:val="D4D4D4"/>
+          <w:sz w:val="21"/>
+          <w:szCs w:val="21"/>
+        </w:rPr>
+      </w:pPr>
+      <w:r>
+        <w:rPr>
+          <w:rFonts w:ascii="Consolas" w:hAnsi="Consolas"/>
+          <w:color w:val="D4D4D4"/>
+          <w:sz w:val="21"/>
+          <w:szCs w:val="21"/>
+        </w:rPr>
+        <w:t xml:space="preserve">    </w:t>
+      </w:r>
+      <w:proofErr w:type="spellStart"/>
+      <w:r>
+        <w:rPr>
+          <w:rFonts w:ascii="Consolas" w:hAnsi="Consolas"/>
+          <w:color w:val="D4D4D4"/>
+          <w:sz w:val="21"/>
+          <w:szCs w:val="21"/>
+        </w:rPr>
+        <w:t>cout</w:t>
+      </w:r>
+      <w:proofErr w:type="spellEnd"/>
+      <w:r>
+        <w:rPr>
+          <w:rFonts w:ascii="Consolas" w:hAnsi="Consolas"/>
+          <w:color w:val="D4D4D4"/>
+          <w:sz w:val="21"/>
+          <w:szCs w:val="21"/>
+        </w:rPr>
+        <w:t xml:space="preserve"> &lt;&lt; </w:t>
+      </w:r>
+      <w:r>
+        <w:rPr>
+          <w:rFonts w:ascii="Consolas" w:hAnsi="Consolas"/>
+          <w:color w:val="CE9178"/>
+          <w:sz w:val="21"/>
+          <w:szCs w:val="21"/>
+        </w:rPr>
+        <w:t>"Number of Minutes        </w:t>
+      </w:r>
+      <w:proofErr w:type="gramStart"/>
+      <w:r>
+        <w:rPr>
+          <w:rFonts w:ascii="Consolas" w:hAnsi="Consolas"/>
+          <w:color w:val="CE9178"/>
+          <w:sz w:val="21"/>
+          <w:szCs w:val="21"/>
+        </w:rPr>
+        <w:t>in  Month</w:t>
+      </w:r>
+      <w:proofErr w:type="gramEnd"/>
+      <w:r>
+        <w:rPr>
+          <w:rFonts w:ascii="Consolas" w:hAnsi="Consolas"/>
+          <w:color w:val="CE9178"/>
+          <w:sz w:val="21"/>
+          <w:szCs w:val="21"/>
+        </w:rPr>
+        <w:t xml:space="preserve"> ["</w:t>
+      </w:r>
+      <w:r>
+        <w:rPr>
+          <w:rFonts w:ascii="Consolas" w:hAnsi="Consolas"/>
+          <w:color w:val="D4D4D4"/>
+          <w:sz w:val="21"/>
+          <w:szCs w:val="21"/>
+        </w:rPr>
+        <w:t xml:space="preserve"> &lt;&lt; month2 &lt;&lt; </w:t>
+      </w:r>
+      <w:r>
+        <w:rPr>
+          <w:rFonts w:ascii="Consolas" w:hAnsi="Consolas"/>
+          <w:color w:val="CE9178"/>
+          <w:sz w:val="21"/>
+          <w:szCs w:val="21"/>
+        </w:rPr>
+        <w:t>"] is "</w:t>
+      </w:r>
+      <w:r>
+        <w:rPr>
+          <w:rFonts w:ascii="Consolas" w:hAnsi="Consolas"/>
+          <w:color w:val="D4D4D4"/>
+          <w:sz w:val="21"/>
+          <w:szCs w:val="21"/>
+        </w:rPr>
+        <w:t xml:space="preserve"> &lt;&lt; </w:t>
+      </w:r>
+      <w:proofErr w:type="spellStart"/>
+      <w:r>
+        <w:rPr>
+          <w:rFonts w:ascii="Consolas" w:hAnsi="Consolas"/>
+          <w:color w:val="D4D4D4"/>
+          <w:sz w:val="21"/>
+          <w:szCs w:val="21"/>
+        </w:rPr>
+        <w:t>NumberOfMinutesInMonth</w:t>
+      </w:r>
+      <w:proofErr w:type="spellEnd"/>
+      <w:r>
+        <w:rPr>
+          <w:rFonts w:ascii="Consolas" w:hAnsi="Consolas"/>
+          <w:color w:val="D4D4D4"/>
+          <w:sz w:val="21"/>
+          <w:szCs w:val="21"/>
+        </w:rPr>
+        <w:t xml:space="preserve">(year2, month2) &lt;&lt; </w:t>
+      </w:r>
+      <w:proofErr w:type="spellStart"/>
+      <w:r>
+        <w:rPr>
+          <w:rFonts w:ascii="Consolas" w:hAnsi="Consolas"/>
+          <w:color w:val="D4D4D4"/>
+          <w:sz w:val="21"/>
+          <w:szCs w:val="21"/>
+        </w:rPr>
+        <w:t>endl</w:t>
+      </w:r>
+      <w:proofErr w:type="spellEnd"/>
+      <w:r>
+        <w:rPr>
+          <w:rFonts w:ascii="Consolas" w:hAnsi="Consolas"/>
+          <w:color w:val="D4D4D4"/>
+          <w:sz w:val="21"/>
+          <w:szCs w:val="21"/>
+        </w:rPr>
+        <w:t>;</w:t>
+      </w:r>
+    </w:p>
+    <w:p>
+      <w:pPr>
+        <w:shd w:val="clear" w:color="auto" w:fill="1E1E1E"/>
+        <w:spacing w:line="285" w:lineRule="atLeast"/>
+        <w:rPr>
+          <w:rFonts w:ascii="Consolas" w:hAnsi="Consolas"/>
+          <w:color w:val="D4D4D4"/>
+          <w:sz w:val="21"/>
+          <w:szCs w:val="21"/>
+        </w:rPr>
+      </w:pPr>
+      <w:r>
+        <w:rPr>
+          <w:rFonts w:ascii="Consolas" w:hAnsi="Consolas"/>
+          <w:color w:val="D4D4D4"/>
+          <w:sz w:val="21"/>
+          <w:szCs w:val="21"/>
+        </w:rPr>
+        <w:t xml:space="preserve">    </w:t>
+      </w:r>
+      <w:proofErr w:type="spellStart"/>
+      <w:r>
+        <w:rPr>
+          <w:rFonts w:ascii="Consolas" w:hAnsi="Consolas"/>
+          <w:color w:val="D4D4D4"/>
+          <w:sz w:val="21"/>
+          <w:szCs w:val="21"/>
+        </w:rPr>
+        <w:t>cout</w:t>
+      </w:r>
+      <w:proofErr w:type="spellEnd"/>
+      <w:r>
+        <w:rPr>
+          <w:rFonts w:ascii="Consolas" w:hAnsi="Consolas"/>
+          <w:color w:val="D4D4D4"/>
+          <w:sz w:val="21"/>
+          <w:szCs w:val="21"/>
+        </w:rPr>
+        <w:t xml:space="preserve"> &lt;&lt; </w:t>
+      </w:r>
+      <w:r>
+        <w:rPr>
+          <w:rFonts w:ascii="Consolas" w:hAnsi="Consolas"/>
+          <w:color w:val="CE9178"/>
+          <w:sz w:val="21"/>
+          <w:szCs w:val="21"/>
+        </w:rPr>
+        <w:t>"Number of Seconds        </w:t>
+      </w:r>
+      <w:proofErr w:type="gramStart"/>
+      <w:r>
+        <w:rPr>
+          <w:rFonts w:ascii="Consolas" w:hAnsi="Consolas"/>
+          <w:color w:val="CE9178"/>
+          <w:sz w:val="21"/>
+          <w:szCs w:val="21"/>
+        </w:rPr>
+        <w:t>in  Month</w:t>
+      </w:r>
+      <w:proofErr w:type="gramEnd"/>
+      <w:r>
+        <w:rPr>
+          <w:rFonts w:ascii="Consolas" w:hAnsi="Consolas"/>
+          <w:color w:val="CE9178"/>
+          <w:sz w:val="21"/>
+          <w:szCs w:val="21"/>
+        </w:rPr>
+        <w:t xml:space="preserve"> ["</w:t>
+      </w:r>
+      <w:r>
+        <w:rPr>
+          <w:rFonts w:ascii="Consolas" w:hAnsi="Consolas"/>
+          <w:color w:val="D4D4D4"/>
+          <w:sz w:val="21"/>
+          <w:szCs w:val="21"/>
+        </w:rPr>
+        <w:t xml:space="preserve"> &lt;&lt; month2 &lt;&lt; </w:t>
+      </w:r>
+      <w:r>
+        <w:rPr>
+          <w:rFonts w:ascii="Consolas" w:hAnsi="Consolas"/>
+          <w:color w:val="CE9178"/>
+          <w:sz w:val="21"/>
+          <w:szCs w:val="21"/>
+        </w:rPr>
+        <w:t>"] is "</w:t>
+      </w:r>
+      <w:r>
+        <w:rPr>
+          <w:rFonts w:ascii="Consolas" w:hAnsi="Consolas"/>
+          <w:color w:val="D4D4D4"/>
+          <w:sz w:val="21"/>
+          <w:szCs w:val="21"/>
+        </w:rPr>
+        <w:t xml:space="preserve"> &lt;&lt; </w:t>
+      </w:r>
+      <w:proofErr w:type="spellStart"/>
+      <w:r>
+        <w:rPr>
+          <w:rFonts w:ascii="Consolas" w:hAnsi="Consolas"/>
+          <w:color w:val="D4D4D4"/>
+          <w:sz w:val="21"/>
+          <w:szCs w:val="21"/>
+        </w:rPr>
+        <w:t>NumberOfSecondsInMonth</w:t>
+      </w:r>
+      <w:proofErr w:type="spellEnd"/>
+      <w:r>
+        <w:rPr>
+          <w:rFonts w:ascii="Consolas" w:hAnsi="Consolas"/>
+          <w:color w:val="D4D4D4"/>
+          <w:sz w:val="21"/>
+          <w:szCs w:val="21"/>
+        </w:rPr>
+        <w:t xml:space="preserve">(year2, month2) &lt;&lt; </w:t>
+      </w:r>
+      <w:proofErr w:type="spellStart"/>
+      <w:r>
+        <w:rPr>
+          <w:rFonts w:ascii="Consolas" w:hAnsi="Consolas"/>
+          <w:color w:val="D4D4D4"/>
+          <w:sz w:val="21"/>
+          <w:szCs w:val="21"/>
+        </w:rPr>
+        <w:t>endl</w:t>
+      </w:r>
+      <w:proofErr w:type="spellEnd"/>
+      <w:r>
+        <w:rPr>
+          <w:rFonts w:ascii="Consolas" w:hAnsi="Consolas"/>
+          <w:color w:val="D4D4D4"/>
+          <w:sz w:val="21"/>
+          <w:szCs w:val="21"/>
+        </w:rPr>
+        <w:t>;</w:t>
+      </w:r>
+    </w:p>
+    <w:p>
+      <w:pPr>
+        <w:shd w:val="clear" w:color="auto" w:fill="1E1E1E"/>
+        <w:spacing w:line="285" w:lineRule="atLeast"/>
+        <w:rPr>
+          <w:rFonts w:ascii="Consolas" w:hAnsi="Consolas"/>
+          <w:color w:val="D4D4D4"/>
+          <w:sz w:val="21"/>
+          <w:szCs w:val="21"/>
+        </w:rPr>
+      </w:pPr>
+      <w:r>
+        <w:rPr>
+          <w:rFonts w:ascii="Consolas" w:hAnsi="Consolas"/>
+          <w:color w:val="D4D4D4"/>
+          <w:sz w:val="21"/>
+          <w:szCs w:val="21"/>
+        </w:rPr>
+        <w:t>    system(</w:t>
+      </w:r>
+      <w:r>
+        <w:rPr>
+          <w:rFonts w:ascii="Consolas" w:hAnsi="Consolas"/>
+          <w:color w:val="CE9178"/>
+          <w:sz w:val="21"/>
+          <w:szCs w:val="21"/>
+        </w:rPr>
+        <w:t>"pause&gt;0"</w:t>
+      </w:r>
+      <w:r>
+        <w:rPr>
+          <w:rFonts w:ascii="Consolas" w:hAnsi="Consolas"/>
+          <w:color w:val="D4D4D4"/>
+          <w:sz w:val="21"/>
+          <w:szCs w:val="21"/>
+        </w:rPr>
+        <w:t>);</w:t>
+      </w:r>
+    </w:p>
+    <w:p>
+      <w:pPr>
+        <w:shd w:val="clear" w:color="auto" w:fill="1E1E1E"/>
+        <w:spacing w:line="285" w:lineRule="atLeast"/>
+        <w:rPr>
+          <w:rFonts w:ascii="Consolas" w:hAnsi="Consolas"/>
+          <w:color w:val="D4D4D4"/>
+          <w:sz w:val="21"/>
+          <w:szCs w:val="21"/>
+        </w:rPr>
+      </w:pPr>
+      <w:r>
+        <w:rPr>
+          <w:rFonts w:ascii="Consolas" w:hAnsi="Consolas"/>
+          <w:color w:val="D4D4D4"/>
+          <w:sz w:val="21"/>
+          <w:szCs w:val="21"/>
+        </w:rPr>
+        <w:t xml:space="preserve">    </w:t>
+      </w:r>
+      <w:r>
+        <w:rPr>
+          <w:rFonts w:ascii="Consolas" w:hAnsi="Consolas"/>
+          <w:color w:val="569CD6"/>
+          <w:sz w:val="21"/>
+          <w:szCs w:val="21"/>
+        </w:rPr>
+        <w:t>return</w:t>
+      </w:r>
+      <w:r>
+        <w:rPr>
+          <w:rFonts w:ascii="Consolas" w:hAnsi="Consolas"/>
+          <w:color w:val="D4D4D4"/>
+          <w:sz w:val="21"/>
+          <w:szCs w:val="21"/>
+        </w:rPr>
+        <w:t xml:space="preserve"> </w:t>
+      </w:r>
+      <w:r>
+        <w:rPr>
+          <w:rFonts w:ascii="Consolas" w:hAnsi="Consolas"/>
+          <w:color w:val="B5CEA8"/>
+          <w:sz w:val="21"/>
+          <w:szCs w:val="21"/>
+        </w:rPr>
+        <w:t>0</w:t>
+      </w:r>
+      <w:r>
+        <w:rPr>
+          <w:rFonts w:ascii="Consolas" w:hAnsi="Consolas"/>
+          <w:color w:val="D4D4D4"/>
+          <w:sz w:val="21"/>
+          <w:szCs w:val="21"/>
+        </w:rPr>
+        <w:t>;</w:t>
+      </w:r>
+    </w:p>
+    <w:p>
+      <w:pPr>
+        <w:shd w:val="clear" w:color="auto" w:fill="1E1E1E"/>
+        <w:spacing w:line="285" w:lineRule="atLeast"/>
+        <w:rPr>
+          <w:rFonts w:ascii="Consolas" w:hAnsi="Consolas"/>
+          <w:color w:val="D4D4D4"/>
+          <w:sz w:val="21"/>
+          <w:szCs w:val="21"/>
+        </w:rPr>
+      </w:pPr>
+      <w:r>
+        <w:rPr>
+          <w:rFonts w:ascii="Consolas" w:hAnsi="Consolas"/>
+          <w:color w:val="D4D4D4"/>
+          <w:sz w:val="21"/>
+          <w:szCs w:val="21"/>
+        </w:rPr>
+        <w:t>}</w:t>
+      </w:r>
+    </w:p>
+    <w:p>
+      <w:pPr>
+        <w:rPr>
+          <w:lang w:bidi="ar-JO"/>
+        </w:rPr>
+      </w:pPr>
+    </w:p>
+    <w:p>
+      <w:pPr>
+        <w:rPr>
+          <w:lang w:bidi="ar-JO"/>
+        </w:rPr>
+      </w:pPr>
+      <w:r>
+        <w:rPr>
+          <w:lang w:bidi="ar-JO"/>
+        </w:rPr>
+        <w:t>#6</w:t>
+      </w:r>
+      <w:r>
+        <w:rPr>
+          <w:lang w:bidi="ar-JO"/>
+        </w:rPr>
+        <w:t xml:space="preserve">/4 </w:t>
+      </w:r>
+      <w:proofErr w:type="gramStart"/>
+      <w:r>
+        <w:rPr>
+          <w:lang w:bidi="ar-JO"/>
+        </w:rPr>
+        <w:t>Number  of</w:t>
+      </w:r>
+      <w:proofErr w:type="gramEnd"/>
+      <w:r>
+        <w:rPr>
+          <w:lang w:bidi="ar-JO"/>
+        </w:rPr>
+        <w:t xml:space="preserve"> Days-</w:t>
+      </w:r>
+      <w:r>
+        <w:rPr>
+          <w:lang w:bidi="ar-JO"/>
+        </w:rPr>
+        <w:t xml:space="preserve"> </w:t>
+      </w:r>
+      <w:r>
+        <w:rPr>
+          <w:lang w:bidi="ar-JO"/>
+        </w:rPr>
+        <w:t xml:space="preserve"> a Month </w:t>
+      </w:r>
+      <w:r>
+        <w:rPr>
+          <w:lang w:bidi="ar-JO"/>
+        </w:rPr>
+        <w:t xml:space="preserve"> (short logic ) </w:t>
+      </w:r>
+    </w:p>
+    <w:p>
+      <w:pPr>
+        <w:rPr>
+          <w:lang w:bidi="ar-JO"/>
+        </w:rPr>
+      </w:pPr>
+    </w:p>
+    <w:p>
+      <w:pPr>
+        <w:shd w:val="clear" w:color="auto" w:fill="1E1E1E"/>
+        <w:spacing w:after="0" w:line="285" w:lineRule="atLeast"/>
+        <w:rPr>
+          <w:rFonts w:ascii="Consolas" w:eastAsia="Times New Roman" w:hAnsi="Consolas" w:cs="Times New Roman"/>
+          <w:color w:val="D4D4D4"/>
+          <w:sz w:val="21"/>
+          <w:szCs w:val="21"/>
+        </w:rPr>
+      </w:pPr>
+      <w:r>
+        <w:rPr>
+          <w:rFonts w:ascii="Consolas" w:eastAsia="Times New Roman" w:hAnsi="Consolas" w:cs="Times New Roman"/>
+          <w:color w:val="569CD6"/>
+          <w:sz w:val="21"/>
+          <w:szCs w:val="21"/>
+        </w:rPr>
+        <w:t>short</w:t>
+      </w:r>
+      <w:r>
+        <w:rPr>
+          <w:rFonts w:ascii="Consolas" w:eastAsia="Times New Roman" w:hAnsi="Consolas" w:cs="Times New Roman"/>
+          <w:color w:val="D4D4D4"/>
+          <w:sz w:val="21"/>
+          <w:szCs w:val="21"/>
+        </w:rPr>
+        <w:t xml:space="preserve"> </w:t>
+      </w:r>
+      <w:proofErr w:type="spellStart"/>
+      <w:proofErr w:type="gramStart"/>
+      <w:r>
+        <w:rPr>
+          <w:rFonts w:ascii="Consolas" w:eastAsia="Times New Roman" w:hAnsi="Consolas" w:cs="Times New Roman"/>
+          <w:color w:val="D4D4D4"/>
+          <w:sz w:val="21"/>
+          <w:szCs w:val="21"/>
+        </w:rPr>
+        <w:t>NumberOfDaysInMonth</w:t>
+      </w:r>
+      <w:proofErr w:type="spellEnd"/>
+      <w:r>
+        <w:rPr>
+          <w:rFonts w:ascii="Consolas" w:eastAsia="Times New Roman" w:hAnsi="Consolas" w:cs="Times New Roman"/>
+          <w:color w:val="D4D4D4"/>
+          <w:sz w:val="21"/>
+          <w:szCs w:val="21"/>
+        </w:rPr>
+        <w:t>(</w:t>
+      </w:r>
+      <w:proofErr w:type="gramEnd"/>
+      <w:r>
+        <w:rPr>
+          <w:rFonts w:ascii="Consolas" w:eastAsia="Times New Roman" w:hAnsi="Consolas" w:cs="Times New Roman"/>
+          <w:color w:val="569CD6"/>
+          <w:sz w:val="21"/>
+          <w:szCs w:val="21"/>
+        </w:rPr>
+        <w:t>short</w:t>
+      </w:r>
+      <w:r>
+        <w:rPr>
+          <w:rFonts w:ascii="Consolas" w:eastAsia="Times New Roman" w:hAnsi="Consolas" w:cs="Times New Roman"/>
+          <w:color w:val="D4D4D4"/>
+          <w:sz w:val="21"/>
+          <w:szCs w:val="21"/>
+        </w:rPr>
+        <w:t xml:space="preserve"> year, </w:t>
+      </w:r>
+      <w:r>
+        <w:rPr>
+          <w:rFonts w:ascii="Consolas" w:eastAsia="Times New Roman" w:hAnsi="Consolas" w:cs="Times New Roman"/>
+          <w:color w:val="569CD6"/>
+          <w:sz w:val="21"/>
+          <w:szCs w:val="21"/>
+        </w:rPr>
+        <w:t>short</w:t>
+      </w:r>
+      <w:r>
+        <w:rPr>
+          <w:rFonts w:ascii="Consolas" w:eastAsia="Times New Roman" w:hAnsi="Consolas" w:cs="Times New Roman"/>
+          <w:color w:val="D4D4D4"/>
+          <w:sz w:val="21"/>
+          <w:szCs w:val="21"/>
+        </w:rPr>
+        <w:t xml:space="preserve"> month)</w:t>
+      </w:r>
+    </w:p>
+    <w:p>
+      <w:pPr>
+        <w:shd w:val="clear" w:color="auto" w:fill="1E1E1E"/>
+        <w:spacing w:after="0" w:line="285" w:lineRule="atLeast"/>
+        <w:rPr>
+          <w:rFonts w:ascii="Consolas" w:eastAsia="Times New Roman" w:hAnsi="Consolas" w:cs="Times New Roman"/>
+          <w:color w:val="D4D4D4"/>
+          <w:sz w:val="21"/>
+          <w:szCs w:val="21"/>
+        </w:rPr>
+      </w:pPr>
+      <w:r>
+        <w:rPr>
+          <w:rFonts w:ascii="Consolas" w:eastAsia="Times New Roman" w:hAnsi="Consolas" w:cs="Times New Roman"/>
+          <w:color w:val="D4D4D4"/>
+          <w:sz w:val="21"/>
+          <w:szCs w:val="21"/>
+        </w:rPr>
+        <w:t>{</w:t>
+      </w:r>
+    </w:p>
+    <w:p>
+      <w:pPr>
+        <w:shd w:val="clear" w:color="auto" w:fill="1E1E1E"/>
+        <w:spacing w:after="0" w:line="285" w:lineRule="atLeast"/>
+        <w:rPr>
+          <w:rFonts w:ascii="Consolas" w:eastAsia="Times New Roman" w:hAnsi="Consolas" w:cs="Times New Roman"/>
+          <w:color w:val="D4D4D4"/>
+          <w:sz w:val="21"/>
+          <w:szCs w:val="21"/>
+        </w:rPr>
+      </w:pPr>
+      <w:r>
+        <w:rPr>
+          <w:rFonts w:ascii="Consolas" w:eastAsia="Times New Roman" w:hAnsi="Consolas" w:cs="Times New Roman"/>
+          <w:color w:val="D4D4D4"/>
+          <w:sz w:val="21"/>
+          <w:szCs w:val="21"/>
+        </w:rPr>
+        <w:t xml:space="preserve">    </w:t>
+      </w:r>
+      <w:r>
+        <w:rPr>
+          <w:rFonts w:ascii="Consolas" w:eastAsia="Times New Roman" w:hAnsi="Consolas" w:cs="Times New Roman"/>
+          <w:color w:val="569CD6"/>
+          <w:sz w:val="21"/>
+          <w:szCs w:val="21"/>
+        </w:rPr>
+        <w:t>if</w:t>
+      </w:r>
+      <w:r>
+        <w:rPr>
+          <w:rFonts w:ascii="Consolas" w:eastAsia="Times New Roman" w:hAnsi="Consolas" w:cs="Times New Roman"/>
+          <w:color w:val="D4D4D4"/>
+          <w:sz w:val="21"/>
+          <w:szCs w:val="21"/>
+        </w:rPr>
+        <w:t xml:space="preserve"> (month &lt; </w:t>
+      </w:r>
+      <w:r>
+        <w:rPr>
+          <w:rFonts w:ascii="Consolas" w:eastAsia="Times New Roman" w:hAnsi="Consolas" w:cs="Times New Roman"/>
+          <w:color w:val="B5CEA8"/>
+          <w:sz w:val="21"/>
+          <w:szCs w:val="21"/>
+        </w:rPr>
+        <w:t>1</w:t>
+      </w:r>
+      <w:r>
+        <w:rPr>
+          <w:rFonts w:ascii="Consolas" w:eastAsia="Times New Roman" w:hAnsi="Consolas" w:cs="Times New Roman"/>
+          <w:color w:val="D4D4D4"/>
+          <w:sz w:val="21"/>
+          <w:szCs w:val="21"/>
+        </w:rPr>
+        <w:t xml:space="preserve"> || month &gt; </w:t>
+      </w:r>
+      <w:r>
+        <w:rPr>
+          <w:rFonts w:ascii="Consolas" w:eastAsia="Times New Roman" w:hAnsi="Consolas" w:cs="Times New Roman"/>
+          <w:color w:val="B5CEA8"/>
+          <w:sz w:val="21"/>
+          <w:szCs w:val="21"/>
+        </w:rPr>
+        <w:t>12</w:t>
+      </w:r>
+      <w:r>
+        <w:rPr>
+          <w:rFonts w:ascii="Consolas" w:eastAsia="Times New Roman" w:hAnsi="Consolas" w:cs="Times New Roman"/>
+          <w:color w:val="D4D4D4"/>
+          <w:sz w:val="21"/>
+          <w:szCs w:val="21"/>
+        </w:rPr>
+        <w:t>)</w:t>
+      </w:r>
+    </w:p>
+    <w:p>
+      <w:pPr>
+        <w:shd w:val="clear" w:color="auto" w:fill="1E1E1E"/>
+        <w:spacing w:after="0" w:line="285" w:lineRule="atLeast"/>
+        <w:rPr>
+          <w:rFonts w:ascii="Consolas" w:eastAsia="Times New Roman" w:hAnsi="Consolas" w:cs="Times New Roman"/>
+          <w:color w:val="D4D4D4"/>
+          <w:sz w:val="21"/>
+          <w:szCs w:val="21"/>
+        </w:rPr>
+      </w:pPr>
+      <w:r>
+        <w:rPr>
+          <w:rFonts w:ascii="Consolas" w:eastAsia="Times New Roman" w:hAnsi="Consolas" w:cs="Times New Roman"/>
+          <w:color w:val="D4D4D4"/>
+          <w:sz w:val="21"/>
+          <w:szCs w:val="21"/>
+        </w:rPr>
+        <w:t>    {</w:t>
+      </w:r>
+    </w:p>
+    <w:p>
+      <w:pPr>
+        <w:shd w:val="clear" w:color="auto" w:fill="1E1E1E"/>
+        <w:spacing w:after="0" w:line="285" w:lineRule="atLeast"/>
+        <w:rPr>
+          <w:rFonts w:ascii="Consolas" w:eastAsia="Times New Roman" w:hAnsi="Consolas" w:cs="Times New Roman"/>
+          <w:color w:val="D4D4D4"/>
+          <w:sz w:val="21"/>
+          <w:szCs w:val="21"/>
+        </w:rPr>
+      </w:pPr>
+      <w:r>
+        <w:rPr>
+          <w:rFonts w:ascii="Consolas" w:eastAsia="Times New Roman" w:hAnsi="Consolas" w:cs="Times New Roman"/>
+          <w:color w:val="D4D4D4"/>
+          <w:sz w:val="21"/>
+          <w:szCs w:val="21"/>
+        </w:rPr>
+        <w:t xml:space="preserve">        </w:t>
+      </w:r>
+      <w:r>
+        <w:rPr>
+          <w:rFonts w:ascii="Consolas" w:eastAsia="Times New Roman" w:hAnsi="Consolas" w:cs="Times New Roman"/>
+          <w:color w:val="569CD6"/>
+          <w:sz w:val="21"/>
+          <w:szCs w:val="21"/>
+        </w:rPr>
+        <w:t>return</w:t>
+      </w:r>
+      <w:r>
+        <w:rPr>
+          <w:rFonts w:ascii="Consolas" w:eastAsia="Times New Roman" w:hAnsi="Consolas" w:cs="Times New Roman"/>
+          <w:color w:val="D4D4D4"/>
+          <w:sz w:val="21"/>
+          <w:szCs w:val="21"/>
+        </w:rPr>
+        <w:t xml:space="preserve"> </w:t>
+      </w:r>
+      <w:r>
+        <w:rPr>
+          <w:rFonts w:ascii="Consolas" w:eastAsia="Times New Roman" w:hAnsi="Consolas" w:cs="Times New Roman"/>
+          <w:color w:val="B5CEA8"/>
+          <w:sz w:val="21"/>
+          <w:szCs w:val="21"/>
+        </w:rPr>
+        <w:t>0</w:t>
+      </w:r>
+      <w:r>
+        <w:rPr>
+          <w:rFonts w:ascii="Consolas" w:eastAsia="Times New Roman" w:hAnsi="Consolas" w:cs="Times New Roman"/>
+          <w:color w:val="D4D4D4"/>
+          <w:sz w:val="21"/>
+          <w:szCs w:val="21"/>
+        </w:rPr>
+        <w:t>;</w:t>
+      </w:r>
+    </w:p>
+    <w:p>
+      <w:pPr>
+        <w:shd w:val="clear" w:color="auto" w:fill="1E1E1E"/>
+        <w:spacing w:after="0" w:line="285" w:lineRule="atLeast"/>
+        <w:rPr>
+          <w:rFonts w:ascii="Consolas" w:eastAsia="Times New Roman" w:hAnsi="Consolas" w:cs="Times New Roman"/>
+          <w:color w:val="D4D4D4"/>
+          <w:sz w:val="21"/>
+          <w:szCs w:val="21"/>
+        </w:rPr>
+      </w:pPr>
+      <w:r>
+        <w:rPr>
+          <w:rFonts w:ascii="Consolas" w:eastAsia="Times New Roman" w:hAnsi="Consolas" w:cs="Times New Roman"/>
+          <w:color w:val="D4D4D4"/>
+          <w:sz w:val="21"/>
+          <w:szCs w:val="21"/>
+        </w:rPr>
+        <w:t>    }</w:t>
+      </w:r>
+    </w:p>
+    <w:p>
+      <w:pPr>
+        <w:shd w:val="clear" w:color="auto" w:fill="1E1E1E"/>
+        <w:spacing w:after="0" w:line="285" w:lineRule="atLeast"/>
+        <w:rPr>
+          <w:rFonts w:ascii="Consolas" w:eastAsia="Times New Roman" w:hAnsi="Consolas" w:cs="Times New Roman"/>
+          <w:color w:val="D4D4D4"/>
+          <w:sz w:val="21"/>
+          <w:szCs w:val="21"/>
+        </w:rPr>
+      </w:pPr>
+      <w:r>
+        <w:rPr>
+          <w:rFonts w:ascii="Consolas" w:eastAsia="Times New Roman" w:hAnsi="Consolas" w:cs="Times New Roman"/>
+          <w:color w:val="D4D4D4"/>
+          <w:sz w:val="21"/>
+          <w:szCs w:val="21"/>
+        </w:rPr>
+        <w:t xml:space="preserve">    </w:t>
+      </w:r>
+      <w:proofErr w:type="spellStart"/>
+      <w:r>
+        <w:rPr>
+          <w:rFonts w:ascii="Consolas" w:eastAsia="Times New Roman" w:hAnsi="Consolas" w:cs="Times New Roman"/>
+          <w:color w:val="569CD6"/>
+          <w:sz w:val="21"/>
+          <w:szCs w:val="21"/>
+        </w:rPr>
+        <w:t>int</w:t>
+      </w:r>
+      <w:proofErr w:type="spellEnd"/>
+      <w:r>
+        <w:rPr>
+          <w:rFonts w:ascii="Consolas" w:eastAsia="Times New Roman" w:hAnsi="Consolas" w:cs="Times New Roman"/>
+          <w:color w:val="D4D4D4"/>
+          <w:sz w:val="21"/>
+          <w:szCs w:val="21"/>
+        </w:rPr>
+        <w:t xml:space="preserve"> </w:t>
+      </w:r>
+      <w:proofErr w:type="spellStart"/>
+      <w:proofErr w:type="gramStart"/>
+      <w:r>
+        <w:rPr>
+          <w:rFonts w:ascii="Consolas" w:eastAsia="Times New Roman" w:hAnsi="Consolas" w:cs="Times New Roman"/>
+          <w:color w:val="D4D4D4"/>
+          <w:sz w:val="21"/>
+          <w:szCs w:val="21"/>
+        </w:rPr>
+        <w:t>NumbOfdays</w:t>
+      </w:r>
+      <w:proofErr w:type="spellEnd"/>
+      <w:r>
+        <w:rPr>
+          <w:rFonts w:ascii="Consolas" w:eastAsia="Times New Roman" w:hAnsi="Consolas" w:cs="Times New Roman"/>
+          <w:color w:val="D4D4D4"/>
+          <w:sz w:val="21"/>
+          <w:szCs w:val="21"/>
+        </w:rPr>
+        <w:t>[</w:t>
+      </w:r>
+      <w:proofErr w:type="gramEnd"/>
+      <w:r>
+        <w:rPr>
+          <w:rFonts w:ascii="Consolas" w:eastAsia="Times New Roman" w:hAnsi="Consolas" w:cs="Times New Roman"/>
+          <w:color w:val="B5CEA8"/>
+          <w:sz w:val="21"/>
+          <w:szCs w:val="21"/>
+        </w:rPr>
+        <w:t>12</w:t>
+      </w:r>
+      <w:r>
+        <w:rPr>
+          <w:rFonts w:ascii="Consolas" w:eastAsia="Times New Roman" w:hAnsi="Consolas" w:cs="Times New Roman"/>
+          <w:color w:val="D4D4D4"/>
+          <w:sz w:val="21"/>
+          <w:szCs w:val="21"/>
+        </w:rPr>
+        <w:t>] = {</w:t>
+      </w:r>
+      <w:r>
+        <w:rPr>
+          <w:rFonts w:ascii="Consolas" w:eastAsia="Times New Roman" w:hAnsi="Consolas" w:cs="Times New Roman"/>
+          <w:color w:val="B5CEA8"/>
+          <w:sz w:val="21"/>
+          <w:szCs w:val="21"/>
+        </w:rPr>
+        <w:t>31</w:t>
+      </w:r>
+      <w:r>
+        <w:rPr>
+          <w:rFonts w:ascii="Consolas" w:eastAsia="Times New Roman" w:hAnsi="Consolas" w:cs="Times New Roman"/>
+          <w:color w:val="D4D4D4"/>
+          <w:sz w:val="21"/>
+          <w:szCs w:val="21"/>
+        </w:rPr>
+        <w:t xml:space="preserve">, </w:t>
+      </w:r>
+      <w:r>
+        <w:rPr>
+          <w:rFonts w:ascii="Consolas" w:eastAsia="Times New Roman" w:hAnsi="Consolas" w:cs="Times New Roman"/>
+          <w:color w:val="B5CEA8"/>
+          <w:sz w:val="21"/>
+          <w:szCs w:val="21"/>
+        </w:rPr>
+        <w:t>28</w:t>
+      </w:r>
+      <w:r>
+        <w:rPr>
+          <w:rFonts w:ascii="Consolas" w:eastAsia="Times New Roman" w:hAnsi="Consolas" w:cs="Times New Roman"/>
+          <w:color w:val="D4D4D4"/>
+          <w:sz w:val="21"/>
+          <w:szCs w:val="21"/>
+        </w:rPr>
+        <w:t xml:space="preserve">, </w:t>
+      </w:r>
+      <w:r>
+        <w:rPr>
+          <w:rFonts w:ascii="Consolas" w:eastAsia="Times New Roman" w:hAnsi="Consolas" w:cs="Times New Roman"/>
+          <w:color w:val="B5CEA8"/>
+          <w:sz w:val="21"/>
+          <w:szCs w:val="21"/>
+        </w:rPr>
+        <w:t>31</w:t>
+      </w:r>
+      <w:r>
+        <w:rPr>
+          <w:rFonts w:ascii="Consolas" w:eastAsia="Times New Roman" w:hAnsi="Consolas" w:cs="Times New Roman"/>
+          <w:color w:val="D4D4D4"/>
+          <w:sz w:val="21"/>
+          <w:szCs w:val="21"/>
+        </w:rPr>
+        <w:t xml:space="preserve">, </w:t>
+      </w:r>
+      <w:r>
+        <w:rPr>
+          <w:rFonts w:ascii="Consolas" w:eastAsia="Times New Roman" w:hAnsi="Consolas" w:cs="Times New Roman"/>
+          <w:color w:val="B5CEA8"/>
+          <w:sz w:val="21"/>
+          <w:szCs w:val="21"/>
+        </w:rPr>
+        <w:t>30</w:t>
+      </w:r>
+      <w:r>
+        <w:rPr>
+          <w:rFonts w:ascii="Consolas" w:eastAsia="Times New Roman" w:hAnsi="Consolas" w:cs="Times New Roman"/>
+          <w:color w:val="D4D4D4"/>
+          <w:sz w:val="21"/>
+          <w:szCs w:val="21"/>
+        </w:rPr>
+        <w:t xml:space="preserve">, </w:t>
+      </w:r>
+      <w:r>
+        <w:rPr>
+          <w:rFonts w:ascii="Consolas" w:eastAsia="Times New Roman" w:hAnsi="Consolas" w:cs="Times New Roman"/>
+          <w:color w:val="B5CEA8"/>
+          <w:sz w:val="21"/>
+          <w:szCs w:val="21"/>
+        </w:rPr>
+        <w:t>31</w:t>
+      </w:r>
+      <w:r>
+        <w:rPr>
+          <w:rFonts w:ascii="Consolas" w:eastAsia="Times New Roman" w:hAnsi="Consolas" w:cs="Times New Roman"/>
+          <w:color w:val="D4D4D4"/>
+          <w:sz w:val="21"/>
+          <w:szCs w:val="21"/>
+        </w:rPr>
+        <w:t xml:space="preserve">, </w:t>
+      </w:r>
+      <w:r>
+        <w:rPr>
+          <w:rFonts w:ascii="Consolas" w:eastAsia="Times New Roman" w:hAnsi="Consolas" w:cs="Times New Roman"/>
+          <w:color w:val="B5CEA8"/>
+          <w:sz w:val="21"/>
+          <w:szCs w:val="21"/>
+        </w:rPr>
+        <w:t>30</w:t>
+      </w:r>
+      <w:r>
+        <w:rPr>
+          <w:rFonts w:ascii="Consolas" w:eastAsia="Times New Roman" w:hAnsi="Consolas" w:cs="Times New Roman"/>
+          <w:color w:val="D4D4D4"/>
+          <w:sz w:val="21"/>
+          <w:szCs w:val="21"/>
+        </w:rPr>
+        <w:t xml:space="preserve">, </w:t>
+      </w:r>
+      <w:r>
+        <w:rPr>
+          <w:rFonts w:ascii="Consolas" w:eastAsia="Times New Roman" w:hAnsi="Consolas" w:cs="Times New Roman"/>
+          <w:color w:val="B5CEA8"/>
+          <w:sz w:val="21"/>
+          <w:szCs w:val="21"/>
+        </w:rPr>
+        <w:t>31</w:t>
+      </w:r>
+      <w:r>
+        <w:rPr>
+          <w:rFonts w:ascii="Consolas" w:eastAsia="Times New Roman" w:hAnsi="Consolas" w:cs="Times New Roman"/>
+          <w:color w:val="D4D4D4"/>
+          <w:sz w:val="21"/>
+          <w:szCs w:val="21"/>
+        </w:rPr>
+        <w:t xml:space="preserve">, </w:t>
+      </w:r>
+      <w:r>
+        <w:rPr>
+          <w:rFonts w:ascii="Consolas" w:eastAsia="Times New Roman" w:hAnsi="Consolas" w:cs="Times New Roman"/>
+          <w:color w:val="B5CEA8"/>
+          <w:sz w:val="21"/>
+          <w:szCs w:val="21"/>
+        </w:rPr>
+        <w:t>31</w:t>
+      </w:r>
+      <w:r>
+        <w:rPr>
+          <w:rFonts w:ascii="Consolas" w:eastAsia="Times New Roman" w:hAnsi="Consolas" w:cs="Times New Roman"/>
+          <w:color w:val="D4D4D4"/>
+          <w:sz w:val="21"/>
+          <w:szCs w:val="21"/>
+        </w:rPr>
+        <w:t xml:space="preserve">, </w:t>
+      </w:r>
+      <w:r>
+        <w:rPr>
+          <w:rFonts w:ascii="Consolas" w:eastAsia="Times New Roman" w:hAnsi="Consolas" w:cs="Times New Roman"/>
+          <w:color w:val="B5CEA8"/>
+          <w:sz w:val="21"/>
+          <w:szCs w:val="21"/>
+        </w:rPr>
+        <w:t>30</w:t>
+      </w:r>
+      <w:r>
+        <w:rPr>
+          <w:rFonts w:ascii="Consolas" w:eastAsia="Times New Roman" w:hAnsi="Consolas" w:cs="Times New Roman"/>
+          <w:color w:val="D4D4D4"/>
+          <w:sz w:val="21"/>
+          <w:szCs w:val="21"/>
+        </w:rPr>
+        <w:t xml:space="preserve">, </w:t>
+      </w:r>
+      <w:r>
+        <w:rPr>
+          <w:rFonts w:ascii="Consolas" w:eastAsia="Times New Roman" w:hAnsi="Consolas" w:cs="Times New Roman"/>
+          <w:color w:val="B5CEA8"/>
+          <w:sz w:val="21"/>
+          <w:szCs w:val="21"/>
+        </w:rPr>
+        <w:t>31</w:t>
+      </w:r>
+      <w:r>
+        <w:rPr>
+          <w:rFonts w:ascii="Consolas" w:eastAsia="Times New Roman" w:hAnsi="Consolas" w:cs="Times New Roman"/>
+          <w:color w:val="D4D4D4"/>
+          <w:sz w:val="21"/>
+          <w:szCs w:val="21"/>
+        </w:rPr>
+        <w:t xml:space="preserve">, </w:t>
+      </w:r>
+      <w:r>
+        <w:rPr>
+          <w:rFonts w:ascii="Consolas" w:eastAsia="Times New Roman" w:hAnsi="Consolas" w:cs="Times New Roman"/>
+          <w:color w:val="B5CEA8"/>
+          <w:sz w:val="21"/>
+          <w:szCs w:val="21"/>
+        </w:rPr>
+        <w:t>30</w:t>
+      </w:r>
+      <w:r>
+        <w:rPr>
+          <w:rFonts w:ascii="Consolas" w:eastAsia="Times New Roman" w:hAnsi="Consolas" w:cs="Times New Roman"/>
+          <w:color w:val="D4D4D4"/>
+          <w:sz w:val="21"/>
+          <w:szCs w:val="21"/>
+        </w:rPr>
+        <w:t xml:space="preserve">, </w:t>
+      </w:r>
+      <w:r>
+        <w:rPr>
+          <w:rFonts w:ascii="Consolas" w:eastAsia="Times New Roman" w:hAnsi="Consolas" w:cs="Times New Roman"/>
+          <w:color w:val="B5CEA8"/>
+          <w:sz w:val="21"/>
+          <w:szCs w:val="21"/>
+        </w:rPr>
+        <w:t>31</w:t>
+      </w:r>
+      <w:r>
+        <w:rPr>
+          <w:rFonts w:ascii="Consolas" w:eastAsia="Times New Roman" w:hAnsi="Consolas" w:cs="Times New Roman"/>
+          <w:color w:val="D4D4D4"/>
+          <w:sz w:val="21"/>
+          <w:szCs w:val="21"/>
+        </w:rPr>
+        <w:t>};</w:t>
+      </w:r>
+    </w:p>
+    <w:p>
+      <w:pPr>
+        <w:shd w:val="clear" w:color="auto" w:fill="1E1E1E"/>
+        <w:spacing w:after="0" w:line="285" w:lineRule="atLeast"/>
+        <w:rPr>
+          <w:rFonts w:ascii="Consolas" w:eastAsia="Times New Roman" w:hAnsi="Consolas" w:cs="Times New Roman"/>
+          <w:color w:val="D4D4D4"/>
+          <w:sz w:val="21"/>
+          <w:szCs w:val="21"/>
+        </w:rPr>
+      </w:pPr>
+      <w:r>
+        <w:rPr>
+          <w:rFonts w:ascii="Consolas" w:eastAsia="Times New Roman" w:hAnsi="Consolas" w:cs="Times New Roman"/>
+          <w:color w:val="D4D4D4"/>
+          <w:sz w:val="21"/>
+          <w:szCs w:val="21"/>
+        </w:rPr>
+        <w:t xml:space="preserve">    </w:t>
+      </w:r>
+      <w:r>
+        <w:rPr>
+          <w:rFonts w:ascii="Consolas" w:eastAsia="Times New Roman" w:hAnsi="Consolas" w:cs="Times New Roman"/>
+          <w:color w:val="569CD6"/>
+          <w:sz w:val="21"/>
+          <w:szCs w:val="21"/>
+        </w:rPr>
+        <w:t>return</w:t>
+      </w:r>
+      <w:r>
+        <w:rPr>
+          <w:rFonts w:ascii="Consolas" w:eastAsia="Times New Roman" w:hAnsi="Consolas" w:cs="Times New Roman"/>
+          <w:color w:val="D4D4D4"/>
+          <w:sz w:val="21"/>
+          <w:szCs w:val="21"/>
+        </w:rPr>
+        <w:t xml:space="preserve"> (month == </w:t>
+      </w:r>
+      <w:r>
+        <w:rPr>
+          <w:rFonts w:ascii="Consolas" w:eastAsia="Times New Roman" w:hAnsi="Consolas" w:cs="Times New Roman"/>
+          <w:color w:val="B5CEA8"/>
+          <w:sz w:val="21"/>
+          <w:szCs w:val="21"/>
+        </w:rPr>
+        <w:t>2</w:t>
+      </w:r>
+      <w:proofErr w:type="gramStart"/>
+      <w:r>
+        <w:rPr>
+          <w:rFonts w:ascii="Consolas" w:eastAsia="Times New Roman" w:hAnsi="Consolas" w:cs="Times New Roman"/>
+          <w:color w:val="D4D4D4"/>
+          <w:sz w:val="21"/>
+          <w:szCs w:val="21"/>
+        </w:rPr>
+        <w:t>) ?</w:t>
+      </w:r>
+      <w:proofErr w:type="gramEnd"/>
+      <w:r>
+        <w:rPr>
+          <w:rFonts w:ascii="Consolas" w:eastAsia="Times New Roman" w:hAnsi="Consolas" w:cs="Times New Roman"/>
+          <w:color w:val="D4D4D4"/>
+          <w:sz w:val="21"/>
+          <w:szCs w:val="21"/>
+        </w:rPr>
+        <w:t xml:space="preserve"> (</w:t>
+      </w:r>
+      <w:proofErr w:type="spellStart"/>
+      <w:r>
+        <w:rPr>
+          <w:rFonts w:ascii="Consolas" w:eastAsia="Times New Roman" w:hAnsi="Consolas" w:cs="Times New Roman"/>
+          <w:color w:val="D4D4D4"/>
+          <w:sz w:val="21"/>
+          <w:szCs w:val="21"/>
+        </w:rPr>
+        <w:t>IsLeapYear</w:t>
+      </w:r>
+      <w:proofErr w:type="spellEnd"/>
+      <w:r>
+        <w:rPr>
+          <w:rFonts w:ascii="Consolas" w:eastAsia="Times New Roman" w:hAnsi="Consolas" w:cs="Times New Roman"/>
+          <w:color w:val="D4D4D4"/>
+          <w:sz w:val="21"/>
+          <w:szCs w:val="21"/>
+        </w:rPr>
+        <w:t>(year</w:t>
+      </w:r>
+      <w:proofErr w:type="gramStart"/>
+      <w:r>
+        <w:rPr>
+          <w:rFonts w:ascii="Consolas" w:eastAsia="Times New Roman" w:hAnsi="Consolas" w:cs="Times New Roman"/>
+          <w:color w:val="D4D4D4"/>
+          <w:sz w:val="21"/>
+          <w:szCs w:val="21"/>
+        </w:rPr>
+        <w:t>) ?</w:t>
+      </w:r>
+      <w:proofErr w:type="gramEnd"/>
+      <w:r>
+        <w:rPr>
+          <w:rFonts w:ascii="Consolas" w:eastAsia="Times New Roman" w:hAnsi="Consolas" w:cs="Times New Roman"/>
+          <w:color w:val="D4D4D4"/>
+          <w:sz w:val="21"/>
+          <w:szCs w:val="21"/>
+        </w:rPr>
+        <w:t xml:space="preserve"> </w:t>
+      </w:r>
+      <w:proofErr w:type="gramStart"/>
+      <w:r>
+        <w:rPr>
+          <w:rFonts w:ascii="Consolas" w:eastAsia="Times New Roman" w:hAnsi="Consolas" w:cs="Times New Roman"/>
+          <w:color w:val="B5CEA8"/>
+          <w:sz w:val="21"/>
+          <w:szCs w:val="21"/>
+        </w:rPr>
+        <w:t>29</w:t>
+      </w:r>
+      <w:r>
+        <w:rPr>
+          <w:rFonts w:ascii="Consolas" w:eastAsia="Times New Roman" w:hAnsi="Consolas" w:cs="Times New Roman"/>
+          <w:color w:val="D4D4D4"/>
+          <w:sz w:val="21"/>
+          <w:szCs w:val="21"/>
+        </w:rPr>
+        <w:t xml:space="preserve"> :</w:t>
+      </w:r>
+      <w:proofErr w:type="gramEnd"/>
+      <w:r>
+        <w:rPr>
+          <w:rFonts w:ascii="Consolas" w:eastAsia="Times New Roman" w:hAnsi="Consolas" w:cs="Times New Roman"/>
+          <w:color w:val="D4D4D4"/>
+          <w:sz w:val="21"/>
+          <w:szCs w:val="21"/>
+        </w:rPr>
+        <w:t xml:space="preserve"> </w:t>
+      </w:r>
+      <w:r>
+        <w:rPr>
+          <w:rFonts w:ascii="Consolas" w:eastAsia="Times New Roman" w:hAnsi="Consolas" w:cs="Times New Roman"/>
+          <w:color w:val="B5CEA8"/>
+          <w:sz w:val="21"/>
+          <w:szCs w:val="21"/>
+        </w:rPr>
+        <w:t>28</w:t>
+      </w:r>
+      <w:r>
+        <w:rPr>
+          <w:rFonts w:ascii="Consolas" w:eastAsia="Times New Roman" w:hAnsi="Consolas" w:cs="Times New Roman"/>
+          <w:color w:val="D4D4D4"/>
+          <w:sz w:val="21"/>
+          <w:szCs w:val="21"/>
+        </w:rPr>
+        <w:t xml:space="preserve">) : </w:t>
+      </w:r>
+      <w:proofErr w:type="spellStart"/>
+      <w:r>
+        <w:rPr>
+          <w:rFonts w:ascii="Consolas" w:eastAsia="Times New Roman" w:hAnsi="Consolas" w:cs="Times New Roman"/>
+          <w:color w:val="D4D4D4"/>
+          <w:sz w:val="21"/>
+          <w:szCs w:val="21"/>
+        </w:rPr>
+        <w:t>NumbOfdays</w:t>
+      </w:r>
+      <w:proofErr w:type="spellEnd"/>
+      <w:r>
+        <w:rPr>
+          <w:rFonts w:ascii="Consolas" w:eastAsia="Times New Roman" w:hAnsi="Consolas" w:cs="Times New Roman"/>
+          <w:color w:val="D4D4D4"/>
+          <w:sz w:val="21"/>
+          <w:szCs w:val="21"/>
+        </w:rPr>
+        <w:t xml:space="preserve">[month - </w:t>
+      </w:r>
+      <w:r>
+        <w:rPr>
+          <w:rFonts w:ascii="Consolas" w:eastAsia="Times New Roman" w:hAnsi="Consolas" w:cs="Times New Roman"/>
+          <w:color w:val="B5CEA8"/>
+          <w:sz w:val="21"/>
+          <w:szCs w:val="21"/>
+        </w:rPr>
+        <w:t>1</w:t>
+      </w:r>
+      <w:r>
+        <w:rPr>
+          <w:rFonts w:ascii="Consolas" w:eastAsia="Times New Roman" w:hAnsi="Consolas" w:cs="Times New Roman"/>
+          <w:color w:val="D4D4D4"/>
+          <w:sz w:val="21"/>
+          <w:szCs w:val="21"/>
+        </w:rPr>
+        <w:t>];</w:t>
+      </w:r>
+    </w:p>
+    <w:p>
+      <w:pPr>
+        <w:shd w:val="clear" w:color="auto" w:fill="1E1E1E"/>
+        <w:spacing w:after="0" w:line="285" w:lineRule="atLeast"/>
+        <w:rPr>
+          <w:rFonts w:ascii="Consolas" w:eastAsia="Times New Roman" w:hAnsi="Consolas" w:cs="Times New Roman"/>
+          <w:color w:val="D4D4D4"/>
+          <w:sz w:val="21"/>
+          <w:szCs w:val="21"/>
+        </w:rPr>
+      </w:pPr>
+      <w:r>
+        <w:rPr>
+          <w:rFonts w:ascii="Consolas" w:eastAsia="Times New Roman" w:hAnsi="Consolas" w:cs="Times New Roman"/>
+          <w:color w:val="D4D4D4"/>
+          <w:sz w:val="21"/>
+          <w:szCs w:val="21"/>
+        </w:rPr>
+        <w:t>}</w:t>
+      </w:r>
       <w:bookmarkStart w:id="0" w:name="_GoBack"/>
       <w:bookmarkEnd w:id="0"/>
+    </w:p>
+    <w:p>
+      <w:pPr>
+        <w:rPr>
+          <w:lang w:bidi="ar-JO"/>
+        </w:rPr>
+      </w:pPr>
     </w:p>
     <w:sectPr>
       <w:pgSz w:w="12240" w:h="15840"/>
@@ -6128,7 +13688,7 @@
   <w:style w:type="paragraph" w:default="1" w:styleId="Normal">
     <w:name w:val="Normal"/>
     <w:qFormat/>
-    <w:rsid w:val="00D86A77"/>
+    <w:rsid w:val="009A18C2"/>
   </w:style>
   <w:style w:type="character" w:default="1" w:styleId="DefaultParagraphFont">
     <w:name w:val="Default Paragraph Font"/>
